--- a/模块一缺陷报告.docx
+++ b/模块一缺陷报告.docx
@@ -34,36 +34,23 @@
     </w:p>
     <w:p>
       <w:pPr>
-        <w:spacing w:line="360" w:lineRule="auto"/>
+        <w:pStyle w:val="14"/>
+        <w:spacing w:before="0" w:after="320" w:line="300" w:lineRule="auto"/>
         <w:jc w:val="center"/>
-        <w:rPr>
-          <w:rFonts w:ascii="黑体;SimHei" w:hAnsi="黑体;SimHei" w:eastAsia="黑体;SimHei"/>
-          <w:b/>
-          <w:bCs/>
-          <w:sz w:val="72"/>
-          <w:szCs w:val="72"/>
-        </w:rPr>
       </w:pPr>
       <w:r>
-        <w:t>MMSep 项目缺陷报告</w:t>
+        <w:rPr>
+          <w:rFonts w:ascii="黑体" w:hAnsi="黑体" w:eastAsia="黑体"/>
+          <w:b/>
+          <w:color w:val="000000"/>
+          <w:sz w:val="60"/>
+        </w:rPr>
+        <w:t>MMSep</w:t>
       </w:r>
     </w:p>
     <w:p>
       <w:pPr>
-        <w:spacing w:line="360" w:lineRule="auto"/>
-        <w:jc w:val="center"/>
-        <w:rPr>
-          <w:rFonts w:ascii="黑体;SimHei" w:hAnsi="黑体;SimHei" w:eastAsia="黑体;SimHei"/>
-          <w:b/>
-          <w:bCs/>
-          <w:sz w:val="48"/>
-          <w:szCs w:val="48"/>
-        </w:rPr>
-      </w:pPr>
-    </w:p>
-    <w:p>
-      <w:pPr>
-        <w:spacing w:line="360" w:lineRule="auto"/>
+        <w:spacing w:before="0" w:after="2200" w:line="300" w:lineRule="auto"/>
         <w:jc w:val="center"/>
         <w:rPr>
           <w:rFonts w:ascii="黑体;SimHei" w:hAnsi="黑体;SimHei" w:eastAsia="黑体;SimHei"/>
@@ -74,21 +61,14 @@
         </w:rPr>
       </w:pPr>
       <w:r>
-        <w:t>模块一 auto_eval.py 和 cache.py 基础部分</w:t>
+        <w:rPr>
+          <w:rFonts w:ascii="黑体" w:hAnsi="黑体" w:eastAsia="黑体"/>
+          <w:b/>
+          <w:color w:val="000000"/>
+          <w:sz w:val="46"/>
+        </w:rPr>
+        <w:t>测试缺陷报告书</w:t>
       </w:r>
-    </w:p>
-    <w:p>
-      <w:pPr>
-        <w:spacing w:line="360" w:lineRule="auto"/>
-        <w:jc w:val="center"/>
-        <w:rPr>
-          <w:rFonts w:ascii="黑体;SimHei" w:hAnsi="黑体;SimHei" w:eastAsia="黑体;SimHei"/>
-          <w:b/>
-          <w:bCs/>
-          <w:sz w:val="48"/>
-          <w:szCs w:val="48"/>
-        </w:rPr>
-      </w:pPr>
     </w:p>
     <w:p>
       <w:pPr>
@@ -171,7 +151,7 @@
     </w:p>
     <w:tbl>
       <w:tblPr>
-        <w:tblStyle w:val="13"/>
+        <w:tblStyle w:val="15"/>
         <w:tblW w:w="7425" w:type="dxa"/>
         <w:jc w:val="center"/>
         <w:tblLayout w:type="fixed"/>
@@ -214,7 +194,7 @@
           </w:tcPr>
           <w:p>
             <w:pPr>
-              <w:pStyle w:val="67"/>
+              <w:pStyle w:val="70"/>
               <w:rPr>
                 <w:sz w:val="21"/>
                 <w:szCs w:val="21"/>
@@ -243,7 +223,7 @@
           </w:tcPr>
           <w:p>
             <w:pPr>
-              <w:pStyle w:val="67"/>
+              <w:pStyle w:val="70"/>
               <w:rPr>
                 <w:sz w:val="21"/>
                 <w:szCs w:val="21"/>
@@ -272,7 +252,7 @@
           </w:tcPr>
           <w:p>
             <w:pPr>
-              <w:pStyle w:val="67"/>
+              <w:pStyle w:val="70"/>
               <w:rPr>
                 <w:sz w:val="21"/>
                 <w:szCs w:val="21"/>
@@ -301,7 +281,7 @@
           </w:tcPr>
           <w:p>
             <w:pPr>
-              <w:pStyle w:val="67"/>
+              <w:pStyle w:val="70"/>
               <w:rPr>
                 <w:sz w:val="21"/>
                 <w:szCs w:val="21"/>
@@ -368,13 +348,25 @@
           <w:p>
             <w:pPr>
               <w:spacing w:after="0"/>
+              <w:rPr>
+                <w:rFonts w:hint="default" w:eastAsia="宋体"/>
+                <w:lang w:val="en-US" w:eastAsia="zh-CN"/>
+              </w:rPr>
             </w:pPr>
             <w:r>
               <w:rPr>
                 <w:rFonts w:ascii="宋体" w:hAnsi="宋体" w:eastAsia="宋体"/>
                 <w:sz w:val="18"/>
               </w:rPr>
-              <w:t>v1.0</w:t>
+              <w:t>V</w:t>
+            </w:r>
+            <w:r>
+              <w:rPr>
+                <w:rFonts w:hint="eastAsia" w:ascii="宋体" w:hAnsi="宋体" w:eastAsia="宋体"/>
+                <w:sz w:val="18"/>
+                <w:lang w:val="en-US" w:eastAsia="zh-CN"/>
+              </w:rPr>
+              <w:t>3.1</w:t>
             </w:r>
           </w:p>
         </w:tc>
@@ -419,15 +411,24 @@
             </w:pPr>
             <w:r>
               <w:rPr>
-                <w:rFonts w:ascii="宋体" w:hAnsi="宋体" w:eastAsia="宋体"/>
-                <w:sz w:val="18"/>
-              </w:rPr>
-              <w:t>成员A</w:t>
+                <w:rFonts w:hint="eastAsia" w:eastAsia="宋体"/>
+                <w:sz w:val="21"/>
+                <w:lang w:val="en-US" w:eastAsia="zh-CN"/>
+              </w:rPr>
+              <w:t>汪嘉楠</w:t>
             </w:r>
           </w:p>
         </w:tc>
       </w:tr>
       <w:tr>
+        <w:tblPrEx>
+          <w:tblCellMar>
+            <w:top w:w="0" w:type="dxa"/>
+            <w:left w:w="108" w:type="dxa"/>
+            <w:bottom w:w="0" w:type="dxa"/>
+            <w:right w:w="108" w:type="dxa"/>
+          </w:tblCellMar>
+        </w:tblPrEx>
         <w:trPr>
           <w:trHeight w:val="342" w:hRule="atLeast"/>
           <w:jc w:val="center"/>
@@ -447,13 +448,6 @@
             <w:pPr>
               <w:spacing w:after="0"/>
             </w:pPr>
-            <w:r>
-              <w:rPr>
-                <w:rFonts w:ascii="宋体" w:hAnsi="宋体" w:eastAsia="宋体"/>
-                <w:sz w:val="18"/>
-              </w:rPr>
-              <w:t>2026-09-13</w:t>
-            </w:r>
           </w:p>
         </w:tc>
         <w:tc>
@@ -471,13 +465,6 @@
             <w:pPr>
               <w:spacing w:after="0"/>
             </w:pPr>
-            <w:r>
-              <w:rPr>
-                <w:rFonts w:ascii="宋体" w:hAnsi="宋体" w:eastAsia="宋体"/>
-                <w:sz w:val="18"/>
-              </w:rPr>
-              <w:t>v1.0</w:t>
-            </w:r>
           </w:p>
         </w:tc>
         <w:tc>
@@ -495,13 +482,6 @@
             <w:pPr>
               <w:spacing w:after="0"/>
             </w:pPr>
-            <w:r>
-              <w:rPr>
-                <w:rFonts w:ascii="宋体" w:hAnsi="宋体" w:eastAsia="宋体"/>
-                <w:sz w:val="18"/>
-              </w:rPr>
-              <w:t>auto_eval.py 测试</w:t>
-            </w:r>
           </w:p>
         </w:tc>
         <w:tc>
@@ -519,13 +499,6 @@
             <w:pPr>
               <w:spacing w:after="0"/>
             </w:pPr>
-            <w:r>
-              <w:rPr>
-                <w:rFonts w:ascii="宋体" w:hAnsi="宋体" w:eastAsia="宋体"/>
-                <w:sz w:val="18"/>
-              </w:rPr>
-              <w:t>成员A</w:t>
-            </w:r>
           </w:p>
         </w:tc>
       </w:tr>
@@ -557,13 +530,6 @@
             <w:pPr>
               <w:spacing w:after="0"/>
             </w:pPr>
-            <w:r>
-              <w:rPr>
-                <w:rFonts w:ascii="宋体" w:hAnsi="宋体" w:eastAsia="宋体"/>
-                <w:sz w:val="18"/>
-              </w:rPr>
-              <w:t>2026-09-13</w:t>
-            </w:r>
           </w:p>
         </w:tc>
         <w:tc>
@@ -581,13 +547,6 @@
             <w:pPr>
               <w:spacing w:after="0"/>
             </w:pPr>
-            <w:r>
-              <w:rPr>
-                <w:rFonts w:ascii="宋体" w:hAnsi="宋体" w:eastAsia="宋体"/>
-                <w:sz w:val="18"/>
-              </w:rPr>
-              <w:t>v1.0</w:t>
-            </w:r>
           </w:p>
         </w:tc>
         <w:tc>
@@ -605,13 +564,6 @@
             <w:pPr>
               <w:spacing w:after="0"/>
             </w:pPr>
-            <w:r>
-              <w:rPr>
-                <w:rFonts w:ascii="宋体" w:hAnsi="宋体" w:eastAsia="宋体"/>
-                <w:sz w:val="18"/>
-              </w:rPr>
-              <w:t>cache.py 基础测试</w:t>
-            </w:r>
           </w:p>
         </w:tc>
         <w:tc>
@@ -629,13 +581,6 @@
             <w:pPr>
               <w:spacing w:after="0"/>
             </w:pPr>
-            <w:r>
-              <w:rPr>
-                <w:rFonts w:ascii="宋体" w:hAnsi="宋体" w:eastAsia="宋体"/>
-                <w:sz w:val="18"/>
-              </w:rPr>
-              <w:t>成员A</w:t>
-            </w:r>
           </w:p>
         </w:tc>
       </w:tr>
@@ -667,13 +612,6 @@
             <w:pPr>
               <w:spacing w:after="0"/>
             </w:pPr>
-            <w:r>
-              <w:rPr>
-                <w:rFonts w:ascii="宋体" w:hAnsi="宋体" w:eastAsia="宋体"/>
-                <w:sz w:val="18"/>
-              </w:rPr>
-              <w:t>2026-09-13</w:t>
-            </w:r>
           </w:p>
         </w:tc>
         <w:tc>
@@ -691,13 +629,6 @@
             <w:pPr>
               <w:spacing w:after="0"/>
             </w:pPr>
-            <w:r>
-              <w:rPr>
-                <w:rFonts w:ascii="宋体" w:hAnsi="宋体" w:eastAsia="宋体"/>
-                <w:sz w:val="18"/>
-              </w:rPr>
-              <w:t>v1.0</w:t>
-            </w:r>
           </w:p>
         </w:tc>
         <w:tc>
@@ -715,13 +646,6 @@
             <w:pPr>
               <w:spacing w:after="0"/>
             </w:pPr>
-            <w:r>
-              <w:rPr>
-                <w:rFonts w:ascii="宋体" w:hAnsi="宋体" w:eastAsia="宋体"/>
-                <w:sz w:val="18"/>
-              </w:rPr>
-              <w:t>修复版回归测试</w:t>
-            </w:r>
           </w:p>
         </w:tc>
         <w:tc>
@@ -739,13 +663,6 @@
             <w:pPr>
               <w:spacing w:after="0"/>
             </w:pPr>
-            <w:r>
-              <w:rPr>
-                <w:rFonts w:ascii="宋体" w:hAnsi="宋体" w:eastAsia="宋体"/>
-                <w:sz w:val="18"/>
-              </w:rPr>
-              <w:t>成员A</w:t>
-            </w:r>
           </w:p>
         </w:tc>
       </w:tr>
@@ -784,14 +701,17 @@
       <w:sdtContent>
         <w:p>
           <w:pPr>
-            <w:pStyle w:val="10"/>
+            <w:pStyle w:val="12"/>
+            <w:tabs>
+              <w:tab w:val="right" w:leader="dot" w:pos="8296"/>
+            </w:tabs>
             <w:rPr>
-              <w:rFonts w:ascii="等线;DengXian" w:hAnsi="等线;DengXian" w:eastAsia="等线;DengXian" w:cs="等线;DengXian"/>
-              <w:b w:val="0"/>
-              <w:bCs w:val="0"/>
-              <w:caps w:val="0"/>
-              <w:smallCaps w:val="0"/>
-              <w:szCs w:val="22"/>
+              <w:rFonts w:ascii="Times New Roman" w:hAnsi="Times New Roman" w:eastAsia="宋体;SimSun" w:cs="Times New Roman"/>
+              <w:color w:val="auto"/>
+              <w:kern w:val="2"/>
+              <w:sz w:val="21"/>
+              <w:szCs w:val="24"/>
+              <w:lang w:val="en-US" w:eastAsia="en-US" w:bidi="ar-SA"/>
             </w:rPr>
           </w:pPr>
           <w:r>
@@ -799,52 +719,69 @@
           </w:r>
           <w:r>
             <w:rPr>
-              <w:rStyle w:val="63"/>
+              <w:rStyle w:val="66"/>
               <w:b w:val="0"/>
             </w:rPr>
             <w:instrText xml:space="preserve"> TOC \o "1-3" \h \z </w:instrText>
           </w:r>
           <w:r>
             <w:rPr>
-              <w:rStyle w:val="63"/>
+              <w:rStyle w:val="66"/>
               <w:b w:val="0"/>
             </w:rPr>
             <w:fldChar w:fldCharType="separate"/>
           </w:r>
-          <w:r>
+        </w:p>
+        <w:p>
+          <w:pPr>
+            <w:pStyle w:val="10"/>
+            <w:tabs>
+              <w:tab w:val="right" w:leader="dot" w:pos="8306"/>
+              <w:tab w:val="clear" w:pos="8296"/>
+            </w:tabs>
+          </w:pPr>
+          <w:r>
+            <w:rPr>
+              <w:lang w:val="en-US" w:eastAsia="en-US"/>
+            </w:rPr>
             <w:fldChar w:fldCharType="begin"/>
           </w:r>
           <w:r>
-            <w:instrText xml:space="preserve"> HYPERLINK \l "__RefHeading___Toc21701966" \h </w:instrText>
-          </w:r>
-          <w:r>
+            <w:rPr>
+              <w:lang w:val="en-US" w:eastAsia="en-US"/>
+            </w:rPr>
+            <w:instrText xml:space="preserve"> HYPERLINK \l _Toc26231 </w:instrText>
+          </w:r>
+          <w:r>
+            <w:rPr>
+              <w:lang w:val="en-US" w:eastAsia="en-US"/>
+            </w:rPr>
             <w:fldChar w:fldCharType="separate"/>
           </w:r>
           <w:r>
+            <w:t>1引言</w:t>
+          </w:r>
+          <w:r>
+            <w:tab/>
+          </w:r>
+          <w:r>
+            <w:fldChar w:fldCharType="begin"/>
+          </w:r>
+          <w:r>
+            <w:instrText xml:space="preserve"> PAGEREF _Toc26231 \h </w:instrText>
+          </w:r>
+          <w:r>
+            <w:fldChar w:fldCharType="separate"/>
+          </w:r>
+          <w:r>
+            <w:t>3</w:t>
+          </w:r>
+          <w:r>
+            <w:fldChar w:fldCharType="end"/>
+          </w:r>
+          <w:r>
             <w:rPr>
-              <w:rStyle w:val="63"/>
-              <w:b w:val="0"/>
-            </w:rPr>
-            <w:t>1引言</w:t>
-          </w:r>
-          <w:r>
-            <w:rPr>
-              <w:rStyle w:val="63"/>
-              <w:b w:val="0"/>
-            </w:rPr>
-            <w:tab/>
-          </w:r>
-          <w:r>
-            <w:rPr>
-              <w:rStyle w:val="63"/>
-              <w:b w:val="0"/>
-            </w:rPr>
-            <w:t>3</w:t>
-          </w:r>
-          <w:r>
-            <w:rPr>
-              <w:rStyle w:val="63"/>
-              <w:b w:val="0"/>
+              <w:lang w:val="en-US" w:eastAsia="en-US"/>
             </w:rPr>
             <w:fldChar w:fldCharType="end"/>
           </w:r>
@@ -853,8 +790,897 @@
           <w:pPr>
             <w:pStyle w:val="12"/>
             <w:tabs>
-              <w:tab w:val="right" w:leader="dot" w:pos="8296"/>
+              <w:tab w:val="right" w:leader="dot" w:pos="8306"/>
             </w:tabs>
+          </w:pPr>
+          <w:r>
+            <w:rPr>
+              <w:lang w:val="en-US" w:eastAsia="en-US"/>
+            </w:rPr>
+            <w:fldChar w:fldCharType="begin"/>
+          </w:r>
+          <w:r>
+            <w:rPr>
+              <w:lang w:val="en-US" w:eastAsia="en-US"/>
+            </w:rPr>
+            <w:instrText xml:space="preserve"> HYPERLINK \l _Toc26341 </w:instrText>
+          </w:r>
+          <w:r>
+            <w:rPr>
+              <w:lang w:val="en-US" w:eastAsia="en-US"/>
+            </w:rPr>
+            <w:fldChar w:fldCharType="separate"/>
+          </w:r>
+          <w:r>
+            <w:t>1.1编写目的</w:t>
+          </w:r>
+          <w:r>
+            <w:tab/>
+          </w:r>
+          <w:r>
+            <w:fldChar w:fldCharType="begin"/>
+          </w:r>
+          <w:r>
+            <w:instrText xml:space="preserve"> PAGEREF _Toc26341 \h </w:instrText>
+          </w:r>
+          <w:r>
+            <w:fldChar w:fldCharType="separate"/>
+          </w:r>
+          <w:r>
+            <w:t>3</w:t>
+          </w:r>
+          <w:r>
+            <w:fldChar w:fldCharType="end"/>
+          </w:r>
+          <w:r>
+            <w:rPr>
+              <w:lang w:val="en-US" w:eastAsia="en-US"/>
+            </w:rPr>
+            <w:fldChar w:fldCharType="end"/>
+          </w:r>
+        </w:p>
+        <w:p>
+          <w:pPr>
+            <w:pStyle w:val="12"/>
+            <w:tabs>
+              <w:tab w:val="right" w:leader="dot" w:pos="8306"/>
+            </w:tabs>
+          </w:pPr>
+          <w:r>
+            <w:rPr>
+              <w:lang w:val="en-US" w:eastAsia="en-US"/>
+            </w:rPr>
+            <w:fldChar w:fldCharType="begin"/>
+          </w:r>
+          <w:r>
+            <w:rPr>
+              <w:lang w:val="en-US" w:eastAsia="en-US"/>
+            </w:rPr>
+            <w:instrText xml:space="preserve"> HYPERLINK \l _Toc5803 </w:instrText>
+          </w:r>
+          <w:r>
+            <w:rPr>
+              <w:lang w:val="en-US" w:eastAsia="en-US"/>
+            </w:rPr>
+            <w:fldChar w:fldCharType="separate"/>
+          </w:r>
+          <w:r>
+            <w:t>1.2背景</w:t>
+          </w:r>
+          <w:r>
+            <w:tab/>
+          </w:r>
+          <w:r>
+            <w:fldChar w:fldCharType="begin"/>
+          </w:r>
+          <w:r>
+            <w:instrText xml:space="preserve"> PAGEREF _Toc5803 \h </w:instrText>
+          </w:r>
+          <w:r>
+            <w:fldChar w:fldCharType="separate"/>
+          </w:r>
+          <w:r>
+            <w:t>3</w:t>
+          </w:r>
+          <w:r>
+            <w:fldChar w:fldCharType="end"/>
+          </w:r>
+          <w:r>
+            <w:rPr>
+              <w:lang w:val="en-US" w:eastAsia="en-US"/>
+            </w:rPr>
+            <w:fldChar w:fldCharType="end"/>
+          </w:r>
+        </w:p>
+        <w:p>
+          <w:pPr>
+            <w:pStyle w:val="12"/>
+            <w:tabs>
+              <w:tab w:val="right" w:leader="dot" w:pos="8306"/>
+            </w:tabs>
+          </w:pPr>
+          <w:r>
+            <w:rPr>
+              <w:lang w:val="en-US" w:eastAsia="en-US"/>
+            </w:rPr>
+            <w:fldChar w:fldCharType="begin"/>
+          </w:r>
+          <w:r>
+            <w:rPr>
+              <w:lang w:val="en-US" w:eastAsia="en-US"/>
+            </w:rPr>
+            <w:instrText xml:space="preserve"> HYPERLINK \l _Toc12697 </w:instrText>
+          </w:r>
+          <w:r>
+            <w:rPr>
+              <w:lang w:val="en-US" w:eastAsia="en-US"/>
+            </w:rPr>
+            <w:fldChar w:fldCharType="separate"/>
+          </w:r>
+          <w:r>
+            <w:t>1.3定义</w:t>
+          </w:r>
+          <w:r>
+            <w:tab/>
+          </w:r>
+          <w:r>
+            <w:fldChar w:fldCharType="begin"/>
+          </w:r>
+          <w:r>
+            <w:instrText xml:space="preserve"> PAGEREF _Toc12697 \h </w:instrText>
+          </w:r>
+          <w:r>
+            <w:fldChar w:fldCharType="separate"/>
+          </w:r>
+          <w:r>
+            <w:t>3</w:t>
+          </w:r>
+          <w:r>
+            <w:fldChar w:fldCharType="end"/>
+          </w:r>
+          <w:r>
+            <w:rPr>
+              <w:lang w:val="en-US" w:eastAsia="en-US"/>
+            </w:rPr>
+            <w:fldChar w:fldCharType="end"/>
+          </w:r>
+        </w:p>
+        <w:p>
+          <w:pPr>
+            <w:pStyle w:val="12"/>
+            <w:tabs>
+              <w:tab w:val="right" w:leader="dot" w:pos="8306"/>
+            </w:tabs>
+          </w:pPr>
+          <w:r>
+            <w:rPr>
+              <w:lang w:val="en-US" w:eastAsia="en-US"/>
+            </w:rPr>
+            <w:fldChar w:fldCharType="begin"/>
+          </w:r>
+          <w:r>
+            <w:rPr>
+              <w:lang w:val="en-US" w:eastAsia="en-US"/>
+            </w:rPr>
+            <w:instrText xml:space="preserve"> HYPERLINK \l _Toc27075 </w:instrText>
+          </w:r>
+          <w:r>
+            <w:rPr>
+              <w:lang w:val="en-US" w:eastAsia="en-US"/>
+            </w:rPr>
+            <w:fldChar w:fldCharType="separate"/>
+          </w:r>
+          <w:r>
+            <w:t>1.4参考资料</w:t>
+          </w:r>
+          <w:r>
+            <w:tab/>
+          </w:r>
+          <w:r>
+            <w:fldChar w:fldCharType="begin"/>
+          </w:r>
+          <w:r>
+            <w:instrText xml:space="preserve"> PAGEREF _Toc27075 \h </w:instrText>
+          </w:r>
+          <w:r>
+            <w:fldChar w:fldCharType="separate"/>
+          </w:r>
+          <w:r>
+            <w:t>3</w:t>
+          </w:r>
+          <w:r>
+            <w:fldChar w:fldCharType="end"/>
+          </w:r>
+          <w:r>
+            <w:rPr>
+              <w:lang w:val="en-US" w:eastAsia="en-US"/>
+            </w:rPr>
+            <w:fldChar w:fldCharType="end"/>
+          </w:r>
+        </w:p>
+        <w:p>
+          <w:pPr>
+            <w:pStyle w:val="10"/>
+            <w:tabs>
+              <w:tab w:val="right" w:leader="dot" w:pos="8306"/>
+              <w:tab w:val="clear" w:pos="8296"/>
+            </w:tabs>
+          </w:pPr>
+          <w:r>
+            <w:rPr>
+              <w:lang w:val="en-US" w:eastAsia="en-US"/>
+            </w:rPr>
+            <w:fldChar w:fldCharType="begin"/>
+          </w:r>
+          <w:r>
+            <w:rPr>
+              <w:lang w:val="en-US" w:eastAsia="en-US"/>
+            </w:rPr>
+            <w:instrText xml:space="preserve"> HYPERLINK \l _Toc20308 </w:instrText>
+          </w:r>
+          <w:r>
+            <w:rPr>
+              <w:lang w:val="en-US" w:eastAsia="en-US"/>
+            </w:rPr>
+            <w:fldChar w:fldCharType="separate"/>
+          </w:r>
+          <w:r>
+            <w:t>2测试环境</w:t>
+          </w:r>
+          <w:r>
+            <w:tab/>
+          </w:r>
+          <w:r>
+            <w:fldChar w:fldCharType="begin"/>
+          </w:r>
+          <w:r>
+            <w:instrText xml:space="preserve"> PAGEREF _Toc20308 \h </w:instrText>
+          </w:r>
+          <w:r>
+            <w:fldChar w:fldCharType="separate"/>
+          </w:r>
+          <w:r>
+            <w:t>4</w:t>
+          </w:r>
+          <w:r>
+            <w:fldChar w:fldCharType="end"/>
+          </w:r>
+          <w:r>
+            <w:rPr>
+              <w:lang w:val="en-US" w:eastAsia="en-US"/>
+            </w:rPr>
+            <w:fldChar w:fldCharType="end"/>
+          </w:r>
+        </w:p>
+        <w:p>
+          <w:pPr>
+            <w:pStyle w:val="12"/>
+            <w:tabs>
+              <w:tab w:val="right" w:leader="dot" w:pos="8306"/>
+            </w:tabs>
+          </w:pPr>
+          <w:r>
+            <w:rPr>
+              <w:lang w:val="en-US" w:eastAsia="en-US"/>
+            </w:rPr>
+            <w:fldChar w:fldCharType="begin"/>
+          </w:r>
+          <w:r>
+            <w:rPr>
+              <w:lang w:val="en-US" w:eastAsia="en-US"/>
+            </w:rPr>
+            <w:instrText xml:space="preserve"> HYPERLINK \l _Toc14755 </w:instrText>
+          </w:r>
+          <w:r>
+            <w:rPr>
+              <w:lang w:val="en-US" w:eastAsia="en-US"/>
+            </w:rPr>
+            <w:fldChar w:fldCharType="separate"/>
+          </w:r>
+          <w:r>
+            <w:t>2.1硬件环境</w:t>
+          </w:r>
+          <w:r>
+            <w:tab/>
+          </w:r>
+          <w:r>
+            <w:fldChar w:fldCharType="begin"/>
+          </w:r>
+          <w:r>
+            <w:instrText xml:space="preserve"> PAGEREF _Toc14755 \h </w:instrText>
+          </w:r>
+          <w:r>
+            <w:fldChar w:fldCharType="separate"/>
+          </w:r>
+          <w:r>
+            <w:t>4</w:t>
+          </w:r>
+          <w:r>
+            <w:fldChar w:fldCharType="end"/>
+          </w:r>
+          <w:r>
+            <w:rPr>
+              <w:lang w:val="en-US" w:eastAsia="en-US"/>
+            </w:rPr>
+            <w:fldChar w:fldCharType="end"/>
+          </w:r>
+        </w:p>
+        <w:p>
+          <w:pPr>
+            <w:pStyle w:val="12"/>
+            <w:tabs>
+              <w:tab w:val="right" w:leader="dot" w:pos="8306"/>
+            </w:tabs>
+          </w:pPr>
+          <w:r>
+            <w:rPr>
+              <w:lang w:val="en-US" w:eastAsia="en-US"/>
+            </w:rPr>
+            <w:fldChar w:fldCharType="begin"/>
+          </w:r>
+          <w:r>
+            <w:rPr>
+              <w:lang w:val="en-US" w:eastAsia="en-US"/>
+            </w:rPr>
+            <w:instrText xml:space="preserve"> HYPERLINK \l _Toc6689 </w:instrText>
+          </w:r>
+          <w:r>
+            <w:rPr>
+              <w:lang w:val="en-US" w:eastAsia="en-US"/>
+            </w:rPr>
+            <w:fldChar w:fldCharType="separate"/>
+          </w:r>
+          <w:r>
+            <w:t>2.2软件环境</w:t>
+          </w:r>
+          <w:r>
+            <w:tab/>
+          </w:r>
+          <w:r>
+            <w:fldChar w:fldCharType="begin"/>
+          </w:r>
+          <w:r>
+            <w:instrText xml:space="preserve"> PAGEREF _Toc6689 \h </w:instrText>
+          </w:r>
+          <w:r>
+            <w:fldChar w:fldCharType="separate"/>
+          </w:r>
+          <w:r>
+            <w:t>4</w:t>
+          </w:r>
+          <w:r>
+            <w:fldChar w:fldCharType="end"/>
+          </w:r>
+          <w:r>
+            <w:rPr>
+              <w:lang w:val="en-US" w:eastAsia="en-US"/>
+            </w:rPr>
+            <w:fldChar w:fldCharType="end"/>
+          </w:r>
+        </w:p>
+        <w:p>
+          <w:pPr>
+            <w:pStyle w:val="10"/>
+            <w:tabs>
+              <w:tab w:val="right" w:leader="dot" w:pos="8306"/>
+              <w:tab w:val="clear" w:pos="8296"/>
+            </w:tabs>
+          </w:pPr>
+          <w:r>
+            <w:rPr>
+              <w:lang w:val="en-US" w:eastAsia="en-US"/>
+            </w:rPr>
+            <w:fldChar w:fldCharType="begin"/>
+          </w:r>
+          <w:r>
+            <w:rPr>
+              <w:lang w:val="en-US" w:eastAsia="en-US"/>
+            </w:rPr>
+            <w:instrText xml:space="preserve"> HYPERLINK \l _Toc2323 </w:instrText>
+          </w:r>
+          <w:r>
+            <w:rPr>
+              <w:lang w:val="en-US" w:eastAsia="en-US"/>
+            </w:rPr>
+            <w:fldChar w:fldCharType="separate"/>
+          </w:r>
+          <w:r>
+            <w:t>3测试</w:t>
+          </w:r>
+          <w:r>
+            <w:rPr>
+              <w:rFonts w:hint="eastAsia"/>
+              <w:lang w:val="en-US" w:eastAsia="zh-CN"/>
+            </w:rPr>
+            <w:t>执行</w:t>
+          </w:r>
+          <w:r>
+            <w:tab/>
+          </w:r>
+          <w:r>
+            <w:fldChar w:fldCharType="begin"/>
+          </w:r>
+          <w:r>
+            <w:instrText xml:space="preserve"> PAGEREF _Toc2323 \h </w:instrText>
+          </w:r>
+          <w:r>
+            <w:fldChar w:fldCharType="separate"/>
+          </w:r>
+          <w:r>
+            <w:t>4</w:t>
+          </w:r>
+          <w:r>
+            <w:fldChar w:fldCharType="end"/>
+          </w:r>
+          <w:r>
+            <w:rPr>
+              <w:lang w:val="en-US" w:eastAsia="en-US"/>
+            </w:rPr>
+            <w:fldChar w:fldCharType="end"/>
+          </w:r>
+        </w:p>
+        <w:p>
+          <w:pPr>
+            <w:pStyle w:val="12"/>
+            <w:tabs>
+              <w:tab w:val="right" w:leader="dot" w:pos="8306"/>
+            </w:tabs>
+          </w:pPr>
+          <w:r>
+            <w:rPr>
+              <w:lang w:val="en-US" w:eastAsia="en-US"/>
+            </w:rPr>
+            <w:fldChar w:fldCharType="begin"/>
+          </w:r>
+          <w:r>
+            <w:rPr>
+              <w:lang w:val="en-US" w:eastAsia="en-US"/>
+            </w:rPr>
+            <w:instrText xml:space="preserve"> HYPERLINK \l _Toc32490 </w:instrText>
+          </w:r>
+          <w:r>
+            <w:rPr>
+              <w:lang w:val="en-US" w:eastAsia="en-US"/>
+            </w:rPr>
+            <w:fldChar w:fldCharType="separate"/>
+          </w:r>
+          <w:r>
+            <w:t>3.1被测软件</w:t>
+          </w:r>
+          <w:r>
+            <w:tab/>
+          </w:r>
+          <w:r>
+            <w:fldChar w:fldCharType="begin"/>
+          </w:r>
+          <w:r>
+            <w:instrText xml:space="preserve"> PAGEREF _Toc32490 \h </w:instrText>
+          </w:r>
+          <w:r>
+            <w:fldChar w:fldCharType="separate"/>
+          </w:r>
+          <w:r>
+            <w:t>4</w:t>
+          </w:r>
+          <w:r>
+            <w:fldChar w:fldCharType="end"/>
+          </w:r>
+          <w:r>
+            <w:rPr>
+              <w:lang w:val="en-US" w:eastAsia="en-US"/>
+            </w:rPr>
+            <w:fldChar w:fldCharType="end"/>
+          </w:r>
+        </w:p>
+        <w:p>
+          <w:pPr>
+            <w:pStyle w:val="12"/>
+            <w:tabs>
+              <w:tab w:val="right" w:leader="dot" w:pos="8306"/>
+            </w:tabs>
+          </w:pPr>
+          <w:r>
+            <w:rPr>
+              <w:lang w:val="en-US" w:eastAsia="en-US"/>
+            </w:rPr>
+            <w:fldChar w:fldCharType="begin"/>
+          </w:r>
+          <w:r>
+            <w:rPr>
+              <w:lang w:val="en-US" w:eastAsia="en-US"/>
+            </w:rPr>
+            <w:instrText xml:space="preserve"> HYPERLINK \l _Toc14738 </w:instrText>
+          </w:r>
+          <w:r>
+            <w:rPr>
+              <w:lang w:val="en-US" w:eastAsia="en-US"/>
+            </w:rPr>
+            <w:fldChar w:fldCharType="separate"/>
+          </w:r>
+          <w:r>
+            <w:t>3.2测试策略</w:t>
+          </w:r>
+          <w:r>
+            <w:tab/>
+          </w:r>
+          <w:r>
+            <w:fldChar w:fldCharType="begin"/>
+          </w:r>
+          <w:r>
+            <w:instrText xml:space="preserve"> PAGEREF _Toc14738 \h </w:instrText>
+          </w:r>
+          <w:r>
+            <w:fldChar w:fldCharType="separate"/>
+          </w:r>
+          <w:r>
+            <w:t>4</w:t>
+          </w:r>
+          <w:r>
+            <w:fldChar w:fldCharType="end"/>
+          </w:r>
+          <w:r>
+            <w:rPr>
+              <w:lang w:val="en-US" w:eastAsia="en-US"/>
+            </w:rPr>
+            <w:fldChar w:fldCharType="end"/>
+          </w:r>
+        </w:p>
+        <w:p>
+          <w:pPr>
+            <w:pStyle w:val="12"/>
+            <w:tabs>
+              <w:tab w:val="right" w:leader="dot" w:pos="8306"/>
+            </w:tabs>
+          </w:pPr>
+          <w:r>
+            <w:rPr>
+              <w:lang w:val="en-US" w:eastAsia="en-US"/>
+            </w:rPr>
+            <w:fldChar w:fldCharType="begin"/>
+          </w:r>
+          <w:r>
+            <w:rPr>
+              <w:lang w:val="en-US" w:eastAsia="en-US"/>
+            </w:rPr>
+            <w:instrText xml:space="preserve"> HYPERLINK \l _Toc18561 </w:instrText>
+          </w:r>
+          <w:r>
+            <w:rPr>
+              <w:lang w:val="en-US" w:eastAsia="en-US"/>
+            </w:rPr>
+            <w:fldChar w:fldCharType="separate"/>
+          </w:r>
+          <w:r>
+            <w:t>3.3执行步骤</w:t>
+          </w:r>
+          <w:r>
+            <w:tab/>
+          </w:r>
+          <w:r>
+            <w:fldChar w:fldCharType="begin"/>
+          </w:r>
+          <w:r>
+            <w:instrText xml:space="preserve"> PAGEREF _Toc18561 \h </w:instrText>
+          </w:r>
+          <w:r>
+            <w:fldChar w:fldCharType="separate"/>
+          </w:r>
+          <w:r>
+            <w:t>4</w:t>
+          </w:r>
+          <w:r>
+            <w:fldChar w:fldCharType="end"/>
+          </w:r>
+          <w:r>
+            <w:rPr>
+              <w:lang w:val="en-US" w:eastAsia="en-US"/>
+            </w:rPr>
+            <w:fldChar w:fldCharType="end"/>
+          </w:r>
+        </w:p>
+        <w:p>
+          <w:pPr>
+            <w:pStyle w:val="12"/>
+            <w:tabs>
+              <w:tab w:val="right" w:leader="dot" w:pos="8306"/>
+            </w:tabs>
+          </w:pPr>
+          <w:r>
+            <w:rPr>
+              <w:lang w:val="en-US" w:eastAsia="en-US"/>
+            </w:rPr>
+            <w:fldChar w:fldCharType="begin"/>
+          </w:r>
+          <w:r>
+            <w:rPr>
+              <w:lang w:val="en-US" w:eastAsia="en-US"/>
+            </w:rPr>
+            <w:instrText xml:space="preserve"> HYPERLINK \l _Toc25777 </w:instrText>
+          </w:r>
+          <w:r>
+            <w:rPr>
+              <w:lang w:val="en-US" w:eastAsia="en-US"/>
+            </w:rPr>
+            <w:fldChar w:fldCharType="separate"/>
+          </w:r>
+          <w:r>
+            <w:t>3.4缺陷表</w:t>
+          </w:r>
+          <w:r>
+            <w:tab/>
+          </w:r>
+          <w:r>
+            <w:fldChar w:fldCharType="begin"/>
+          </w:r>
+          <w:r>
+            <w:instrText xml:space="preserve"> PAGEREF _Toc25777 \h </w:instrText>
+          </w:r>
+          <w:r>
+            <w:fldChar w:fldCharType="separate"/>
+          </w:r>
+          <w:r>
+            <w:t>5</w:t>
+          </w:r>
+          <w:r>
+            <w:fldChar w:fldCharType="end"/>
+          </w:r>
+          <w:r>
+            <w:rPr>
+              <w:lang w:val="en-US" w:eastAsia="en-US"/>
+            </w:rPr>
+            <w:fldChar w:fldCharType="end"/>
+          </w:r>
+        </w:p>
+        <w:p>
+          <w:pPr>
+            <w:pStyle w:val="7"/>
+            <w:tabs>
+              <w:tab w:val="right" w:leader="dot" w:pos="8306"/>
+            </w:tabs>
+          </w:pPr>
+          <w:r>
+            <w:rPr>
+              <w:lang w:val="en-US" w:eastAsia="en-US"/>
+            </w:rPr>
+            <w:fldChar w:fldCharType="begin"/>
+          </w:r>
+          <w:r>
+            <w:rPr>
+              <w:lang w:val="en-US" w:eastAsia="en-US"/>
+            </w:rPr>
+            <w:instrText xml:space="preserve"> HYPERLINK \l _Toc25622 </w:instrText>
+          </w:r>
+          <w:r>
+            <w:rPr>
+              <w:lang w:val="en-US" w:eastAsia="en-US"/>
+            </w:rPr>
+            <w:fldChar w:fldCharType="separate"/>
+          </w:r>
+          <w:r>
+            <w:rPr>
+              <w:rFonts w:eastAsia="黑体"/>
+            </w:rPr>
+            <w:t>表3.4.1  001-split_list() 处理空列表时抛出异常</w:t>
+          </w:r>
+          <w:r>
+            <w:tab/>
+          </w:r>
+          <w:r>
+            <w:fldChar w:fldCharType="begin"/>
+          </w:r>
+          <w:r>
+            <w:instrText xml:space="preserve"> PAGEREF _Toc25622 \h </w:instrText>
+          </w:r>
+          <w:r>
+            <w:fldChar w:fldCharType="separate"/>
+          </w:r>
+          <w:r>
+            <w:t>5</w:t>
+          </w:r>
+          <w:r>
+            <w:fldChar w:fldCharType="end"/>
+          </w:r>
+          <w:r>
+            <w:rPr>
+              <w:lang w:val="en-US" w:eastAsia="en-US"/>
+            </w:rPr>
+            <w:fldChar w:fldCharType="end"/>
+          </w:r>
+        </w:p>
+        <w:p>
+          <w:pPr>
+            <w:pStyle w:val="7"/>
+            <w:tabs>
+              <w:tab w:val="right" w:leader="dot" w:pos="8306"/>
+            </w:tabs>
+          </w:pPr>
+          <w:r>
+            <w:rPr>
+              <w:lang w:val="en-US" w:eastAsia="en-US"/>
+            </w:rPr>
+            <w:fldChar w:fldCharType="begin"/>
+          </w:r>
+          <w:r>
+            <w:rPr>
+              <w:lang w:val="en-US" w:eastAsia="en-US"/>
+            </w:rPr>
+            <w:instrText xml:space="preserve"> HYPERLINK \l _Toc7486 </w:instrText>
+          </w:r>
+          <w:r>
+            <w:rPr>
+              <w:lang w:val="en-US" w:eastAsia="en-US"/>
+            </w:rPr>
+            <w:fldChar w:fldCharType="separate"/>
+          </w:r>
+          <w:r>
+            <w:rPr>
+              <w:rFonts w:eastAsia="黑体"/>
+            </w:rPr>
+            <w:t>表3.4.</w:t>
+          </w:r>
+          <w:r>
+            <w:rPr>
+              <w:rFonts w:hint="eastAsia" w:eastAsia="黑体"/>
+              <w:lang w:val="en-US" w:eastAsia="zh-CN"/>
+            </w:rPr>
+            <w:t>2</w:t>
+          </w:r>
+          <w:r>
+            <w:rPr>
+              <w:rFonts w:eastAsia="黑体"/>
+            </w:rPr>
+            <w:t xml:space="preserve">  002-split_list() 未校验非法分块数</w:t>
+          </w:r>
+          <w:r>
+            <w:tab/>
+          </w:r>
+          <w:r>
+            <w:fldChar w:fldCharType="begin"/>
+          </w:r>
+          <w:r>
+            <w:instrText xml:space="preserve"> PAGEREF _Toc7486 \h </w:instrText>
+          </w:r>
+          <w:r>
+            <w:fldChar w:fldCharType="separate"/>
+          </w:r>
+          <w:r>
+            <w:t>5</w:t>
+          </w:r>
+          <w:r>
+            <w:fldChar w:fldCharType="end"/>
+          </w:r>
+          <w:r>
+            <w:rPr>
+              <w:lang w:val="en-US" w:eastAsia="en-US"/>
+            </w:rPr>
+            <w:fldChar w:fldCharType="end"/>
+          </w:r>
+        </w:p>
+        <w:p>
+          <w:pPr>
+            <w:pStyle w:val="7"/>
+            <w:tabs>
+              <w:tab w:val="right" w:leader="dot" w:pos="8306"/>
+            </w:tabs>
+          </w:pPr>
+          <w:r>
+            <w:rPr>
+              <w:lang w:val="en-US" w:eastAsia="en-US"/>
+            </w:rPr>
+            <w:fldChar w:fldCharType="begin"/>
+          </w:r>
+          <w:r>
+            <w:rPr>
+              <w:lang w:val="en-US" w:eastAsia="en-US"/>
+            </w:rPr>
+            <w:instrText xml:space="preserve"> HYPERLINK \l _Toc29232 </w:instrText>
+          </w:r>
+          <w:r>
+            <w:rPr>
+              <w:lang w:val="en-US" w:eastAsia="en-US"/>
+            </w:rPr>
+            <w:fldChar w:fldCharType="separate"/>
+          </w:r>
+          <w:r>
+            <w:rPr>
+              <w:rFonts w:eastAsia="黑体"/>
+            </w:rPr>
+            <w:t>表3.4.</w:t>
+          </w:r>
+          <w:r>
+            <w:rPr>
+              <w:rFonts w:hint="eastAsia" w:eastAsia="黑体"/>
+              <w:lang w:val="en-US" w:eastAsia="zh-CN"/>
+            </w:rPr>
+            <w:t>3</w:t>
+          </w:r>
+          <w:r>
+            <w:rPr>
+              <w:rFonts w:eastAsia="黑体"/>
+            </w:rPr>
+            <w:t xml:space="preserve">  003-get_kv_pair() 无法读取已写入的缓存层</w:t>
+          </w:r>
+          <w:r>
+            <w:tab/>
+          </w:r>
+          <w:r>
+            <w:fldChar w:fldCharType="begin"/>
+          </w:r>
+          <w:r>
+            <w:instrText xml:space="preserve"> PAGEREF _Toc29232 \h </w:instrText>
+          </w:r>
+          <w:r>
+            <w:fldChar w:fldCharType="separate"/>
+          </w:r>
+          <w:r>
+            <w:t>6</w:t>
+          </w:r>
+          <w:r>
+            <w:fldChar w:fldCharType="end"/>
+          </w:r>
+          <w:r>
+            <w:rPr>
+              <w:lang w:val="en-US" w:eastAsia="en-US"/>
+            </w:rPr>
+            <w:fldChar w:fldCharType="end"/>
+          </w:r>
+        </w:p>
+        <w:p>
+          <w:pPr>
+            <w:pStyle w:val="12"/>
+            <w:tabs>
+              <w:tab w:val="right" w:leader="dot" w:pos="8306"/>
+            </w:tabs>
+          </w:pPr>
+          <w:r>
+            <w:rPr>
+              <w:lang w:val="en-US" w:eastAsia="en-US"/>
+            </w:rPr>
+            <w:fldChar w:fldCharType="begin"/>
+          </w:r>
+          <w:r>
+            <w:rPr>
+              <w:lang w:val="en-US" w:eastAsia="en-US"/>
+            </w:rPr>
+            <w:instrText xml:space="preserve"> HYPERLINK \l _Toc16071 </w:instrText>
+          </w:r>
+          <w:r>
+            <w:rPr>
+              <w:lang w:val="en-US" w:eastAsia="en-US"/>
+            </w:rPr>
+            <w:fldChar w:fldCharType="separate"/>
+          </w:r>
+          <w:r>
+            <w:t>3.5结果分析和结论</w:t>
+          </w:r>
+          <w:r>
+            <w:tab/>
+          </w:r>
+          <w:r>
+            <w:fldChar w:fldCharType="begin"/>
+          </w:r>
+          <w:r>
+            <w:instrText xml:space="preserve"> PAGEREF _Toc16071 \h </w:instrText>
+          </w:r>
+          <w:r>
+            <w:fldChar w:fldCharType="separate"/>
+          </w:r>
+          <w:r>
+            <w:t>7</w:t>
+          </w:r>
+          <w:r>
+            <w:fldChar w:fldCharType="end"/>
+          </w:r>
+          <w:r>
+            <w:rPr>
+              <w:lang w:val="en-US" w:eastAsia="en-US"/>
+            </w:rPr>
+            <w:fldChar w:fldCharType="end"/>
+          </w:r>
+        </w:p>
+        <w:p>
+          <w:pPr>
+            <w:pStyle w:val="10"/>
             <w:rPr>
               <w:rFonts w:ascii="等线;DengXian" w:hAnsi="等线;DengXian" w:eastAsia="等线;DengXian" w:cs="等线;DengXian"/>
               <w:szCs w:val="22"/>
@@ -862,746 +1688,8 @@
             </w:rPr>
           </w:pPr>
           <w:r>
-            <w:fldChar w:fldCharType="begin"/>
-          </w:r>
-          <w:r>
-            <w:instrText xml:space="preserve"> HYPERLINK \l "__RefHeading___Toc21701967" \h </w:instrText>
-          </w:r>
-          <w:r>
-            <w:fldChar w:fldCharType="separate"/>
-          </w:r>
-          <w:r>
             <w:rPr>
-              <w:rStyle w:val="63"/>
-              <w:lang w:val="en-US" w:eastAsia="en-US"/>
-            </w:rPr>
-            <w:t>1.1编写目的</w:t>
-          </w:r>
-          <w:r>
-            <w:rPr>
-              <w:rStyle w:val="63"/>
-              <w:lang w:val="en-US" w:eastAsia="en-US"/>
-            </w:rPr>
-            <w:tab/>
-          </w:r>
-          <w:r>
-            <w:rPr>
-              <w:rStyle w:val="63"/>
-              <w:lang w:val="en-US" w:eastAsia="en-US"/>
-            </w:rPr>
-            <w:t>3</w:t>
-          </w:r>
-          <w:r>
-            <w:rPr>
-              <w:rStyle w:val="63"/>
-              <w:lang w:val="en-US" w:eastAsia="en-US"/>
-            </w:rPr>
-            <w:fldChar w:fldCharType="end"/>
-          </w:r>
-        </w:p>
-        <w:p>
-          <w:pPr>
-            <w:pStyle w:val="12"/>
-            <w:tabs>
-              <w:tab w:val="right" w:leader="dot" w:pos="8296"/>
-            </w:tabs>
-            <w:rPr>
-              <w:rFonts w:ascii="等线;DengXian" w:hAnsi="等线;DengXian" w:eastAsia="等线;DengXian" w:cs="等线;DengXian"/>
-              <w:szCs w:val="22"/>
-              <w:lang w:val="en-US" w:eastAsia="en-US"/>
-            </w:rPr>
-          </w:pPr>
-          <w:r>
-            <w:fldChar w:fldCharType="begin"/>
-          </w:r>
-          <w:r>
-            <w:instrText xml:space="preserve"> HYPERLINK \l "__RefHeading___Toc21701968" \h </w:instrText>
-          </w:r>
-          <w:r>
-            <w:fldChar w:fldCharType="separate"/>
-          </w:r>
-          <w:r>
-            <w:rPr>
-              <w:rStyle w:val="63"/>
-              <w:lang w:val="en-US" w:eastAsia="en-US"/>
-            </w:rPr>
-            <w:t>1.2背景</w:t>
-          </w:r>
-          <w:r>
-            <w:rPr>
-              <w:rStyle w:val="63"/>
-              <w:lang w:val="en-US" w:eastAsia="en-US"/>
-            </w:rPr>
-            <w:tab/>
-          </w:r>
-          <w:r>
-            <w:rPr>
-              <w:rStyle w:val="63"/>
-              <w:lang w:val="en-US" w:eastAsia="en-US"/>
-            </w:rPr>
-            <w:t>3</w:t>
-          </w:r>
-          <w:r>
-            <w:rPr>
-              <w:rStyle w:val="63"/>
-              <w:lang w:val="en-US" w:eastAsia="en-US"/>
-            </w:rPr>
-            <w:fldChar w:fldCharType="end"/>
-          </w:r>
-        </w:p>
-        <w:p>
-          <w:pPr>
-            <w:pStyle w:val="12"/>
-            <w:tabs>
-              <w:tab w:val="right" w:leader="dot" w:pos="8296"/>
-            </w:tabs>
-            <w:rPr>
-              <w:rFonts w:ascii="等线;DengXian" w:hAnsi="等线;DengXian" w:eastAsia="等线;DengXian" w:cs="等线;DengXian"/>
-              <w:szCs w:val="22"/>
-              <w:lang w:val="en-US" w:eastAsia="en-US"/>
-            </w:rPr>
-          </w:pPr>
-          <w:r>
-            <w:fldChar w:fldCharType="begin"/>
-          </w:r>
-          <w:r>
-            <w:instrText xml:space="preserve"> HYPERLINK \l "__RefHeading___Toc21701969" \h </w:instrText>
-          </w:r>
-          <w:r>
-            <w:fldChar w:fldCharType="separate"/>
-          </w:r>
-          <w:r>
-            <w:rPr>
-              <w:rStyle w:val="63"/>
-              <w:lang w:val="en-US" w:eastAsia="en-US"/>
-            </w:rPr>
-            <w:t>1.3定义</w:t>
-          </w:r>
-          <w:r>
-            <w:rPr>
-              <w:rStyle w:val="63"/>
-              <w:lang w:val="en-US" w:eastAsia="en-US"/>
-            </w:rPr>
-            <w:tab/>
-          </w:r>
-          <w:r>
-            <w:rPr>
-              <w:rStyle w:val="63"/>
-              <w:lang w:val="en-US" w:eastAsia="en-US"/>
-            </w:rPr>
-            <w:t>3</w:t>
-          </w:r>
-          <w:r>
-            <w:rPr>
-              <w:rStyle w:val="63"/>
-              <w:lang w:val="en-US" w:eastAsia="en-US"/>
-            </w:rPr>
-            <w:fldChar w:fldCharType="end"/>
-          </w:r>
-        </w:p>
-        <w:p>
-          <w:pPr>
-            <w:pStyle w:val="12"/>
-            <w:tabs>
-              <w:tab w:val="right" w:leader="dot" w:pos="8296"/>
-            </w:tabs>
-            <w:rPr>
-              <w:rFonts w:ascii="等线;DengXian" w:hAnsi="等线;DengXian" w:eastAsia="等线;DengXian" w:cs="等线;DengXian"/>
-              <w:szCs w:val="22"/>
-              <w:lang w:val="en-US" w:eastAsia="en-US"/>
-            </w:rPr>
-          </w:pPr>
-          <w:r>
-            <w:fldChar w:fldCharType="begin"/>
-          </w:r>
-          <w:r>
-            <w:instrText xml:space="preserve"> HYPERLINK \l "__RefHeading___Toc21701970" \h </w:instrText>
-          </w:r>
-          <w:r>
-            <w:fldChar w:fldCharType="separate"/>
-          </w:r>
-          <w:r>
-            <w:rPr>
-              <w:rStyle w:val="63"/>
-              <w:lang w:val="en-US" w:eastAsia="en-US"/>
-            </w:rPr>
-            <w:t>1.4参考资料</w:t>
-          </w:r>
-          <w:r>
-            <w:rPr>
-              <w:rStyle w:val="63"/>
-              <w:lang w:val="en-US" w:eastAsia="en-US"/>
-            </w:rPr>
-            <w:tab/>
-          </w:r>
-          <w:r>
-            <w:rPr>
-              <w:rStyle w:val="63"/>
-              <w:lang w:val="en-US" w:eastAsia="en-US"/>
-            </w:rPr>
-            <w:t>3</w:t>
-          </w:r>
-          <w:r>
-            <w:rPr>
-              <w:rStyle w:val="63"/>
-              <w:lang w:val="en-US" w:eastAsia="en-US"/>
-            </w:rPr>
-            <w:fldChar w:fldCharType="end"/>
-          </w:r>
-        </w:p>
-        <w:p>
-          <w:pPr>
-            <w:pStyle w:val="10"/>
-            <w:rPr>
-              <w:rFonts w:ascii="等线;DengXian" w:hAnsi="等线;DengXian" w:eastAsia="等线;DengXian" w:cs="等线;DengXian"/>
-              <w:b w:val="0"/>
-              <w:bCs w:val="0"/>
-              <w:caps w:val="0"/>
-              <w:smallCaps w:val="0"/>
-              <w:szCs w:val="22"/>
-            </w:rPr>
-          </w:pPr>
-          <w:r>
-            <w:fldChar w:fldCharType="begin"/>
-          </w:r>
-          <w:r>
-            <w:instrText xml:space="preserve"> HYPERLINK \l "__RefHeading___Toc21701971" \h </w:instrText>
-          </w:r>
-          <w:r>
-            <w:fldChar w:fldCharType="separate"/>
-          </w:r>
-          <w:r>
-            <w:rPr>
-              <w:rStyle w:val="63"/>
-            </w:rPr>
-            <w:t>2测试环境</w:t>
-          </w:r>
-          <w:r>
-            <w:rPr>
-              <w:rStyle w:val="63"/>
-            </w:rPr>
-            <w:tab/>
-          </w:r>
-          <w:r>
-            <w:rPr>
-              <w:rStyle w:val="63"/>
-            </w:rPr>
-            <w:t>4</w:t>
-          </w:r>
-          <w:r>
-            <w:rPr>
-              <w:rStyle w:val="63"/>
-            </w:rPr>
-            <w:fldChar w:fldCharType="end"/>
-          </w:r>
-        </w:p>
-        <w:p>
-          <w:pPr>
-            <w:pStyle w:val="12"/>
-            <w:tabs>
-              <w:tab w:val="right" w:leader="dot" w:pos="8296"/>
-            </w:tabs>
-            <w:rPr>
-              <w:rFonts w:ascii="等线;DengXian" w:hAnsi="等线;DengXian" w:eastAsia="等线;DengXian" w:cs="等线;DengXian"/>
-              <w:szCs w:val="22"/>
-              <w:lang w:val="en-US" w:eastAsia="en-US"/>
-            </w:rPr>
-          </w:pPr>
-          <w:r>
-            <w:fldChar w:fldCharType="begin"/>
-          </w:r>
-          <w:r>
-            <w:instrText xml:space="preserve"> HYPERLINK \l "__RefHeading___Toc21701972" \h </w:instrText>
-          </w:r>
-          <w:r>
-            <w:fldChar w:fldCharType="separate"/>
-          </w:r>
-          <w:r>
-            <w:rPr>
-              <w:rStyle w:val="63"/>
-              <w:lang w:val="en-US" w:eastAsia="en-US"/>
-            </w:rPr>
-            <w:t>2.1硬件环境</w:t>
-          </w:r>
-          <w:r>
-            <w:rPr>
-              <w:rStyle w:val="63"/>
-              <w:lang w:val="en-US" w:eastAsia="en-US"/>
-            </w:rPr>
-            <w:tab/>
-          </w:r>
-          <w:r>
-            <w:rPr>
-              <w:rStyle w:val="63"/>
-              <w:lang w:val="en-US" w:eastAsia="en-US"/>
-            </w:rPr>
-            <w:t>4</w:t>
-          </w:r>
-          <w:r>
-            <w:rPr>
-              <w:rStyle w:val="63"/>
-              <w:lang w:val="en-US" w:eastAsia="en-US"/>
-            </w:rPr>
-            <w:fldChar w:fldCharType="end"/>
-          </w:r>
-        </w:p>
-        <w:p>
-          <w:pPr>
-            <w:pStyle w:val="12"/>
-            <w:tabs>
-              <w:tab w:val="right" w:leader="dot" w:pos="8296"/>
-            </w:tabs>
-            <w:rPr>
-              <w:rFonts w:ascii="等线;DengXian" w:hAnsi="等线;DengXian" w:eastAsia="等线;DengXian" w:cs="等线;DengXian"/>
-              <w:szCs w:val="22"/>
-              <w:lang w:val="en-US" w:eastAsia="en-US"/>
-            </w:rPr>
-          </w:pPr>
-          <w:r>
-            <w:fldChar w:fldCharType="begin"/>
-          </w:r>
-          <w:r>
-            <w:instrText xml:space="preserve"> HYPERLINK \l "__RefHeading___Toc21701973" \h </w:instrText>
-          </w:r>
-          <w:r>
-            <w:fldChar w:fldCharType="separate"/>
-          </w:r>
-          <w:r>
-            <w:rPr>
-              <w:rStyle w:val="63"/>
-              <w:lang w:val="en-US" w:eastAsia="en-US"/>
-            </w:rPr>
-            <w:t>2.2软件环境</w:t>
-          </w:r>
-          <w:r>
-            <w:rPr>
-              <w:rStyle w:val="63"/>
-              <w:lang w:val="en-US" w:eastAsia="en-US"/>
-            </w:rPr>
-            <w:tab/>
-          </w:r>
-          <w:r>
-            <w:rPr>
-              <w:rStyle w:val="63"/>
-              <w:lang w:val="en-US" w:eastAsia="en-US"/>
-            </w:rPr>
-            <w:t>4</w:t>
-          </w:r>
-          <w:r>
-            <w:rPr>
-              <w:rStyle w:val="63"/>
-              <w:lang w:val="en-US" w:eastAsia="en-US"/>
-            </w:rPr>
-            <w:fldChar w:fldCharType="end"/>
-          </w:r>
-        </w:p>
-        <w:p>
-          <w:pPr>
-            <w:pStyle w:val="10"/>
-            <w:rPr>
-              <w:rFonts w:ascii="等线;DengXian" w:hAnsi="等线;DengXian" w:eastAsia="等线;DengXian" w:cs="等线;DengXian"/>
-              <w:b w:val="0"/>
-              <w:bCs w:val="0"/>
-              <w:caps w:val="0"/>
-              <w:smallCaps w:val="0"/>
-              <w:szCs w:val="22"/>
-            </w:rPr>
-          </w:pPr>
-          <w:r>
-            <w:fldChar w:fldCharType="begin"/>
-          </w:r>
-          <w:r>
-            <w:instrText xml:space="preserve"> HYPERLINK \l "__RefHeading___Toc21701974" \h </w:instrText>
-          </w:r>
-          <w:r>
-            <w:fldChar w:fldCharType="separate"/>
-          </w:r>
-          <w:r>
-            <w:rPr>
-              <w:rStyle w:val="63"/>
-            </w:rPr>
-            <w:t>3冒烟测试（在此以冒烟测试为例）</w:t>
-          </w:r>
-          <w:r>
-            <w:rPr>
-              <w:rStyle w:val="63"/>
-            </w:rPr>
-            <w:tab/>
-          </w:r>
-          <w:r>
-            <w:rPr>
-              <w:rStyle w:val="63"/>
-            </w:rPr>
-            <w:t>4</w:t>
-          </w:r>
-          <w:r>
-            <w:rPr>
-              <w:rStyle w:val="63"/>
-            </w:rPr>
-            <w:fldChar w:fldCharType="end"/>
-          </w:r>
-        </w:p>
-        <w:p>
-          <w:pPr>
-            <w:pStyle w:val="12"/>
-            <w:tabs>
-              <w:tab w:val="right" w:leader="dot" w:pos="8296"/>
-            </w:tabs>
-            <w:rPr>
-              <w:rFonts w:ascii="等线;DengXian" w:hAnsi="等线;DengXian" w:eastAsia="等线;DengXian" w:cs="等线;DengXian"/>
-              <w:szCs w:val="22"/>
-              <w:lang w:val="en-US" w:eastAsia="en-US"/>
-            </w:rPr>
-          </w:pPr>
-          <w:r>
-            <w:fldChar w:fldCharType="begin"/>
-          </w:r>
-          <w:r>
-            <w:instrText xml:space="preserve"> HYPERLINK \l "__RefHeading___Toc21701975" \h </w:instrText>
-          </w:r>
-          <w:r>
-            <w:fldChar w:fldCharType="separate"/>
-          </w:r>
-          <w:r>
-            <w:rPr>
-              <w:rStyle w:val="63"/>
-              <w:lang w:val="en-US" w:eastAsia="en-US"/>
-            </w:rPr>
-            <w:t>3.1被测软件</w:t>
-          </w:r>
-          <w:r>
-            <w:rPr>
-              <w:rStyle w:val="63"/>
-              <w:lang w:val="en-US" w:eastAsia="en-US"/>
-            </w:rPr>
-            <w:tab/>
-          </w:r>
-          <w:r>
-            <w:rPr>
-              <w:rStyle w:val="63"/>
-              <w:lang w:val="en-US" w:eastAsia="en-US"/>
-            </w:rPr>
-            <w:t>4</w:t>
-          </w:r>
-          <w:r>
-            <w:rPr>
-              <w:rStyle w:val="63"/>
-              <w:lang w:val="en-US" w:eastAsia="en-US"/>
-            </w:rPr>
-            <w:fldChar w:fldCharType="end"/>
-          </w:r>
-        </w:p>
-        <w:p>
-          <w:pPr>
-            <w:pStyle w:val="12"/>
-            <w:tabs>
-              <w:tab w:val="right" w:leader="dot" w:pos="8296"/>
-            </w:tabs>
-            <w:rPr>
-              <w:rFonts w:ascii="等线;DengXian" w:hAnsi="等线;DengXian" w:eastAsia="等线;DengXian" w:cs="等线;DengXian"/>
-              <w:szCs w:val="22"/>
-              <w:lang w:val="en-US" w:eastAsia="en-US"/>
-            </w:rPr>
-          </w:pPr>
-          <w:r>
-            <w:fldChar w:fldCharType="begin"/>
-          </w:r>
-          <w:r>
-            <w:instrText xml:space="preserve"> HYPERLINK \l "__RefHeading___Toc21701976" \h </w:instrText>
-          </w:r>
-          <w:r>
-            <w:fldChar w:fldCharType="separate"/>
-          </w:r>
-          <w:r>
-            <w:rPr>
-              <w:rStyle w:val="63"/>
-              <w:lang w:val="en-US" w:eastAsia="en-US"/>
-            </w:rPr>
-            <w:t>3.2测试策略</w:t>
-          </w:r>
-          <w:r>
-            <w:rPr>
-              <w:rStyle w:val="63"/>
-              <w:lang w:val="en-US" w:eastAsia="en-US"/>
-            </w:rPr>
-            <w:tab/>
-          </w:r>
-          <w:r>
-            <w:rPr>
-              <w:rStyle w:val="63"/>
-              <w:lang w:val="en-US" w:eastAsia="en-US"/>
-            </w:rPr>
-            <w:t>4</w:t>
-          </w:r>
-          <w:r>
-            <w:rPr>
-              <w:rStyle w:val="63"/>
-              <w:lang w:val="en-US" w:eastAsia="en-US"/>
-            </w:rPr>
-            <w:fldChar w:fldCharType="end"/>
-          </w:r>
-        </w:p>
-        <w:p>
-          <w:pPr>
-            <w:pStyle w:val="12"/>
-            <w:tabs>
-              <w:tab w:val="right" w:leader="dot" w:pos="8296"/>
-            </w:tabs>
-            <w:rPr>
-              <w:rFonts w:ascii="等线;DengXian" w:hAnsi="等线;DengXian" w:eastAsia="等线;DengXian" w:cs="等线;DengXian"/>
-              <w:szCs w:val="22"/>
-              <w:lang w:val="en-US" w:eastAsia="en-US"/>
-            </w:rPr>
-          </w:pPr>
-          <w:r>
-            <w:fldChar w:fldCharType="begin"/>
-          </w:r>
-          <w:r>
-            <w:instrText xml:space="preserve"> HYPERLINK \l "__RefHeading___Toc21701977" \h </w:instrText>
-          </w:r>
-          <w:r>
-            <w:fldChar w:fldCharType="separate"/>
-          </w:r>
-          <w:r>
-            <w:rPr>
-              <w:rStyle w:val="63"/>
-              <w:lang w:val="en-US" w:eastAsia="en-US"/>
-            </w:rPr>
-            <w:t>3.3执行步骤</w:t>
-          </w:r>
-          <w:r>
-            <w:rPr>
-              <w:rStyle w:val="63"/>
-              <w:lang w:val="en-US" w:eastAsia="en-US"/>
-            </w:rPr>
-            <w:tab/>
-          </w:r>
-          <w:r>
-            <w:rPr>
-              <w:rStyle w:val="63"/>
-              <w:lang w:val="en-US" w:eastAsia="en-US"/>
-            </w:rPr>
-            <w:t>4</w:t>
-          </w:r>
-          <w:r>
-            <w:rPr>
-              <w:rStyle w:val="63"/>
-              <w:lang w:val="en-US" w:eastAsia="en-US"/>
-            </w:rPr>
-            <w:fldChar w:fldCharType="end"/>
-          </w:r>
-        </w:p>
-        <w:p>
-          <w:pPr>
-            <w:pStyle w:val="12"/>
-            <w:tabs>
-              <w:tab w:val="right" w:leader="dot" w:pos="8296"/>
-            </w:tabs>
-            <w:rPr>
-              <w:rFonts w:ascii="等线;DengXian" w:hAnsi="等线;DengXian" w:eastAsia="等线;DengXian" w:cs="等线;DengXian"/>
-              <w:szCs w:val="22"/>
-              <w:lang w:val="en-US" w:eastAsia="en-US"/>
-            </w:rPr>
-          </w:pPr>
-          <w:r>
-            <w:fldChar w:fldCharType="begin"/>
-          </w:r>
-          <w:r>
-            <w:instrText xml:space="preserve"> HYPERLINK \l "__RefHeading___Toc21701978" \h </w:instrText>
-          </w:r>
-          <w:r>
-            <w:fldChar w:fldCharType="separate"/>
-          </w:r>
-          <w:r>
-            <w:rPr>
-              <w:rStyle w:val="63"/>
-              <w:lang w:val="en-US" w:eastAsia="en-US"/>
-            </w:rPr>
-            <w:t>3.4缺陷表</w:t>
-          </w:r>
-          <w:r>
-            <w:rPr>
-              <w:rStyle w:val="63"/>
-              <w:lang w:val="en-US" w:eastAsia="en-US"/>
-            </w:rPr>
-            <w:tab/>
-          </w:r>
-          <w:r>
-            <w:rPr>
-              <w:rStyle w:val="63"/>
-              <w:lang w:val="en-US" w:eastAsia="en-US"/>
-            </w:rPr>
-            <w:t>4</w:t>
-          </w:r>
-          <w:r>
-            <w:rPr>
-              <w:rStyle w:val="63"/>
-              <w:lang w:val="en-US" w:eastAsia="en-US"/>
-            </w:rPr>
-            <w:fldChar w:fldCharType="end"/>
-          </w:r>
-        </w:p>
-        <w:p>
-          <w:pPr>
-            <w:pStyle w:val="7"/>
-            <w:tabs>
-              <w:tab w:val="right" w:leader="dot" w:pos="8296"/>
-            </w:tabs>
-            <w:rPr>
-              <w:rFonts w:ascii="等线;DengXian" w:hAnsi="等线;DengXian" w:eastAsia="等线;DengXian" w:cs="等线;DengXian"/>
-              <w:szCs w:val="22"/>
-              <w:lang w:val="en-US" w:eastAsia="en-US"/>
-            </w:rPr>
-          </w:pPr>
-          <w:r>
-            <w:fldChar w:fldCharType="begin"/>
-          </w:r>
-          <w:r>
-            <w:instrText xml:space="preserve"> HYPERLINK \l "__RefHeading___Toc21701979" \h </w:instrText>
-          </w:r>
-          <w:r>
-            <w:fldChar w:fldCharType="separate"/>
-          </w:r>
-          <w:r>
-            <w:rPr>
-              <w:rStyle w:val="63"/>
-              <w:rFonts w:eastAsia="黑体;SimHei"/>
-              <w:lang w:val="en-US" w:eastAsia="en-US"/>
-            </w:rPr>
-            <w:t>3.4.1  管理员</w:t>
-          </w:r>
-          <w:r>
-            <w:rPr>
-              <w:rStyle w:val="63"/>
-              <w:lang w:val="en-US" w:eastAsia="en-US"/>
-            </w:rPr>
-            <w:tab/>
-          </w:r>
-          <w:r>
-            <w:rPr>
-              <w:rStyle w:val="63"/>
-              <w:lang w:val="en-US" w:eastAsia="en-US"/>
-            </w:rPr>
-            <w:t>4</w:t>
-          </w:r>
-          <w:r>
-            <w:rPr>
-              <w:rStyle w:val="63"/>
-              <w:lang w:val="en-US" w:eastAsia="en-US"/>
-            </w:rPr>
-            <w:fldChar w:fldCharType="end"/>
-          </w:r>
-        </w:p>
-        <w:p>
-          <w:pPr>
-            <w:pStyle w:val="7"/>
-            <w:tabs>
-              <w:tab w:val="right" w:leader="dot" w:pos="8296"/>
-            </w:tabs>
-            <w:rPr>
-              <w:rFonts w:ascii="等线;DengXian" w:hAnsi="等线;DengXian" w:eastAsia="等线;DengXian" w:cs="等线;DengXian"/>
-              <w:szCs w:val="22"/>
-              <w:lang w:val="en-US" w:eastAsia="en-US"/>
-            </w:rPr>
-          </w:pPr>
-          <w:r>
-            <w:fldChar w:fldCharType="begin"/>
-          </w:r>
-          <w:r>
-            <w:instrText xml:space="preserve"> HYPERLINK \l "__RefHeading___Toc21701980" \h </w:instrText>
-          </w:r>
-          <w:r>
-            <w:fldChar w:fldCharType="separate"/>
-          </w:r>
-          <w:r>
-            <w:rPr>
-              <w:rStyle w:val="63"/>
-              <w:rFonts w:eastAsia="黑体;SimHei"/>
-              <w:lang w:val="en-US" w:eastAsia="en-US"/>
-            </w:rPr>
-            <w:t>表3.4.1  001-</w:t>
-          </w:r>
-          <w:r>
-            <w:rPr>
-              <w:rStyle w:val="63"/>
-              <w:lang w:val="en-US" w:eastAsia="en-US"/>
-            </w:rPr>
-            <w:t>添加单个教师用户后页面不清空不跳转</w:t>
-          </w:r>
-          <w:r>
-            <w:rPr>
-              <w:rStyle w:val="63"/>
-              <w:lang w:val="en-US" w:eastAsia="en-US"/>
-            </w:rPr>
-            <w:tab/>
-          </w:r>
-          <w:r>
-            <w:rPr>
-              <w:rStyle w:val="63"/>
-              <w:lang w:val="en-US" w:eastAsia="en-US"/>
-            </w:rPr>
-            <w:t>5</w:t>
-          </w:r>
-          <w:r>
-            <w:rPr>
-              <w:rStyle w:val="63"/>
-              <w:lang w:val="en-US" w:eastAsia="en-US"/>
-            </w:rPr>
-            <w:fldChar w:fldCharType="end"/>
-          </w:r>
-        </w:p>
-        <w:p>
-          <w:pPr>
-            <w:pStyle w:val="12"/>
-            <w:tabs>
-              <w:tab w:val="right" w:leader="dot" w:pos="8296"/>
-            </w:tabs>
-            <w:rPr>
-              <w:rFonts w:ascii="等线;DengXian" w:hAnsi="等线;DengXian" w:eastAsia="等线;DengXian" w:cs="等线;DengXian"/>
-              <w:szCs w:val="22"/>
-              <w:lang w:val="en-US" w:eastAsia="en-US"/>
-            </w:rPr>
-          </w:pPr>
-          <w:r>
-            <w:fldChar w:fldCharType="begin"/>
-          </w:r>
-          <w:r>
-            <w:instrText xml:space="preserve"> HYPERLINK \l "__RefHeading___Toc21701981" \h </w:instrText>
-          </w:r>
-          <w:r>
-            <w:fldChar w:fldCharType="separate"/>
-          </w:r>
-          <w:r>
-            <w:rPr>
-              <w:rStyle w:val="63"/>
-              <w:lang w:val="en-US" w:eastAsia="en-US"/>
-            </w:rPr>
-            <w:t>3.5结果分析和结论</w:t>
-          </w:r>
-          <w:r>
-            <w:rPr>
-              <w:rStyle w:val="63"/>
-              <w:lang w:val="en-US" w:eastAsia="en-US"/>
-            </w:rPr>
-            <w:tab/>
-          </w:r>
-          <w:r>
-            <w:rPr>
-              <w:rStyle w:val="63"/>
-              <w:lang w:val="en-US" w:eastAsia="en-US"/>
-            </w:rPr>
-            <w:t>6</w:t>
-          </w:r>
-          <w:r>
-            <w:rPr>
-              <w:rStyle w:val="63"/>
-              <w:lang w:val="en-US" w:eastAsia="en-US"/>
-            </w:rPr>
-            <w:fldChar w:fldCharType="end"/>
-          </w:r>
-          <w:r>
-            <w:rPr>
-              <w:rStyle w:val="63"/>
+              <w:rStyle w:val="66"/>
               <w:lang w:val="en-US" w:eastAsia="en-US"/>
             </w:rPr>
             <w:fldChar w:fldCharType="end"/>
@@ -1646,11 +1734,11 @@
         <w:spacing w:line="360" w:lineRule="auto"/>
         <w:ind w:left="0" w:firstLine="0"/>
       </w:pPr>
-      <w:bookmarkStart w:id="0" w:name="__RefHeading___Toc21701966"/>
-      <w:bookmarkEnd w:id="0"/>
+      <w:bookmarkStart w:id="0" w:name="_Toc26231"/>
       <w:r>
         <w:t>1引言</w:t>
       </w:r>
+      <w:bookmarkEnd w:id="0"/>
     </w:p>
     <w:p>
       <w:pPr>
@@ -1658,11 +1746,11 @@
         <w:spacing w:line="360" w:lineRule="auto"/>
         <w:ind w:left="0" w:firstLine="0"/>
       </w:pPr>
-      <w:bookmarkStart w:id="1" w:name="__RefHeading___Toc21701967"/>
-      <w:bookmarkEnd w:id="1"/>
+      <w:bookmarkStart w:id="1" w:name="_Toc26341"/>
       <w:r>
         <w:t>1.1编写目的</w:t>
       </w:r>
+      <w:bookmarkEnd w:id="1"/>
     </w:p>
     <w:p>
       <w:pPr>
@@ -1715,11 +1803,11 @@
         <w:spacing w:line="360" w:lineRule="auto"/>
         <w:ind w:left="0" w:firstLine="0"/>
       </w:pPr>
-      <w:bookmarkStart w:id="2" w:name="__RefHeading___Toc21701968"/>
-      <w:bookmarkEnd w:id="2"/>
+      <w:bookmarkStart w:id="2" w:name="_Toc5803"/>
       <w:r>
         <w:t>1.2背景</w:t>
       </w:r>
+      <w:bookmarkEnd w:id="2"/>
     </w:p>
     <w:p>
       <w:pPr>
@@ -1754,7 +1842,17 @@
         <w:ind w:right="0" w:firstLine="420"/>
       </w:pPr>
       <w:r>
-        <w:t>测试人员：成员A。</w:t>
+        <w:t>测试人员：</w:t>
+      </w:r>
+      <w:r>
+        <w:rPr>
+          <w:rFonts w:hint="eastAsia"/>
+          <w:lang w:val="en-US" w:eastAsia="zh-CN"/>
+        </w:rPr>
+        <w:t>汪嘉楠</w:t>
+      </w:r>
+      <w:r>
+        <w:t>。</w:t>
       </w:r>
     </w:p>
     <w:p>
@@ -1781,23 +1879,23 @@
         <w:spacing w:line="360" w:lineRule="auto"/>
         <w:ind w:left="0" w:firstLine="0"/>
       </w:pPr>
-      <w:bookmarkStart w:id="3" w:name="__RefHeading___Toc21701969"/>
-      <w:bookmarkEnd w:id="3"/>
+      <w:bookmarkStart w:id="3" w:name="_Toc12697"/>
       <w:r>
         <w:t>1.3定义</w:t>
       </w:r>
+      <w:bookmarkEnd w:id="3"/>
     </w:p>
     <w:p>
       <w:pPr>
+        <w:pStyle w:val="2"/>
         <w:spacing w:line="360" w:lineRule="auto"/>
-        <w:ind w:right="0" w:firstLine="420"/>
+        <w:ind w:left="0" w:firstLine="0"/>
       </w:pPr>
+      <w:bookmarkStart w:id="4" w:name="_Toc20308"/>
       <w:r>
-        <w:rPr>
-          <w:color w:val="0000FF"/>
-        </w:rPr>
-        <w:t>（此处主要对本文档中提到的一些术语进行解释，文档中未提到的术语不要给出了。）</w:t>
+        <w:t>2测试环境</w:t>
       </w:r>
+      <w:bookmarkEnd w:id="4"/>
     </w:p>
     <w:p>
       <w:pPr>
@@ -1805,835 +1903,11 @@
         <w:spacing w:line="360" w:lineRule="auto"/>
         <w:ind w:left="0" w:firstLine="0"/>
       </w:pPr>
-      <w:bookmarkStart w:id="4" w:name="__RefHeading___Toc21701970"/>
-      <w:bookmarkEnd w:id="4"/>
-      <w:r>
-        <w:t>1.4参考资料</w:t>
-      </w:r>
-    </w:p>
-    <w:p/>
-    <w:tbl>
-      <w:tblPr>
-        <w:tblStyle w:val="13"/>
-        <w:tblW w:w="8064" w:type="dxa"/>
-        <w:jc w:val="center"/>
-        <w:tblLayout w:type="fixed"/>
-        <w:tblCellMar>
-          <w:top w:w="0" w:type="dxa"/>
-          <w:left w:w="108" w:type="dxa"/>
-          <w:bottom w:w="0" w:type="dxa"/>
-          <w:right w:w="108" w:type="dxa"/>
-        </w:tblCellMar>
-      </w:tblPr>
-      <w:tblGrid>
-        <w:gridCol w:w="648"/>
-        <w:gridCol w:w="1980"/>
-        <w:gridCol w:w="2325"/>
-        <w:gridCol w:w="1206"/>
-        <w:gridCol w:w="1905"/>
-      </w:tblGrid>
-      <w:tr>
-        <w:tblPrEx>
-          <w:tblCellMar>
-            <w:top w:w="0" w:type="dxa"/>
-            <w:left w:w="108" w:type="dxa"/>
-            <w:bottom w:w="0" w:type="dxa"/>
-            <w:right w:w="108" w:type="dxa"/>
-          </w:tblCellMar>
-        </w:tblPrEx>
-        <w:trPr>
-          <w:jc w:val="center"/>
-        </w:trPr>
-        <w:tc>
-          <w:tcPr>
-            <w:tcW w:w="648" w:type="dxa"/>
-            <w:tcBorders>
-              <w:top w:val="single" w:color="000000" w:sz="4" w:space="0"/>
-              <w:left w:val="single" w:color="000000" w:sz="4" w:space="0"/>
-              <w:bottom w:val="single" w:color="000000" w:sz="4" w:space="0"/>
-              <w:right w:val="single" w:color="000000" w:sz="4" w:space="0"/>
-            </w:tcBorders>
-            <w:vAlign w:val="center"/>
-          </w:tcPr>
-          <w:p>
-            <w:pPr>
-              <w:jc w:val="center"/>
-            </w:pPr>
-            <w:r>
-              <w:t>序号</w:t>
-            </w:r>
-          </w:p>
-        </w:tc>
-        <w:tc>
-          <w:tcPr>
-            <w:tcW w:w="1980" w:type="dxa"/>
-            <w:tcBorders>
-              <w:top w:val="single" w:color="000000" w:sz="4" w:space="0"/>
-              <w:left w:val="single" w:color="000000" w:sz="4" w:space="0"/>
-              <w:bottom w:val="single" w:color="000000" w:sz="4" w:space="0"/>
-              <w:right w:val="single" w:color="000000" w:sz="4" w:space="0"/>
-            </w:tcBorders>
-            <w:vAlign w:val="center"/>
-          </w:tcPr>
-          <w:p>
-            <w:pPr>
-              <w:jc w:val="center"/>
-            </w:pPr>
-            <w:r>
-              <w:t>标题</w:t>
-            </w:r>
-          </w:p>
-        </w:tc>
-        <w:tc>
-          <w:tcPr>
-            <w:tcW w:w="2325" w:type="dxa"/>
-            <w:tcBorders>
-              <w:top w:val="single" w:color="000000" w:sz="4" w:space="0"/>
-              <w:left w:val="single" w:color="000000" w:sz="4" w:space="0"/>
-              <w:bottom w:val="single" w:color="000000" w:sz="4" w:space="0"/>
-              <w:right w:val="single" w:color="000000" w:sz="4" w:space="0"/>
-            </w:tcBorders>
-            <w:vAlign w:val="center"/>
-          </w:tcPr>
-          <w:p>
-            <w:pPr>
-              <w:jc w:val="center"/>
-            </w:pPr>
-            <w:r>
-              <w:t>文件名称</w:t>
-            </w:r>
-          </w:p>
-        </w:tc>
-        <w:tc>
-          <w:tcPr>
-            <w:tcW w:w="1206" w:type="dxa"/>
-            <w:tcBorders>
-              <w:top w:val="single" w:color="000000" w:sz="4" w:space="0"/>
-              <w:left w:val="single" w:color="000000" w:sz="4" w:space="0"/>
-              <w:bottom w:val="single" w:color="000000" w:sz="4" w:space="0"/>
-              <w:right w:val="single" w:color="000000" w:sz="4" w:space="0"/>
-            </w:tcBorders>
-            <w:vAlign w:val="center"/>
-          </w:tcPr>
-          <w:p>
-            <w:pPr>
-              <w:jc w:val="center"/>
-            </w:pPr>
-            <w:r>
-              <w:t>发表日期</w:t>
-            </w:r>
-          </w:p>
-        </w:tc>
-        <w:tc>
-          <w:tcPr>
-            <w:tcW w:w="1905" w:type="dxa"/>
-            <w:tcBorders>
-              <w:top w:val="single" w:color="000000" w:sz="4" w:space="0"/>
-              <w:left w:val="single" w:color="000000" w:sz="4" w:space="0"/>
-              <w:bottom w:val="single" w:color="000000" w:sz="4" w:space="0"/>
-              <w:right w:val="single" w:color="000000" w:sz="4" w:space="0"/>
-            </w:tcBorders>
-            <w:vAlign w:val="center"/>
-          </w:tcPr>
-          <w:p>
-            <w:pPr>
-              <w:jc w:val="center"/>
-            </w:pPr>
-            <w:r>
-              <w:t>资料来源</w:t>
-            </w:r>
-          </w:p>
-        </w:tc>
-      </w:tr>
-      <w:tr>
-        <w:tblPrEx>
-          <w:tblCellMar>
-            <w:top w:w="0" w:type="dxa"/>
-            <w:left w:w="108" w:type="dxa"/>
-            <w:bottom w:w="0" w:type="dxa"/>
-            <w:right w:w="108" w:type="dxa"/>
-          </w:tblCellMar>
-        </w:tblPrEx>
-        <w:trPr>
-          <w:jc w:val="center"/>
-        </w:trPr>
-        <w:tc>
-          <w:tcPr>
-            <w:tcW w:w="648" w:type="dxa"/>
-            <w:tcBorders>
-              <w:top w:val="single" w:color="000000" w:sz="4" w:space="0"/>
-              <w:left w:val="single" w:color="000000" w:sz="4" w:space="0"/>
-              <w:bottom w:val="single" w:color="000000" w:sz="4" w:space="0"/>
-              <w:right w:val="single" w:color="000000" w:sz="4" w:space="0"/>
-            </w:tcBorders>
-            <w:vAlign w:val="center"/>
-          </w:tcPr>
-          <w:p>
-            <w:pPr>
-              <w:spacing w:after="0"/>
-            </w:pPr>
-            <w:r>
-              <w:rPr>
-                <w:rFonts w:ascii="宋体" w:hAnsi="宋体" w:eastAsia="宋体"/>
-                <w:sz w:val="18"/>
-              </w:rPr>
-              <w:t>1</w:t>
-            </w:r>
-          </w:p>
-        </w:tc>
-        <w:tc>
-          <w:tcPr>
-            <w:tcW w:w="1980" w:type="dxa"/>
-            <w:tcBorders>
-              <w:top w:val="single" w:color="000000" w:sz="4" w:space="0"/>
-              <w:left w:val="single" w:color="000000" w:sz="4" w:space="0"/>
-              <w:bottom w:val="single" w:color="000000" w:sz="4" w:space="0"/>
-              <w:right w:val="single" w:color="000000" w:sz="4" w:space="0"/>
-            </w:tcBorders>
-            <w:vAlign w:val="center"/>
-          </w:tcPr>
-          <w:p>
-            <w:pPr>
-              <w:spacing w:after="0"/>
-            </w:pPr>
-            <w:r>
-              <w:rPr>
-                <w:rFonts w:ascii="宋体" w:hAnsi="宋体" w:eastAsia="宋体"/>
-                <w:sz w:val="18"/>
-              </w:rPr>
-              <w:t>实践作业要求（作业范围和提交要求）</w:t>
-            </w:r>
-          </w:p>
-        </w:tc>
-        <w:tc>
-          <w:tcPr>
-            <w:tcW w:w="2325" w:type="dxa"/>
-            <w:tcBorders>
-              <w:top w:val="single" w:color="000000" w:sz="4" w:space="0"/>
-              <w:left w:val="single" w:color="000000" w:sz="4" w:space="0"/>
-              <w:bottom w:val="single" w:color="000000" w:sz="4" w:space="0"/>
-              <w:right w:val="single" w:color="000000" w:sz="4" w:space="0"/>
-            </w:tcBorders>
-            <w:vAlign w:val="center"/>
-          </w:tcPr>
-          <w:p>
-            <w:pPr>
-              <w:spacing w:after="0"/>
-            </w:pPr>
-            <w:r>
-              <w:rPr>
-                <w:rFonts w:ascii="宋体" w:hAnsi="宋体" w:eastAsia="宋体"/>
-                <w:sz w:val="18"/>
-              </w:rPr>
-              <w:t>实践作业要求v2026.pdf</w:t>
-            </w:r>
-          </w:p>
-        </w:tc>
-        <w:tc>
-          <w:tcPr>
-            <w:tcW w:w="1206" w:type="dxa"/>
-            <w:tcBorders>
-              <w:top w:val="single" w:color="000000" w:sz="4" w:space="0"/>
-              <w:left w:val="single" w:color="000000" w:sz="4" w:space="0"/>
-              <w:bottom w:val="single" w:color="000000" w:sz="4" w:space="0"/>
-              <w:right w:val="single" w:color="000000" w:sz="4" w:space="0"/>
-            </w:tcBorders>
-            <w:vAlign w:val="center"/>
-          </w:tcPr>
-          <w:p>
-            <w:pPr>
-              <w:spacing w:after="0"/>
-            </w:pPr>
-            <w:r>
-              <w:rPr>
-                <w:rFonts w:ascii="宋体" w:hAnsi="宋体" w:eastAsia="宋体"/>
-                <w:sz w:val="18"/>
-              </w:rPr>
-              <w:t>2026</w:t>
-            </w:r>
-          </w:p>
-        </w:tc>
-        <w:tc>
-          <w:tcPr>
-            <w:tcW w:w="1905" w:type="dxa"/>
-            <w:tcBorders>
-              <w:top w:val="single" w:color="000000" w:sz="4" w:space="0"/>
-              <w:left w:val="single" w:color="000000" w:sz="4" w:space="0"/>
-              <w:bottom w:val="single" w:color="000000" w:sz="4" w:space="0"/>
-              <w:right w:val="single" w:color="000000" w:sz="4" w:space="0"/>
-            </w:tcBorders>
-            <w:vAlign w:val="center"/>
-          </w:tcPr>
-          <w:p>
-            <w:pPr>
-              <w:spacing w:after="0"/>
-            </w:pPr>
-            <w:r>
-              <w:rPr>
-                <w:rFonts w:ascii="宋体" w:hAnsi="宋体" w:eastAsia="宋体"/>
-                <w:sz w:val="18"/>
-              </w:rPr>
-              <w:t>课程文档</w:t>
-            </w:r>
-          </w:p>
-        </w:tc>
-      </w:tr>
-      <w:tr>
-        <w:tblPrEx>
-          <w:tblCellMar>
-            <w:top w:w="0" w:type="dxa"/>
-            <w:left w:w="108" w:type="dxa"/>
-            <w:bottom w:w="0" w:type="dxa"/>
-            <w:right w:w="108" w:type="dxa"/>
-          </w:tblCellMar>
-        </w:tblPrEx>
-        <w:trPr>
-          <w:jc w:val="center"/>
-        </w:trPr>
-        <w:tc>
-          <w:tcPr>
-            <w:tcW w:w="648" w:type="dxa"/>
-            <w:tcBorders>
-              <w:top w:val="single" w:color="000000" w:sz="4" w:space="0"/>
-              <w:left w:val="single" w:color="000000" w:sz="4" w:space="0"/>
-              <w:bottom w:val="single" w:color="000000" w:sz="4" w:space="0"/>
-              <w:right w:val="single" w:color="000000" w:sz="4" w:space="0"/>
-            </w:tcBorders>
-            <w:vAlign w:val="center"/>
-          </w:tcPr>
-          <w:p>
-            <w:pPr>
-              <w:spacing w:after="0"/>
-            </w:pPr>
-            <w:r>
-              <w:rPr>
-                <w:rFonts w:ascii="宋体" w:hAnsi="宋体" w:eastAsia="宋体"/>
-                <w:sz w:val="18"/>
-              </w:rPr>
-              <w:t>2</w:t>
-            </w:r>
-          </w:p>
-        </w:tc>
-        <w:tc>
-          <w:tcPr>
-            <w:tcW w:w="1980" w:type="dxa"/>
-            <w:tcBorders>
-              <w:top w:val="single" w:color="000000" w:sz="4" w:space="0"/>
-              <w:left w:val="single" w:color="000000" w:sz="4" w:space="0"/>
-              <w:bottom w:val="single" w:color="000000" w:sz="4" w:space="0"/>
-              <w:right w:val="single" w:color="000000" w:sz="4" w:space="0"/>
-            </w:tcBorders>
-            <w:vAlign w:val="center"/>
-          </w:tcPr>
-          <w:p>
-            <w:pPr>
-              <w:spacing w:after="0"/>
-            </w:pPr>
-            <w:r>
-              <w:rPr>
-                <w:rFonts w:ascii="宋体" w:hAnsi="宋体" w:eastAsia="宋体"/>
-                <w:sz w:val="18"/>
-              </w:rPr>
-              <w:t>缺陷报告模板（章节和表格）</w:t>
-            </w:r>
-          </w:p>
-        </w:tc>
-        <w:tc>
-          <w:tcPr>
-            <w:tcW w:w="2325" w:type="dxa"/>
-            <w:tcBorders>
-              <w:top w:val="single" w:color="000000" w:sz="4" w:space="0"/>
-              <w:left w:val="single" w:color="000000" w:sz="4" w:space="0"/>
-              <w:bottom w:val="single" w:color="000000" w:sz="4" w:space="0"/>
-              <w:right w:val="single" w:color="000000" w:sz="4" w:space="0"/>
-            </w:tcBorders>
-            <w:vAlign w:val="center"/>
-          </w:tcPr>
-          <w:p>
-            <w:pPr>
-              <w:spacing w:after="0"/>
-            </w:pPr>
-            <w:r>
-              <w:rPr>
-                <w:rFonts w:ascii="宋体" w:hAnsi="宋体" w:eastAsia="宋体"/>
-                <w:sz w:val="18"/>
-              </w:rPr>
-              <w:t>附录2：缺陷报告模板.doc</w:t>
-            </w:r>
-          </w:p>
-        </w:tc>
-        <w:tc>
-          <w:tcPr>
-            <w:tcW w:w="1206" w:type="dxa"/>
-            <w:tcBorders>
-              <w:top w:val="single" w:color="000000" w:sz="4" w:space="0"/>
-              <w:left w:val="single" w:color="000000" w:sz="4" w:space="0"/>
-              <w:bottom w:val="single" w:color="000000" w:sz="4" w:space="0"/>
-              <w:right w:val="single" w:color="000000" w:sz="4" w:space="0"/>
-            </w:tcBorders>
-            <w:vAlign w:val="center"/>
-          </w:tcPr>
-          <w:p>
-            <w:pPr>
-              <w:spacing w:after="0"/>
-            </w:pPr>
-            <w:r>
-              <w:rPr>
-                <w:rFonts w:ascii="宋体" w:hAnsi="宋体" w:eastAsia="宋体"/>
-                <w:sz w:val="18"/>
-              </w:rPr>
-              <w:t>2026</w:t>
-            </w:r>
-          </w:p>
-        </w:tc>
-        <w:tc>
-          <w:tcPr>
-            <w:tcW w:w="1905" w:type="dxa"/>
-            <w:tcBorders>
-              <w:top w:val="single" w:color="000000" w:sz="4" w:space="0"/>
-              <w:left w:val="single" w:color="000000" w:sz="4" w:space="0"/>
-              <w:bottom w:val="single" w:color="000000" w:sz="4" w:space="0"/>
-              <w:right w:val="single" w:color="000000" w:sz="4" w:space="0"/>
-            </w:tcBorders>
-            <w:vAlign w:val="center"/>
-          </w:tcPr>
-          <w:p>
-            <w:pPr>
-              <w:spacing w:after="0"/>
-            </w:pPr>
-            <w:r>
-              <w:rPr>
-                <w:rFonts w:ascii="宋体" w:hAnsi="宋体" w:eastAsia="宋体"/>
-                <w:sz w:val="18"/>
-              </w:rPr>
-              <w:t>课程模板</w:t>
-            </w:r>
-          </w:p>
-        </w:tc>
-      </w:tr>
-      <w:tr>
-        <w:tblPrEx>
-          <w:tblCellMar>
-            <w:top w:w="0" w:type="dxa"/>
-            <w:left w:w="108" w:type="dxa"/>
-            <w:bottom w:w="0" w:type="dxa"/>
-            <w:right w:w="108" w:type="dxa"/>
-          </w:tblCellMar>
-        </w:tblPrEx>
-        <w:trPr>
-          <w:jc w:val="center"/>
-        </w:trPr>
-        <w:tc>
-          <w:tcPr>
-            <w:tcW w:w="648" w:type="dxa"/>
-            <w:tcBorders>
-              <w:top w:val="single" w:color="000000" w:sz="4" w:space="0"/>
-              <w:left w:val="single" w:color="000000" w:sz="4" w:space="0"/>
-              <w:bottom w:val="single" w:color="000000" w:sz="4" w:space="0"/>
-              <w:right w:val="single" w:color="000000" w:sz="4" w:space="0"/>
-            </w:tcBorders>
-            <w:vAlign w:val="center"/>
-          </w:tcPr>
-          <w:p>
-            <w:pPr>
-              <w:spacing w:after="0"/>
-            </w:pPr>
-            <w:r>
-              <w:rPr>
-                <w:rFonts w:ascii="宋体" w:hAnsi="宋体" w:eastAsia="宋体"/>
-                <w:sz w:val="18"/>
-              </w:rPr>
-              <w:t>3</w:t>
-            </w:r>
-          </w:p>
-        </w:tc>
-        <w:tc>
-          <w:tcPr>
-            <w:tcW w:w="1980" w:type="dxa"/>
-            <w:tcBorders>
-              <w:top w:val="single" w:color="000000" w:sz="4" w:space="0"/>
-              <w:left w:val="single" w:color="000000" w:sz="4" w:space="0"/>
-              <w:bottom w:val="single" w:color="000000" w:sz="4" w:space="0"/>
-              <w:right w:val="single" w:color="000000" w:sz="4" w:space="0"/>
-            </w:tcBorders>
-            <w:vAlign w:val="center"/>
-          </w:tcPr>
-          <w:p>
-            <w:pPr>
-              <w:spacing w:after="0"/>
-            </w:pPr>
-            <w:r>
-              <w:rPr>
-                <w:rFonts w:ascii="宋体" w:hAnsi="宋体" w:eastAsia="宋体"/>
-                <w:sz w:val="18"/>
-              </w:rPr>
-              <w:t>测试用例模板（字段规范）</w:t>
-            </w:r>
-          </w:p>
-        </w:tc>
-        <w:tc>
-          <w:tcPr>
-            <w:tcW w:w="2325" w:type="dxa"/>
-            <w:tcBorders>
-              <w:top w:val="single" w:color="000000" w:sz="4" w:space="0"/>
-              <w:left w:val="single" w:color="000000" w:sz="4" w:space="0"/>
-              <w:bottom w:val="single" w:color="000000" w:sz="4" w:space="0"/>
-              <w:right w:val="single" w:color="000000" w:sz="4" w:space="0"/>
-            </w:tcBorders>
-            <w:vAlign w:val="center"/>
-          </w:tcPr>
-          <w:p>
-            <w:pPr>
-              <w:spacing w:after="0"/>
-            </w:pPr>
-            <w:r>
-              <w:rPr>
-                <w:rFonts w:ascii="宋体" w:hAnsi="宋体" w:eastAsia="宋体"/>
-                <w:sz w:val="18"/>
-              </w:rPr>
-              <w:t>附录1：测试用例清单模板.xlsx</w:t>
-            </w:r>
-          </w:p>
-        </w:tc>
-        <w:tc>
-          <w:tcPr>
-            <w:tcW w:w="1206" w:type="dxa"/>
-            <w:tcBorders>
-              <w:top w:val="single" w:color="000000" w:sz="4" w:space="0"/>
-              <w:left w:val="single" w:color="000000" w:sz="4" w:space="0"/>
-              <w:bottom w:val="single" w:color="000000" w:sz="4" w:space="0"/>
-              <w:right w:val="single" w:color="000000" w:sz="4" w:space="0"/>
-            </w:tcBorders>
-            <w:vAlign w:val="center"/>
-          </w:tcPr>
-          <w:p>
-            <w:pPr>
-              <w:spacing w:after="0"/>
-            </w:pPr>
-            <w:r>
-              <w:rPr>
-                <w:rFonts w:ascii="宋体" w:hAnsi="宋体" w:eastAsia="宋体"/>
-                <w:sz w:val="18"/>
-              </w:rPr>
-              <w:t>2026</w:t>
-            </w:r>
-          </w:p>
-        </w:tc>
-        <w:tc>
-          <w:tcPr>
-            <w:tcW w:w="1905" w:type="dxa"/>
-            <w:tcBorders>
-              <w:top w:val="single" w:color="000000" w:sz="4" w:space="0"/>
-              <w:left w:val="single" w:color="000000" w:sz="4" w:space="0"/>
-              <w:bottom w:val="single" w:color="000000" w:sz="4" w:space="0"/>
-              <w:right w:val="single" w:color="000000" w:sz="4" w:space="0"/>
-            </w:tcBorders>
-            <w:vAlign w:val="center"/>
-          </w:tcPr>
-          <w:p>
-            <w:pPr>
-              <w:spacing w:after="0"/>
-            </w:pPr>
-            <w:r>
-              <w:rPr>
-                <w:rFonts w:ascii="宋体" w:hAnsi="宋体" w:eastAsia="宋体"/>
-                <w:sz w:val="18"/>
-              </w:rPr>
-              <w:t>课程模板</w:t>
-            </w:r>
-          </w:p>
-        </w:tc>
-      </w:tr>
-      <w:tr>
-        <w:tblPrEx>
-          <w:tblCellMar>
-            <w:top w:w="0" w:type="dxa"/>
-            <w:left w:w="108" w:type="dxa"/>
-            <w:bottom w:w="0" w:type="dxa"/>
-            <w:right w:w="108" w:type="dxa"/>
-          </w:tblCellMar>
-        </w:tblPrEx>
-        <w:trPr>
-          <w:jc w:val="center"/>
-        </w:trPr>
-        <w:tc>
-          <w:tcPr>
-            <w:tcW w:w="648" w:type="dxa"/>
-            <w:tcBorders>
-              <w:top w:val="single" w:color="000000" w:sz="4" w:space="0"/>
-              <w:left w:val="single" w:color="000000" w:sz="4" w:space="0"/>
-              <w:bottom w:val="single" w:color="000000" w:sz="4" w:space="0"/>
-              <w:right w:val="single" w:color="000000" w:sz="4" w:space="0"/>
-            </w:tcBorders>
-            <w:vAlign w:val="center"/>
-          </w:tcPr>
-          <w:p>
-            <w:pPr>
-              <w:spacing w:after="0"/>
-            </w:pPr>
-            <w:r>
-              <w:rPr>
-                <w:rFonts w:ascii="宋体" w:hAnsi="宋体" w:eastAsia="宋体"/>
-                <w:sz w:val="18"/>
-              </w:rPr>
-              <w:t>4</w:t>
-            </w:r>
-          </w:p>
-        </w:tc>
-        <w:tc>
-          <w:tcPr>
-            <w:tcW w:w="1980" w:type="dxa"/>
-            <w:tcBorders>
-              <w:top w:val="single" w:color="000000" w:sz="4" w:space="0"/>
-              <w:left w:val="single" w:color="000000" w:sz="4" w:space="0"/>
-              <w:bottom w:val="single" w:color="000000" w:sz="4" w:space="0"/>
-              <w:right w:val="single" w:color="000000" w:sz="4" w:space="0"/>
-            </w:tcBorders>
-            <w:vAlign w:val="center"/>
-          </w:tcPr>
-          <w:p>
-            <w:pPr>
-              <w:spacing w:after="0"/>
-            </w:pPr>
-            <w:r>
-              <w:rPr>
-                <w:rFonts w:ascii="宋体" w:hAnsi="宋体" w:eastAsia="宋体"/>
-                <w:sz w:val="18"/>
-              </w:rPr>
-              <w:t>被测源代码</w:t>
-            </w:r>
-          </w:p>
-        </w:tc>
-        <w:tc>
-          <w:tcPr>
-            <w:tcW w:w="2325" w:type="dxa"/>
-            <w:tcBorders>
-              <w:top w:val="single" w:color="000000" w:sz="4" w:space="0"/>
-              <w:left w:val="single" w:color="000000" w:sz="4" w:space="0"/>
-              <w:bottom w:val="single" w:color="000000" w:sz="4" w:space="0"/>
-              <w:right w:val="single" w:color="000000" w:sz="4" w:space="0"/>
-            </w:tcBorders>
-            <w:vAlign w:val="center"/>
-          </w:tcPr>
-          <w:p>
-            <w:pPr>
-              <w:spacing w:after="0"/>
-            </w:pPr>
-            <w:r>
-              <w:rPr>
-                <w:rFonts w:ascii="宋体" w:hAnsi="宋体" w:eastAsia="宋体"/>
-                <w:sz w:val="18"/>
-              </w:rPr>
-              <w:t>auto_eval.py、cache.py</w:t>
-            </w:r>
-          </w:p>
-        </w:tc>
-        <w:tc>
-          <w:tcPr>
-            <w:tcW w:w="1206" w:type="dxa"/>
-            <w:tcBorders>
-              <w:top w:val="single" w:color="000000" w:sz="4" w:space="0"/>
-              <w:left w:val="single" w:color="000000" w:sz="4" w:space="0"/>
-              <w:bottom w:val="single" w:color="000000" w:sz="4" w:space="0"/>
-              <w:right w:val="single" w:color="000000" w:sz="4" w:space="0"/>
-            </w:tcBorders>
-            <w:vAlign w:val="center"/>
-          </w:tcPr>
-          <w:p>
-            <w:pPr>
-              <w:spacing w:after="0"/>
-            </w:pPr>
-            <w:r>
-              <w:rPr>
-                <w:rFonts w:ascii="宋体" w:hAnsi="宋体" w:eastAsia="宋体"/>
-                <w:sz w:val="18"/>
-              </w:rPr>
-              <w:t>2026-09-13</w:t>
-            </w:r>
-          </w:p>
-        </w:tc>
-        <w:tc>
-          <w:tcPr>
-            <w:tcW w:w="1905" w:type="dxa"/>
-            <w:tcBorders>
-              <w:top w:val="single" w:color="000000" w:sz="4" w:space="0"/>
-              <w:left w:val="single" w:color="000000" w:sz="4" w:space="0"/>
-              <w:bottom w:val="single" w:color="000000" w:sz="4" w:space="0"/>
-              <w:right w:val="single" w:color="000000" w:sz="4" w:space="0"/>
-            </w:tcBorders>
-            <w:vAlign w:val="center"/>
-          </w:tcPr>
-          <w:p>
-            <w:pPr>
-              <w:spacing w:after="0"/>
-            </w:pPr>
-            <w:r>
-              <w:rPr>
-                <w:rFonts w:ascii="宋体" w:hAnsi="宋体" w:eastAsia="宋体"/>
-                <w:sz w:val="18"/>
-              </w:rPr>
-              <w:t>项目文件</w:t>
-            </w:r>
-          </w:p>
-        </w:tc>
-      </w:tr>
-      <w:tr>
-        <w:tblPrEx>
-          <w:tblCellMar>
-            <w:top w:w="0" w:type="dxa"/>
-            <w:left w:w="108" w:type="dxa"/>
-            <w:bottom w:w="0" w:type="dxa"/>
-            <w:right w:w="108" w:type="dxa"/>
-          </w:tblCellMar>
-        </w:tblPrEx>
-        <w:trPr>
-          <w:jc w:val="center"/>
-        </w:trPr>
-        <w:tc>
-          <w:tcPr>
-            <w:tcW w:w="648" w:type="dxa"/>
-            <w:tcBorders>
-              <w:top w:val="single" w:color="000000" w:sz="4" w:space="0"/>
-              <w:left w:val="single" w:color="000000" w:sz="4" w:space="0"/>
-              <w:bottom w:val="single" w:color="000000" w:sz="4" w:space="0"/>
-              <w:right w:val="single" w:color="000000" w:sz="4" w:space="0"/>
-            </w:tcBorders>
-            <w:vAlign w:val="center"/>
-          </w:tcPr>
-          <w:p>
-            <w:pPr>
-              <w:spacing w:after="0"/>
-            </w:pPr>
-            <w:r>
-              <w:rPr>
-                <w:rFonts w:ascii="宋体" w:hAnsi="宋体" w:eastAsia="宋体"/>
-                <w:sz w:val="18"/>
-              </w:rPr>
-              <w:t>5</w:t>
-            </w:r>
-          </w:p>
-        </w:tc>
-        <w:tc>
-          <w:tcPr>
-            <w:tcW w:w="1980" w:type="dxa"/>
-            <w:tcBorders>
-              <w:top w:val="single" w:color="000000" w:sz="4" w:space="0"/>
-              <w:left w:val="single" w:color="000000" w:sz="4" w:space="0"/>
-              <w:bottom w:val="single" w:color="000000" w:sz="4" w:space="0"/>
-              <w:right w:val="single" w:color="000000" w:sz="4" w:space="0"/>
-            </w:tcBorders>
-            <w:vAlign w:val="center"/>
-          </w:tcPr>
-          <w:p>
-            <w:pPr>
-              <w:spacing w:after="0"/>
-            </w:pPr>
-            <w:r>
-              <w:rPr>
-                <w:rFonts w:ascii="宋体" w:hAnsi="宋体" w:eastAsia="宋体"/>
-                <w:sz w:val="18"/>
-              </w:rPr>
-              <w:t>测试代码</w:t>
-            </w:r>
-          </w:p>
-        </w:tc>
-        <w:tc>
-          <w:tcPr>
-            <w:tcW w:w="2325" w:type="dxa"/>
-            <w:tcBorders>
-              <w:top w:val="single" w:color="000000" w:sz="4" w:space="0"/>
-              <w:left w:val="single" w:color="000000" w:sz="4" w:space="0"/>
-              <w:bottom w:val="single" w:color="000000" w:sz="4" w:space="0"/>
-              <w:right w:val="single" w:color="000000" w:sz="4" w:space="0"/>
-            </w:tcBorders>
-            <w:vAlign w:val="center"/>
-          </w:tcPr>
-          <w:p>
-            <w:pPr>
-              <w:spacing w:after="0"/>
-            </w:pPr>
-            <w:r>
-              <w:rPr>
-                <w:rFonts w:ascii="宋体" w:hAnsi="宋体" w:eastAsia="宋体"/>
-                <w:sz w:val="18"/>
-              </w:rPr>
-              <w:t>test_auto_eval.py、test_cache_basic.py</w:t>
-            </w:r>
-          </w:p>
-        </w:tc>
-        <w:tc>
-          <w:tcPr>
-            <w:tcW w:w="1206" w:type="dxa"/>
-            <w:tcBorders>
-              <w:top w:val="single" w:color="000000" w:sz="4" w:space="0"/>
-              <w:left w:val="single" w:color="000000" w:sz="4" w:space="0"/>
-              <w:bottom w:val="single" w:color="000000" w:sz="4" w:space="0"/>
-              <w:right w:val="single" w:color="000000" w:sz="4" w:space="0"/>
-            </w:tcBorders>
-            <w:vAlign w:val="center"/>
-          </w:tcPr>
-          <w:p>
-            <w:pPr>
-              <w:spacing w:after="0"/>
-            </w:pPr>
-            <w:r>
-              <w:rPr>
-                <w:rFonts w:ascii="宋体" w:hAnsi="宋体" w:eastAsia="宋体"/>
-                <w:sz w:val="18"/>
-              </w:rPr>
-              <w:t>2026-09-13</w:t>
-            </w:r>
-          </w:p>
-        </w:tc>
-        <w:tc>
-          <w:tcPr>
-            <w:tcW w:w="1905" w:type="dxa"/>
-            <w:tcBorders>
-              <w:top w:val="single" w:color="000000" w:sz="4" w:space="0"/>
-              <w:left w:val="single" w:color="000000" w:sz="4" w:space="0"/>
-              <w:bottom w:val="single" w:color="000000" w:sz="4" w:space="0"/>
-              <w:right w:val="single" w:color="000000" w:sz="4" w:space="0"/>
-            </w:tcBorders>
-            <w:vAlign w:val="center"/>
-          </w:tcPr>
-          <w:p>
-            <w:pPr>
-              <w:spacing w:after="0"/>
-            </w:pPr>
-            <w:r>
-              <w:rPr>
-                <w:rFonts w:ascii="宋体" w:hAnsi="宋体" w:eastAsia="宋体"/>
-                <w:sz w:val="18"/>
-              </w:rPr>
-              <w:t>项目文件</w:t>
-            </w:r>
-          </w:p>
-        </w:tc>
-      </w:tr>
-    </w:tbl>
-    <w:p>
-      <w:pPr>
-        <w:pStyle w:val="2"/>
-        <w:spacing w:line="360" w:lineRule="auto"/>
-        <w:ind w:left="0" w:firstLine="0"/>
-      </w:pPr>
-      <w:bookmarkStart w:id="5" w:name="__RefHeading___Toc21701971"/>
-      <w:bookmarkEnd w:id="5"/>
-      <w:r>
-        <w:t>2测试环境</w:t>
-      </w:r>
-    </w:p>
-    <w:p>
-      <w:pPr>
-        <w:pStyle w:val="3"/>
-        <w:spacing w:line="360" w:lineRule="auto"/>
-        <w:ind w:left="0" w:firstLine="0"/>
-      </w:pPr>
-      <w:bookmarkStart w:id="6" w:name="__RefHeading___Toc21701972"/>
-      <w:bookmarkEnd w:id="6"/>
+      <w:bookmarkStart w:id="5" w:name="_Toc14755"/>
       <w:r>
         <w:t>2.1硬件环境</w:t>
       </w:r>
+      <w:bookmarkEnd w:id="5"/>
     </w:p>
     <w:p>
       <w:pPr>
@@ -2649,13 +1923,15 @@
         <w:spacing w:line="360" w:lineRule="auto"/>
         <w:ind w:left="0" w:firstLine="0"/>
       </w:pPr>
+      <w:bookmarkStart w:id="6" w:name="_Toc6689"/>
       <w:r>
         <w:t>2.2软件环境</w:t>
       </w:r>
+      <w:bookmarkEnd w:id="6"/>
     </w:p>
     <w:tbl>
       <w:tblPr>
-        <w:tblStyle w:val="14"/>
+        <w:tblStyle w:val="16"/>
         <w:tblW w:w="0" w:type="auto"/>
         <w:jc w:val="center"/>
         <w:tblBorders>
@@ -2696,6 +1972,7 @@
           </w:tblCellMar>
         </w:tblPrEx>
         <w:trPr>
+          <w:trHeight w:val="495" w:hRule="atLeast"/>
           <w:jc w:val="center"/>
         </w:trPr>
         <w:tc>
@@ -2712,8 +1989,6 @@
             <w:pPr>
               <w:spacing w:before="0" w:after="0" w:line="300" w:lineRule="auto"/>
             </w:pPr>
-            <w:bookmarkStart w:id="8" w:name="__RefHeading___Toc21701974"/>
-            <w:bookmarkEnd w:id="8"/>
             <w:r>
               <w:rPr>
                 <w:rFonts w:ascii="宋体" w:hAnsi="宋体" w:eastAsia="宋体"/>
@@ -3113,17 +2388,18 @@
         <w:spacing w:line="360" w:lineRule="auto"/>
         <w:ind w:left="0" w:firstLine="0"/>
       </w:pPr>
+      <w:bookmarkStart w:id="7" w:name="_Toc2323"/>
       <w:r>
         <w:t>3测试</w:t>
       </w:r>
       <w:r>
         <w:rPr>
           <w:rFonts w:hint="eastAsia"/>
-          <w:color w:val="0000FF"/>
           <w:lang w:val="en-US" w:eastAsia="zh-CN"/>
         </w:rPr>
         <w:t>执行</w:t>
       </w:r>
+      <w:bookmarkEnd w:id="7"/>
     </w:p>
     <w:p>
       <w:pPr>
@@ -3131,11 +2407,11 @@
         <w:spacing w:line="360" w:lineRule="auto"/>
         <w:ind w:left="0" w:firstLine="0"/>
       </w:pPr>
-      <w:bookmarkStart w:id="9" w:name="__RefHeading___Toc21701975"/>
-      <w:bookmarkEnd w:id="9"/>
+      <w:bookmarkStart w:id="8" w:name="_Toc32490"/>
       <w:r>
         <w:t>3.1被测软件</w:t>
       </w:r>
+      <w:bookmarkEnd w:id="8"/>
     </w:p>
     <w:p>
       <w:pPr>
@@ -3155,11 +2431,11 @@
         <w:spacing w:line="360" w:lineRule="auto"/>
         <w:ind w:left="0" w:firstLine="0"/>
       </w:pPr>
-      <w:bookmarkStart w:id="10" w:name="__RefHeading___Toc21701976"/>
-      <w:bookmarkEnd w:id="10"/>
+      <w:bookmarkStart w:id="9" w:name="_Toc14738"/>
       <w:r>
         <w:t>3.2测试策略</w:t>
       </w:r>
+      <w:bookmarkEnd w:id="9"/>
     </w:p>
     <w:p>
       <w:pPr>
@@ -3169,8 +2445,6 @@
           <w:rFonts w:hint="eastAsia"/>
         </w:rPr>
       </w:pPr>
-      <w:bookmarkStart w:id="11" w:name="__RefHeading___Toc21701977"/>
-      <w:bookmarkEnd w:id="11"/>
       <w:r>
         <w:t>使用 pytest 执行正常输入、边界输入和异常输入测试。auto_eval.py 使用 Mock API，cache.py 使用两层缓存和小型 CPU 张量。</w:t>
       </w:r>
@@ -3181,9 +2455,11 @@
         <w:spacing w:line="360" w:lineRule="auto"/>
         <w:ind w:left="0" w:firstLine="0"/>
       </w:pPr>
+      <w:bookmarkStart w:id="10" w:name="_Toc18561"/>
       <w:r>
         <w:t>3.3执行步骤</w:t>
       </w:r>
+      <w:bookmarkEnd w:id="10"/>
     </w:p>
     <w:p>
       <w:pPr>
@@ -3194,8 +2470,6 @@
           <w:color w:val="0000FF"/>
         </w:rPr>
       </w:pPr>
-      <w:bookmarkStart w:id="12" w:name="__RefHeading___Toc21701978"/>
-      <w:bookmarkEnd w:id="12"/>
       <w:r>
         <w:t>（1）激活 mmsep-test 环境；（2）执行两个测试文件；（3）记录异常和源代码位置；（4）将结果填写到测试用例清单；（5）使用修复版本进行回归验证。</w:t>
       </w:r>
@@ -3206,23 +2480,38 @@
         <w:spacing w:line="360" w:lineRule="auto"/>
         <w:ind w:left="0" w:firstLine="0"/>
       </w:pPr>
+      <w:bookmarkStart w:id="11" w:name="_Toc25777"/>
       <w:r>
         <w:t>3.4缺陷表</w:t>
       </w:r>
+      <w:bookmarkEnd w:id="11"/>
     </w:p>
     <w:p>
       <w:pPr>
         <w:pStyle w:val="4"/>
+        <w:keepNext/>
+        <w:keepLines/>
+        <w:pageBreakBefore/>
+        <w:widowControl w:val="0"/>
+        <w:kinsoku/>
+        <w:wordWrap/>
+        <w:overflowPunct/>
+        <w:topLinePunct w:val="0"/>
+        <w:autoSpaceDE/>
+        <w:autoSpaceDN/>
+        <w:bidi w:val="0"/>
+        <w:adjustRightInd/>
+        <w:snapToGrid/>
         <w:spacing w:before="60" w:after="60" w:line="360" w:lineRule="auto"/>
         <w:ind w:left="0" w:firstLine="0"/>
+        <w:textAlignment w:val="auto"/>
         <w:rPr>
           <w:rFonts w:eastAsia="黑体;SimHei"/>
           <w:sz w:val="28"/>
           <w:szCs w:val="28"/>
         </w:rPr>
       </w:pPr>
-      <w:bookmarkStart w:id="13" w:name="__RefHeading___Toc21701979"/>
-      <w:bookmarkEnd w:id="13"/>
+      <w:bookmarkStart w:id="12" w:name="_Toc25622"/>
       <w:r>
         <w:rPr>
           <w:rFonts w:eastAsia="黑体"/>
@@ -3231,10 +2520,1603 @@
         </w:rPr>
         <w:t>表3.4.1  001-split_list() 处理空列表时抛出异常</w:t>
       </w:r>
+      <w:bookmarkEnd w:id="12"/>
     </w:p>
     <w:tbl>
       <w:tblPr>
-        <w:tblStyle w:val="13"/>
+        <w:tblStyle w:val="15"/>
+        <w:tblW w:w="7676" w:type="dxa"/>
+        <w:jc w:val="center"/>
+        <w:tblLayout w:type="fixed"/>
+        <w:tblCellMar>
+          <w:top w:w="0" w:type="dxa"/>
+          <w:left w:w="108" w:type="dxa"/>
+          <w:bottom w:w="0" w:type="dxa"/>
+          <w:right w:w="108" w:type="dxa"/>
+        </w:tblCellMar>
+      </w:tblPr>
+      <w:tblGrid>
+        <w:gridCol w:w="1588"/>
+        <w:gridCol w:w="74"/>
+        <w:gridCol w:w="1388"/>
+        <w:gridCol w:w="216"/>
+        <w:gridCol w:w="400"/>
+        <w:gridCol w:w="774"/>
+        <w:gridCol w:w="707"/>
+        <w:gridCol w:w="524"/>
+        <w:gridCol w:w="159"/>
+        <w:gridCol w:w="816"/>
+        <w:gridCol w:w="1030"/>
+      </w:tblGrid>
+      <w:tr>
+        <w:trPr>
+          <w:jc w:val="center"/>
+        </w:trPr>
+        <w:tc>
+          <w:tcPr>
+            <w:tcW w:w="1588" w:type="dxa"/>
+            <w:tcBorders>
+              <w:top w:val="single" w:color="000000" w:sz="4" w:space="0"/>
+              <w:left w:val="single" w:color="000000" w:sz="4" w:space="0"/>
+              <w:bottom w:val="single" w:color="000000" w:sz="4" w:space="0"/>
+              <w:right w:val="single" w:color="000000" w:sz="4" w:space="0"/>
+            </w:tcBorders>
+            <w:shd w:val="clear" w:color="auto" w:fill="CCCCCC"/>
+            <w:vAlign w:val="center"/>
+          </w:tcPr>
+          <w:p>
+            <w:pPr>
+              <w:tabs>
+                <w:tab w:val="right" w:leader="dot" w:pos="8296"/>
+              </w:tabs>
+              <w:spacing w:before="120" w:after="120"/>
+              <w:rPr>
+                <w:bCs/>
+                <w:sz w:val="18"/>
+                <w:szCs w:val="18"/>
+                <w:lang w:val="en-US" w:eastAsia="en-US"/>
+              </w:rPr>
+            </w:pPr>
+            <w:r>
+              <w:rPr>
+                <w:bCs/>
+                <w:sz w:val="18"/>
+                <w:szCs w:val="18"/>
+                <w:lang w:val="en-US" w:eastAsia="en-US"/>
+              </w:rPr>
+              <w:t>测试人</w:t>
+            </w:r>
+          </w:p>
+        </w:tc>
+        <w:tc>
+          <w:tcPr>
+            <w:tcW w:w="1678" w:type="dxa"/>
+            <w:gridSpan w:val="3"/>
+            <w:tcBorders>
+              <w:top w:val="single" w:color="000000" w:sz="4" w:space="0"/>
+              <w:left w:val="single" w:color="000000" w:sz="4" w:space="0"/>
+              <w:bottom w:val="single" w:color="000000" w:sz="4" w:space="0"/>
+              <w:right w:val="single" w:color="000000" w:sz="4" w:space="0"/>
+            </w:tcBorders>
+            <w:vAlign w:val="center"/>
+          </w:tcPr>
+          <w:p>
+            <w:pPr>
+              <w:rPr>
+                <w:rFonts w:hint="eastAsia" w:eastAsia="宋体;SimSun"/>
+                <w:lang w:eastAsia="zh-CN"/>
+              </w:rPr>
+            </w:pPr>
+            <w:r>
+              <w:rPr>
+                <w:rFonts w:hint="eastAsia" w:eastAsia="宋体"/>
+                <w:sz w:val="21"/>
+                <w:lang w:val="en-US" w:eastAsia="zh-CN"/>
+              </w:rPr>
+              <w:t>汪嘉楠</w:t>
+            </w:r>
+          </w:p>
+        </w:tc>
+        <w:tc>
+          <w:tcPr>
+            <w:tcW w:w="1881" w:type="dxa"/>
+            <w:gridSpan w:val="3"/>
+            <w:tcBorders>
+              <w:top w:val="single" w:color="000000" w:sz="4" w:space="0"/>
+              <w:left w:val="single" w:color="000000" w:sz="4" w:space="0"/>
+              <w:bottom w:val="single" w:color="000000" w:sz="4" w:space="0"/>
+              <w:right w:val="single" w:color="000000" w:sz="4" w:space="0"/>
+            </w:tcBorders>
+            <w:shd w:val="clear" w:color="auto" w:fill="CCCCCC"/>
+            <w:vAlign w:val="center"/>
+          </w:tcPr>
+          <w:p>
+            <w:pPr>
+              <w:tabs>
+                <w:tab w:val="right" w:leader="dot" w:pos="8296"/>
+              </w:tabs>
+              <w:spacing w:before="120" w:after="120"/>
+              <w:jc w:val="center"/>
+              <w:rPr>
+                <w:bCs/>
+                <w:sz w:val="18"/>
+                <w:szCs w:val="18"/>
+                <w:lang w:val="en-US" w:eastAsia="en-US"/>
+              </w:rPr>
+            </w:pPr>
+            <w:r>
+              <w:rPr>
+                <w:bCs/>
+                <w:sz w:val="18"/>
+                <w:szCs w:val="18"/>
+                <w:lang w:val="en-US" w:eastAsia="en-US"/>
+              </w:rPr>
+              <w:t>时间</w:t>
+            </w:r>
+          </w:p>
+        </w:tc>
+        <w:tc>
+          <w:tcPr>
+            <w:tcW w:w="2529" w:type="dxa"/>
+            <w:gridSpan w:val="4"/>
+            <w:tcBorders>
+              <w:top w:val="single" w:color="000000" w:sz="4" w:space="0"/>
+              <w:left w:val="single" w:color="000000" w:sz="4" w:space="0"/>
+              <w:bottom w:val="single" w:color="000000" w:sz="4" w:space="0"/>
+              <w:right w:val="single" w:color="000000" w:sz="4" w:space="0"/>
+            </w:tcBorders>
+            <w:vAlign w:val="center"/>
+          </w:tcPr>
+          <w:p>
+            <w:r>
+              <w:rPr>
+                <w:rFonts w:ascii="Times New Roman" w:hAnsi="Times New Roman" w:eastAsia="宋体"/>
+                <w:sz w:val="21"/>
+              </w:rPr>
+              <w:t>2026-09-13</w:t>
+            </w:r>
+          </w:p>
+        </w:tc>
+      </w:tr>
+      <w:tr>
+        <w:tblPrEx>
+          <w:tblCellMar>
+            <w:top w:w="0" w:type="dxa"/>
+            <w:left w:w="108" w:type="dxa"/>
+            <w:bottom w:w="0" w:type="dxa"/>
+            <w:right w:w="108" w:type="dxa"/>
+          </w:tblCellMar>
+        </w:tblPrEx>
+        <w:trPr>
+          <w:jc w:val="center"/>
+        </w:trPr>
+        <w:tc>
+          <w:tcPr>
+            <w:tcW w:w="1588" w:type="dxa"/>
+            <w:tcBorders>
+              <w:top w:val="single" w:color="000000" w:sz="4" w:space="0"/>
+              <w:left w:val="single" w:color="000000" w:sz="4" w:space="0"/>
+              <w:bottom w:val="single" w:color="000000" w:sz="4" w:space="0"/>
+              <w:right w:val="single" w:color="000000" w:sz="4" w:space="0"/>
+            </w:tcBorders>
+            <w:shd w:val="clear" w:color="auto" w:fill="CCCCCC"/>
+            <w:vAlign w:val="center"/>
+          </w:tcPr>
+          <w:p>
+            <w:pPr>
+              <w:tabs>
+                <w:tab w:val="right" w:leader="dot" w:pos="8296"/>
+              </w:tabs>
+              <w:spacing w:before="120" w:after="120"/>
+              <w:rPr>
+                <w:bCs/>
+                <w:sz w:val="18"/>
+                <w:szCs w:val="18"/>
+                <w:lang w:val="en-US" w:eastAsia="en-US"/>
+              </w:rPr>
+            </w:pPr>
+            <w:r>
+              <w:rPr>
+                <w:bCs/>
+                <w:sz w:val="18"/>
+                <w:szCs w:val="18"/>
+                <w:lang w:val="en-US" w:eastAsia="en-US"/>
+              </w:rPr>
+              <w:t>功能模块名</w:t>
+            </w:r>
+          </w:p>
+        </w:tc>
+        <w:tc>
+          <w:tcPr>
+            <w:tcW w:w="1678" w:type="dxa"/>
+            <w:gridSpan w:val="3"/>
+            <w:tcBorders>
+              <w:top w:val="single" w:color="000000" w:sz="4" w:space="0"/>
+              <w:left w:val="single" w:color="000000" w:sz="4" w:space="0"/>
+              <w:bottom w:val="single" w:color="000000" w:sz="4" w:space="0"/>
+              <w:right w:val="single" w:color="000000" w:sz="4" w:space="0"/>
+            </w:tcBorders>
+            <w:vAlign w:val="center"/>
+          </w:tcPr>
+          <w:p>
+            <w:r>
+              <w:rPr>
+                <w:rFonts w:ascii="Times New Roman" w:hAnsi="Times New Roman" w:eastAsia="宋体"/>
+                <w:sz w:val="21"/>
+              </w:rPr>
+              <w:t>auto_eval.py</w:t>
+            </w:r>
+          </w:p>
+        </w:tc>
+        <w:tc>
+          <w:tcPr>
+            <w:tcW w:w="1881" w:type="dxa"/>
+            <w:gridSpan w:val="3"/>
+            <w:tcBorders>
+              <w:top w:val="single" w:color="000000" w:sz="4" w:space="0"/>
+              <w:left w:val="single" w:color="000000" w:sz="4" w:space="0"/>
+              <w:bottom w:val="single" w:color="000000" w:sz="4" w:space="0"/>
+              <w:right w:val="single" w:color="000000" w:sz="4" w:space="0"/>
+            </w:tcBorders>
+            <w:shd w:val="clear" w:color="auto" w:fill="CCCCCC"/>
+            <w:vAlign w:val="center"/>
+          </w:tcPr>
+          <w:p>
+            <w:pPr>
+              <w:tabs>
+                <w:tab w:val="right" w:leader="dot" w:pos="8296"/>
+              </w:tabs>
+              <w:spacing w:before="120" w:after="120"/>
+              <w:jc w:val="center"/>
+              <w:rPr>
+                <w:bCs/>
+                <w:sz w:val="18"/>
+                <w:szCs w:val="18"/>
+                <w:lang w:val="en-US" w:eastAsia="en-US"/>
+              </w:rPr>
+            </w:pPr>
+            <w:r>
+              <w:rPr>
+                <w:bCs/>
+                <w:sz w:val="18"/>
+                <w:szCs w:val="18"/>
+                <w:lang w:val="en-US" w:eastAsia="en-US"/>
+              </w:rPr>
+              <w:t>功能编号</w:t>
+            </w:r>
+          </w:p>
+        </w:tc>
+        <w:tc>
+          <w:tcPr>
+            <w:tcW w:w="2529" w:type="dxa"/>
+            <w:gridSpan w:val="4"/>
+            <w:tcBorders>
+              <w:top w:val="single" w:color="000000" w:sz="4" w:space="0"/>
+              <w:left w:val="single" w:color="000000" w:sz="4" w:space="0"/>
+              <w:bottom w:val="single" w:color="000000" w:sz="4" w:space="0"/>
+              <w:right w:val="single" w:color="000000" w:sz="4" w:space="0"/>
+            </w:tcBorders>
+            <w:vAlign w:val="center"/>
+          </w:tcPr>
+          <w:p>
+            <w:r>
+              <w:rPr>
+                <w:rFonts w:ascii="Times New Roman" w:hAnsi="Times New Roman" w:eastAsia="宋体"/>
+                <w:sz w:val="21"/>
+              </w:rPr>
+              <w:t>split_list()</w:t>
+            </w:r>
+          </w:p>
+        </w:tc>
+      </w:tr>
+      <w:tr>
+        <w:tblPrEx>
+          <w:tblCellMar>
+            <w:top w:w="0" w:type="dxa"/>
+            <w:left w:w="108" w:type="dxa"/>
+            <w:bottom w:w="0" w:type="dxa"/>
+            <w:right w:w="108" w:type="dxa"/>
+          </w:tblCellMar>
+        </w:tblPrEx>
+        <w:trPr>
+          <w:jc w:val="center"/>
+        </w:trPr>
+        <w:tc>
+          <w:tcPr>
+            <w:tcW w:w="1588" w:type="dxa"/>
+            <w:tcBorders>
+              <w:top w:val="single" w:color="000000" w:sz="4" w:space="0"/>
+              <w:left w:val="single" w:color="000000" w:sz="4" w:space="0"/>
+              <w:bottom w:val="single" w:color="000000" w:sz="4" w:space="0"/>
+              <w:right w:val="single" w:color="000000" w:sz="4" w:space="0"/>
+            </w:tcBorders>
+            <w:shd w:val="clear" w:color="auto" w:fill="CCCCCC"/>
+            <w:vAlign w:val="center"/>
+          </w:tcPr>
+          <w:p>
+            <w:pPr>
+              <w:tabs>
+                <w:tab w:val="right" w:leader="dot" w:pos="8296"/>
+              </w:tabs>
+              <w:spacing w:before="120" w:after="120"/>
+              <w:rPr>
+                <w:bCs/>
+                <w:sz w:val="18"/>
+                <w:szCs w:val="18"/>
+                <w:lang w:val="en-US" w:eastAsia="en-US"/>
+              </w:rPr>
+            </w:pPr>
+            <w:r>
+              <w:rPr>
+                <w:bCs/>
+                <w:sz w:val="18"/>
+                <w:szCs w:val="18"/>
+                <w:lang w:val="en-US" w:eastAsia="en-US"/>
+              </w:rPr>
+              <w:t>测试项编号</w:t>
+            </w:r>
+          </w:p>
+        </w:tc>
+        <w:tc>
+          <w:tcPr>
+            <w:tcW w:w="6088" w:type="dxa"/>
+            <w:gridSpan w:val="10"/>
+            <w:tcBorders>
+              <w:top w:val="single" w:color="000000" w:sz="4" w:space="0"/>
+              <w:left w:val="single" w:color="000000" w:sz="4" w:space="0"/>
+              <w:bottom w:val="single" w:color="000000" w:sz="4" w:space="0"/>
+              <w:right w:val="single" w:color="000000" w:sz="4" w:space="0"/>
+            </w:tcBorders>
+            <w:vAlign w:val="center"/>
+          </w:tcPr>
+          <w:p>
+            <w:r>
+              <w:rPr>
+                <w:rFonts w:ascii="Times New Roman" w:hAnsi="Times New Roman" w:eastAsia="宋体"/>
+                <w:sz w:val="21"/>
+              </w:rPr>
+              <w:t>MMSep-AE-003</w:t>
+            </w:r>
+          </w:p>
+        </w:tc>
+      </w:tr>
+      <w:tr>
+        <w:tblPrEx>
+          <w:tblCellMar>
+            <w:top w:w="0" w:type="dxa"/>
+            <w:left w:w="108" w:type="dxa"/>
+            <w:bottom w:w="0" w:type="dxa"/>
+            <w:right w:w="108" w:type="dxa"/>
+          </w:tblCellMar>
+        </w:tblPrEx>
+        <w:trPr>
+          <w:jc w:val="center"/>
+        </w:trPr>
+        <w:tc>
+          <w:tcPr>
+            <w:tcW w:w="1588" w:type="dxa"/>
+            <w:tcBorders>
+              <w:top w:val="single" w:color="000000" w:sz="4" w:space="0"/>
+              <w:left w:val="single" w:color="000000" w:sz="4" w:space="0"/>
+              <w:bottom w:val="single" w:color="000000" w:sz="4" w:space="0"/>
+              <w:right w:val="single" w:color="000000" w:sz="4" w:space="0"/>
+            </w:tcBorders>
+            <w:shd w:val="clear" w:color="auto" w:fill="CCCCCC"/>
+            <w:vAlign w:val="center"/>
+          </w:tcPr>
+          <w:p>
+            <w:pPr>
+              <w:tabs>
+                <w:tab w:val="right" w:leader="dot" w:pos="8296"/>
+              </w:tabs>
+              <w:spacing w:before="120" w:after="120"/>
+              <w:rPr>
+                <w:bCs/>
+                <w:sz w:val="18"/>
+                <w:szCs w:val="18"/>
+                <w:lang w:val="en-US" w:eastAsia="en-US"/>
+              </w:rPr>
+            </w:pPr>
+            <w:r>
+              <w:rPr>
+                <w:bCs/>
+                <w:sz w:val="18"/>
+                <w:szCs w:val="18"/>
+                <w:lang w:val="en-US" w:eastAsia="en-US"/>
+              </w:rPr>
+              <w:t>测试需求</w:t>
+            </w:r>
+          </w:p>
+        </w:tc>
+        <w:tc>
+          <w:tcPr>
+            <w:tcW w:w="6088" w:type="dxa"/>
+            <w:gridSpan w:val="10"/>
+            <w:tcBorders>
+              <w:top w:val="single" w:color="000000" w:sz="4" w:space="0"/>
+              <w:left w:val="single" w:color="000000" w:sz="4" w:space="0"/>
+              <w:bottom w:val="single" w:color="000000" w:sz="4" w:space="0"/>
+              <w:right w:val="single" w:color="000000" w:sz="4" w:space="0"/>
+            </w:tcBorders>
+            <w:vAlign w:val="center"/>
+          </w:tcPr>
+          <w:p>
+            <w:r>
+              <w:rPr>
+                <w:rFonts w:ascii="Times New Roman" w:hAnsi="Times New Roman" w:eastAsia="宋体"/>
+                <w:sz w:val="21"/>
+              </w:rPr>
+              <w:t>空列表输入时应返回空列表，不应抛出异常</w:t>
+            </w:r>
+          </w:p>
+        </w:tc>
+      </w:tr>
+      <w:tr>
+        <w:tblPrEx>
+          <w:tblCellMar>
+            <w:top w:w="0" w:type="dxa"/>
+            <w:left w:w="108" w:type="dxa"/>
+            <w:bottom w:w="0" w:type="dxa"/>
+            <w:right w:w="108" w:type="dxa"/>
+          </w:tblCellMar>
+        </w:tblPrEx>
+        <w:trPr>
+          <w:jc w:val="center"/>
+        </w:trPr>
+        <w:tc>
+          <w:tcPr>
+            <w:tcW w:w="1588" w:type="dxa"/>
+            <w:tcBorders>
+              <w:top w:val="single" w:color="000000" w:sz="4" w:space="0"/>
+              <w:left w:val="single" w:color="000000" w:sz="4" w:space="0"/>
+              <w:bottom w:val="single" w:color="000000" w:sz="4" w:space="0"/>
+              <w:right w:val="single" w:color="000000" w:sz="4" w:space="0"/>
+            </w:tcBorders>
+            <w:shd w:val="clear" w:color="auto" w:fill="CCCCCC"/>
+            <w:vAlign w:val="center"/>
+          </w:tcPr>
+          <w:p>
+            <w:pPr>
+              <w:tabs>
+                <w:tab w:val="right" w:leader="dot" w:pos="8296"/>
+              </w:tabs>
+              <w:spacing w:before="120" w:after="120"/>
+              <w:rPr>
+                <w:bCs/>
+                <w:sz w:val="18"/>
+                <w:szCs w:val="18"/>
+                <w:lang w:val="en-US" w:eastAsia="en-US"/>
+              </w:rPr>
+            </w:pPr>
+            <w:r>
+              <w:rPr>
+                <w:bCs/>
+                <w:sz w:val="18"/>
+                <w:szCs w:val="18"/>
+                <w:lang w:val="en-US" w:eastAsia="en-US"/>
+              </w:rPr>
+              <w:t>用例编号</w:t>
+            </w:r>
+          </w:p>
+        </w:tc>
+        <w:tc>
+          <w:tcPr>
+            <w:tcW w:w="6088" w:type="dxa"/>
+            <w:gridSpan w:val="10"/>
+            <w:tcBorders>
+              <w:top w:val="single" w:color="000000" w:sz="4" w:space="0"/>
+              <w:left w:val="single" w:color="000000" w:sz="4" w:space="0"/>
+              <w:bottom w:val="single" w:color="000000" w:sz="4" w:space="0"/>
+              <w:right w:val="single" w:color="000000" w:sz="4" w:space="0"/>
+            </w:tcBorders>
+            <w:vAlign w:val="center"/>
+          </w:tcPr>
+          <w:p>
+            <w:r>
+              <w:rPr>
+                <w:rFonts w:ascii="Times New Roman" w:hAnsi="Times New Roman" w:eastAsia="宋体"/>
+                <w:sz w:val="21"/>
+              </w:rPr>
+              <w:t>MMSep-AE-003</w:t>
+            </w:r>
+          </w:p>
+        </w:tc>
+      </w:tr>
+      <w:tr>
+        <w:tblPrEx>
+          <w:tblCellMar>
+            <w:top w:w="0" w:type="dxa"/>
+            <w:left w:w="108" w:type="dxa"/>
+            <w:bottom w:w="0" w:type="dxa"/>
+            <w:right w:w="108" w:type="dxa"/>
+          </w:tblCellMar>
+        </w:tblPrEx>
+        <w:trPr>
+          <w:trHeight w:val="110" w:hRule="atLeast"/>
+          <w:jc w:val="center"/>
+        </w:trPr>
+        <w:tc>
+          <w:tcPr>
+            <w:tcW w:w="1588" w:type="dxa"/>
+            <w:tcBorders>
+              <w:top w:val="single" w:color="000000" w:sz="4" w:space="0"/>
+              <w:left w:val="single" w:color="000000" w:sz="4" w:space="0"/>
+              <w:bottom w:val="single" w:color="000000" w:sz="4" w:space="0"/>
+              <w:right w:val="single" w:color="000000" w:sz="4" w:space="0"/>
+            </w:tcBorders>
+            <w:shd w:val="clear" w:color="auto" w:fill="CCCCCC"/>
+            <w:vAlign w:val="center"/>
+          </w:tcPr>
+          <w:p>
+            <w:pPr>
+              <w:tabs>
+                <w:tab w:val="right" w:leader="dot" w:pos="8296"/>
+              </w:tabs>
+              <w:spacing w:before="120" w:after="120"/>
+              <w:rPr>
+                <w:bCs/>
+                <w:sz w:val="18"/>
+                <w:szCs w:val="18"/>
+                <w:lang w:val="en-US" w:eastAsia="en-US"/>
+              </w:rPr>
+            </w:pPr>
+            <w:r>
+              <w:rPr>
+                <w:bCs/>
+                <w:sz w:val="18"/>
+                <w:szCs w:val="18"/>
+                <w:lang w:val="en-US" w:eastAsia="en-US"/>
+              </w:rPr>
+              <w:t>严重程度</w:t>
+            </w:r>
+          </w:p>
+        </w:tc>
+        <w:tc>
+          <w:tcPr>
+            <w:tcW w:w="1462" w:type="dxa"/>
+            <w:gridSpan w:val="2"/>
+            <w:tcBorders>
+              <w:top w:val="single" w:color="000000" w:sz="4" w:space="0"/>
+              <w:left w:val="single" w:color="000000" w:sz="4" w:space="0"/>
+              <w:bottom w:val="single" w:color="000000" w:sz="4" w:space="0"/>
+              <w:right w:val="single" w:color="000000" w:sz="4" w:space="0"/>
+            </w:tcBorders>
+            <w:vAlign w:val="center"/>
+          </w:tcPr>
+          <w:p>
+            <w:r>
+              <w:rPr>
+                <w:rFonts w:ascii="Times New Roman" w:hAnsi="Times New Roman" w:eastAsia="宋体"/>
+                <w:sz w:val="21"/>
+              </w:rPr>
+              <w:t>中</w:t>
+            </w:r>
+          </w:p>
+        </w:tc>
+        <w:tc>
+          <w:tcPr>
+            <w:tcW w:w="1390" w:type="dxa"/>
+            <w:gridSpan w:val="3"/>
+            <w:tcBorders>
+              <w:top w:val="single" w:color="000000" w:sz="4" w:space="0"/>
+              <w:left w:val="single" w:color="000000" w:sz="4" w:space="0"/>
+              <w:bottom w:val="single" w:color="000000" w:sz="4" w:space="0"/>
+              <w:right w:val="single" w:color="000000" w:sz="4" w:space="0"/>
+            </w:tcBorders>
+            <w:shd w:val="clear" w:color="auto" w:fill="D9D9D9"/>
+            <w:vAlign w:val="center"/>
+          </w:tcPr>
+          <w:p>
+            <w:pPr>
+              <w:tabs>
+                <w:tab w:val="right" w:leader="dot" w:pos="8296"/>
+              </w:tabs>
+              <w:spacing w:before="120" w:after="120"/>
+              <w:rPr>
+                <w:bCs/>
+                <w:sz w:val="18"/>
+                <w:szCs w:val="18"/>
+                <w:lang w:val="en-US" w:eastAsia="en-US"/>
+              </w:rPr>
+            </w:pPr>
+            <w:r>
+              <w:rPr>
+                <w:bCs/>
+                <w:sz w:val="18"/>
+                <w:szCs w:val="18"/>
+                <w:lang w:val="en-US" w:eastAsia="en-US"/>
+              </w:rPr>
+              <w:t>优先级</w:t>
+            </w:r>
+          </w:p>
+        </w:tc>
+        <w:tc>
+          <w:tcPr>
+            <w:tcW w:w="1390" w:type="dxa"/>
+            <w:gridSpan w:val="3"/>
+            <w:tcBorders>
+              <w:top w:val="single" w:color="000000" w:sz="4" w:space="0"/>
+              <w:left w:val="single" w:color="000000" w:sz="4" w:space="0"/>
+              <w:bottom w:val="single" w:color="000000" w:sz="4" w:space="0"/>
+              <w:right w:val="single" w:color="000000" w:sz="4" w:space="0"/>
+            </w:tcBorders>
+            <w:vAlign w:val="center"/>
+          </w:tcPr>
+          <w:p>
+            <w:r>
+              <w:rPr>
+                <w:rFonts w:ascii="Times New Roman" w:hAnsi="Times New Roman" w:eastAsia="宋体"/>
+                <w:sz w:val="21"/>
+              </w:rPr>
+              <w:t>中</w:t>
+            </w:r>
+          </w:p>
+        </w:tc>
+        <w:tc>
+          <w:tcPr>
+            <w:tcW w:w="816" w:type="dxa"/>
+            <w:tcBorders>
+              <w:top w:val="single" w:color="000000" w:sz="4" w:space="0"/>
+              <w:left w:val="single" w:color="000000" w:sz="4" w:space="0"/>
+              <w:bottom w:val="single" w:color="000000" w:sz="4" w:space="0"/>
+              <w:right w:val="single" w:color="000000" w:sz="4" w:space="0"/>
+            </w:tcBorders>
+            <w:shd w:val="clear" w:color="auto" w:fill="D9D9D9"/>
+            <w:vAlign w:val="center"/>
+          </w:tcPr>
+          <w:p>
+            <w:pPr>
+              <w:tabs>
+                <w:tab w:val="right" w:leader="dot" w:pos="8296"/>
+              </w:tabs>
+              <w:spacing w:before="120" w:after="120"/>
+              <w:rPr>
+                <w:bCs/>
+                <w:sz w:val="18"/>
+                <w:szCs w:val="18"/>
+                <w:lang w:val="en-US" w:eastAsia="en-US"/>
+              </w:rPr>
+            </w:pPr>
+            <w:r>
+              <w:rPr>
+                <w:bCs/>
+                <w:sz w:val="18"/>
+                <w:szCs w:val="18"/>
+                <w:lang w:val="en-US" w:eastAsia="en-US"/>
+              </w:rPr>
+              <w:t>状态</w:t>
+            </w:r>
+          </w:p>
+        </w:tc>
+        <w:tc>
+          <w:tcPr>
+            <w:tcW w:w="1030" w:type="dxa"/>
+            <w:tcBorders>
+              <w:top w:val="single" w:color="000000" w:sz="4" w:space="0"/>
+              <w:left w:val="single" w:color="000000" w:sz="4" w:space="0"/>
+              <w:bottom w:val="single" w:color="000000" w:sz="4" w:space="0"/>
+              <w:right w:val="single" w:color="000000" w:sz="4" w:space="0"/>
+            </w:tcBorders>
+            <w:vAlign w:val="center"/>
+          </w:tcPr>
+          <w:p>
+            <w:r>
+              <w:rPr>
+                <w:rFonts w:ascii="Times New Roman" w:hAnsi="Times New Roman" w:eastAsia="宋体"/>
+                <w:sz w:val="21"/>
+              </w:rPr>
+              <w:t>关闭</w:t>
+            </w:r>
+          </w:p>
+        </w:tc>
+      </w:tr>
+      <w:tr>
+        <w:tblPrEx>
+          <w:tblCellMar>
+            <w:top w:w="0" w:type="dxa"/>
+            <w:left w:w="108" w:type="dxa"/>
+            <w:bottom w:w="0" w:type="dxa"/>
+            <w:right w:w="108" w:type="dxa"/>
+          </w:tblCellMar>
+        </w:tblPrEx>
+        <w:trPr>
+          <w:jc w:val="center"/>
+        </w:trPr>
+        <w:tc>
+          <w:tcPr>
+            <w:tcW w:w="1588" w:type="dxa"/>
+            <w:tcBorders>
+              <w:top w:val="single" w:color="000000" w:sz="4" w:space="0"/>
+              <w:left w:val="single" w:color="000000" w:sz="4" w:space="0"/>
+              <w:bottom w:val="single" w:color="000000" w:sz="4" w:space="0"/>
+              <w:right w:val="single" w:color="000000" w:sz="4" w:space="0"/>
+            </w:tcBorders>
+            <w:shd w:val="clear" w:color="auto" w:fill="CCCCCC"/>
+            <w:vAlign w:val="center"/>
+          </w:tcPr>
+          <w:p>
+            <w:pPr>
+              <w:tabs>
+                <w:tab w:val="right" w:leader="dot" w:pos="8296"/>
+              </w:tabs>
+              <w:spacing w:before="120" w:after="120"/>
+              <w:rPr>
+                <w:bCs/>
+                <w:sz w:val="18"/>
+                <w:szCs w:val="18"/>
+                <w:lang w:val="en-US" w:eastAsia="en-US"/>
+              </w:rPr>
+            </w:pPr>
+            <w:r>
+              <w:rPr>
+                <w:bCs/>
+                <w:sz w:val="18"/>
+                <w:szCs w:val="18"/>
+                <w:lang w:val="en-US" w:eastAsia="en-US"/>
+              </w:rPr>
+              <w:t>缺陷标题</w:t>
+            </w:r>
+          </w:p>
+        </w:tc>
+        <w:tc>
+          <w:tcPr>
+            <w:tcW w:w="6088" w:type="dxa"/>
+            <w:gridSpan w:val="10"/>
+            <w:tcBorders>
+              <w:top w:val="single" w:color="000000" w:sz="4" w:space="0"/>
+              <w:bottom w:val="single" w:color="000000" w:sz="4" w:space="0"/>
+              <w:right w:val="single" w:color="000000" w:sz="4" w:space="0"/>
+            </w:tcBorders>
+            <w:vAlign w:val="center"/>
+          </w:tcPr>
+          <w:p>
+            <w:r>
+              <w:rPr>
+                <w:rFonts w:ascii="Times New Roman" w:hAnsi="Times New Roman" w:eastAsia="宋体"/>
+                <w:sz w:val="21"/>
+              </w:rPr>
+              <w:t>split_list() 处理空列表时抛出异常</w:t>
+            </w:r>
+          </w:p>
+        </w:tc>
+      </w:tr>
+      <w:tr>
+        <w:tblPrEx>
+          <w:tblCellMar>
+            <w:top w:w="0" w:type="dxa"/>
+            <w:left w:w="108" w:type="dxa"/>
+            <w:bottom w:w="0" w:type="dxa"/>
+            <w:right w:w="108" w:type="dxa"/>
+          </w:tblCellMar>
+        </w:tblPrEx>
+        <w:trPr>
+          <w:jc w:val="center"/>
+        </w:trPr>
+        <w:tc>
+          <w:tcPr>
+            <w:tcW w:w="7676" w:type="dxa"/>
+            <w:gridSpan w:val="11"/>
+            <w:tcBorders>
+              <w:top w:val="single" w:color="000000" w:sz="4" w:space="0"/>
+              <w:left w:val="single" w:color="000000" w:sz="4" w:space="0"/>
+              <w:bottom w:val="single" w:color="000000" w:sz="4" w:space="0"/>
+              <w:right w:val="single" w:color="000000" w:sz="4" w:space="0"/>
+            </w:tcBorders>
+            <w:vAlign w:val="center"/>
+          </w:tcPr>
+          <w:p>
+            <w:r>
+              <w:rPr>
+                <w:rFonts w:ascii="Times New Roman" w:hAnsi="Times New Roman" w:eastAsia="宋体"/>
+                <w:sz w:val="21"/>
+              </w:rPr>
+              <w:t>详细描述</w:t>
+            </w:r>
+            <w:r>
+              <w:rPr>
+                <w:rFonts w:ascii="Times New Roman" w:hAnsi="Times New Roman" w:eastAsia="宋体"/>
+                <w:sz w:val="21"/>
+              </w:rPr>
+              <w:br w:type="textWrapping"/>
+            </w:r>
+            <w:r>
+              <w:rPr>
+                <w:rFonts w:ascii="Times New Roman" w:hAnsi="Times New Roman" w:eastAsia="宋体"/>
+                <w:sz w:val="21"/>
+              </w:rPr>
+              <w:t>1. 输入 lst=[]、n=3。</w:t>
+            </w:r>
+            <w:r>
+              <w:rPr>
+                <w:rFonts w:ascii="Times New Roman" w:hAnsi="Times New Roman" w:eastAsia="宋体"/>
+                <w:sz w:val="21"/>
+              </w:rPr>
+              <w:br w:type="textWrapping"/>
+            </w:r>
+            <w:r>
+              <w:rPr>
+                <w:rFonts w:ascii="Times New Roman" w:hAnsi="Times New Roman" w:eastAsia="宋体"/>
+                <w:sz w:val="21"/>
+              </w:rPr>
+              <w:t>2. 调用 split_list(lst, n)。</w:t>
+            </w:r>
+            <w:r>
+              <w:rPr>
+                <w:rFonts w:ascii="Times New Roman" w:hAnsi="Times New Roman" w:eastAsia="宋体"/>
+                <w:sz w:val="21"/>
+              </w:rPr>
+              <w:br w:type="textWrapping"/>
+            </w:r>
+            <w:r>
+              <w:rPr>
+                <w:rFonts w:ascii="Times New Roman" w:hAnsi="Times New Roman" w:eastAsia="宋体"/>
+                <w:sz w:val="21"/>
+              </w:rPr>
+              <w:t>预期结果：返回 []。</w:t>
+            </w:r>
+            <w:r>
+              <w:rPr>
+                <w:rFonts w:ascii="Times New Roman" w:hAnsi="Times New Roman" w:eastAsia="宋体"/>
+                <w:sz w:val="21"/>
+              </w:rPr>
+              <w:br w:type="textWrapping"/>
+            </w:r>
+            <w:r>
+              <w:rPr>
+                <w:rFonts w:ascii="Times New Roman" w:hAnsi="Times New Roman" w:eastAsia="宋体"/>
+                <w:sz w:val="21"/>
+              </w:rPr>
+              <w:t>实际结果：原始代码抛出 ValueError：range() arg 3 must not be zero。</w:t>
+            </w:r>
+            <w:r>
+              <w:rPr>
+                <w:rFonts w:ascii="Times New Roman" w:hAnsi="Times New Roman" w:eastAsia="宋体"/>
+                <w:sz w:val="21"/>
+              </w:rPr>
+              <w:br w:type="textWrapping"/>
+            </w:r>
+            <w:r>
+              <w:rPr>
+                <w:rFonts w:ascii="Times New Roman" w:hAnsi="Times New Roman" w:eastAsia="宋体"/>
+                <w:sz w:val="21"/>
+              </w:rPr>
+              <w:t>修复结果：修复版返回 []，对应回归测试通过。</w:t>
+            </w:r>
+            <w:r>
+              <w:rPr>
+                <w:rFonts w:ascii="Times New Roman" w:hAnsi="Times New Roman" w:eastAsia="宋体"/>
+                <w:sz w:val="21"/>
+              </w:rPr>
+              <w:br w:type="textWrapping"/>
+            </w:r>
+            <w:r>
+              <w:rPr>
+                <w:rFonts w:ascii="Times New Roman" w:hAnsi="Times New Roman" w:eastAsia="宋体"/>
+                <w:sz w:val="21"/>
+              </w:rPr>
+              <w:t>影响：原始代码的空数据集会导致评估流程中断。</w:t>
+            </w:r>
+          </w:p>
+        </w:tc>
+      </w:tr>
+      <w:tr>
+        <w:tblPrEx>
+          <w:tblCellMar>
+            <w:top w:w="0" w:type="dxa"/>
+            <w:left w:w="108" w:type="dxa"/>
+            <w:bottom w:w="0" w:type="dxa"/>
+            <w:right w:w="108" w:type="dxa"/>
+          </w:tblCellMar>
+        </w:tblPrEx>
+        <w:trPr>
+          <w:jc w:val="center"/>
+        </w:trPr>
+        <w:tc>
+          <w:tcPr>
+            <w:tcW w:w="1662" w:type="dxa"/>
+            <w:gridSpan w:val="2"/>
+            <w:tcBorders>
+              <w:top w:val="single" w:color="000000" w:sz="4" w:space="0"/>
+              <w:left w:val="single" w:color="000000" w:sz="4" w:space="0"/>
+              <w:bottom w:val="single" w:color="000000" w:sz="4" w:space="0"/>
+              <w:right w:val="single" w:color="000000" w:sz="4" w:space="0"/>
+            </w:tcBorders>
+            <w:shd w:val="clear" w:color="auto" w:fill="CCCCCC"/>
+            <w:vAlign w:val="center"/>
+          </w:tcPr>
+          <w:p>
+            <w:pPr>
+              <w:tabs>
+                <w:tab w:val="right" w:leader="dot" w:pos="8296"/>
+              </w:tabs>
+              <w:spacing w:before="120" w:after="120"/>
+              <w:rPr>
+                <w:bCs/>
+                <w:sz w:val="18"/>
+                <w:szCs w:val="18"/>
+                <w:lang w:val="en-US" w:eastAsia="en-US"/>
+              </w:rPr>
+            </w:pPr>
+            <w:r>
+              <w:rPr>
+                <w:bCs/>
+                <w:sz w:val="18"/>
+                <w:szCs w:val="18"/>
+                <w:lang w:val="en-US" w:eastAsia="en-US"/>
+              </w:rPr>
+              <w:t>附件</w:t>
+            </w:r>
+          </w:p>
+        </w:tc>
+        <w:tc>
+          <w:tcPr>
+            <w:tcW w:w="6014" w:type="dxa"/>
+            <w:gridSpan w:val="9"/>
+            <w:tcBorders>
+              <w:top w:val="single" w:color="000000" w:sz="4" w:space="0"/>
+              <w:bottom w:val="single" w:color="000000" w:sz="4" w:space="0"/>
+              <w:right w:val="single" w:color="000000" w:sz="4" w:space="0"/>
+            </w:tcBorders>
+            <w:vAlign w:val="center"/>
+          </w:tcPr>
+          <w:p>
+            <w:r>
+              <w:rPr>
+                <w:rFonts w:ascii="Times New Roman" w:hAnsi="Times New Roman" w:eastAsia="宋体"/>
+                <w:sz w:val="21"/>
+              </w:rPr>
+              <w:t>无</w:t>
+            </w:r>
+          </w:p>
+        </w:tc>
+      </w:tr>
+      <w:tr>
+        <w:tblPrEx>
+          <w:tblCellMar>
+            <w:top w:w="0" w:type="dxa"/>
+            <w:left w:w="108" w:type="dxa"/>
+            <w:bottom w:w="0" w:type="dxa"/>
+            <w:right w:w="108" w:type="dxa"/>
+          </w:tblCellMar>
+        </w:tblPrEx>
+        <w:trPr>
+          <w:jc w:val="center"/>
+        </w:trPr>
+        <w:tc>
+          <w:tcPr>
+            <w:tcW w:w="1662" w:type="dxa"/>
+            <w:gridSpan w:val="2"/>
+            <w:tcBorders>
+              <w:top w:val="single" w:color="000000" w:sz="4" w:space="0"/>
+              <w:left w:val="single" w:color="000000" w:sz="4" w:space="0"/>
+              <w:bottom w:val="single" w:color="000000" w:sz="4" w:space="0"/>
+              <w:right w:val="single" w:color="000000" w:sz="4" w:space="0"/>
+            </w:tcBorders>
+            <w:shd w:val="clear" w:color="auto" w:fill="CCCCCC"/>
+            <w:vAlign w:val="center"/>
+          </w:tcPr>
+          <w:p>
+            <w:pPr>
+              <w:tabs>
+                <w:tab w:val="right" w:leader="dot" w:pos="8296"/>
+              </w:tabs>
+              <w:spacing w:before="120" w:after="120"/>
+              <w:rPr>
+                <w:bCs/>
+                <w:sz w:val="18"/>
+                <w:szCs w:val="18"/>
+                <w:lang w:val="en-US" w:eastAsia="en-US"/>
+              </w:rPr>
+            </w:pPr>
+            <w:r>
+              <w:rPr>
+                <w:bCs/>
+                <w:sz w:val="18"/>
+                <w:szCs w:val="18"/>
+                <w:lang w:val="en-US" w:eastAsia="en-US"/>
+              </w:rPr>
+              <w:t>相关缺陷</w:t>
+            </w:r>
+          </w:p>
+        </w:tc>
+        <w:tc>
+          <w:tcPr>
+            <w:tcW w:w="6014" w:type="dxa"/>
+            <w:gridSpan w:val="9"/>
+            <w:tcBorders>
+              <w:top w:val="single" w:color="000000" w:sz="4" w:space="0"/>
+              <w:bottom w:val="single" w:color="000000" w:sz="4" w:space="0"/>
+              <w:right w:val="single" w:color="000000" w:sz="4" w:space="0"/>
+            </w:tcBorders>
+            <w:vAlign w:val="center"/>
+          </w:tcPr>
+          <w:p>
+            <w:r>
+              <w:rPr>
+                <w:rFonts w:ascii="Times New Roman" w:hAnsi="Times New Roman" w:eastAsia="宋体"/>
+                <w:sz w:val="21"/>
+              </w:rPr>
+              <w:t>无</w:t>
+            </w:r>
+          </w:p>
+        </w:tc>
+      </w:tr>
+      <w:tr>
+        <w:tblPrEx>
+          <w:tblCellMar>
+            <w:top w:w="0" w:type="dxa"/>
+            <w:left w:w="108" w:type="dxa"/>
+            <w:bottom w:w="0" w:type="dxa"/>
+            <w:right w:w="108" w:type="dxa"/>
+          </w:tblCellMar>
+        </w:tblPrEx>
+        <w:trPr>
+          <w:jc w:val="center"/>
+        </w:trPr>
+        <w:tc>
+          <w:tcPr>
+            <w:tcW w:w="1662" w:type="dxa"/>
+            <w:gridSpan w:val="2"/>
+            <w:tcBorders>
+              <w:top w:val="single" w:color="000000" w:sz="4" w:space="0"/>
+              <w:left w:val="single" w:color="000000" w:sz="4" w:space="0"/>
+              <w:bottom w:val="single" w:color="000000" w:sz="4" w:space="0"/>
+              <w:right w:val="single" w:color="000000" w:sz="4" w:space="0"/>
+            </w:tcBorders>
+            <w:shd w:val="clear" w:color="auto" w:fill="CCCCCC"/>
+            <w:vAlign w:val="center"/>
+          </w:tcPr>
+          <w:p>
+            <w:pPr>
+              <w:tabs>
+                <w:tab w:val="right" w:leader="dot" w:pos="8296"/>
+              </w:tabs>
+              <w:spacing w:before="120" w:after="120"/>
+              <w:rPr>
+                <w:bCs/>
+                <w:sz w:val="18"/>
+                <w:szCs w:val="18"/>
+                <w:lang w:val="en-US" w:eastAsia="en-US"/>
+              </w:rPr>
+            </w:pPr>
+            <w:r>
+              <w:rPr>
+                <w:bCs/>
+                <w:sz w:val="18"/>
+                <w:szCs w:val="18"/>
+                <w:lang w:val="en-US" w:eastAsia="en-US"/>
+              </w:rPr>
+              <w:t>注释</w:t>
+            </w:r>
+          </w:p>
+        </w:tc>
+        <w:tc>
+          <w:tcPr>
+            <w:tcW w:w="6014" w:type="dxa"/>
+            <w:gridSpan w:val="9"/>
+            <w:tcBorders>
+              <w:top w:val="single" w:color="000000" w:sz="4" w:space="0"/>
+              <w:bottom w:val="single" w:color="000000" w:sz="4" w:space="0"/>
+              <w:right w:val="single" w:color="000000" w:sz="4" w:space="0"/>
+            </w:tcBorders>
+            <w:vAlign w:val="center"/>
+          </w:tcPr>
+          <w:p>
+            <w:r>
+              <w:rPr>
+                <w:rFonts w:ascii="Times New Roman" w:hAnsi="Times New Roman" w:eastAsia="宋体"/>
+                <w:sz w:val="21"/>
+              </w:rPr>
+              <w:t>修复版回归测试通过</w:t>
+            </w:r>
+          </w:p>
+        </w:tc>
+      </w:tr>
+      <w:tr>
+        <w:tblPrEx>
+          <w:tblCellMar>
+            <w:top w:w="0" w:type="dxa"/>
+            <w:left w:w="108" w:type="dxa"/>
+            <w:bottom w:w="0" w:type="dxa"/>
+            <w:right w:w="108" w:type="dxa"/>
+          </w:tblCellMar>
+        </w:tblPrEx>
+        <w:trPr>
+          <w:jc w:val="center"/>
+        </w:trPr>
+        <w:tc>
+          <w:tcPr>
+            <w:tcW w:w="7676" w:type="dxa"/>
+            <w:gridSpan w:val="11"/>
+            <w:tcBorders>
+              <w:top w:val="single" w:color="000000" w:sz="4" w:space="0"/>
+              <w:left w:val="single" w:color="000000" w:sz="4" w:space="0"/>
+              <w:bottom w:val="single" w:color="000000" w:sz="4" w:space="0"/>
+              <w:right w:val="single" w:color="000000" w:sz="4" w:space="0"/>
+            </w:tcBorders>
+            <w:shd w:val="clear" w:color="auto" w:fill="CCCCCC"/>
+            <w:vAlign w:val="center"/>
+          </w:tcPr>
+          <w:p>
+            <w:pPr>
+              <w:tabs>
+                <w:tab w:val="right" w:leader="dot" w:pos="8296"/>
+              </w:tabs>
+              <w:spacing w:before="120" w:after="120"/>
+              <w:rPr>
+                <w:bCs/>
+                <w:sz w:val="18"/>
+                <w:szCs w:val="18"/>
+                <w:lang w:val="en-US" w:eastAsia="en-US"/>
+              </w:rPr>
+            </w:pPr>
+            <w:r>
+              <w:rPr>
+                <w:rFonts w:ascii="Times New Roman" w:hAnsi="Times New Roman" w:eastAsia="宋体"/>
+                <w:sz w:val="21"/>
+              </w:rPr>
+              <w:t>解决</w:t>
+            </w:r>
+          </w:p>
+        </w:tc>
+      </w:tr>
+      <w:tr>
+        <w:tblPrEx>
+          <w:tblCellMar>
+            <w:top w:w="0" w:type="dxa"/>
+            <w:left w:w="108" w:type="dxa"/>
+            <w:bottom w:w="0" w:type="dxa"/>
+            <w:right w:w="108" w:type="dxa"/>
+          </w:tblCellMar>
+        </w:tblPrEx>
+        <w:trPr>
+          <w:jc w:val="center"/>
+        </w:trPr>
+        <w:tc>
+          <w:tcPr>
+            <w:tcW w:w="1662" w:type="dxa"/>
+            <w:gridSpan w:val="2"/>
+            <w:tcBorders>
+              <w:top w:val="single" w:color="000000" w:sz="4" w:space="0"/>
+              <w:left w:val="single" w:color="000000" w:sz="4" w:space="0"/>
+              <w:bottom w:val="single" w:color="000000" w:sz="4" w:space="0"/>
+              <w:right w:val="single" w:color="000000" w:sz="4" w:space="0"/>
+            </w:tcBorders>
+            <w:shd w:val="clear" w:color="auto" w:fill="CCCCCC"/>
+            <w:vAlign w:val="center"/>
+          </w:tcPr>
+          <w:p>
+            <w:pPr>
+              <w:tabs>
+                <w:tab w:val="right" w:leader="dot" w:pos="8296"/>
+              </w:tabs>
+              <w:spacing w:before="120" w:after="120"/>
+              <w:rPr>
+                <w:bCs/>
+                <w:sz w:val="18"/>
+                <w:szCs w:val="18"/>
+                <w:lang w:val="en-US" w:eastAsia="en-US"/>
+              </w:rPr>
+            </w:pPr>
+            <w:r>
+              <w:rPr>
+                <w:bCs/>
+                <w:sz w:val="18"/>
+                <w:szCs w:val="18"/>
+                <w:lang w:val="en-US" w:eastAsia="en-US"/>
+              </w:rPr>
+              <w:t>解决者</w:t>
+            </w:r>
+          </w:p>
+        </w:tc>
+        <w:tc>
+          <w:tcPr>
+            <w:tcW w:w="2004" w:type="dxa"/>
+            <w:gridSpan w:val="3"/>
+            <w:tcBorders>
+              <w:top w:val="single" w:color="000000" w:sz="4" w:space="0"/>
+              <w:bottom w:val="single" w:color="000000" w:sz="4" w:space="0"/>
+              <w:right w:val="single" w:color="000000" w:sz="4" w:space="0"/>
+            </w:tcBorders>
+            <w:vAlign w:val="center"/>
+          </w:tcPr>
+          <w:p>
+            <w:r>
+              <w:rPr>
+                <w:rFonts w:hint="eastAsia" w:eastAsia="宋体"/>
+                <w:sz w:val="21"/>
+                <w:lang w:val="en-US" w:eastAsia="zh-CN"/>
+              </w:rPr>
+              <w:t>汪嘉楠</w:t>
+            </w:r>
+          </w:p>
+        </w:tc>
+        <w:tc>
+          <w:tcPr>
+            <w:tcW w:w="2005" w:type="dxa"/>
+            <w:gridSpan w:val="3"/>
+            <w:tcBorders>
+              <w:top w:val="single" w:color="000000" w:sz="4" w:space="0"/>
+              <w:bottom w:val="single" w:color="000000" w:sz="4" w:space="0"/>
+              <w:right w:val="single" w:color="000000" w:sz="4" w:space="0"/>
+            </w:tcBorders>
+            <w:shd w:val="clear" w:color="auto" w:fill="D9D9D9"/>
+            <w:vAlign w:val="center"/>
+          </w:tcPr>
+          <w:p>
+            <w:pPr>
+              <w:tabs>
+                <w:tab w:val="right" w:leader="dot" w:pos="8296"/>
+              </w:tabs>
+              <w:spacing w:before="120" w:after="120"/>
+              <w:rPr>
+                <w:bCs/>
+                <w:sz w:val="18"/>
+                <w:szCs w:val="18"/>
+                <w:lang w:val="en-US" w:eastAsia="en-US"/>
+              </w:rPr>
+            </w:pPr>
+            <w:r>
+              <w:rPr>
+                <w:bCs/>
+                <w:sz w:val="18"/>
+                <w:szCs w:val="18"/>
+                <w:lang w:val="en-US" w:eastAsia="en-US"/>
+              </w:rPr>
+              <w:t>解决日期</w:t>
+            </w:r>
+          </w:p>
+        </w:tc>
+        <w:tc>
+          <w:tcPr>
+            <w:tcW w:w="2005" w:type="dxa"/>
+            <w:gridSpan w:val="3"/>
+            <w:tcBorders>
+              <w:top w:val="single" w:color="000000" w:sz="4" w:space="0"/>
+              <w:bottom w:val="single" w:color="000000" w:sz="4" w:space="0"/>
+              <w:right w:val="single" w:color="000000" w:sz="4" w:space="0"/>
+            </w:tcBorders>
+            <w:vAlign w:val="center"/>
+          </w:tcPr>
+          <w:p>
+            <w:r>
+              <w:rPr>
+                <w:rFonts w:ascii="Times New Roman" w:hAnsi="Times New Roman" w:eastAsia="宋体"/>
+                <w:sz w:val="21"/>
+              </w:rPr>
+              <w:t>2026-09-13</w:t>
+            </w:r>
+          </w:p>
+        </w:tc>
+      </w:tr>
+      <w:tr>
+        <w:tblPrEx>
+          <w:tblCellMar>
+            <w:top w:w="0" w:type="dxa"/>
+            <w:left w:w="108" w:type="dxa"/>
+            <w:bottom w:w="0" w:type="dxa"/>
+            <w:right w:w="108" w:type="dxa"/>
+          </w:tblCellMar>
+        </w:tblPrEx>
+        <w:trPr>
+          <w:jc w:val="center"/>
+        </w:trPr>
+        <w:tc>
+          <w:tcPr>
+            <w:tcW w:w="1662" w:type="dxa"/>
+            <w:gridSpan w:val="2"/>
+            <w:tcBorders>
+              <w:top w:val="single" w:color="000000" w:sz="4" w:space="0"/>
+              <w:left w:val="single" w:color="000000" w:sz="4" w:space="0"/>
+              <w:bottom w:val="single" w:color="000000" w:sz="4" w:space="0"/>
+              <w:right w:val="single" w:color="000000" w:sz="4" w:space="0"/>
+            </w:tcBorders>
+            <w:shd w:val="clear" w:color="auto" w:fill="CCCCCC"/>
+            <w:vAlign w:val="center"/>
+          </w:tcPr>
+          <w:p>
+            <w:pPr>
+              <w:tabs>
+                <w:tab w:val="right" w:leader="dot" w:pos="8296"/>
+              </w:tabs>
+              <w:spacing w:before="120" w:after="120"/>
+              <w:rPr>
+                <w:bCs/>
+                <w:sz w:val="18"/>
+                <w:szCs w:val="18"/>
+                <w:lang w:val="en-US" w:eastAsia="en-US"/>
+              </w:rPr>
+            </w:pPr>
+            <w:r>
+              <w:rPr>
+                <w:bCs/>
+                <w:sz w:val="18"/>
+                <w:szCs w:val="18"/>
+                <w:lang w:val="en-US" w:eastAsia="en-US"/>
+              </w:rPr>
+              <w:t>解决build</w:t>
+            </w:r>
+          </w:p>
+        </w:tc>
+        <w:tc>
+          <w:tcPr>
+            <w:tcW w:w="2004" w:type="dxa"/>
+            <w:gridSpan w:val="3"/>
+            <w:tcBorders>
+              <w:top w:val="single" w:color="000000" w:sz="4" w:space="0"/>
+              <w:bottom w:val="single" w:color="000000" w:sz="4" w:space="0"/>
+              <w:right w:val="single" w:color="000000" w:sz="4" w:space="0"/>
+            </w:tcBorders>
+            <w:vAlign w:val="center"/>
+          </w:tcPr>
+          <w:p>
+            <w:r>
+              <w:rPr>
+                <w:rFonts w:ascii="Times New Roman" w:hAnsi="Times New Roman" w:eastAsia="宋体"/>
+                <w:sz w:val="21"/>
+              </w:rPr>
+              <w:t>fixed</w:t>
+            </w:r>
+          </w:p>
+        </w:tc>
+        <w:tc>
+          <w:tcPr>
+            <w:tcW w:w="2005" w:type="dxa"/>
+            <w:gridSpan w:val="3"/>
+            <w:tcBorders>
+              <w:top w:val="single" w:color="000000" w:sz="4" w:space="0"/>
+              <w:bottom w:val="single" w:color="000000" w:sz="4" w:space="0"/>
+              <w:right w:val="single" w:color="000000" w:sz="4" w:space="0"/>
+            </w:tcBorders>
+            <w:shd w:val="clear" w:color="auto" w:fill="D9D9D9"/>
+            <w:vAlign w:val="center"/>
+          </w:tcPr>
+          <w:p>
+            <w:pPr>
+              <w:tabs>
+                <w:tab w:val="right" w:leader="dot" w:pos="8296"/>
+              </w:tabs>
+              <w:spacing w:before="120" w:after="120"/>
+              <w:rPr>
+                <w:bCs/>
+                <w:sz w:val="18"/>
+                <w:szCs w:val="18"/>
+                <w:lang w:val="en-US" w:eastAsia="en-US"/>
+              </w:rPr>
+            </w:pPr>
+            <w:r>
+              <w:rPr>
+                <w:bCs/>
+                <w:sz w:val="18"/>
+                <w:szCs w:val="18"/>
+                <w:lang w:val="en-US" w:eastAsia="en-US"/>
+              </w:rPr>
+              <w:t>解决方案</w:t>
+            </w:r>
+          </w:p>
+        </w:tc>
+        <w:tc>
+          <w:tcPr>
+            <w:tcW w:w="2005" w:type="dxa"/>
+            <w:gridSpan w:val="3"/>
+            <w:tcBorders>
+              <w:top w:val="single" w:color="000000" w:sz="4" w:space="0"/>
+              <w:bottom w:val="single" w:color="000000" w:sz="4" w:space="0"/>
+              <w:right w:val="single" w:color="000000" w:sz="4" w:space="0"/>
+            </w:tcBorders>
+            <w:vAlign w:val="center"/>
+          </w:tcPr>
+          <w:p>
+            <w:r>
+              <w:rPr>
+                <w:rFonts w:ascii="Times New Roman" w:hAnsi="Times New Roman" w:eastAsia="宋体"/>
+                <w:sz w:val="21"/>
+              </w:rPr>
+              <w:t>在函数入口增加空列表处理，空列表直接返回 []。</w:t>
+            </w:r>
+          </w:p>
+        </w:tc>
+      </w:tr>
+      <w:tr>
+        <w:tblPrEx>
+          <w:tblCellMar>
+            <w:top w:w="0" w:type="dxa"/>
+            <w:left w:w="108" w:type="dxa"/>
+            <w:bottom w:w="0" w:type="dxa"/>
+            <w:right w:w="108" w:type="dxa"/>
+          </w:tblCellMar>
+        </w:tblPrEx>
+        <w:trPr>
+          <w:jc w:val="center"/>
+        </w:trPr>
+        <w:tc>
+          <w:tcPr>
+            <w:tcW w:w="1662" w:type="dxa"/>
+            <w:gridSpan w:val="2"/>
+            <w:tcBorders>
+              <w:top w:val="single" w:color="000000" w:sz="4" w:space="0"/>
+              <w:left w:val="single" w:color="000000" w:sz="4" w:space="0"/>
+              <w:bottom w:val="single" w:color="000000" w:sz="4" w:space="0"/>
+              <w:right w:val="single" w:color="000000" w:sz="4" w:space="0"/>
+            </w:tcBorders>
+            <w:shd w:val="clear" w:color="auto" w:fill="CCCCCC"/>
+            <w:vAlign w:val="center"/>
+          </w:tcPr>
+          <w:p>
+            <w:pPr>
+              <w:tabs>
+                <w:tab w:val="right" w:leader="dot" w:pos="8296"/>
+              </w:tabs>
+              <w:spacing w:before="120" w:after="120"/>
+              <w:rPr>
+                <w:bCs/>
+                <w:sz w:val="18"/>
+                <w:szCs w:val="18"/>
+                <w:lang w:val="en-US" w:eastAsia="en-US"/>
+              </w:rPr>
+            </w:pPr>
+            <w:r>
+              <w:rPr>
+                <w:bCs/>
+                <w:sz w:val="18"/>
+                <w:szCs w:val="18"/>
+                <w:lang w:val="en-US" w:eastAsia="en-US"/>
+              </w:rPr>
+              <w:t>解决详细描述</w:t>
+            </w:r>
+          </w:p>
+        </w:tc>
+        <w:tc>
+          <w:tcPr>
+            <w:tcW w:w="6014" w:type="dxa"/>
+            <w:gridSpan w:val="9"/>
+            <w:tcBorders>
+              <w:top w:val="single" w:color="000000" w:sz="4" w:space="0"/>
+              <w:bottom w:val="single" w:color="000000" w:sz="4" w:space="0"/>
+              <w:right w:val="single" w:color="000000" w:sz="4" w:space="0"/>
+            </w:tcBorders>
+            <w:vAlign w:val="center"/>
+          </w:tcPr>
+          <w:p>
+            <w:r>
+              <w:rPr>
+                <w:rFonts w:ascii="Times New Roman" w:hAnsi="Times New Roman" w:eastAsia="宋体"/>
+                <w:sz w:val="21"/>
+              </w:rPr>
+              <w:t>已运行 MMSep-AE-003，对应测试通过。</w:t>
+            </w:r>
+          </w:p>
+        </w:tc>
+      </w:tr>
+      <w:tr>
+        <w:tblPrEx>
+          <w:tblCellMar>
+            <w:top w:w="0" w:type="dxa"/>
+            <w:left w:w="108" w:type="dxa"/>
+            <w:bottom w:w="0" w:type="dxa"/>
+            <w:right w:w="108" w:type="dxa"/>
+          </w:tblCellMar>
+        </w:tblPrEx>
+        <w:trPr>
+          <w:jc w:val="center"/>
+        </w:trPr>
+        <w:tc>
+          <w:tcPr>
+            <w:tcW w:w="1662" w:type="dxa"/>
+            <w:gridSpan w:val="2"/>
+            <w:tcBorders>
+              <w:top w:val="single" w:color="000000" w:sz="4" w:space="0"/>
+              <w:left w:val="single" w:color="000000" w:sz="4" w:space="0"/>
+              <w:bottom w:val="single" w:color="000000" w:sz="4" w:space="0"/>
+              <w:right w:val="single" w:color="000000" w:sz="4" w:space="0"/>
+            </w:tcBorders>
+            <w:shd w:val="clear" w:color="auto" w:fill="CCCCCC"/>
+            <w:vAlign w:val="center"/>
+          </w:tcPr>
+          <w:p>
+            <w:pPr>
+              <w:tabs>
+                <w:tab w:val="right" w:leader="dot" w:pos="8296"/>
+              </w:tabs>
+              <w:spacing w:before="120" w:after="120"/>
+              <w:rPr>
+                <w:bCs/>
+                <w:sz w:val="18"/>
+                <w:szCs w:val="18"/>
+                <w:lang w:val="en-US" w:eastAsia="en-US"/>
+              </w:rPr>
+            </w:pPr>
+            <w:r>
+              <w:rPr>
+                <w:bCs/>
+                <w:sz w:val="18"/>
+                <w:szCs w:val="18"/>
+                <w:lang w:val="en-US" w:eastAsia="en-US"/>
+              </w:rPr>
+              <w:t>关闭者</w:t>
+            </w:r>
+          </w:p>
+        </w:tc>
+        <w:tc>
+          <w:tcPr>
+            <w:tcW w:w="6014" w:type="dxa"/>
+            <w:gridSpan w:val="9"/>
+            <w:tcBorders>
+              <w:top w:val="single" w:color="000000" w:sz="4" w:space="0"/>
+              <w:bottom w:val="single" w:color="000000" w:sz="4" w:space="0"/>
+              <w:right w:val="single" w:color="000000" w:sz="4" w:space="0"/>
+            </w:tcBorders>
+            <w:vAlign w:val="center"/>
+          </w:tcPr>
+          <w:p>
+            <w:r>
+              <w:rPr>
+                <w:rFonts w:hint="eastAsia" w:eastAsia="宋体"/>
+                <w:sz w:val="21"/>
+                <w:lang w:val="en-US" w:eastAsia="zh-CN"/>
+              </w:rPr>
+              <w:t>汪嘉楠</w:t>
+            </w:r>
+          </w:p>
+        </w:tc>
+      </w:tr>
+    </w:tbl>
+    <w:p>
+      <w:pPr>
+        <w:pStyle w:val="4"/>
+        <w:keepNext/>
+        <w:keepLines/>
+        <w:pageBreakBefore/>
+        <w:widowControl w:val="0"/>
+        <w:kinsoku/>
+        <w:wordWrap/>
+        <w:overflowPunct/>
+        <w:topLinePunct w:val="0"/>
+        <w:autoSpaceDE/>
+        <w:autoSpaceDN/>
+        <w:bidi w:val="0"/>
+        <w:adjustRightInd/>
+        <w:snapToGrid/>
+        <w:spacing w:before="60" w:after="60" w:line="360" w:lineRule="auto"/>
+        <w:ind w:left="0" w:firstLine="0"/>
+        <w:textAlignment w:val="auto"/>
+        <w:rPr>
+          <w:rFonts w:eastAsia="黑体;SimHei"/>
+          <w:sz w:val="28"/>
+          <w:szCs w:val="28"/>
+        </w:rPr>
+      </w:pPr>
+      <w:bookmarkStart w:id="13" w:name="_Toc7486"/>
+      <w:r>
+        <w:rPr>
+          <w:rFonts w:eastAsia="黑体"/>
+          <w:b/>
+          <w:sz w:val="24"/>
+        </w:rPr>
+        <w:t>表3.4.</w:t>
+      </w:r>
+      <w:r>
+        <w:rPr>
+          <w:rFonts w:hint="eastAsia" w:eastAsia="黑体"/>
+          <w:b/>
+          <w:sz w:val="24"/>
+          <w:lang w:val="en-US" w:eastAsia="zh-CN"/>
+        </w:rPr>
+        <w:t>2</w:t>
+      </w:r>
+      <w:r>
+        <w:rPr>
+          <w:rFonts w:eastAsia="黑体"/>
+          <w:b/>
+          <w:sz w:val="24"/>
+        </w:rPr>
+        <w:t xml:space="preserve">  002-split_list() 未校验非法分块数</w:t>
+      </w:r>
+      <w:bookmarkEnd w:id="13"/>
+    </w:p>
+    <w:tbl>
+      <w:tblPr>
+        <w:tblStyle w:val="15"/>
         <w:tblW w:w="7676" w:type="dxa"/>
         <w:jc w:val="center"/>
         <w:tblLayout w:type="fixed"/>
@@ -3321,10 +4203,11 @@
           <w:p>
             <w:r>
               <w:rPr>
-                <w:rFonts w:ascii="Times New Roman" w:hAnsi="Times New Roman" w:eastAsia="宋体"/>
-                <w:sz w:val="21"/>
-              </w:rPr>
-              <w:t>成员A</w:t>
+                <w:rFonts w:hint="eastAsia" w:eastAsia="宋体"/>
+                <w:sz w:val="21"/>
+                <w:lang w:val="en-US" w:eastAsia="zh-CN"/>
+              </w:rPr>
+              <w:t>汪嘉楠</w:t>
             </w:r>
           </w:p>
         </w:tc>
@@ -3586,7 +4469,7 @@
                 <w:rFonts w:ascii="Times New Roman" w:hAnsi="Times New Roman" w:eastAsia="宋体"/>
                 <w:sz w:val="21"/>
               </w:rPr>
-              <w:t>MMSep-AE-003</w:t>
+              <w:t>MMSep-AE-004</w:t>
             </w:r>
           </w:p>
         </w:tc>
@@ -3657,7 +4540,7 @@
                 <w:rFonts w:ascii="Times New Roman" w:hAnsi="Times New Roman" w:eastAsia="宋体"/>
                 <w:sz w:val="21"/>
               </w:rPr>
-              <w:t>空列表输入时应返回空列表，不应抛出异常</w:t>
+              <w:t>n&lt;=0 时应拒绝非法参数并抛出明确异常</w:t>
             </w:r>
           </w:p>
         </w:tc>
@@ -3728,7 +4611,7 @@
                 <w:rFonts w:ascii="Times New Roman" w:hAnsi="Times New Roman" w:eastAsia="宋体"/>
                 <w:sz w:val="21"/>
               </w:rPr>
-              <w:t>MMSep-AE-003</w:t>
+              <w:t>MMSep-AE-004</w:t>
             </w:r>
           </w:p>
         </w:tc>
@@ -3965,7 +4848,7 @@
                 <w:szCs w:val="18"/>
                 <w:lang w:val="en-US" w:eastAsia="en-US"/>
               </w:rPr>
-              <w:t>分配给</w:t>
+              <w:t>缺陷标题</w:t>
             </w:r>
           </w:p>
         </w:tc>
@@ -3986,7 +4869,7 @@
                 <w:rFonts w:ascii="Times New Roman" w:hAnsi="Times New Roman" w:eastAsia="宋体"/>
                 <w:sz w:val="21"/>
               </w:rPr>
-              <w:t>开发人员</w:t>
+              <w:t>split_list() 未校验非法分块数</w:t>
             </w:r>
           </w:p>
         </w:tc>
@@ -4005,58 +4888,107 @@
         </w:trPr>
         <w:tc>
           <w:tcPr>
-            <w:tcW w:w="1588" w:type="dxa"/>
+            <w:tcW w:w="7676" w:type="dxa"/>
+            <w:gridSpan w:val="11"/>
             <w:tcBorders>
               <w:top w:val="single" w:color="000000" w:sz="4" w:space="0"/>
               <w:left w:val="single" w:color="000000" w:sz="4" w:space="0"/>
               <w:bottom w:val="single" w:color="000000" w:sz="4" w:space="0"/>
               <w:right w:val="single" w:color="000000" w:sz="4" w:space="0"/>
             </w:tcBorders>
-            <w:shd w:val="clear" w:color="auto" w:fill="CCCCCC"/>
-            <w:vAlign w:val="center"/>
-          </w:tcPr>
-          <w:p>
-            <w:pPr>
-              <w:tabs>
-                <w:tab w:val="right" w:leader="dot" w:pos="8296"/>
-              </w:tabs>
-              <w:spacing w:before="120" w:after="120"/>
-              <w:rPr>
-                <w:bCs/>
-                <w:sz w:val="18"/>
-                <w:szCs w:val="18"/>
-                <w:lang w:val="en-US" w:eastAsia="en-US"/>
-              </w:rPr>
-            </w:pPr>
-            <w:r>
-              <w:rPr>
-                <w:bCs/>
-                <w:sz w:val="18"/>
-                <w:szCs w:val="18"/>
-                <w:lang w:val="en-US" w:eastAsia="en-US"/>
-              </w:rPr>
-              <w:t>发送给</w:t>
-            </w:r>
-          </w:p>
-        </w:tc>
-        <w:tc>
-          <w:tcPr>
-            <w:tcW w:w="6088" w:type="dxa"/>
-            <w:gridSpan w:val="10"/>
-            <w:tcBorders>
-              <w:top w:val="single" w:color="000000" w:sz="4" w:space="0"/>
-              <w:bottom w:val="single" w:color="000000" w:sz="4" w:space="0"/>
-              <w:right w:val="single" w:color="000000" w:sz="4" w:space="0"/>
-            </w:tcBorders>
-            <w:vAlign w:val="center"/>
-          </w:tcPr>
-          <w:p>
-            <w:r>
-              <w:rPr>
-                <w:rFonts w:ascii="Times New Roman" w:hAnsi="Times New Roman" w:eastAsia="宋体"/>
-                <w:sz w:val="21"/>
-              </w:rPr>
-              <w:t>项目组成员</w:t>
+            <w:vAlign w:val="center"/>
+          </w:tcPr>
+          <w:p>
+            <w:r>
+              <w:rPr>
+                <w:rFonts w:ascii="Times New Roman" w:hAnsi="Times New Roman" w:eastAsia="宋体"/>
+                <w:sz w:val="21"/>
+              </w:rPr>
+              <w:t>详细描述</w:t>
+            </w:r>
+            <w:r>
+              <w:rPr>
+                <w:rFonts w:ascii="Times New Roman" w:hAnsi="Times New Roman" w:eastAsia="宋体"/>
+                <w:sz w:val="21"/>
+              </w:rPr>
+              <w:br w:type="textWrapping"/>
+            </w:r>
+            <w:r>
+              <w:rPr>
+                <w:rFonts w:ascii="Times New Roman" w:hAnsi="Times New Roman" w:eastAsia="宋体"/>
+                <w:sz w:val="21"/>
+              </w:rPr>
+              <w:t>1. 输入 lst=[1]、n=0。</w:t>
+            </w:r>
+            <w:r>
+              <w:rPr>
+                <w:rFonts w:ascii="Times New Roman" w:hAnsi="Times New Roman" w:eastAsia="宋体"/>
+                <w:sz w:val="21"/>
+              </w:rPr>
+              <w:br w:type="textWrapping"/>
+            </w:r>
+            <w:r>
+              <w:rPr>
+                <w:rFonts w:ascii="Times New Roman" w:hAnsi="Times New Roman" w:eastAsia="宋体"/>
+                <w:sz w:val="21"/>
+              </w:rPr>
+              <w:t>2. 调用 split_list(lst, n)。</w:t>
+            </w:r>
+            <w:r>
+              <w:rPr>
+                <w:rFonts w:ascii="Times New Roman" w:hAnsi="Times New Roman" w:eastAsia="宋体"/>
+                <w:sz w:val="21"/>
+              </w:rPr>
+              <w:br w:type="textWrapping"/>
+            </w:r>
+            <w:r>
+              <w:rPr>
+                <w:rFonts w:ascii="Times New Roman" w:hAnsi="Times New Roman" w:eastAsia="宋体"/>
+                <w:sz w:val="21"/>
+              </w:rPr>
+              <w:t>预期结果：抛出明确的 ValueError。</w:t>
+            </w:r>
+            <w:r>
+              <w:rPr>
+                <w:rFonts w:ascii="Times New Roman" w:hAnsi="Times New Roman" w:eastAsia="宋体"/>
+                <w:sz w:val="21"/>
+              </w:rPr>
+              <w:br w:type="textWrapping"/>
+            </w:r>
+            <w:r>
+              <w:rPr>
+                <w:rFonts w:ascii="Times New Roman" w:hAnsi="Times New Roman" w:eastAsia="宋体"/>
+                <w:sz w:val="21"/>
+              </w:rPr>
+              <w:t>实际结果：原始代码抛出 ZeroDivisionError：division by zero。</w:t>
+            </w:r>
+            <w:r>
+              <w:rPr>
+                <w:rFonts w:ascii="Times New Roman" w:hAnsi="Times New Roman" w:eastAsia="宋体"/>
+                <w:sz w:val="21"/>
+              </w:rPr>
+              <w:br w:type="textWrapping"/>
+            </w:r>
+            <w:r>
+              <w:rPr>
+                <w:rFonts w:ascii="Times New Roman" w:hAnsi="Times New Roman" w:eastAsia="宋体"/>
+                <w:sz w:val="21"/>
+              </w:rPr>
+              <w:t>修复结果：修复版抛出 ValueError：n must be a positive integer，对应回归测试通过。</w:t>
+            </w:r>
+            <w:r>
+              <w:rPr>
+                <w:rFonts w:ascii="Times New Roman" w:hAnsi="Times New Roman" w:eastAsia="宋体"/>
+                <w:sz w:val="21"/>
+              </w:rPr>
+              <w:br w:type="textWrapping"/>
+            </w:r>
+            <w:r>
+              <w:rPr>
+                <w:rFonts w:ascii="Times New Roman" w:hAnsi="Times New Roman" w:eastAsia="宋体"/>
+                <w:sz w:val="21"/>
+              </w:rPr>
+              <w:t>影响：原始代码对非法参数的提示不清晰。</w:t>
             </w:r>
           </w:p>
         </w:tc>
@@ -4075,7 +5007,8 @@
         </w:trPr>
         <w:tc>
           <w:tcPr>
-            <w:tcW w:w="1588" w:type="dxa"/>
+            <w:tcW w:w="1662" w:type="dxa"/>
+            <w:gridSpan w:val="2"/>
             <w:tcBorders>
               <w:top w:val="single" w:color="000000" w:sz="4" w:space="0"/>
               <w:left w:val="single" w:color="000000" w:sz="4" w:space="0"/>
@@ -4105,28 +5038,28 @@
                 <w:szCs w:val="18"/>
                 <w:lang w:val="en-US" w:eastAsia="en-US"/>
               </w:rPr>
-              <w:t>缺陷标题</w:t>
-            </w:r>
-          </w:p>
-        </w:tc>
-        <w:tc>
-          <w:tcPr>
-            <w:tcW w:w="6088" w:type="dxa"/>
-            <w:gridSpan w:val="10"/>
-            <w:tcBorders>
-              <w:top w:val="single" w:color="000000" w:sz="4" w:space="0"/>
-              <w:bottom w:val="single" w:color="000000" w:sz="4" w:space="0"/>
-              <w:right w:val="single" w:color="000000" w:sz="4" w:space="0"/>
-            </w:tcBorders>
-            <w:vAlign w:val="center"/>
-          </w:tcPr>
-          <w:p>
-            <w:r>
-              <w:rPr>
-                <w:rFonts w:ascii="Times New Roman" w:hAnsi="Times New Roman" w:eastAsia="宋体"/>
-                <w:sz w:val="21"/>
-              </w:rPr>
-              <w:t>split_list() 处理空列表时抛出异常</w:t>
+              <w:t>附件</w:t>
+            </w:r>
+          </w:p>
+        </w:tc>
+        <w:tc>
+          <w:tcPr>
+            <w:tcW w:w="6014" w:type="dxa"/>
+            <w:gridSpan w:val="9"/>
+            <w:tcBorders>
+              <w:top w:val="single" w:color="000000" w:sz="4" w:space="0"/>
+              <w:bottom w:val="single" w:color="000000" w:sz="4" w:space="0"/>
+              <w:right w:val="single" w:color="000000" w:sz="4" w:space="0"/>
+            </w:tcBorders>
+            <w:vAlign w:val="center"/>
+          </w:tcPr>
+          <w:p>
+            <w:r>
+              <w:rPr>
+                <w:rFonts w:ascii="Times New Roman" w:hAnsi="Times New Roman" w:eastAsia="宋体"/>
+                <w:sz w:val="21"/>
+              </w:rPr>
+              <w:t>无</w:t>
             </w:r>
           </w:p>
         </w:tc>
@@ -4145,107 +5078,59 @@
         </w:trPr>
         <w:tc>
           <w:tcPr>
-            <w:tcW w:w="7676" w:type="dxa"/>
-            <w:gridSpan w:val="11"/>
+            <w:tcW w:w="1662" w:type="dxa"/>
+            <w:gridSpan w:val="2"/>
             <w:tcBorders>
               <w:top w:val="single" w:color="000000" w:sz="4" w:space="0"/>
               <w:left w:val="single" w:color="000000" w:sz="4" w:space="0"/>
               <w:bottom w:val="single" w:color="000000" w:sz="4" w:space="0"/>
               <w:right w:val="single" w:color="000000" w:sz="4" w:space="0"/>
             </w:tcBorders>
-            <w:vAlign w:val="center"/>
-          </w:tcPr>
-          <w:p>
-            <w:r>
-              <w:rPr>
-                <w:rFonts w:ascii="Times New Roman" w:hAnsi="Times New Roman" w:eastAsia="宋体"/>
-                <w:sz w:val="21"/>
-              </w:rPr>
-              <w:t>详细描述</w:t>
-            </w:r>
-            <w:r>
-              <w:rPr>
-                <w:rFonts w:ascii="Times New Roman" w:hAnsi="Times New Roman" w:eastAsia="宋体"/>
-                <w:sz w:val="21"/>
-              </w:rPr>
-              <w:br w:type="textWrapping"/>
-            </w:r>
-            <w:r>
-              <w:rPr>
-                <w:rFonts w:ascii="Times New Roman" w:hAnsi="Times New Roman" w:eastAsia="宋体"/>
-                <w:sz w:val="21"/>
-              </w:rPr>
-              <w:t>1. 输入 lst=[]、n=3。</w:t>
-            </w:r>
-            <w:r>
-              <w:rPr>
-                <w:rFonts w:ascii="Times New Roman" w:hAnsi="Times New Roman" w:eastAsia="宋体"/>
-                <w:sz w:val="21"/>
-              </w:rPr>
-              <w:br w:type="textWrapping"/>
-            </w:r>
-            <w:r>
-              <w:rPr>
-                <w:rFonts w:ascii="Times New Roman" w:hAnsi="Times New Roman" w:eastAsia="宋体"/>
-                <w:sz w:val="21"/>
-              </w:rPr>
-              <w:t>2. 调用 split_list(lst, n)。</w:t>
-            </w:r>
-            <w:r>
-              <w:rPr>
-                <w:rFonts w:ascii="Times New Roman" w:hAnsi="Times New Roman" w:eastAsia="宋体"/>
-                <w:sz w:val="21"/>
-              </w:rPr>
-              <w:br w:type="textWrapping"/>
-            </w:r>
-            <w:r>
-              <w:rPr>
-                <w:rFonts w:ascii="Times New Roman" w:hAnsi="Times New Roman" w:eastAsia="宋体"/>
-                <w:sz w:val="21"/>
-              </w:rPr>
-              <w:t>预期结果：返回 []。</w:t>
-            </w:r>
-            <w:r>
-              <w:rPr>
-                <w:rFonts w:ascii="Times New Roman" w:hAnsi="Times New Roman" w:eastAsia="宋体"/>
-                <w:sz w:val="21"/>
-              </w:rPr>
-              <w:br w:type="textWrapping"/>
-            </w:r>
-            <w:r>
-              <w:rPr>
-                <w:rFonts w:ascii="Times New Roman" w:hAnsi="Times New Roman" w:eastAsia="宋体"/>
-                <w:sz w:val="21"/>
-              </w:rPr>
-              <w:t>实际结果：原始代码抛出 ValueError：range() arg 3 must not be zero。</w:t>
-            </w:r>
-            <w:r>
-              <w:rPr>
-                <w:rFonts w:ascii="Times New Roman" w:hAnsi="Times New Roman" w:eastAsia="宋体"/>
-                <w:sz w:val="21"/>
-              </w:rPr>
-              <w:br w:type="textWrapping"/>
-            </w:r>
-            <w:r>
-              <w:rPr>
-                <w:rFonts w:ascii="Times New Roman" w:hAnsi="Times New Roman" w:eastAsia="宋体"/>
-                <w:sz w:val="21"/>
-              </w:rPr>
-              <w:t>修复结果：修复版返回 []，对应回归测试通过。</w:t>
-            </w:r>
-            <w:r>
-              <w:rPr>
-                <w:rFonts w:ascii="Times New Roman" w:hAnsi="Times New Roman" w:eastAsia="宋体"/>
-                <w:sz w:val="21"/>
-              </w:rPr>
-              <w:br w:type="textWrapping"/>
-            </w:r>
-            <w:r>
-              <w:rPr>
-                <w:rFonts w:ascii="Times New Roman" w:hAnsi="Times New Roman" w:eastAsia="宋体"/>
-                <w:sz w:val="21"/>
-              </w:rPr>
-              <w:t>影响：原始代码的空数据集会导致评估流程中断。</w:t>
+            <w:shd w:val="clear" w:color="auto" w:fill="CCCCCC"/>
+            <w:vAlign w:val="center"/>
+          </w:tcPr>
+          <w:p>
+            <w:pPr>
+              <w:tabs>
+                <w:tab w:val="right" w:leader="dot" w:pos="8296"/>
+              </w:tabs>
+              <w:spacing w:before="120" w:after="120"/>
+              <w:rPr>
+                <w:bCs/>
+                <w:sz w:val="18"/>
+                <w:szCs w:val="18"/>
+                <w:lang w:val="en-US" w:eastAsia="en-US"/>
+              </w:rPr>
+            </w:pPr>
+            <w:r>
+              <w:rPr>
+                <w:bCs/>
+                <w:sz w:val="18"/>
+                <w:szCs w:val="18"/>
+                <w:lang w:val="en-US" w:eastAsia="en-US"/>
+              </w:rPr>
+              <w:t>相关缺陷</w:t>
+            </w:r>
+          </w:p>
+        </w:tc>
+        <w:tc>
+          <w:tcPr>
+            <w:tcW w:w="6014" w:type="dxa"/>
+            <w:gridSpan w:val="9"/>
+            <w:tcBorders>
+              <w:top w:val="single" w:color="000000" w:sz="4" w:space="0"/>
+              <w:bottom w:val="single" w:color="000000" w:sz="4" w:space="0"/>
+              <w:right w:val="single" w:color="000000" w:sz="4" w:space="0"/>
+            </w:tcBorders>
+            <w:vAlign w:val="center"/>
+          </w:tcPr>
+          <w:p>
+            <w:r>
+              <w:rPr>
+                <w:rFonts w:ascii="Times New Roman" w:hAnsi="Times New Roman" w:eastAsia="宋体"/>
+                <w:sz w:val="21"/>
+              </w:rPr>
+              <w:t>无</w:t>
             </w:r>
           </w:p>
         </w:tc>
@@ -4295,7 +5180,7 @@
                 <w:szCs w:val="18"/>
                 <w:lang w:val="en-US" w:eastAsia="en-US"/>
               </w:rPr>
-              <w:t>附件</w:t>
+              <w:t>注释</w:t>
             </w:r>
           </w:p>
         </w:tc>
@@ -4316,7 +5201,7 @@
                 <w:rFonts w:ascii="Times New Roman" w:hAnsi="Times New Roman" w:eastAsia="宋体"/>
                 <w:sz w:val="21"/>
               </w:rPr>
-              <w:t>无</w:t>
+              <w:t>修复版回归测试通过</w:t>
             </w:r>
           </w:p>
         </w:tc>
@@ -4335,8 +5220,8 @@
         </w:trPr>
         <w:tc>
           <w:tcPr>
-            <w:tcW w:w="1662" w:type="dxa"/>
-            <w:gridSpan w:val="2"/>
+            <w:tcW w:w="7676" w:type="dxa"/>
+            <w:gridSpan w:val="11"/>
             <w:tcBorders>
               <w:top w:val="single" w:color="000000" w:sz="4" w:space="0"/>
               <w:left w:val="single" w:color="000000" w:sz="4" w:space="0"/>
@@ -4361,33 +5246,10 @@
             </w:pPr>
             <w:r>
               <w:rPr>
-                <w:bCs/>
-                <w:sz w:val="18"/>
-                <w:szCs w:val="18"/>
-                <w:lang w:val="en-US" w:eastAsia="en-US"/>
-              </w:rPr>
-              <w:t>相关缺陷</w:t>
-            </w:r>
-          </w:p>
-        </w:tc>
-        <w:tc>
-          <w:tcPr>
-            <w:tcW w:w="6014" w:type="dxa"/>
-            <w:gridSpan w:val="9"/>
-            <w:tcBorders>
-              <w:top w:val="single" w:color="000000" w:sz="4" w:space="0"/>
-              <w:bottom w:val="single" w:color="000000" w:sz="4" w:space="0"/>
-              <w:right w:val="single" w:color="000000" w:sz="4" w:space="0"/>
-            </w:tcBorders>
-            <w:vAlign w:val="center"/>
-          </w:tcPr>
-          <w:p>
-            <w:r>
-              <w:rPr>
-                <w:rFonts w:ascii="Times New Roman" w:hAnsi="Times New Roman" w:eastAsia="宋体"/>
-                <w:sz w:val="21"/>
-              </w:rPr>
-              <w:t>无</w:t>
+                <w:rFonts w:ascii="Times New Roman" w:hAnsi="Times New Roman" w:eastAsia="宋体"/>
+                <w:sz w:val="21"/>
+              </w:rPr>
+              <w:t>解决</w:t>
             </w:r>
           </w:p>
         </w:tc>
@@ -4437,28 +5299,86 @@
                 <w:szCs w:val="18"/>
                 <w:lang w:val="en-US" w:eastAsia="en-US"/>
               </w:rPr>
-              <w:t>注释</w:t>
-            </w:r>
-          </w:p>
-        </w:tc>
-        <w:tc>
-          <w:tcPr>
-            <w:tcW w:w="6014" w:type="dxa"/>
-            <w:gridSpan w:val="9"/>
-            <w:tcBorders>
-              <w:top w:val="single" w:color="000000" w:sz="4" w:space="0"/>
-              <w:bottom w:val="single" w:color="000000" w:sz="4" w:space="0"/>
-              <w:right w:val="single" w:color="000000" w:sz="4" w:space="0"/>
-            </w:tcBorders>
-            <w:vAlign w:val="center"/>
-          </w:tcPr>
-          <w:p>
-            <w:r>
-              <w:rPr>
-                <w:rFonts w:ascii="Times New Roman" w:hAnsi="Times New Roman" w:eastAsia="宋体"/>
-                <w:sz w:val="21"/>
-              </w:rPr>
-              <w:t>修复版回归测试通过</w:t>
+              <w:t>解决者</w:t>
+            </w:r>
+          </w:p>
+        </w:tc>
+        <w:tc>
+          <w:tcPr>
+            <w:tcW w:w="2004" w:type="dxa"/>
+            <w:gridSpan w:val="3"/>
+            <w:tcBorders>
+              <w:top w:val="single" w:color="000000" w:sz="4" w:space="0"/>
+              <w:bottom w:val="single" w:color="000000" w:sz="4" w:space="0"/>
+              <w:right w:val="single" w:color="000000" w:sz="4" w:space="0"/>
+            </w:tcBorders>
+            <w:vAlign w:val="center"/>
+          </w:tcPr>
+          <w:p>
+            <w:r>
+              <w:rPr>
+                <w:rFonts w:hint="eastAsia" w:eastAsia="宋体"/>
+                <w:sz w:val="21"/>
+                <w:lang w:val="en-US" w:eastAsia="zh-CN"/>
+              </w:rPr>
+              <w:t>汪嘉楠</w:t>
+            </w:r>
+          </w:p>
+        </w:tc>
+        <w:tc>
+          <w:tcPr>
+            <w:tcW w:w="2005" w:type="dxa"/>
+            <w:gridSpan w:val="3"/>
+            <w:tcBorders>
+              <w:top w:val="single" w:color="000000" w:sz="4" w:space="0"/>
+              <w:bottom w:val="single" w:color="000000" w:sz="4" w:space="0"/>
+              <w:right w:val="single" w:color="000000" w:sz="4" w:space="0"/>
+            </w:tcBorders>
+            <w:shd w:val="clear" w:color="auto" w:fill="D9D9D9"/>
+            <w:vAlign w:val="center"/>
+          </w:tcPr>
+          <w:p>
+            <w:pPr>
+              <w:tabs>
+                <w:tab w:val="right" w:leader="dot" w:pos="8296"/>
+              </w:tabs>
+              <w:spacing w:before="120" w:after="120"/>
+              <w:rPr>
+                <w:bCs/>
+                <w:sz w:val="18"/>
+                <w:szCs w:val="18"/>
+                <w:lang w:val="en-US" w:eastAsia="en-US"/>
+              </w:rPr>
+            </w:pPr>
+            <w:r>
+              <w:rPr>
+                <w:bCs/>
+                <w:sz w:val="18"/>
+                <w:szCs w:val="18"/>
+                <w:lang w:val="en-US" w:eastAsia="en-US"/>
+              </w:rPr>
+              <w:t>解决日期</w:t>
+            </w:r>
+          </w:p>
+        </w:tc>
+        <w:tc>
+          <w:tcPr>
+            <w:tcW w:w="2005" w:type="dxa"/>
+            <w:gridSpan w:val="3"/>
+            <w:tcBorders>
+              <w:top w:val="single" w:color="000000" w:sz="4" w:space="0"/>
+              <w:bottom w:val="single" w:color="000000" w:sz="4" w:space="0"/>
+              <w:right w:val="single" w:color="000000" w:sz="4" w:space="0"/>
+            </w:tcBorders>
+            <w:vAlign w:val="center"/>
+          </w:tcPr>
+          <w:p>
+            <w:r>
+              <w:rPr>
+                <w:rFonts w:ascii="Times New Roman" w:hAnsi="Times New Roman" w:eastAsia="宋体"/>
+                <w:sz w:val="21"/>
+              </w:rPr>
+              <w:t>2026-09-13</w:t>
             </w:r>
           </w:p>
         </w:tc>
@@ -4477,8 +5397,8 @@
         </w:trPr>
         <w:tc>
           <w:tcPr>
-            <w:tcW w:w="7676" w:type="dxa"/>
-            <w:gridSpan w:val="11"/>
+            <w:tcW w:w="1662" w:type="dxa"/>
+            <w:gridSpan w:val="2"/>
             <w:tcBorders>
               <w:top w:val="single" w:color="000000" w:sz="4" w:space="0"/>
               <w:left w:val="single" w:color="000000" w:sz="4" w:space="0"/>
@@ -4503,10 +5423,90 @@
             </w:pPr>
             <w:r>
               <w:rPr>
-                <w:rFonts w:ascii="Times New Roman" w:hAnsi="Times New Roman" w:eastAsia="宋体"/>
-                <w:sz w:val="21"/>
-              </w:rPr>
-              <w:t>解决</w:t>
+                <w:bCs/>
+                <w:sz w:val="18"/>
+                <w:szCs w:val="18"/>
+                <w:lang w:val="en-US" w:eastAsia="en-US"/>
+              </w:rPr>
+              <w:t>解决build</w:t>
+            </w:r>
+          </w:p>
+        </w:tc>
+        <w:tc>
+          <w:tcPr>
+            <w:tcW w:w="2004" w:type="dxa"/>
+            <w:gridSpan w:val="3"/>
+            <w:tcBorders>
+              <w:top w:val="single" w:color="000000" w:sz="4" w:space="0"/>
+              <w:bottom w:val="single" w:color="000000" w:sz="4" w:space="0"/>
+              <w:right w:val="single" w:color="000000" w:sz="4" w:space="0"/>
+            </w:tcBorders>
+            <w:vAlign w:val="center"/>
+          </w:tcPr>
+          <w:p>
+            <w:r>
+              <w:rPr>
+                <w:rFonts w:ascii="Times New Roman" w:hAnsi="Times New Roman" w:eastAsia="宋体"/>
+                <w:sz w:val="21"/>
+              </w:rPr>
+              <w:t>fixed</w:t>
+            </w:r>
+          </w:p>
+        </w:tc>
+        <w:tc>
+          <w:tcPr>
+            <w:tcW w:w="2005" w:type="dxa"/>
+            <w:gridSpan w:val="3"/>
+            <w:tcBorders>
+              <w:top w:val="single" w:color="000000" w:sz="4" w:space="0"/>
+              <w:bottom w:val="single" w:color="000000" w:sz="4" w:space="0"/>
+              <w:right w:val="single" w:color="000000" w:sz="4" w:space="0"/>
+            </w:tcBorders>
+            <w:shd w:val="clear" w:color="auto" w:fill="D9D9D9"/>
+            <w:vAlign w:val="center"/>
+          </w:tcPr>
+          <w:p>
+            <w:pPr>
+              <w:tabs>
+                <w:tab w:val="right" w:leader="dot" w:pos="8296"/>
+              </w:tabs>
+              <w:spacing w:before="120" w:after="120"/>
+              <w:rPr>
+                <w:bCs/>
+                <w:sz w:val="18"/>
+                <w:szCs w:val="18"/>
+                <w:lang w:val="en-US" w:eastAsia="en-US"/>
+              </w:rPr>
+            </w:pPr>
+            <w:r>
+              <w:rPr>
+                <w:bCs/>
+                <w:sz w:val="18"/>
+                <w:szCs w:val="18"/>
+                <w:lang w:val="en-US" w:eastAsia="en-US"/>
+              </w:rPr>
+              <w:t>解决方案</w:t>
+            </w:r>
+          </w:p>
+        </w:tc>
+        <w:tc>
+          <w:tcPr>
+            <w:tcW w:w="2005" w:type="dxa"/>
+            <w:gridSpan w:val="3"/>
+            <w:tcBorders>
+              <w:top w:val="single" w:color="000000" w:sz="4" w:space="0"/>
+              <w:bottom w:val="single" w:color="000000" w:sz="4" w:space="0"/>
+              <w:right w:val="single" w:color="000000" w:sz="4" w:space="0"/>
+            </w:tcBorders>
+            <w:vAlign w:val="center"/>
+          </w:tcPr>
+          <w:p>
+            <w:r>
+              <w:rPr>
+                <w:rFonts w:ascii="Times New Roman" w:hAnsi="Times New Roman" w:eastAsia="宋体"/>
+                <w:sz w:val="21"/>
+              </w:rPr>
+              <w:t>在函数入口校验 n；当 n&lt;=0 时主动抛出 ValueError。</w:t>
             </w:r>
           </w:p>
         </w:tc>
@@ -4556,85 +5556,28 @@
                 <w:szCs w:val="18"/>
                 <w:lang w:val="en-US" w:eastAsia="en-US"/>
               </w:rPr>
-              <w:t>解决者</w:t>
-            </w:r>
-          </w:p>
-        </w:tc>
-        <w:tc>
-          <w:tcPr>
-            <w:tcW w:w="2004" w:type="dxa"/>
-            <w:gridSpan w:val="3"/>
-            <w:tcBorders>
-              <w:top w:val="single" w:color="000000" w:sz="4" w:space="0"/>
-              <w:bottom w:val="single" w:color="000000" w:sz="4" w:space="0"/>
-              <w:right w:val="single" w:color="000000" w:sz="4" w:space="0"/>
-            </w:tcBorders>
-            <w:vAlign w:val="center"/>
-          </w:tcPr>
-          <w:p>
-            <w:r>
-              <w:rPr>
-                <w:rFonts w:ascii="Times New Roman" w:hAnsi="Times New Roman" w:eastAsia="宋体"/>
-                <w:sz w:val="21"/>
-              </w:rPr>
-              <w:t>成员A</w:t>
-            </w:r>
-          </w:p>
-        </w:tc>
-        <w:tc>
-          <w:tcPr>
-            <w:tcW w:w="2005" w:type="dxa"/>
-            <w:gridSpan w:val="3"/>
-            <w:tcBorders>
-              <w:top w:val="single" w:color="000000" w:sz="4" w:space="0"/>
-              <w:bottom w:val="single" w:color="000000" w:sz="4" w:space="0"/>
-              <w:right w:val="single" w:color="000000" w:sz="4" w:space="0"/>
-            </w:tcBorders>
-            <w:shd w:val="clear" w:color="auto" w:fill="D9D9D9"/>
-            <w:vAlign w:val="center"/>
-          </w:tcPr>
-          <w:p>
-            <w:pPr>
-              <w:tabs>
-                <w:tab w:val="right" w:leader="dot" w:pos="8296"/>
-              </w:tabs>
-              <w:spacing w:before="120" w:after="120"/>
-              <w:rPr>
-                <w:bCs/>
-                <w:sz w:val="18"/>
-                <w:szCs w:val="18"/>
-                <w:lang w:val="en-US" w:eastAsia="en-US"/>
-              </w:rPr>
-            </w:pPr>
-            <w:r>
-              <w:rPr>
-                <w:bCs/>
-                <w:sz w:val="18"/>
-                <w:szCs w:val="18"/>
-                <w:lang w:val="en-US" w:eastAsia="en-US"/>
-              </w:rPr>
-              <w:t>解决日期</w:t>
-            </w:r>
-          </w:p>
-        </w:tc>
-        <w:tc>
-          <w:tcPr>
-            <w:tcW w:w="2005" w:type="dxa"/>
-            <w:gridSpan w:val="3"/>
-            <w:tcBorders>
-              <w:top w:val="single" w:color="000000" w:sz="4" w:space="0"/>
-              <w:bottom w:val="single" w:color="000000" w:sz="4" w:space="0"/>
-              <w:right w:val="single" w:color="000000" w:sz="4" w:space="0"/>
-            </w:tcBorders>
-            <w:vAlign w:val="center"/>
-          </w:tcPr>
-          <w:p>
-            <w:r>
-              <w:rPr>
-                <w:rFonts w:ascii="Times New Roman" w:hAnsi="Times New Roman" w:eastAsia="宋体"/>
-                <w:sz w:val="21"/>
-              </w:rPr>
-              <w:t>2026-09-13</w:t>
+              <w:t>解决详细描述</w:t>
+            </w:r>
+          </w:p>
+        </w:tc>
+        <w:tc>
+          <w:tcPr>
+            <w:tcW w:w="6014" w:type="dxa"/>
+            <w:gridSpan w:val="9"/>
+            <w:tcBorders>
+              <w:top w:val="single" w:color="000000" w:sz="4" w:space="0"/>
+              <w:bottom w:val="single" w:color="000000" w:sz="4" w:space="0"/>
+              <w:right w:val="single" w:color="000000" w:sz="4" w:space="0"/>
+            </w:tcBorders>
+            <w:vAlign w:val="center"/>
+          </w:tcPr>
+          <w:p>
+            <w:r>
+              <w:rPr>
+                <w:rFonts w:ascii="Times New Roman" w:hAnsi="Times New Roman" w:eastAsia="宋体"/>
+                <w:sz w:val="21"/>
+              </w:rPr>
+              <w:t>已运行 MMSep-AE-004，对应测试通过。</w:t>
             </w:r>
           </w:p>
         </w:tc>
@@ -4684,135 +5627,7 @@
                 <w:szCs w:val="18"/>
                 <w:lang w:val="en-US" w:eastAsia="en-US"/>
               </w:rPr>
-              <w:t>解决build</w:t>
-            </w:r>
-          </w:p>
-        </w:tc>
-        <w:tc>
-          <w:tcPr>
-            <w:tcW w:w="2004" w:type="dxa"/>
-            <w:gridSpan w:val="3"/>
-            <w:tcBorders>
-              <w:top w:val="single" w:color="000000" w:sz="4" w:space="0"/>
-              <w:bottom w:val="single" w:color="000000" w:sz="4" w:space="0"/>
-              <w:right w:val="single" w:color="000000" w:sz="4" w:space="0"/>
-            </w:tcBorders>
-            <w:vAlign w:val="center"/>
-          </w:tcPr>
-          <w:p>
-            <w:r>
-              <w:rPr>
-                <w:rFonts w:ascii="Times New Roman" w:hAnsi="Times New Roman" w:eastAsia="宋体"/>
-                <w:sz w:val="21"/>
-              </w:rPr>
-              <w:t>fixed</w:t>
-            </w:r>
-          </w:p>
-        </w:tc>
-        <w:tc>
-          <w:tcPr>
-            <w:tcW w:w="2005" w:type="dxa"/>
-            <w:gridSpan w:val="3"/>
-            <w:tcBorders>
-              <w:top w:val="single" w:color="000000" w:sz="4" w:space="0"/>
-              <w:bottom w:val="single" w:color="000000" w:sz="4" w:space="0"/>
-              <w:right w:val="single" w:color="000000" w:sz="4" w:space="0"/>
-            </w:tcBorders>
-            <w:shd w:val="clear" w:color="auto" w:fill="D9D9D9"/>
-            <w:vAlign w:val="center"/>
-          </w:tcPr>
-          <w:p>
-            <w:pPr>
-              <w:tabs>
-                <w:tab w:val="right" w:leader="dot" w:pos="8296"/>
-              </w:tabs>
-              <w:spacing w:before="120" w:after="120"/>
-              <w:rPr>
-                <w:bCs/>
-                <w:sz w:val="18"/>
-                <w:szCs w:val="18"/>
-                <w:lang w:val="en-US" w:eastAsia="en-US"/>
-              </w:rPr>
-            </w:pPr>
-            <w:r>
-              <w:rPr>
-                <w:bCs/>
-                <w:sz w:val="18"/>
-                <w:szCs w:val="18"/>
-                <w:lang w:val="en-US" w:eastAsia="en-US"/>
-              </w:rPr>
-              <w:t>解决方案</w:t>
-            </w:r>
-          </w:p>
-        </w:tc>
-        <w:tc>
-          <w:tcPr>
-            <w:tcW w:w="2005" w:type="dxa"/>
-            <w:gridSpan w:val="3"/>
-            <w:tcBorders>
-              <w:top w:val="single" w:color="000000" w:sz="4" w:space="0"/>
-              <w:bottom w:val="single" w:color="000000" w:sz="4" w:space="0"/>
-              <w:right w:val="single" w:color="000000" w:sz="4" w:space="0"/>
-            </w:tcBorders>
-            <w:vAlign w:val="center"/>
-          </w:tcPr>
-          <w:p>
-            <w:r>
-              <w:rPr>
-                <w:rFonts w:ascii="Times New Roman" w:hAnsi="Times New Roman" w:eastAsia="宋体"/>
-                <w:sz w:val="21"/>
-              </w:rPr>
-              <w:t>在函数入口增加空列表处理，空列表直接返回 []。</w:t>
-            </w:r>
-          </w:p>
-        </w:tc>
-      </w:tr>
-      <w:tr>
-        <w:tblPrEx>
-          <w:tblCellMar>
-            <w:top w:w="0" w:type="dxa"/>
-            <w:left w:w="108" w:type="dxa"/>
-            <w:bottom w:w="0" w:type="dxa"/>
-            <w:right w:w="108" w:type="dxa"/>
-          </w:tblCellMar>
-        </w:tblPrEx>
-        <w:trPr>
-          <w:jc w:val="center"/>
-        </w:trPr>
-        <w:tc>
-          <w:tcPr>
-            <w:tcW w:w="1662" w:type="dxa"/>
-            <w:gridSpan w:val="2"/>
-            <w:tcBorders>
-              <w:top w:val="single" w:color="000000" w:sz="4" w:space="0"/>
-              <w:left w:val="single" w:color="000000" w:sz="4" w:space="0"/>
-              <w:bottom w:val="single" w:color="000000" w:sz="4" w:space="0"/>
-              <w:right w:val="single" w:color="000000" w:sz="4" w:space="0"/>
-            </w:tcBorders>
-            <w:shd w:val="clear" w:color="auto" w:fill="CCCCCC"/>
-            <w:vAlign w:val="center"/>
-          </w:tcPr>
-          <w:p>
-            <w:pPr>
-              <w:tabs>
-                <w:tab w:val="right" w:leader="dot" w:pos="8296"/>
-              </w:tabs>
-              <w:spacing w:before="120" w:after="120"/>
-              <w:rPr>
-                <w:bCs/>
-                <w:sz w:val="18"/>
-                <w:szCs w:val="18"/>
-                <w:lang w:val="en-US" w:eastAsia="en-US"/>
-              </w:rPr>
-            </w:pPr>
-            <w:r>
-              <w:rPr>
-                <w:bCs/>
-                <w:sz w:val="18"/>
-                <w:szCs w:val="18"/>
-                <w:lang w:val="en-US" w:eastAsia="en-US"/>
-              </w:rPr>
-              <w:t>解决详细描述</w:t>
+              <w:t>关闭者</w:t>
             </w:r>
           </w:p>
         </w:tc>
@@ -4830,81 +5645,11 @@
           <w:p>
             <w:r>
               <w:rPr>
-                <w:rFonts w:ascii="Times New Roman" w:hAnsi="Times New Roman" w:eastAsia="宋体"/>
-                <w:sz w:val="21"/>
-              </w:rPr>
-              <w:t>已运行 MMSep-AE-003，对应测试通过。</w:t>
-            </w:r>
-          </w:p>
-        </w:tc>
-      </w:tr>
-      <w:tr>
-        <w:tblPrEx>
-          <w:tblCellMar>
-            <w:top w:w="0" w:type="dxa"/>
-            <w:left w:w="108" w:type="dxa"/>
-            <w:bottom w:w="0" w:type="dxa"/>
-            <w:right w:w="108" w:type="dxa"/>
-          </w:tblCellMar>
-        </w:tblPrEx>
-        <w:trPr>
-          <w:jc w:val="center"/>
-        </w:trPr>
-        <w:tc>
-          <w:tcPr>
-            <w:tcW w:w="1662" w:type="dxa"/>
-            <w:gridSpan w:val="2"/>
-            <w:tcBorders>
-              <w:top w:val="single" w:color="000000" w:sz="4" w:space="0"/>
-              <w:left w:val="single" w:color="000000" w:sz="4" w:space="0"/>
-              <w:bottom w:val="single" w:color="000000" w:sz="4" w:space="0"/>
-              <w:right w:val="single" w:color="000000" w:sz="4" w:space="0"/>
-            </w:tcBorders>
-            <w:shd w:val="clear" w:color="auto" w:fill="CCCCCC"/>
-            <w:vAlign w:val="center"/>
-          </w:tcPr>
-          <w:p>
-            <w:pPr>
-              <w:tabs>
-                <w:tab w:val="right" w:leader="dot" w:pos="8296"/>
-              </w:tabs>
-              <w:spacing w:before="120" w:after="120"/>
-              <w:rPr>
-                <w:bCs/>
-                <w:sz w:val="18"/>
-                <w:szCs w:val="18"/>
-                <w:lang w:val="en-US" w:eastAsia="en-US"/>
-              </w:rPr>
-            </w:pPr>
-            <w:r>
-              <w:rPr>
-                <w:bCs/>
-                <w:sz w:val="18"/>
-                <w:szCs w:val="18"/>
-                <w:lang w:val="en-US" w:eastAsia="en-US"/>
-              </w:rPr>
-              <w:t>关闭者</w:t>
-            </w:r>
-          </w:p>
-        </w:tc>
-        <w:tc>
-          <w:tcPr>
-            <w:tcW w:w="6014" w:type="dxa"/>
-            <w:gridSpan w:val="9"/>
-            <w:tcBorders>
-              <w:top w:val="single" w:color="000000" w:sz="4" w:space="0"/>
-              <w:bottom w:val="single" w:color="000000" w:sz="4" w:space="0"/>
-              <w:right w:val="single" w:color="000000" w:sz="4" w:space="0"/>
-            </w:tcBorders>
-            <w:vAlign w:val="center"/>
-          </w:tcPr>
-          <w:p>
-            <w:r>
-              <w:rPr>
-                <w:rFonts w:ascii="Times New Roman" w:hAnsi="Times New Roman" w:eastAsia="宋体"/>
-                <w:sz w:val="21"/>
-              </w:rPr>
-              <w:t>成员A</w:t>
+                <w:rFonts w:hint="eastAsia" w:eastAsia="宋体"/>
+                <w:sz w:val="21"/>
+                <w:lang w:val="en-US" w:eastAsia="zh-CN"/>
+              </w:rPr>
+              <w:t>汪嘉楠</w:t>
             </w:r>
           </w:p>
         </w:tc>
@@ -4913,1729 +5658,29 @@
     <w:p>
       <w:pPr>
         <w:pStyle w:val="4"/>
+        <w:keepNext/>
+        <w:keepLines/>
+        <w:pageBreakBefore/>
+        <w:widowControl w:val="0"/>
+        <w:kinsoku/>
+        <w:wordWrap/>
+        <w:overflowPunct/>
+        <w:topLinePunct w:val="0"/>
+        <w:autoSpaceDE/>
+        <w:autoSpaceDN/>
+        <w:bidi w:val="0"/>
+        <w:adjustRightInd/>
+        <w:snapToGrid/>
         <w:spacing w:before="60" w:after="60" w:line="360" w:lineRule="auto"/>
         <w:ind w:left="0" w:firstLine="0"/>
+        <w:textAlignment w:val="auto"/>
         <w:rPr>
           <w:rFonts w:eastAsia="黑体;SimHei"/>
           <w:sz w:val="28"/>
           <w:szCs w:val="28"/>
         </w:rPr>
       </w:pPr>
-      <w:r>
-        <w:rPr>
-          <w:rFonts w:eastAsia="黑体"/>
-          <w:b/>
-          <w:sz w:val="24"/>
-        </w:rPr>
-        <w:t>表3.4.</w:t>
-      </w:r>
-      <w:r>
-        <w:rPr>
-          <w:rFonts w:hint="eastAsia" w:eastAsia="黑体"/>
-          <w:b/>
-          <w:sz w:val="24"/>
-          <w:lang w:val="en-US" w:eastAsia="zh-CN"/>
-        </w:rPr>
-        <w:t>2</w:t>
-      </w:r>
-      <w:r>
-        <w:rPr>
-          <w:rFonts w:eastAsia="黑体"/>
-          <w:b/>
-          <w:sz w:val="24"/>
-        </w:rPr>
-        <w:t xml:space="preserve">  002-split_list() 未校验非法分块数</w:t>
-      </w:r>
-    </w:p>
-    <w:tbl>
-      <w:tblPr>
-        <w:tblStyle w:val="13"/>
-        <w:tblW w:w="7676" w:type="dxa"/>
-        <w:jc w:val="center"/>
-        <w:tblLayout w:type="fixed"/>
-        <w:tblCellMar>
-          <w:top w:w="0" w:type="dxa"/>
-          <w:left w:w="108" w:type="dxa"/>
-          <w:bottom w:w="0" w:type="dxa"/>
-          <w:right w:w="108" w:type="dxa"/>
-        </w:tblCellMar>
-      </w:tblPr>
-      <w:tblGrid>
-        <w:gridCol w:w="1588"/>
-        <w:gridCol w:w="74"/>
-        <w:gridCol w:w="1388"/>
-        <w:gridCol w:w="216"/>
-        <w:gridCol w:w="400"/>
-        <w:gridCol w:w="774"/>
-        <w:gridCol w:w="707"/>
-        <w:gridCol w:w="524"/>
-        <w:gridCol w:w="159"/>
-        <w:gridCol w:w="816"/>
-        <w:gridCol w:w="1030"/>
-      </w:tblGrid>
-      <w:tr>
-        <w:tblPrEx>
-          <w:tblCellMar>
-            <w:top w:w="0" w:type="dxa"/>
-            <w:left w:w="108" w:type="dxa"/>
-            <w:bottom w:w="0" w:type="dxa"/>
-            <w:right w:w="108" w:type="dxa"/>
-          </w:tblCellMar>
-        </w:tblPrEx>
-        <w:trPr>
-          <w:jc w:val="center"/>
-        </w:trPr>
-        <w:tc>
-          <w:tcPr>
-            <w:tcW w:w="1588" w:type="dxa"/>
-            <w:tcBorders>
-              <w:top w:val="single" w:color="000000" w:sz="4" w:space="0"/>
-              <w:left w:val="single" w:color="000000" w:sz="4" w:space="0"/>
-              <w:bottom w:val="single" w:color="000000" w:sz="4" w:space="0"/>
-              <w:right w:val="single" w:color="000000" w:sz="4" w:space="0"/>
-            </w:tcBorders>
-            <w:shd w:val="clear" w:color="auto" w:fill="CCCCCC"/>
-            <w:vAlign w:val="center"/>
-          </w:tcPr>
-          <w:p>
-            <w:pPr>
-              <w:tabs>
-                <w:tab w:val="right" w:leader="dot" w:pos="8296"/>
-              </w:tabs>
-              <w:spacing w:before="120" w:after="120"/>
-              <w:rPr>
-                <w:bCs/>
-                <w:sz w:val="18"/>
-                <w:szCs w:val="18"/>
-                <w:lang w:val="en-US" w:eastAsia="en-US"/>
-              </w:rPr>
-            </w:pPr>
-            <w:r>
-              <w:rPr>
-                <w:bCs/>
-                <w:sz w:val="18"/>
-                <w:szCs w:val="18"/>
-                <w:lang w:val="en-US" w:eastAsia="en-US"/>
-              </w:rPr>
-              <w:t>测试人</w:t>
-            </w:r>
-          </w:p>
-        </w:tc>
-        <w:tc>
-          <w:tcPr>
-            <w:tcW w:w="1678" w:type="dxa"/>
-            <w:gridSpan w:val="3"/>
-            <w:tcBorders>
-              <w:top w:val="single" w:color="000000" w:sz="4" w:space="0"/>
-              <w:left w:val="single" w:color="000000" w:sz="4" w:space="0"/>
-              <w:bottom w:val="single" w:color="000000" w:sz="4" w:space="0"/>
-              <w:right w:val="single" w:color="000000" w:sz="4" w:space="0"/>
-            </w:tcBorders>
-            <w:vAlign w:val="center"/>
-          </w:tcPr>
-          <w:p>
-            <w:r>
-              <w:rPr>
-                <w:rFonts w:ascii="Times New Roman" w:hAnsi="Times New Roman" w:eastAsia="宋体"/>
-                <w:sz w:val="21"/>
-              </w:rPr>
-              <w:t>成员A</w:t>
-            </w:r>
-          </w:p>
-        </w:tc>
-        <w:tc>
-          <w:tcPr>
-            <w:tcW w:w="1881" w:type="dxa"/>
-            <w:gridSpan w:val="3"/>
-            <w:tcBorders>
-              <w:top w:val="single" w:color="000000" w:sz="4" w:space="0"/>
-              <w:left w:val="single" w:color="000000" w:sz="4" w:space="0"/>
-              <w:bottom w:val="single" w:color="000000" w:sz="4" w:space="0"/>
-              <w:right w:val="single" w:color="000000" w:sz="4" w:space="0"/>
-            </w:tcBorders>
-            <w:shd w:val="clear" w:color="auto" w:fill="CCCCCC"/>
-            <w:vAlign w:val="center"/>
-          </w:tcPr>
-          <w:p>
-            <w:pPr>
-              <w:tabs>
-                <w:tab w:val="right" w:leader="dot" w:pos="8296"/>
-              </w:tabs>
-              <w:spacing w:before="120" w:after="120"/>
-              <w:jc w:val="center"/>
-              <w:rPr>
-                <w:bCs/>
-                <w:sz w:val="18"/>
-                <w:szCs w:val="18"/>
-                <w:lang w:val="en-US" w:eastAsia="en-US"/>
-              </w:rPr>
-            </w:pPr>
-            <w:r>
-              <w:rPr>
-                <w:bCs/>
-                <w:sz w:val="18"/>
-                <w:szCs w:val="18"/>
-                <w:lang w:val="en-US" w:eastAsia="en-US"/>
-              </w:rPr>
-              <w:t>时间</w:t>
-            </w:r>
-          </w:p>
-        </w:tc>
-        <w:tc>
-          <w:tcPr>
-            <w:tcW w:w="2529" w:type="dxa"/>
-            <w:gridSpan w:val="4"/>
-            <w:tcBorders>
-              <w:top w:val="single" w:color="000000" w:sz="4" w:space="0"/>
-              <w:left w:val="single" w:color="000000" w:sz="4" w:space="0"/>
-              <w:bottom w:val="single" w:color="000000" w:sz="4" w:space="0"/>
-              <w:right w:val="single" w:color="000000" w:sz="4" w:space="0"/>
-            </w:tcBorders>
-            <w:vAlign w:val="center"/>
-          </w:tcPr>
-          <w:p>
-            <w:r>
-              <w:rPr>
-                <w:rFonts w:ascii="Times New Roman" w:hAnsi="Times New Roman" w:eastAsia="宋体"/>
-                <w:sz w:val="21"/>
-              </w:rPr>
-              <w:t>2026-09-13</w:t>
-            </w:r>
-          </w:p>
-        </w:tc>
-      </w:tr>
-      <w:tr>
-        <w:tblPrEx>
-          <w:tblCellMar>
-            <w:top w:w="0" w:type="dxa"/>
-            <w:left w:w="108" w:type="dxa"/>
-            <w:bottom w:w="0" w:type="dxa"/>
-            <w:right w:w="108" w:type="dxa"/>
-          </w:tblCellMar>
-        </w:tblPrEx>
-        <w:trPr>
-          <w:jc w:val="center"/>
-        </w:trPr>
-        <w:tc>
-          <w:tcPr>
-            <w:tcW w:w="1588" w:type="dxa"/>
-            <w:tcBorders>
-              <w:top w:val="single" w:color="000000" w:sz="4" w:space="0"/>
-              <w:left w:val="single" w:color="000000" w:sz="4" w:space="0"/>
-              <w:bottom w:val="single" w:color="000000" w:sz="4" w:space="0"/>
-              <w:right w:val="single" w:color="000000" w:sz="4" w:space="0"/>
-            </w:tcBorders>
-            <w:shd w:val="clear" w:color="auto" w:fill="CCCCCC"/>
-            <w:vAlign w:val="center"/>
-          </w:tcPr>
-          <w:p>
-            <w:pPr>
-              <w:tabs>
-                <w:tab w:val="right" w:leader="dot" w:pos="8296"/>
-              </w:tabs>
-              <w:spacing w:before="120" w:after="120"/>
-              <w:rPr>
-                <w:bCs/>
-                <w:sz w:val="18"/>
-                <w:szCs w:val="18"/>
-                <w:lang w:val="en-US" w:eastAsia="en-US"/>
-              </w:rPr>
-            </w:pPr>
-            <w:r>
-              <w:rPr>
-                <w:bCs/>
-                <w:sz w:val="18"/>
-                <w:szCs w:val="18"/>
-                <w:lang w:val="en-US" w:eastAsia="en-US"/>
-              </w:rPr>
-              <w:t>功能模块名</w:t>
-            </w:r>
-          </w:p>
-        </w:tc>
-        <w:tc>
-          <w:tcPr>
-            <w:tcW w:w="1678" w:type="dxa"/>
-            <w:gridSpan w:val="3"/>
-            <w:tcBorders>
-              <w:top w:val="single" w:color="000000" w:sz="4" w:space="0"/>
-              <w:left w:val="single" w:color="000000" w:sz="4" w:space="0"/>
-              <w:bottom w:val="single" w:color="000000" w:sz="4" w:space="0"/>
-              <w:right w:val="single" w:color="000000" w:sz="4" w:space="0"/>
-            </w:tcBorders>
-            <w:vAlign w:val="center"/>
-          </w:tcPr>
-          <w:p>
-            <w:r>
-              <w:rPr>
-                <w:rFonts w:ascii="Times New Roman" w:hAnsi="Times New Roman" w:eastAsia="宋体"/>
-                <w:sz w:val="21"/>
-              </w:rPr>
-              <w:t>auto_eval.py</w:t>
-            </w:r>
-          </w:p>
-        </w:tc>
-        <w:tc>
-          <w:tcPr>
-            <w:tcW w:w="1881" w:type="dxa"/>
-            <w:gridSpan w:val="3"/>
-            <w:tcBorders>
-              <w:top w:val="single" w:color="000000" w:sz="4" w:space="0"/>
-              <w:left w:val="single" w:color="000000" w:sz="4" w:space="0"/>
-              <w:bottom w:val="single" w:color="000000" w:sz="4" w:space="0"/>
-              <w:right w:val="single" w:color="000000" w:sz="4" w:space="0"/>
-            </w:tcBorders>
-            <w:shd w:val="clear" w:color="auto" w:fill="CCCCCC"/>
-            <w:vAlign w:val="center"/>
-          </w:tcPr>
-          <w:p>
-            <w:pPr>
-              <w:tabs>
-                <w:tab w:val="right" w:leader="dot" w:pos="8296"/>
-              </w:tabs>
-              <w:spacing w:before="120" w:after="120"/>
-              <w:jc w:val="center"/>
-              <w:rPr>
-                <w:bCs/>
-                <w:sz w:val="18"/>
-                <w:szCs w:val="18"/>
-                <w:lang w:val="en-US" w:eastAsia="en-US"/>
-              </w:rPr>
-            </w:pPr>
-            <w:r>
-              <w:rPr>
-                <w:bCs/>
-                <w:sz w:val="18"/>
-                <w:szCs w:val="18"/>
-                <w:lang w:val="en-US" w:eastAsia="en-US"/>
-              </w:rPr>
-              <w:t>功能编号</w:t>
-            </w:r>
-          </w:p>
-        </w:tc>
-        <w:tc>
-          <w:tcPr>
-            <w:tcW w:w="2529" w:type="dxa"/>
-            <w:gridSpan w:val="4"/>
-            <w:tcBorders>
-              <w:top w:val="single" w:color="000000" w:sz="4" w:space="0"/>
-              <w:left w:val="single" w:color="000000" w:sz="4" w:space="0"/>
-              <w:bottom w:val="single" w:color="000000" w:sz="4" w:space="0"/>
-              <w:right w:val="single" w:color="000000" w:sz="4" w:space="0"/>
-            </w:tcBorders>
-            <w:vAlign w:val="center"/>
-          </w:tcPr>
-          <w:p>
-            <w:r>
-              <w:rPr>
-                <w:rFonts w:ascii="Times New Roman" w:hAnsi="Times New Roman" w:eastAsia="宋体"/>
-                <w:sz w:val="21"/>
-              </w:rPr>
-              <w:t>split_list()</w:t>
-            </w:r>
-          </w:p>
-        </w:tc>
-      </w:tr>
-      <w:tr>
-        <w:tblPrEx>
-          <w:tblCellMar>
-            <w:top w:w="0" w:type="dxa"/>
-            <w:left w:w="108" w:type="dxa"/>
-            <w:bottom w:w="0" w:type="dxa"/>
-            <w:right w:w="108" w:type="dxa"/>
-          </w:tblCellMar>
-        </w:tblPrEx>
-        <w:trPr>
-          <w:jc w:val="center"/>
-        </w:trPr>
-        <w:tc>
-          <w:tcPr>
-            <w:tcW w:w="1588" w:type="dxa"/>
-            <w:tcBorders>
-              <w:top w:val="single" w:color="000000" w:sz="4" w:space="0"/>
-              <w:left w:val="single" w:color="000000" w:sz="4" w:space="0"/>
-              <w:bottom w:val="single" w:color="000000" w:sz="4" w:space="0"/>
-              <w:right w:val="single" w:color="000000" w:sz="4" w:space="0"/>
-            </w:tcBorders>
-            <w:shd w:val="clear" w:color="auto" w:fill="CCCCCC"/>
-            <w:vAlign w:val="center"/>
-          </w:tcPr>
-          <w:p>
-            <w:pPr>
-              <w:tabs>
-                <w:tab w:val="right" w:leader="dot" w:pos="8296"/>
-              </w:tabs>
-              <w:spacing w:before="120" w:after="120"/>
-              <w:rPr>
-                <w:bCs/>
-                <w:sz w:val="18"/>
-                <w:szCs w:val="18"/>
-                <w:lang w:val="en-US" w:eastAsia="en-US"/>
-              </w:rPr>
-            </w:pPr>
-            <w:r>
-              <w:rPr>
-                <w:bCs/>
-                <w:sz w:val="18"/>
-                <w:szCs w:val="18"/>
-                <w:lang w:val="en-US" w:eastAsia="en-US"/>
-              </w:rPr>
-              <w:t>测试项编号</w:t>
-            </w:r>
-          </w:p>
-        </w:tc>
-        <w:tc>
-          <w:tcPr>
-            <w:tcW w:w="6088" w:type="dxa"/>
-            <w:gridSpan w:val="10"/>
-            <w:tcBorders>
-              <w:top w:val="single" w:color="000000" w:sz="4" w:space="0"/>
-              <w:left w:val="single" w:color="000000" w:sz="4" w:space="0"/>
-              <w:bottom w:val="single" w:color="000000" w:sz="4" w:space="0"/>
-              <w:right w:val="single" w:color="000000" w:sz="4" w:space="0"/>
-            </w:tcBorders>
-            <w:vAlign w:val="center"/>
-          </w:tcPr>
-          <w:p>
-            <w:r>
-              <w:rPr>
-                <w:rFonts w:ascii="Times New Roman" w:hAnsi="Times New Roman" w:eastAsia="宋体"/>
-                <w:sz w:val="21"/>
-              </w:rPr>
-              <w:t>MMSep-AE-004</w:t>
-            </w:r>
-          </w:p>
-        </w:tc>
-      </w:tr>
-      <w:tr>
-        <w:tblPrEx>
-          <w:tblCellMar>
-            <w:top w:w="0" w:type="dxa"/>
-            <w:left w:w="108" w:type="dxa"/>
-            <w:bottom w:w="0" w:type="dxa"/>
-            <w:right w:w="108" w:type="dxa"/>
-          </w:tblCellMar>
-        </w:tblPrEx>
-        <w:trPr>
-          <w:jc w:val="center"/>
-        </w:trPr>
-        <w:tc>
-          <w:tcPr>
-            <w:tcW w:w="1588" w:type="dxa"/>
-            <w:tcBorders>
-              <w:top w:val="single" w:color="000000" w:sz="4" w:space="0"/>
-              <w:left w:val="single" w:color="000000" w:sz="4" w:space="0"/>
-              <w:bottom w:val="single" w:color="000000" w:sz="4" w:space="0"/>
-              <w:right w:val="single" w:color="000000" w:sz="4" w:space="0"/>
-            </w:tcBorders>
-            <w:shd w:val="clear" w:color="auto" w:fill="CCCCCC"/>
-            <w:vAlign w:val="center"/>
-          </w:tcPr>
-          <w:p>
-            <w:pPr>
-              <w:tabs>
-                <w:tab w:val="right" w:leader="dot" w:pos="8296"/>
-              </w:tabs>
-              <w:spacing w:before="120" w:after="120"/>
-              <w:rPr>
-                <w:bCs/>
-                <w:sz w:val="18"/>
-                <w:szCs w:val="18"/>
-                <w:lang w:val="en-US" w:eastAsia="en-US"/>
-              </w:rPr>
-            </w:pPr>
-            <w:r>
-              <w:rPr>
-                <w:bCs/>
-                <w:sz w:val="18"/>
-                <w:szCs w:val="18"/>
-                <w:lang w:val="en-US" w:eastAsia="en-US"/>
-              </w:rPr>
-              <w:t>测试需求</w:t>
-            </w:r>
-          </w:p>
-        </w:tc>
-        <w:tc>
-          <w:tcPr>
-            <w:tcW w:w="6088" w:type="dxa"/>
-            <w:gridSpan w:val="10"/>
-            <w:tcBorders>
-              <w:top w:val="single" w:color="000000" w:sz="4" w:space="0"/>
-              <w:left w:val="single" w:color="000000" w:sz="4" w:space="0"/>
-              <w:bottom w:val="single" w:color="000000" w:sz="4" w:space="0"/>
-              <w:right w:val="single" w:color="000000" w:sz="4" w:space="0"/>
-            </w:tcBorders>
-            <w:vAlign w:val="center"/>
-          </w:tcPr>
-          <w:p>
-            <w:r>
-              <w:rPr>
-                <w:rFonts w:ascii="Times New Roman" w:hAnsi="Times New Roman" w:eastAsia="宋体"/>
-                <w:sz w:val="21"/>
-              </w:rPr>
-              <w:t>n&lt;=0 时应拒绝非法参数并抛出明确异常</w:t>
-            </w:r>
-          </w:p>
-        </w:tc>
-      </w:tr>
-      <w:tr>
-        <w:tblPrEx>
-          <w:tblCellMar>
-            <w:top w:w="0" w:type="dxa"/>
-            <w:left w:w="108" w:type="dxa"/>
-            <w:bottom w:w="0" w:type="dxa"/>
-            <w:right w:w="108" w:type="dxa"/>
-          </w:tblCellMar>
-        </w:tblPrEx>
-        <w:trPr>
-          <w:jc w:val="center"/>
-        </w:trPr>
-        <w:tc>
-          <w:tcPr>
-            <w:tcW w:w="1588" w:type="dxa"/>
-            <w:tcBorders>
-              <w:top w:val="single" w:color="000000" w:sz="4" w:space="0"/>
-              <w:left w:val="single" w:color="000000" w:sz="4" w:space="0"/>
-              <w:bottom w:val="single" w:color="000000" w:sz="4" w:space="0"/>
-              <w:right w:val="single" w:color="000000" w:sz="4" w:space="0"/>
-            </w:tcBorders>
-            <w:shd w:val="clear" w:color="auto" w:fill="CCCCCC"/>
-            <w:vAlign w:val="center"/>
-          </w:tcPr>
-          <w:p>
-            <w:pPr>
-              <w:tabs>
-                <w:tab w:val="right" w:leader="dot" w:pos="8296"/>
-              </w:tabs>
-              <w:spacing w:before="120" w:after="120"/>
-              <w:rPr>
-                <w:bCs/>
-                <w:sz w:val="18"/>
-                <w:szCs w:val="18"/>
-                <w:lang w:val="en-US" w:eastAsia="en-US"/>
-              </w:rPr>
-            </w:pPr>
-            <w:r>
-              <w:rPr>
-                <w:bCs/>
-                <w:sz w:val="18"/>
-                <w:szCs w:val="18"/>
-                <w:lang w:val="en-US" w:eastAsia="en-US"/>
-              </w:rPr>
-              <w:t>用例编号</w:t>
-            </w:r>
-          </w:p>
-        </w:tc>
-        <w:tc>
-          <w:tcPr>
-            <w:tcW w:w="6088" w:type="dxa"/>
-            <w:gridSpan w:val="10"/>
-            <w:tcBorders>
-              <w:top w:val="single" w:color="000000" w:sz="4" w:space="0"/>
-              <w:left w:val="single" w:color="000000" w:sz="4" w:space="0"/>
-              <w:bottom w:val="single" w:color="000000" w:sz="4" w:space="0"/>
-              <w:right w:val="single" w:color="000000" w:sz="4" w:space="0"/>
-            </w:tcBorders>
-            <w:vAlign w:val="center"/>
-          </w:tcPr>
-          <w:p>
-            <w:r>
-              <w:rPr>
-                <w:rFonts w:ascii="Times New Roman" w:hAnsi="Times New Roman" w:eastAsia="宋体"/>
-                <w:sz w:val="21"/>
-              </w:rPr>
-              <w:t>MMSep-AE-004</w:t>
-            </w:r>
-          </w:p>
-        </w:tc>
-      </w:tr>
-      <w:tr>
-        <w:tblPrEx>
-          <w:tblCellMar>
-            <w:top w:w="0" w:type="dxa"/>
-            <w:left w:w="108" w:type="dxa"/>
-            <w:bottom w:w="0" w:type="dxa"/>
-            <w:right w:w="108" w:type="dxa"/>
-          </w:tblCellMar>
-        </w:tblPrEx>
-        <w:trPr>
-          <w:trHeight w:val="110" w:hRule="atLeast"/>
-          <w:jc w:val="center"/>
-        </w:trPr>
-        <w:tc>
-          <w:tcPr>
-            <w:tcW w:w="1588" w:type="dxa"/>
-            <w:tcBorders>
-              <w:top w:val="single" w:color="000000" w:sz="4" w:space="0"/>
-              <w:left w:val="single" w:color="000000" w:sz="4" w:space="0"/>
-              <w:bottom w:val="single" w:color="000000" w:sz="4" w:space="0"/>
-              <w:right w:val="single" w:color="000000" w:sz="4" w:space="0"/>
-            </w:tcBorders>
-            <w:shd w:val="clear" w:color="auto" w:fill="CCCCCC"/>
-            <w:vAlign w:val="center"/>
-          </w:tcPr>
-          <w:p>
-            <w:pPr>
-              <w:tabs>
-                <w:tab w:val="right" w:leader="dot" w:pos="8296"/>
-              </w:tabs>
-              <w:spacing w:before="120" w:after="120"/>
-              <w:rPr>
-                <w:bCs/>
-                <w:sz w:val="18"/>
-                <w:szCs w:val="18"/>
-                <w:lang w:val="en-US" w:eastAsia="en-US"/>
-              </w:rPr>
-            </w:pPr>
-            <w:r>
-              <w:rPr>
-                <w:bCs/>
-                <w:sz w:val="18"/>
-                <w:szCs w:val="18"/>
-                <w:lang w:val="en-US" w:eastAsia="en-US"/>
-              </w:rPr>
-              <w:t>严重程度</w:t>
-            </w:r>
-          </w:p>
-        </w:tc>
-        <w:tc>
-          <w:tcPr>
-            <w:tcW w:w="1462" w:type="dxa"/>
-            <w:gridSpan w:val="2"/>
-            <w:tcBorders>
-              <w:top w:val="single" w:color="000000" w:sz="4" w:space="0"/>
-              <w:left w:val="single" w:color="000000" w:sz="4" w:space="0"/>
-              <w:bottom w:val="single" w:color="000000" w:sz="4" w:space="0"/>
-              <w:right w:val="single" w:color="000000" w:sz="4" w:space="0"/>
-            </w:tcBorders>
-            <w:vAlign w:val="center"/>
-          </w:tcPr>
-          <w:p>
-            <w:r>
-              <w:rPr>
-                <w:rFonts w:ascii="Times New Roman" w:hAnsi="Times New Roman" w:eastAsia="宋体"/>
-                <w:sz w:val="21"/>
-              </w:rPr>
-              <w:t>中</w:t>
-            </w:r>
-          </w:p>
-        </w:tc>
-        <w:tc>
-          <w:tcPr>
-            <w:tcW w:w="1390" w:type="dxa"/>
-            <w:gridSpan w:val="3"/>
-            <w:tcBorders>
-              <w:top w:val="single" w:color="000000" w:sz="4" w:space="0"/>
-              <w:left w:val="single" w:color="000000" w:sz="4" w:space="0"/>
-              <w:bottom w:val="single" w:color="000000" w:sz="4" w:space="0"/>
-              <w:right w:val="single" w:color="000000" w:sz="4" w:space="0"/>
-            </w:tcBorders>
-            <w:shd w:val="clear" w:color="auto" w:fill="D9D9D9"/>
-            <w:vAlign w:val="center"/>
-          </w:tcPr>
-          <w:p>
-            <w:pPr>
-              <w:tabs>
-                <w:tab w:val="right" w:leader="dot" w:pos="8296"/>
-              </w:tabs>
-              <w:spacing w:before="120" w:after="120"/>
-              <w:rPr>
-                <w:bCs/>
-                <w:sz w:val="18"/>
-                <w:szCs w:val="18"/>
-                <w:lang w:val="en-US" w:eastAsia="en-US"/>
-              </w:rPr>
-            </w:pPr>
-            <w:r>
-              <w:rPr>
-                <w:bCs/>
-                <w:sz w:val="18"/>
-                <w:szCs w:val="18"/>
-                <w:lang w:val="en-US" w:eastAsia="en-US"/>
-              </w:rPr>
-              <w:t>优先级</w:t>
-            </w:r>
-          </w:p>
-        </w:tc>
-        <w:tc>
-          <w:tcPr>
-            <w:tcW w:w="1390" w:type="dxa"/>
-            <w:gridSpan w:val="3"/>
-            <w:tcBorders>
-              <w:top w:val="single" w:color="000000" w:sz="4" w:space="0"/>
-              <w:left w:val="single" w:color="000000" w:sz="4" w:space="0"/>
-              <w:bottom w:val="single" w:color="000000" w:sz="4" w:space="0"/>
-              <w:right w:val="single" w:color="000000" w:sz="4" w:space="0"/>
-            </w:tcBorders>
-            <w:vAlign w:val="center"/>
-          </w:tcPr>
-          <w:p>
-            <w:r>
-              <w:rPr>
-                <w:rFonts w:ascii="Times New Roman" w:hAnsi="Times New Roman" w:eastAsia="宋体"/>
-                <w:sz w:val="21"/>
-              </w:rPr>
-              <w:t>中</w:t>
-            </w:r>
-          </w:p>
-        </w:tc>
-        <w:tc>
-          <w:tcPr>
-            <w:tcW w:w="816" w:type="dxa"/>
-            <w:tcBorders>
-              <w:top w:val="single" w:color="000000" w:sz="4" w:space="0"/>
-              <w:left w:val="single" w:color="000000" w:sz="4" w:space="0"/>
-              <w:bottom w:val="single" w:color="000000" w:sz="4" w:space="0"/>
-              <w:right w:val="single" w:color="000000" w:sz="4" w:space="0"/>
-            </w:tcBorders>
-            <w:shd w:val="clear" w:color="auto" w:fill="D9D9D9"/>
-            <w:vAlign w:val="center"/>
-          </w:tcPr>
-          <w:p>
-            <w:pPr>
-              <w:tabs>
-                <w:tab w:val="right" w:leader="dot" w:pos="8296"/>
-              </w:tabs>
-              <w:spacing w:before="120" w:after="120"/>
-              <w:rPr>
-                <w:bCs/>
-                <w:sz w:val="18"/>
-                <w:szCs w:val="18"/>
-                <w:lang w:val="en-US" w:eastAsia="en-US"/>
-              </w:rPr>
-            </w:pPr>
-            <w:r>
-              <w:rPr>
-                <w:bCs/>
-                <w:sz w:val="18"/>
-                <w:szCs w:val="18"/>
-                <w:lang w:val="en-US" w:eastAsia="en-US"/>
-              </w:rPr>
-              <w:t>状态</w:t>
-            </w:r>
-          </w:p>
-        </w:tc>
-        <w:tc>
-          <w:tcPr>
-            <w:tcW w:w="1030" w:type="dxa"/>
-            <w:tcBorders>
-              <w:top w:val="single" w:color="000000" w:sz="4" w:space="0"/>
-              <w:left w:val="single" w:color="000000" w:sz="4" w:space="0"/>
-              <w:bottom w:val="single" w:color="000000" w:sz="4" w:space="0"/>
-              <w:right w:val="single" w:color="000000" w:sz="4" w:space="0"/>
-            </w:tcBorders>
-            <w:vAlign w:val="center"/>
-          </w:tcPr>
-          <w:p>
-            <w:r>
-              <w:rPr>
-                <w:rFonts w:ascii="Times New Roman" w:hAnsi="Times New Roman" w:eastAsia="宋体"/>
-                <w:sz w:val="21"/>
-              </w:rPr>
-              <w:t>关闭</w:t>
-            </w:r>
-          </w:p>
-        </w:tc>
-      </w:tr>
-      <w:tr>
-        <w:tblPrEx>
-          <w:tblCellMar>
-            <w:top w:w="0" w:type="dxa"/>
-            <w:left w:w="108" w:type="dxa"/>
-            <w:bottom w:w="0" w:type="dxa"/>
-            <w:right w:w="108" w:type="dxa"/>
-          </w:tblCellMar>
-        </w:tblPrEx>
-        <w:trPr>
-          <w:jc w:val="center"/>
-        </w:trPr>
-        <w:tc>
-          <w:tcPr>
-            <w:tcW w:w="1588" w:type="dxa"/>
-            <w:tcBorders>
-              <w:top w:val="single" w:color="000000" w:sz="4" w:space="0"/>
-              <w:left w:val="single" w:color="000000" w:sz="4" w:space="0"/>
-              <w:bottom w:val="single" w:color="000000" w:sz="4" w:space="0"/>
-              <w:right w:val="single" w:color="000000" w:sz="4" w:space="0"/>
-            </w:tcBorders>
-            <w:shd w:val="clear" w:color="auto" w:fill="CCCCCC"/>
-            <w:vAlign w:val="center"/>
-          </w:tcPr>
-          <w:p>
-            <w:pPr>
-              <w:tabs>
-                <w:tab w:val="right" w:leader="dot" w:pos="8296"/>
-              </w:tabs>
-              <w:spacing w:before="120" w:after="120"/>
-              <w:rPr>
-                <w:bCs/>
-                <w:sz w:val="18"/>
-                <w:szCs w:val="18"/>
-                <w:lang w:val="en-US" w:eastAsia="en-US"/>
-              </w:rPr>
-            </w:pPr>
-            <w:r>
-              <w:rPr>
-                <w:bCs/>
-                <w:sz w:val="18"/>
-                <w:szCs w:val="18"/>
-                <w:lang w:val="en-US" w:eastAsia="en-US"/>
-              </w:rPr>
-              <w:t>分配给</w:t>
-            </w:r>
-          </w:p>
-        </w:tc>
-        <w:tc>
-          <w:tcPr>
-            <w:tcW w:w="6088" w:type="dxa"/>
-            <w:gridSpan w:val="10"/>
-            <w:tcBorders>
-              <w:top w:val="single" w:color="000000" w:sz="4" w:space="0"/>
-              <w:bottom w:val="single" w:color="000000" w:sz="4" w:space="0"/>
-              <w:right w:val="single" w:color="000000" w:sz="4" w:space="0"/>
-            </w:tcBorders>
-            <w:vAlign w:val="center"/>
-          </w:tcPr>
-          <w:p>
-            <w:r>
-              <w:rPr>
-                <w:rFonts w:ascii="Times New Roman" w:hAnsi="Times New Roman" w:eastAsia="宋体"/>
-                <w:sz w:val="21"/>
-              </w:rPr>
-              <w:t>开发人员</w:t>
-            </w:r>
-          </w:p>
-        </w:tc>
-      </w:tr>
-      <w:tr>
-        <w:tblPrEx>
-          <w:tblCellMar>
-            <w:top w:w="0" w:type="dxa"/>
-            <w:left w:w="108" w:type="dxa"/>
-            <w:bottom w:w="0" w:type="dxa"/>
-            <w:right w:w="108" w:type="dxa"/>
-          </w:tblCellMar>
-        </w:tblPrEx>
-        <w:trPr>
-          <w:jc w:val="center"/>
-        </w:trPr>
-        <w:tc>
-          <w:tcPr>
-            <w:tcW w:w="1588" w:type="dxa"/>
-            <w:tcBorders>
-              <w:top w:val="single" w:color="000000" w:sz="4" w:space="0"/>
-              <w:left w:val="single" w:color="000000" w:sz="4" w:space="0"/>
-              <w:bottom w:val="single" w:color="000000" w:sz="4" w:space="0"/>
-              <w:right w:val="single" w:color="000000" w:sz="4" w:space="0"/>
-            </w:tcBorders>
-            <w:shd w:val="clear" w:color="auto" w:fill="CCCCCC"/>
-            <w:vAlign w:val="center"/>
-          </w:tcPr>
-          <w:p>
-            <w:pPr>
-              <w:tabs>
-                <w:tab w:val="right" w:leader="dot" w:pos="8296"/>
-              </w:tabs>
-              <w:spacing w:before="120" w:after="120"/>
-              <w:rPr>
-                <w:bCs/>
-                <w:sz w:val="18"/>
-                <w:szCs w:val="18"/>
-                <w:lang w:val="en-US" w:eastAsia="en-US"/>
-              </w:rPr>
-            </w:pPr>
-            <w:r>
-              <w:rPr>
-                <w:bCs/>
-                <w:sz w:val="18"/>
-                <w:szCs w:val="18"/>
-                <w:lang w:val="en-US" w:eastAsia="en-US"/>
-              </w:rPr>
-              <w:t>发送给</w:t>
-            </w:r>
-          </w:p>
-        </w:tc>
-        <w:tc>
-          <w:tcPr>
-            <w:tcW w:w="6088" w:type="dxa"/>
-            <w:gridSpan w:val="10"/>
-            <w:tcBorders>
-              <w:top w:val="single" w:color="000000" w:sz="4" w:space="0"/>
-              <w:bottom w:val="single" w:color="000000" w:sz="4" w:space="0"/>
-              <w:right w:val="single" w:color="000000" w:sz="4" w:space="0"/>
-            </w:tcBorders>
-            <w:vAlign w:val="center"/>
-          </w:tcPr>
-          <w:p>
-            <w:r>
-              <w:rPr>
-                <w:rFonts w:ascii="Times New Roman" w:hAnsi="Times New Roman" w:eastAsia="宋体"/>
-                <w:sz w:val="21"/>
-              </w:rPr>
-              <w:t>项目组成员</w:t>
-            </w:r>
-          </w:p>
-        </w:tc>
-      </w:tr>
-      <w:tr>
-        <w:tblPrEx>
-          <w:tblCellMar>
-            <w:top w:w="0" w:type="dxa"/>
-            <w:left w:w="108" w:type="dxa"/>
-            <w:bottom w:w="0" w:type="dxa"/>
-            <w:right w:w="108" w:type="dxa"/>
-          </w:tblCellMar>
-        </w:tblPrEx>
-        <w:trPr>
-          <w:jc w:val="center"/>
-        </w:trPr>
-        <w:tc>
-          <w:tcPr>
-            <w:tcW w:w="1588" w:type="dxa"/>
-            <w:tcBorders>
-              <w:top w:val="single" w:color="000000" w:sz="4" w:space="0"/>
-              <w:left w:val="single" w:color="000000" w:sz="4" w:space="0"/>
-              <w:bottom w:val="single" w:color="000000" w:sz="4" w:space="0"/>
-              <w:right w:val="single" w:color="000000" w:sz="4" w:space="0"/>
-            </w:tcBorders>
-            <w:shd w:val="clear" w:color="auto" w:fill="CCCCCC"/>
-            <w:vAlign w:val="center"/>
-          </w:tcPr>
-          <w:p>
-            <w:pPr>
-              <w:tabs>
-                <w:tab w:val="right" w:leader="dot" w:pos="8296"/>
-              </w:tabs>
-              <w:spacing w:before="120" w:after="120"/>
-              <w:rPr>
-                <w:bCs/>
-                <w:sz w:val="18"/>
-                <w:szCs w:val="18"/>
-                <w:lang w:val="en-US" w:eastAsia="en-US"/>
-              </w:rPr>
-            </w:pPr>
-            <w:r>
-              <w:rPr>
-                <w:bCs/>
-                <w:sz w:val="18"/>
-                <w:szCs w:val="18"/>
-                <w:lang w:val="en-US" w:eastAsia="en-US"/>
-              </w:rPr>
-              <w:t>缺陷标题</w:t>
-            </w:r>
-          </w:p>
-        </w:tc>
-        <w:tc>
-          <w:tcPr>
-            <w:tcW w:w="6088" w:type="dxa"/>
-            <w:gridSpan w:val="10"/>
-            <w:tcBorders>
-              <w:top w:val="single" w:color="000000" w:sz="4" w:space="0"/>
-              <w:bottom w:val="single" w:color="000000" w:sz="4" w:space="0"/>
-              <w:right w:val="single" w:color="000000" w:sz="4" w:space="0"/>
-            </w:tcBorders>
-            <w:vAlign w:val="center"/>
-          </w:tcPr>
-          <w:p>
-            <w:r>
-              <w:rPr>
-                <w:rFonts w:ascii="Times New Roman" w:hAnsi="Times New Roman" w:eastAsia="宋体"/>
-                <w:sz w:val="21"/>
-              </w:rPr>
-              <w:t>split_list() 未校验非法分块数</w:t>
-            </w:r>
-          </w:p>
-        </w:tc>
-      </w:tr>
-      <w:tr>
-        <w:tblPrEx>
-          <w:tblCellMar>
-            <w:top w:w="0" w:type="dxa"/>
-            <w:left w:w="108" w:type="dxa"/>
-            <w:bottom w:w="0" w:type="dxa"/>
-            <w:right w:w="108" w:type="dxa"/>
-          </w:tblCellMar>
-        </w:tblPrEx>
-        <w:trPr>
-          <w:jc w:val="center"/>
-        </w:trPr>
-        <w:tc>
-          <w:tcPr>
-            <w:tcW w:w="7676" w:type="dxa"/>
-            <w:gridSpan w:val="11"/>
-            <w:tcBorders>
-              <w:top w:val="single" w:color="000000" w:sz="4" w:space="0"/>
-              <w:left w:val="single" w:color="000000" w:sz="4" w:space="0"/>
-              <w:bottom w:val="single" w:color="000000" w:sz="4" w:space="0"/>
-              <w:right w:val="single" w:color="000000" w:sz="4" w:space="0"/>
-            </w:tcBorders>
-            <w:vAlign w:val="center"/>
-          </w:tcPr>
-          <w:p>
-            <w:r>
-              <w:rPr>
-                <w:rFonts w:ascii="Times New Roman" w:hAnsi="Times New Roman" w:eastAsia="宋体"/>
-                <w:sz w:val="21"/>
-              </w:rPr>
-              <w:t>详细描述</w:t>
-            </w:r>
-            <w:r>
-              <w:rPr>
-                <w:rFonts w:ascii="Times New Roman" w:hAnsi="Times New Roman" w:eastAsia="宋体"/>
-                <w:sz w:val="21"/>
-              </w:rPr>
-              <w:br w:type="textWrapping"/>
-            </w:r>
-            <w:r>
-              <w:rPr>
-                <w:rFonts w:ascii="Times New Roman" w:hAnsi="Times New Roman" w:eastAsia="宋体"/>
-                <w:sz w:val="21"/>
-              </w:rPr>
-              <w:t>1. 输入 lst=[1]、n=0。</w:t>
-            </w:r>
-            <w:r>
-              <w:rPr>
-                <w:rFonts w:ascii="Times New Roman" w:hAnsi="Times New Roman" w:eastAsia="宋体"/>
-                <w:sz w:val="21"/>
-              </w:rPr>
-              <w:br w:type="textWrapping"/>
-            </w:r>
-            <w:r>
-              <w:rPr>
-                <w:rFonts w:ascii="Times New Roman" w:hAnsi="Times New Roman" w:eastAsia="宋体"/>
-                <w:sz w:val="21"/>
-              </w:rPr>
-              <w:t>2. 调用 split_list(lst, n)。</w:t>
-            </w:r>
-            <w:r>
-              <w:rPr>
-                <w:rFonts w:ascii="Times New Roman" w:hAnsi="Times New Roman" w:eastAsia="宋体"/>
-                <w:sz w:val="21"/>
-              </w:rPr>
-              <w:br w:type="textWrapping"/>
-            </w:r>
-            <w:r>
-              <w:rPr>
-                <w:rFonts w:ascii="Times New Roman" w:hAnsi="Times New Roman" w:eastAsia="宋体"/>
-                <w:sz w:val="21"/>
-              </w:rPr>
-              <w:t>预期结果：抛出明确的 ValueError。</w:t>
-            </w:r>
-            <w:r>
-              <w:rPr>
-                <w:rFonts w:ascii="Times New Roman" w:hAnsi="Times New Roman" w:eastAsia="宋体"/>
-                <w:sz w:val="21"/>
-              </w:rPr>
-              <w:br w:type="textWrapping"/>
-            </w:r>
-            <w:r>
-              <w:rPr>
-                <w:rFonts w:ascii="Times New Roman" w:hAnsi="Times New Roman" w:eastAsia="宋体"/>
-                <w:sz w:val="21"/>
-              </w:rPr>
-              <w:t>实际结果：原始代码抛出 ZeroDivisionError：division by zero。</w:t>
-            </w:r>
-            <w:r>
-              <w:rPr>
-                <w:rFonts w:ascii="Times New Roman" w:hAnsi="Times New Roman" w:eastAsia="宋体"/>
-                <w:sz w:val="21"/>
-              </w:rPr>
-              <w:br w:type="textWrapping"/>
-            </w:r>
-            <w:r>
-              <w:rPr>
-                <w:rFonts w:ascii="Times New Roman" w:hAnsi="Times New Roman" w:eastAsia="宋体"/>
-                <w:sz w:val="21"/>
-              </w:rPr>
-              <w:t>修复结果：修复版抛出 ValueError：n must be a positive integer，对应回归测试通过。</w:t>
-            </w:r>
-            <w:r>
-              <w:rPr>
-                <w:rFonts w:ascii="Times New Roman" w:hAnsi="Times New Roman" w:eastAsia="宋体"/>
-                <w:sz w:val="21"/>
-              </w:rPr>
-              <w:br w:type="textWrapping"/>
-            </w:r>
-            <w:r>
-              <w:rPr>
-                <w:rFonts w:ascii="Times New Roman" w:hAnsi="Times New Roman" w:eastAsia="宋体"/>
-                <w:sz w:val="21"/>
-              </w:rPr>
-              <w:t>影响：原始代码对非法参数的提示不清晰。</w:t>
-            </w:r>
-          </w:p>
-        </w:tc>
-      </w:tr>
-      <w:tr>
-        <w:tblPrEx>
-          <w:tblCellMar>
-            <w:top w:w="0" w:type="dxa"/>
-            <w:left w:w="108" w:type="dxa"/>
-            <w:bottom w:w="0" w:type="dxa"/>
-            <w:right w:w="108" w:type="dxa"/>
-          </w:tblCellMar>
-        </w:tblPrEx>
-        <w:trPr>
-          <w:jc w:val="center"/>
-        </w:trPr>
-        <w:tc>
-          <w:tcPr>
-            <w:tcW w:w="1662" w:type="dxa"/>
-            <w:gridSpan w:val="2"/>
-            <w:tcBorders>
-              <w:top w:val="single" w:color="000000" w:sz="4" w:space="0"/>
-              <w:left w:val="single" w:color="000000" w:sz="4" w:space="0"/>
-              <w:bottom w:val="single" w:color="000000" w:sz="4" w:space="0"/>
-              <w:right w:val="single" w:color="000000" w:sz="4" w:space="0"/>
-            </w:tcBorders>
-            <w:shd w:val="clear" w:color="auto" w:fill="CCCCCC"/>
-            <w:vAlign w:val="center"/>
-          </w:tcPr>
-          <w:p>
-            <w:pPr>
-              <w:tabs>
-                <w:tab w:val="right" w:leader="dot" w:pos="8296"/>
-              </w:tabs>
-              <w:spacing w:before="120" w:after="120"/>
-              <w:rPr>
-                <w:bCs/>
-                <w:sz w:val="18"/>
-                <w:szCs w:val="18"/>
-                <w:lang w:val="en-US" w:eastAsia="en-US"/>
-              </w:rPr>
-            </w:pPr>
-            <w:r>
-              <w:rPr>
-                <w:bCs/>
-                <w:sz w:val="18"/>
-                <w:szCs w:val="18"/>
-                <w:lang w:val="en-US" w:eastAsia="en-US"/>
-              </w:rPr>
-              <w:t>附件</w:t>
-            </w:r>
-          </w:p>
-        </w:tc>
-        <w:tc>
-          <w:tcPr>
-            <w:tcW w:w="6014" w:type="dxa"/>
-            <w:gridSpan w:val="9"/>
-            <w:tcBorders>
-              <w:top w:val="single" w:color="000000" w:sz="4" w:space="0"/>
-              <w:bottom w:val="single" w:color="000000" w:sz="4" w:space="0"/>
-              <w:right w:val="single" w:color="000000" w:sz="4" w:space="0"/>
-            </w:tcBorders>
-            <w:vAlign w:val="center"/>
-          </w:tcPr>
-          <w:p>
-            <w:r>
-              <w:rPr>
-                <w:rFonts w:ascii="Times New Roman" w:hAnsi="Times New Roman" w:eastAsia="宋体"/>
-                <w:sz w:val="21"/>
-              </w:rPr>
-              <w:t>无</w:t>
-            </w:r>
-          </w:p>
-        </w:tc>
-      </w:tr>
-      <w:tr>
-        <w:tblPrEx>
-          <w:tblCellMar>
-            <w:top w:w="0" w:type="dxa"/>
-            <w:left w:w="108" w:type="dxa"/>
-            <w:bottom w:w="0" w:type="dxa"/>
-            <w:right w:w="108" w:type="dxa"/>
-          </w:tblCellMar>
-        </w:tblPrEx>
-        <w:trPr>
-          <w:jc w:val="center"/>
-        </w:trPr>
-        <w:tc>
-          <w:tcPr>
-            <w:tcW w:w="1662" w:type="dxa"/>
-            <w:gridSpan w:val="2"/>
-            <w:tcBorders>
-              <w:top w:val="single" w:color="000000" w:sz="4" w:space="0"/>
-              <w:left w:val="single" w:color="000000" w:sz="4" w:space="0"/>
-              <w:bottom w:val="single" w:color="000000" w:sz="4" w:space="0"/>
-              <w:right w:val="single" w:color="000000" w:sz="4" w:space="0"/>
-            </w:tcBorders>
-            <w:shd w:val="clear" w:color="auto" w:fill="CCCCCC"/>
-            <w:vAlign w:val="center"/>
-          </w:tcPr>
-          <w:p>
-            <w:pPr>
-              <w:tabs>
-                <w:tab w:val="right" w:leader="dot" w:pos="8296"/>
-              </w:tabs>
-              <w:spacing w:before="120" w:after="120"/>
-              <w:rPr>
-                <w:bCs/>
-                <w:sz w:val="18"/>
-                <w:szCs w:val="18"/>
-                <w:lang w:val="en-US" w:eastAsia="en-US"/>
-              </w:rPr>
-            </w:pPr>
-            <w:r>
-              <w:rPr>
-                <w:bCs/>
-                <w:sz w:val="18"/>
-                <w:szCs w:val="18"/>
-                <w:lang w:val="en-US" w:eastAsia="en-US"/>
-              </w:rPr>
-              <w:t>相关缺陷</w:t>
-            </w:r>
-          </w:p>
-        </w:tc>
-        <w:tc>
-          <w:tcPr>
-            <w:tcW w:w="6014" w:type="dxa"/>
-            <w:gridSpan w:val="9"/>
-            <w:tcBorders>
-              <w:top w:val="single" w:color="000000" w:sz="4" w:space="0"/>
-              <w:bottom w:val="single" w:color="000000" w:sz="4" w:space="0"/>
-              <w:right w:val="single" w:color="000000" w:sz="4" w:space="0"/>
-            </w:tcBorders>
-            <w:vAlign w:val="center"/>
-          </w:tcPr>
-          <w:p>
-            <w:r>
-              <w:rPr>
-                <w:rFonts w:ascii="Times New Roman" w:hAnsi="Times New Roman" w:eastAsia="宋体"/>
-                <w:sz w:val="21"/>
-              </w:rPr>
-              <w:t>无</w:t>
-            </w:r>
-          </w:p>
-        </w:tc>
-      </w:tr>
-      <w:tr>
-        <w:tblPrEx>
-          <w:tblCellMar>
-            <w:top w:w="0" w:type="dxa"/>
-            <w:left w:w="108" w:type="dxa"/>
-            <w:bottom w:w="0" w:type="dxa"/>
-            <w:right w:w="108" w:type="dxa"/>
-          </w:tblCellMar>
-        </w:tblPrEx>
-        <w:trPr>
-          <w:jc w:val="center"/>
-        </w:trPr>
-        <w:tc>
-          <w:tcPr>
-            <w:tcW w:w="1662" w:type="dxa"/>
-            <w:gridSpan w:val="2"/>
-            <w:tcBorders>
-              <w:top w:val="single" w:color="000000" w:sz="4" w:space="0"/>
-              <w:left w:val="single" w:color="000000" w:sz="4" w:space="0"/>
-              <w:bottom w:val="single" w:color="000000" w:sz="4" w:space="0"/>
-              <w:right w:val="single" w:color="000000" w:sz="4" w:space="0"/>
-            </w:tcBorders>
-            <w:shd w:val="clear" w:color="auto" w:fill="CCCCCC"/>
-            <w:vAlign w:val="center"/>
-          </w:tcPr>
-          <w:p>
-            <w:pPr>
-              <w:tabs>
-                <w:tab w:val="right" w:leader="dot" w:pos="8296"/>
-              </w:tabs>
-              <w:spacing w:before="120" w:after="120"/>
-              <w:rPr>
-                <w:bCs/>
-                <w:sz w:val="18"/>
-                <w:szCs w:val="18"/>
-                <w:lang w:val="en-US" w:eastAsia="en-US"/>
-              </w:rPr>
-            </w:pPr>
-            <w:r>
-              <w:rPr>
-                <w:bCs/>
-                <w:sz w:val="18"/>
-                <w:szCs w:val="18"/>
-                <w:lang w:val="en-US" w:eastAsia="en-US"/>
-              </w:rPr>
-              <w:t>注释</w:t>
-            </w:r>
-          </w:p>
-        </w:tc>
-        <w:tc>
-          <w:tcPr>
-            <w:tcW w:w="6014" w:type="dxa"/>
-            <w:gridSpan w:val="9"/>
-            <w:tcBorders>
-              <w:top w:val="single" w:color="000000" w:sz="4" w:space="0"/>
-              <w:bottom w:val="single" w:color="000000" w:sz="4" w:space="0"/>
-              <w:right w:val="single" w:color="000000" w:sz="4" w:space="0"/>
-            </w:tcBorders>
-            <w:vAlign w:val="center"/>
-          </w:tcPr>
-          <w:p>
-            <w:r>
-              <w:rPr>
-                <w:rFonts w:ascii="Times New Roman" w:hAnsi="Times New Roman" w:eastAsia="宋体"/>
-                <w:sz w:val="21"/>
-              </w:rPr>
-              <w:t>修复版回归测试通过</w:t>
-            </w:r>
-          </w:p>
-        </w:tc>
-      </w:tr>
-      <w:tr>
-        <w:tblPrEx>
-          <w:tblCellMar>
-            <w:top w:w="0" w:type="dxa"/>
-            <w:left w:w="108" w:type="dxa"/>
-            <w:bottom w:w="0" w:type="dxa"/>
-            <w:right w:w="108" w:type="dxa"/>
-          </w:tblCellMar>
-        </w:tblPrEx>
-        <w:trPr>
-          <w:jc w:val="center"/>
-        </w:trPr>
-        <w:tc>
-          <w:tcPr>
-            <w:tcW w:w="7676" w:type="dxa"/>
-            <w:gridSpan w:val="11"/>
-            <w:tcBorders>
-              <w:top w:val="single" w:color="000000" w:sz="4" w:space="0"/>
-              <w:left w:val="single" w:color="000000" w:sz="4" w:space="0"/>
-              <w:bottom w:val="single" w:color="000000" w:sz="4" w:space="0"/>
-              <w:right w:val="single" w:color="000000" w:sz="4" w:space="0"/>
-            </w:tcBorders>
-            <w:shd w:val="clear" w:color="auto" w:fill="CCCCCC"/>
-            <w:vAlign w:val="center"/>
-          </w:tcPr>
-          <w:p>
-            <w:pPr>
-              <w:tabs>
-                <w:tab w:val="right" w:leader="dot" w:pos="8296"/>
-              </w:tabs>
-              <w:spacing w:before="120" w:after="120"/>
-              <w:rPr>
-                <w:bCs/>
-                <w:sz w:val="18"/>
-                <w:szCs w:val="18"/>
-                <w:lang w:val="en-US" w:eastAsia="en-US"/>
-              </w:rPr>
-            </w:pPr>
-            <w:r>
-              <w:rPr>
-                <w:rFonts w:ascii="Times New Roman" w:hAnsi="Times New Roman" w:eastAsia="宋体"/>
-                <w:sz w:val="21"/>
-              </w:rPr>
-              <w:t>解决</w:t>
-            </w:r>
-          </w:p>
-        </w:tc>
-      </w:tr>
-      <w:tr>
-        <w:tblPrEx>
-          <w:tblCellMar>
-            <w:top w:w="0" w:type="dxa"/>
-            <w:left w:w="108" w:type="dxa"/>
-            <w:bottom w:w="0" w:type="dxa"/>
-            <w:right w:w="108" w:type="dxa"/>
-          </w:tblCellMar>
-        </w:tblPrEx>
-        <w:trPr>
-          <w:jc w:val="center"/>
-        </w:trPr>
-        <w:tc>
-          <w:tcPr>
-            <w:tcW w:w="1662" w:type="dxa"/>
-            <w:gridSpan w:val="2"/>
-            <w:tcBorders>
-              <w:top w:val="single" w:color="000000" w:sz="4" w:space="0"/>
-              <w:left w:val="single" w:color="000000" w:sz="4" w:space="0"/>
-              <w:bottom w:val="single" w:color="000000" w:sz="4" w:space="0"/>
-              <w:right w:val="single" w:color="000000" w:sz="4" w:space="0"/>
-            </w:tcBorders>
-            <w:shd w:val="clear" w:color="auto" w:fill="CCCCCC"/>
-            <w:vAlign w:val="center"/>
-          </w:tcPr>
-          <w:p>
-            <w:pPr>
-              <w:tabs>
-                <w:tab w:val="right" w:leader="dot" w:pos="8296"/>
-              </w:tabs>
-              <w:spacing w:before="120" w:after="120"/>
-              <w:rPr>
-                <w:bCs/>
-                <w:sz w:val="18"/>
-                <w:szCs w:val="18"/>
-                <w:lang w:val="en-US" w:eastAsia="en-US"/>
-              </w:rPr>
-            </w:pPr>
-            <w:r>
-              <w:rPr>
-                <w:bCs/>
-                <w:sz w:val="18"/>
-                <w:szCs w:val="18"/>
-                <w:lang w:val="en-US" w:eastAsia="en-US"/>
-              </w:rPr>
-              <w:t>解决者</w:t>
-            </w:r>
-          </w:p>
-        </w:tc>
-        <w:tc>
-          <w:tcPr>
-            <w:tcW w:w="2004" w:type="dxa"/>
-            <w:gridSpan w:val="3"/>
-            <w:tcBorders>
-              <w:top w:val="single" w:color="000000" w:sz="4" w:space="0"/>
-              <w:bottom w:val="single" w:color="000000" w:sz="4" w:space="0"/>
-              <w:right w:val="single" w:color="000000" w:sz="4" w:space="0"/>
-            </w:tcBorders>
-            <w:vAlign w:val="center"/>
-          </w:tcPr>
-          <w:p>
-            <w:r>
-              <w:rPr>
-                <w:rFonts w:ascii="Times New Roman" w:hAnsi="Times New Roman" w:eastAsia="宋体"/>
-                <w:sz w:val="21"/>
-              </w:rPr>
-              <w:t>成员A</w:t>
-            </w:r>
-          </w:p>
-        </w:tc>
-        <w:tc>
-          <w:tcPr>
-            <w:tcW w:w="2005" w:type="dxa"/>
-            <w:gridSpan w:val="3"/>
-            <w:tcBorders>
-              <w:top w:val="single" w:color="000000" w:sz="4" w:space="0"/>
-              <w:bottom w:val="single" w:color="000000" w:sz="4" w:space="0"/>
-              <w:right w:val="single" w:color="000000" w:sz="4" w:space="0"/>
-            </w:tcBorders>
-            <w:shd w:val="clear" w:color="auto" w:fill="D9D9D9"/>
-            <w:vAlign w:val="center"/>
-          </w:tcPr>
-          <w:p>
-            <w:pPr>
-              <w:tabs>
-                <w:tab w:val="right" w:leader="dot" w:pos="8296"/>
-              </w:tabs>
-              <w:spacing w:before="120" w:after="120"/>
-              <w:rPr>
-                <w:bCs/>
-                <w:sz w:val="18"/>
-                <w:szCs w:val="18"/>
-                <w:lang w:val="en-US" w:eastAsia="en-US"/>
-              </w:rPr>
-            </w:pPr>
-            <w:r>
-              <w:rPr>
-                <w:bCs/>
-                <w:sz w:val="18"/>
-                <w:szCs w:val="18"/>
-                <w:lang w:val="en-US" w:eastAsia="en-US"/>
-              </w:rPr>
-              <w:t>解决日期</w:t>
-            </w:r>
-          </w:p>
-        </w:tc>
-        <w:tc>
-          <w:tcPr>
-            <w:tcW w:w="2005" w:type="dxa"/>
-            <w:gridSpan w:val="3"/>
-            <w:tcBorders>
-              <w:top w:val="single" w:color="000000" w:sz="4" w:space="0"/>
-              <w:bottom w:val="single" w:color="000000" w:sz="4" w:space="0"/>
-              <w:right w:val="single" w:color="000000" w:sz="4" w:space="0"/>
-            </w:tcBorders>
-            <w:vAlign w:val="center"/>
-          </w:tcPr>
-          <w:p>
-            <w:r>
-              <w:rPr>
-                <w:rFonts w:ascii="Times New Roman" w:hAnsi="Times New Roman" w:eastAsia="宋体"/>
-                <w:sz w:val="21"/>
-              </w:rPr>
-              <w:t>2026-09-13</w:t>
-            </w:r>
-          </w:p>
-        </w:tc>
-      </w:tr>
-      <w:tr>
-        <w:tblPrEx>
-          <w:tblCellMar>
-            <w:top w:w="0" w:type="dxa"/>
-            <w:left w:w="108" w:type="dxa"/>
-            <w:bottom w:w="0" w:type="dxa"/>
-            <w:right w:w="108" w:type="dxa"/>
-          </w:tblCellMar>
-        </w:tblPrEx>
-        <w:trPr>
-          <w:jc w:val="center"/>
-        </w:trPr>
-        <w:tc>
-          <w:tcPr>
-            <w:tcW w:w="1662" w:type="dxa"/>
-            <w:gridSpan w:val="2"/>
-            <w:tcBorders>
-              <w:top w:val="single" w:color="000000" w:sz="4" w:space="0"/>
-              <w:left w:val="single" w:color="000000" w:sz="4" w:space="0"/>
-              <w:bottom w:val="single" w:color="000000" w:sz="4" w:space="0"/>
-              <w:right w:val="single" w:color="000000" w:sz="4" w:space="0"/>
-            </w:tcBorders>
-            <w:shd w:val="clear" w:color="auto" w:fill="CCCCCC"/>
-            <w:vAlign w:val="center"/>
-          </w:tcPr>
-          <w:p>
-            <w:pPr>
-              <w:tabs>
-                <w:tab w:val="right" w:leader="dot" w:pos="8296"/>
-              </w:tabs>
-              <w:spacing w:before="120" w:after="120"/>
-              <w:rPr>
-                <w:bCs/>
-                <w:sz w:val="18"/>
-                <w:szCs w:val="18"/>
-                <w:lang w:val="en-US" w:eastAsia="en-US"/>
-              </w:rPr>
-            </w:pPr>
-            <w:r>
-              <w:rPr>
-                <w:bCs/>
-                <w:sz w:val="18"/>
-                <w:szCs w:val="18"/>
-                <w:lang w:val="en-US" w:eastAsia="en-US"/>
-              </w:rPr>
-              <w:t>解决build</w:t>
-            </w:r>
-          </w:p>
-        </w:tc>
-        <w:tc>
-          <w:tcPr>
-            <w:tcW w:w="2004" w:type="dxa"/>
-            <w:gridSpan w:val="3"/>
-            <w:tcBorders>
-              <w:top w:val="single" w:color="000000" w:sz="4" w:space="0"/>
-              <w:bottom w:val="single" w:color="000000" w:sz="4" w:space="0"/>
-              <w:right w:val="single" w:color="000000" w:sz="4" w:space="0"/>
-            </w:tcBorders>
-            <w:vAlign w:val="center"/>
-          </w:tcPr>
-          <w:p>
-            <w:r>
-              <w:rPr>
-                <w:rFonts w:ascii="Times New Roman" w:hAnsi="Times New Roman" w:eastAsia="宋体"/>
-                <w:sz w:val="21"/>
-              </w:rPr>
-              <w:t>fixed</w:t>
-            </w:r>
-          </w:p>
-        </w:tc>
-        <w:tc>
-          <w:tcPr>
-            <w:tcW w:w="2005" w:type="dxa"/>
-            <w:gridSpan w:val="3"/>
-            <w:tcBorders>
-              <w:top w:val="single" w:color="000000" w:sz="4" w:space="0"/>
-              <w:bottom w:val="single" w:color="000000" w:sz="4" w:space="0"/>
-              <w:right w:val="single" w:color="000000" w:sz="4" w:space="0"/>
-            </w:tcBorders>
-            <w:shd w:val="clear" w:color="auto" w:fill="D9D9D9"/>
-            <w:vAlign w:val="center"/>
-          </w:tcPr>
-          <w:p>
-            <w:pPr>
-              <w:tabs>
-                <w:tab w:val="right" w:leader="dot" w:pos="8296"/>
-              </w:tabs>
-              <w:spacing w:before="120" w:after="120"/>
-              <w:rPr>
-                <w:bCs/>
-                <w:sz w:val="18"/>
-                <w:szCs w:val="18"/>
-                <w:lang w:val="en-US" w:eastAsia="en-US"/>
-              </w:rPr>
-            </w:pPr>
-            <w:r>
-              <w:rPr>
-                <w:bCs/>
-                <w:sz w:val="18"/>
-                <w:szCs w:val="18"/>
-                <w:lang w:val="en-US" w:eastAsia="en-US"/>
-              </w:rPr>
-              <w:t>解决方案</w:t>
-            </w:r>
-          </w:p>
-        </w:tc>
-        <w:tc>
-          <w:tcPr>
-            <w:tcW w:w="2005" w:type="dxa"/>
-            <w:gridSpan w:val="3"/>
-            <w:tcBorders>
-              <w:top w:val="single" w:color="000000" w:sz="4" w:space="0"/>
-              <w:bottom w:val="single" w:color="000000" w:sz="4" w:space="0"/>
-              <w:right w:val="single" w:color="000000" w:sz="4" w:space="0"/>
-            </w:tcBorders>
-            <w:vAlign w:val="center"/>
-          </w:tcPr>
-          <w:p>
-            <w:r>
-              <w:rPr>
-                <w:rFonts w:ascii="Times New Roman" w:hAnsi="Times New Roman" w:eastAsia="宋体"/>
-                <w:sz w:val="21"/>
-              </w:rPr>
-              <w:t>在函数入口校验 n；当 n&lt;=0 时主动抛出 ValueError。</w:t>
-            </w:r>
-          </w:p>
-        </w:tc>
-      </w:tr>
-      <w:tr>
-        <w:tblPrEx>
-          <w:tblCellMar>
-            <w:top w:w="0" w:type="dxa"/>
-            <w:left w:w="108" w:type="dxa"/>
-            <w:bottom w:w="0" w:type="dxa"/>
-            <w:right w:w="108" w:type="dxa"/>
-          </w:tblCellMar>
-        </w:tblPrEx>
-        <w:trPr>
-          <w:jc w:val="center"/>
-        </w:trPr>
-        <w:tc>
-          <w:tcPr>
-            <w:tcW w:w="1662" w:type="dxa"/>
-            <w:gridSpan w:val="2"/>
-            <w:tcBorders>
-              <w:top w:val="single" w:color="000000" w:sz="4" w:space="0"/>
-              <w:left w:val="single" w:color="000000" w:sz="4" w:space="0"/>
-              <w:bottom w:val="single" w:color="000000" w:sz="4" w:space="0"/>
-              <w:right w:val="single" w:color="000000" w:sz="4" w:space="0"/>
-            </w:tcBorders>
-            <w:shd w:val="clear" w:color="auto" w:fill="CCCCCC"/>
-            <w:vAlign w:val="center"/>
-          </w:tcPr>
-          <w:p>
-            <w:pPr>
-              <w:tabs>
-                <w:tab w:val="right" w:leader="dot" w:pos="8296"/>
-              </w:tabs>
-              <w:spacing w:before="120" w:after="120"/>
-              <w:rPr>
-                <w:bCs/>
-                <w:sz w:val="18"/>
-                <w:szCs w:val="18"/>
-                <w:lang w:val="en-US" w:eastAsia="en-US"/>
-              </w:rPr>
-            </w:pPr>
-            <w:r>
-              <w:rPr>
-                <w:bCs/>
-                <w:sz w:val="18"/>
-                <w:szCs w:val="18"/>
-                <w:lang w:val="en-US" w:eastAsia="en-US"/>
-              </w:rPr>
-              <w:t>解决详细描述</w:t>
-            </w:r>
-          </w:p>
-        </w:tc>
-        <w:tc>
-          <w:tcPr>
-            <w:tcW w:w="6014" w:type="dxa"/>
-            <w:gridSpan w:val="9"/>
-            <w:tcBorders>
-              <w:top w:val="single" w:color="000000" w:sz="4" w:space="0"/>
-              <w:bottom w:val="single" w:color="000000" w:sz="4" w:space="0"/>
-              <w:right w:val="single" w:color="000000" w:sz="4" w:space="0"/>
-            </w:tcBorders>
-            <w:vAlign w:val="center"/>
-          </w:tcPr>
-          <w:p>
-            <w:r>
-              <w:rPr>
-                <w:rFonts w:ascii="Times New Roman" w:hAnsi="Times New Roman" w:eastAsia="宋体"/>
-                <w:sz w:val="21"/>
-              </w:rPr>
-              <w:t>已运行 MMSep-AE-004，对应测试通过。</w:t>
-            </w:r>
-          </w:p>
-        </w:tc>
-      </w:tr>
-      <w:tr>
-        <w:tblPrEx>
-          <w:tblCellMar>
-            <w:top w:w="0" w:type="dxa"/>
-            <w:left w:w="108" w:type="dxa"/>
-            <w:bottom w:w="0" w:type="dxa"/>
-            <w:right w:w="108" w:type="dxa"/>
-          </w:tblCellMar>
-        </w:tblPrEx>
-        <w:trPr>
-          <w:jc w:val="center"/>
-        </w:trPr>
-        <w:tc>
-          <w:tcPr>
-            <w:tcW w:w="1662" w:type="dxa"/>
-            <w:gridSpan w:val="2"/>
-            <w:tcBorders>
-              <w:top w:val="single" w:color="000000" w:sz="4" w:space="0"/>
-              <w:left w:val="single" w:color="000000" w:sz="4" w:space="0"/>
-              <w:bottom w:val="single" w:color="000000" w:sz="4" w:space="0"/>
-              <w:right w:val="single" w:color="000000" w:sz="4" w:space="0"/>
-            </w:tcBorders>
-            <w:shd w:val="clear" w:color="auto" w:fill="CCCCCC"/>
-            <w:vAlign w:val="center"/>
-          </w:tcPr>
-          <w:p>
-            <w:pPr>
-              <w:tabs>
-                <w:tab w:val="right" w:leader="dot" w:pos="8296"/>
-              </w:tabs>
-              <w:spacing w:before="120" w:after="120"/>
-              <w:rPr>
-                <w:bCs/>
-                <w:sz w:val="18"/>
-                <w:szCs w:val="18"/>
-                <w:lang w:val="en-US" w:eastAsia="en-US"/>
-              </w:rPr>
-            </w:pPr>
-            <w:r>
-              <w:rPr>
-                <w:bCs/>
-                <w:sz w:val="18"/>
-                <w:szCs w:val="18"/>
-                <w:lang w:val="en-US" w:eastAsia="en-US"/>
-              </w:rPr>
-              <w:t>关闭者</w:t>
-            </w:r>
-          </w:p>
-        </w:tc>
-        <w:tc>
-          <w:tcPr>
-            <w:tcW w:w="6014" w:type="dxa"/>
-            <w:gridSpan w:val="9"/>
-            <w:tcBorders>
-              <w:top w:val="single" w:color="000000" w:sz="4" w:space="0"/>
-              <w:bottom w:val="single" w:color="000000" w:sz="4" w:space="0"/>
-              <w:right w:val="single" w:color="000000" w:sz="4" w:space="0"/>
-            </w:tcBorders>
-            <w:vAlign w:val="center"/>
-          </w:tcPr>
-          <w:p>
-            <w:r>
-              <w:rPr>
-                <w:rFonts w:ascii="Times New Roman" w:hAnsi="Times New Roman" w:eastAsia="宋体"/>
-                <w:sz w:val="21"/>
-              </w:rPr>
-              <w:t>成员A</w:t>
-            </w:r>
-          </w:p>
-        </w:tc>
-      </w:tr>
-    </w:tbl>
-    <w:p>
-      <w:pPr>
-        <w:pStyle w:val="4"/>
-        <w:spacing w:before="60" w:after="60" w:line="360" w:lineRule="auto"/>
-        <w:ind w:left="0" w:firstLine="0"/>
-        <w:rPr>
-          <w:rFonts w:eastAsia="黑体;SimHei"/>
-          <w:sz w:val="28"/>
-          <w:szCs w:val="28"/>
-        </w:rPr>
-      </w:pPr>
+      <w:bookmarkStart w:id="14" w:name="_Toc29232"/>
       <w:r>
         <w:rPr>
           <w:rFonts w:eastAsia="黑体"/>
@@ -6661,10 +5706,11 @@
         </w:rPr>
         <w:t xml:space="preserve">  003-get_kv_pair() 无法读取已写入的缓存层</w:t>
       </w:r>
+      <w:bookmarkEnd w:id="14"/>
     </w:p>
     <w:tbl>
       <w:tblPr>
-        <w:tblStyle w:val="13"/>
+        <w:tblStyle w:val="15"/>
         <w:tblW w:w="7676" w:type="dxa"/>
         <w:jc w:val="center"/>
         <w:tblLayout w:type="fixed"/>
@@ -6689,14 +5735,6 @@
         <w:gridCol w:w="1030"/>
       </w:tblGrid>
       <w:tr>
-        <w:tblPrEx>
-          <w:tblCellMar>
-            <w:top w:w="0" w:type="dxa"/>
-            <w:left w:w="108" w:type="dxa"/>
-            <w:bottom w:w="0" w:type="dxa"/>
-            <w:right w:w="108" w:type="dxa"/>
-          </w:tblCellMar>
-        </w:tblPrEx>
         <w:trPr>
           <w:jc w:val="center"/>
         </w:trPr>
@@ -6751,10 +5789,11 @@
           <w:p>
             <w:r>
               <w:rPr>
-                <w:rFonts w:ascii="Times New Roman" w:hAnsi="Times New Roman" w:eastAsia="宋体"/>
-                <w:sz w:val="21"/>
-              </w:rPr>
-              <w:t>成员A</w:t>
+                <w:rFonts w:hint="eastAsia" w:eastAsia="宋体"/>
+                <w:sz w:val="21"/>
+                <w:lang w:val="en-US" w:eastAsia="zh-CN"/>
+              </w:rPr>
+              <w:t>汪嘉楠</w:t>
             </w:r>
           </w:p>
         </w:tc>
@@ -7395,7 +6434,7 @@
                 <w:szCs w:val="18"/>
                 <w:lang w:val="en-US" w:eastAsia="en-US"/>
               </w:rPr>
-              <w:t>分配给</w:t>
+              <w:t>缺陷标题</w:t>
             </w:r>
           </w:p>
         </w:tc>
@@ -7416,7 +6455,7 @@
                 <w:rFonts w:ascii="Times New Roman" w:hAnsi="Times New Roman" w:eastAsia="宋体"/>
                 <w:sz w:val="21"/>
               </w:rPr>
-              <w:t>开发人员</w:t>
+              <w:t>get_kv_pair() 无法读取已写入的缓存层</w:t>
             </w:r>
           </w:p>
         </w:tc>
@@ -7435,58 +6474,107 @@
         </w:trPr>
         <w:tc>
           <w:tcPr>
-            <w:tcW w:w="1588" w:type="dxa"/>
+            <w:tcW w:w="7676" w:type="dxa"/>
+            <w:gridSpan w:val="11"/>
             <w:tcBorders>
               <w:top w:val="single" w:color="000000" w:sz="4" w:space="0"/>
               <w:left w:val="single" w:color="000000" w:sz="4" w:space="0"/>
               <w:bottom w:val="single" w:color="000000" w:sz="4" w:space="0"/>
               <w:right w:val="single" w:color="000000" w:sz="4" w:space="0"/>
             </w:tcBorders>
-            <w:shd w:val="clear" w:color="auto" w:fill="CCCCCC"/>
-            <w:vAlign w:val="center"/>
-          </w:tcPr>
-          <w:p>
-            <w:pPr>
-              <w:tabs>
-                <w:tab w:val="right" w:leader="dot" w:pos="8296"/>
-              </w:tabs>
-              <w:spacing w:before="120" w:after="120"/>
-              <w:rPr>
-                <w:bCs/>
-                <w:sz w:val="18"/>
-                <w:szCs w:val="18"/>
-                <w:lang w:val="en-US" w:eastAsia="en-US"/>
-              </w:rPr>
-            </w:pPr>
-            <w:r>
-              <w:rPr>
-                <w:bCs/>
-                <w:sz w:val="18"/>
-                <w:szCs w:val="18"/>
-                <w:lang w:val="en-US" w:eastAsia="en-US"/>
-              </w:rPr>
-              <w:t>发送给</w:t>
-            </w:r>
-          </w:p>
-        </w:tc>
-        <w:tc>
-          <w:tcPr>
-            <w:tcW w:w="6088" w:type="dxa"/>
-            <w:gridSpan w:val="10"/>
-            <w:tcBorders>
-              <w:top w:val="single" w:color="000000" w:sz="4" w:space="0"/>
-              <w:bottom w:val="single" w:color="000000" w:sz="4" w:space="0"/>
-              <w:right w:val="single" w:color="000000" w:sz="4" w:space="0"/>
-            </w:tcBorders>
-            <w:vAlign w:val="center"/>
-          </w:tcPr>
-          <w:p>
-            <w:r>
-              <w:rPr>
-                <w:rFonts w:ascii="Times New Roman" w:hAnsi="Times New Roman" w:eastAsia="宋体"/>
-                <w:sz w:val="21"/>
-              </w:rPr>
-              <w:t>项目组成员</w:t>
+            <w:vAlign w:val="center"/>
+          </w:tcPr>
+          <w:p>
+            <w:r>
+              <w:rPr>
+                <w:rFonts w:ascii="Times New Roman" w:hAnsi="Times New Roman" w:eastAsia="宋体"/>
+                <w:sz w:val="21"/>
+              </w:rPr>
+              <w:t>详细描述</w:t>
+            </w:r>
+            <w:r>
+              <w:rPr>
+                <w:rFonts w:ascii="Times New Roman" w:hAnsi="Times New Roman" w:eastAsia="宋体"/>
+                <w:sz w:val="21"/>
+              </w:rPr>
+              <w:br w:type="textWrapping"/>
+            </w:r>
+            <w:r>
+              <w:rPr>
+                <w:rFonts w:ascii="Times New Roman" w:hAnsi="Times New Roman" w:eastAsia="宋体"/>
+                <w:sz w:val="21"/>
+              </w:rPr>
+              <w:t>1. 向第 0 层写入 KV。</w:t>
+            </w:r>
+            <w:r>
+              <w:rPr>
+                <w:rFonts w:ascii="Times New Roman" w:hAnsi="Times New Roman" w:eastAsia="宋体"/>
+                <w:sz w:val="21"/>
+              </w:rPr>
+              <w:br w:type="textWrapping"/>
+            </w:r>
+            <w:r>
+              <w:rPr>
+                <w:rFonts w:ascii="Times New Roman" w:hAnsi="Times New Roman" w:eastAsia="宋体"/>
+                <w:sz w:val="21"/>
+              </w:rPr>
+              <w:t>2. 调用 get_kv_pair(0)。</w:t>
+            </w:r>
+            <w:r>
+              <w:rPr>
+                <w:rFonts w:ascii="Times New Roman" w:hAnsi="Times New Roman" w:eastAsia="宋体"/>
+                <w:sz w:val="21"/>
+              </w:rPr>
+              <w:br w:type="textWrapping"/>
+            </w:r>
+            <w:r>
+              <w:rPr>
+                <w:rFonts w:ascii="Times New Roman" w:hAnsi="Times New Roman" w:eastAsia="宋体"/>
+                <w:sz w:val="21"/>
+              </w:rPr>
+              <w:t>预期结果：返回已写入的 key/value。</w:t>
+            </w:r>
+            <w:r>
+              <w:rPr>
+                <w:rFonts w:ascii="Times New Roman" w:hAnsi="Times New Roman" w:eastAsia="宋体"/>
+                <w:sz w:val="21"/>
+              </w:rPr>
+              <w:br w:type="textWrapping"/>
+            </w:r>
+            <w:r>
+              <w:rPr>
+                <w:rFonts w:ascii="Times New Roman" w:hAnsi="Times New Roman" w:eastAsia="宋体"/>
+                <w:sz w:val="21"/>
+              </w:rPr>
+              <w:t>实际结果：原始代码抛出 RuntimeError：The KV for layer:0 have not been set。</w:t>
+            </w:r>
+            <w:r>
+              <w:rPr>
+                <w:rFonts w:ascii="Times New Roman" w:hAnsi="Times New Roman" w:eastAsia="宋体"/>
+                <w:sz w:val="21"/>
+              </w:rPr>
+              <w:br w:type="textWrapping"/>
+            </w:r>
+            <w:r>
+              <w:rPr>
+                <w:rFonts w:ascii="Times New Roman" w:hAnsi="Times New Roman" w:eastAsia="宋体"/>
+                <w:sz w:val="21"/>
+              </w:rPr>
+              <w:t>修复结果：修复版正确返回 key/value，cache 基础回归测试 9 条全部通过。</w:t>
+            </w:r>
+            <w:r>
+              <w:rPr>
+                <w:rFonts w:ascii="Times New Roman" w:hAnsi="Times New Roman" w:eastAsia="宋体"/>
+                <w:sz w:val="21"/>
+              </w:rPr>
+              <w:br w:type="textWrapping"/>
+            </w:r>
+            <w:r>
+              <w:rPr>
+                <w:rFonts w:ascii="Times New Roman" w:hAnsi="Times New Roman" w:eastAsia="宋体"/>
+                <w:sz w:val="21"/>
+              </w:rPr>
+              <w:t>影响：原始代码导致后续模型计算无法读取缓存数据。</w:t>
             </w:r>
           </w:p>
         </w:tc>
@@ -7505,7 +6593,8 @@
         </w:trPr>
         <w:tc>
           <w:tcPr>
-            <w:tcW w:w="1588" w:type="dxa"/>
+            <w:tcW w:w="1662" w:type="dxa"/>
+            <w:gridSpan w:val="2"/>
             <w:tcBorders>
               <w:top w:val="single" w:color="000000" w:sz="4" w:space="0"/>
               <w:left w:val="single" w:color="000000" w:sz="4" w:space="0"/>
@@ -7535,28 +6624,28 @@
                 <w:szCs w:val="18"/>
                 <w:lang w:val="en-US" w:eastAsia="en-US"/>
               </w:rPr>
-              <w:t>缺陷标题</w:t>
-            </w:r>
-          </w:p>
-        </w:tc>
-        <w:tc>
-          <w:tcPr>
-            <w:tcW w:w="6088" w:type="dxa"/>
-            <w:gridSpan w:val="10"/>
-            <w:tcBorders>
-              <w:top w:val="single" w:color="000000" w:sz="4" w:space="0"/>
-              <w:bottom w:val="single" w:color="000000" w:sz="4" w:space="0"/>
-              <w:right w:val="single" w:color="000000" w:sz="4" w:space="0"/>
-            </w:tcBorders>
-            <w:vAlign w:val="center"/>
-          </w:tcPr>
-          <w:p>
-            <w:r>
-              <w:rPr>
-                <w:rFonts w:ascii="Times New Roman" w:hAnsi="Times New Roman" w:eastAsia="宋体"/>
-                <w:sz w:val="21"/>
-              </w:rPr>
-              <w:t>get_kv_pair() 无法读取已写入的缓存层</w:t>
+              <w:t>附件</w:t>
+            </w:r>
+          </w:p>
+        </w:tc>
+        <w:tc>
+          <w:tcPr>
+            <w:tcW w:w="6014" w:type="dxa"/>
+            <w:gridSpan w:val="9"/>
+            <w:tcBorders>
+              <w:top w:val="single" w:color="000000" w:sz="4" w:space="0"/>
+              <w:bottom w:val="single" w:color="000000" w:sz="4" w:space="0"/>
+              <w:right w:val="single" w:color="000000" w:sz="4" w:space="0"/>
+            </w:tcBorders>
+            <w:vAlign w:val="center"/>
+          </w:tcPr>
+          <w:p>
+            <w:r>
+              <w:rPr>
+                <w:rFonts w:ascii="Times New Roman" w:hAnsi="Times New Roman" w:eastAsia="宋体"/>
+                <w:sz w:val="21"/>
+              </w:rPr>
+              <w:t>无</w:t>
             </w:r>
           </w:p>
         </w:tc>
@@ -7575,107 +6664,59 @@
         </w:trPr>
         <w:tc>
           <w:tcPr>
-            <w:tcW w:w="7676" w:type="dxa"/>
-            <w:gridSpan w:val="11"/>
+            <w:tcW w:w="1662" w:type="dxa"/>
+            <w:gridSpan w:val="2"/>
             <w:tcBorders>
               <w:top w:val="single" w:color="000000" w:sz="4" w:space="0"/>
               <w:left w:val="single" w:color="000000" w:sz="4" w:space="0"/>
               <w:bottom w:val="single" w:color="000000" w:sz="4" w:space="0"/>
               <w:right w:val="single" w:color="000000" w:sz="4" w:space="0"/>
             </w:tcBorders>
-            <w:vAlign w:val="center"/>
-          </w:tcPr>
-          <w:p>
-            <w:r>
-              <w:rPr>
-                <w:rFonts w:ascii="Times New Roman" w:hAnsi="Times New Roman" w:eastAsia="宋体"/>
-                <w:sz w:val="21"/>
-              </w:rPr>
-              <w:t>详细描述</w:t>
-            </w:r>
-            <w:r>
-              <w:rPr>
-                <w:rFonts w:ascii="Times New Roman" w:hAnsi="Times New Roman" w:eastAsia="宋体"/>
-                <w:sz w:val="21"/>
-              </w:rPr>
-              <w:br w:type="textWrapping"/>
-            </w:r>
-            <w:r>
-              <w:rPr>
-                <w:rFonts w:ascii="Times New Roman" w:hAnsi="Times New Roman" w:eastAsia="宋体"/>
-                <w:sz w:val="21"/>
-              </w:rPr>
-              <w:t>1. 向第 0 层写入 KV。</w:t>
-            </w:r>
-            <w:r>
-              <w:rPr>
-                <w:rFonts w:ascii="Times New Roman" w:hAnsi="Times New Roman" w:eastAsia="宋体"/>
-                <w:sz w:val="21"/>
-              </w:rPr>
-              <w:br w:type="textWrapping"/>
-            </w:r>
-            <w:r>
-              <w:rPr>
-                <w:rFonts w:ascii="Times New Roman" w:hAnsi="Times New Roman" w:eastAsia="宋体"/>
-                <w:sz w:val="21"/>
-              </w:rPr>
-              <w:t>2. 调用 get_kv_pair(0)。</w:t>
-            </w:r>
-            <w:r>
-              <w:rPr>
-                <w:rFonts w:ascii="Times New Roman" w:hAnsi="Times New Roman" w:eastAsia="宋体"/>
-                <w:sz w:val="21"/>
-              </w:rPr>
-              <w:br w:type="textWrapping"/>
-            </w:r>
-            <w:r>
-              <w:rPr>
-                <w:rFonts w:ascii="Times New Roman" w:hAnsi="Times New Roman" w:eastAsia="宋体"/>
-                <w:sz w:val="21"/>
-              </w:rPr>
-              <w:t>预期结果：返回已写入的 key/value。</w:t>
-            </w:r>
-            <w:r>
-              <w:rPr>
-                <w:rFonts w:ascii="Times New Roman" w:hAnsi="Times New Roman" w:eastAsia="宋体"/>
-                <w:sz w:val="21"/>
-              </w:rPr>
-              <w:br w:type="textWrapping"/>
-            </w:r>
-            <w:r>
-              <w:rPr>
-                <w:rFonts w:ascii="Times New Roman" w:hAnsi="Times New Roman" w:eastAsia="宋体"/>
-                <w:sz w:val="21"/>
-              </w:rPr>
-              <w:t>实际结果：原始代码抛出 RuntimeError：The KV for layer:0 have not been set。</w:t>
-            </w:r>
-            <w:r>
-              <w:rPr>
-                <w:rFonts w:ascii="Times New Roman" w:hAnsi="Times New Roman" w:eastAsia="宋体"/>
-                <w:sz w:val="21"/>
-              </w:rPr>
-              <w:br w:type="textWrapping"/>
-            </w:r>
-            <w:r>
-              <w:rPr>
-                <w:rFonts w:ascii="Times New Roman" w:hAnsi="Times New Roman" w:eastAsia="宋体"/>
-                <w:sz w:val="21"/>
-              </w:rPr>
-              <w:t>修复结果：修复版正确返回 key/value，cache 基础回归测试 9 条全部通过。</w:t>
-            </w:r>
-            <w:r>
-              <w:rPr>
-                <w:rFonts w:ascii="Times New Roman" w:hAnsi="Times New Roman" w:eastAsia="宋体"/>
-                <w:sz w:val="21"/>
-              </w:rPr>
-              <w:br w:type="textWrapping"/>
-            </w:r>
-            <w:r>
-              <w:rPr>
-                <w:rFonts w:ascii="Times New Roman" w:hAnsi="Times New Roman" w:eastAsia="宋体"/>
-                <w:sz w:val="21"/>
-              </w:rPr>
-              <w:t>影响：原始代码导致后续模型计算无法读取缓存数据。</w:t>
+            <w:shd w:val="clear" w:color="auto" w:fill="CCCCCC"/>
+            <w:vAlign w:val="center"/>
+          </w:tcPr>
+          <w:p>
+            <w:pPr>
+              <w:tabs>
+                <w:tab w:val="right" w:leader="dot" w:pos="8296"/>
+              </w:tabs>
+              <w:spacing w:before="120" w:after="120"/>
+              <w:rPr>
+                <w:bCs/>
+                <w:sz w:val="18"/>
+                <w:szCs w:val="18"/>
+                <w:lang w:val="en-US" w:eastAsia="en-US"/>
+              </w:rPr>
+            </w:pPr>
+            <w:r>
+              <w:rPr>
+                <w:bCs/>
+                <w:sz w:val="18"/>
+                <w:szCs w:val="18"/>
+                <w:lang w:val="en-US" w:eastAsia="en-US"/>
+              </w:rPr>
+              <w:t>相关缺陷</w:t>
+            </w:r>
+          </w:p>
+        </w:tc>
+        <w:tc>
+          <w:tcPr>
+            <w:tcW w:w="6014" w:type="dxa"/>
+            <w:gridSpan w:val="9"/>
+            <w:tcBorders>
+              <w:top w:val="single" w:color="000000" w:sz="4" w:space="0"/>
+              <w:bottom w:val="single" w:color="000000" w:sz="4" w:space="0"/>
+              <w:right w:val="single" w:color="000000" w:sz="4" w:space="0"/>
+            </w:tcBorders>
+            <w:vAlign w:val="center"/>
+          </w:tcPr>
+          <w:p>
+            <w:r>
+              <w:rPr>
+                <w:rFonts w:ascii="Times New Roman" w:hAnsi="Times New Roman" w:eastAsia="宋体"/>
+                <w:sz w:val="21"/>
+              </w:rPr>
+              <w:t>无</w:t>
             </w:r>
           </w:p>
         </w:tc>
@@ -7725,7 +6766,7 @@
                 <w:szCs w:val="18"/>
                 <w:lang w:val="en-US" w:eastAsia="en-US"/>
               </w:rPr>
-              <w:t>附件</w:t>
+              <w:t>注释</w:t>
             </w:r>
           </w:p>
         </w:tc>
@@ -7746,7 +6787,7 @@
                 <w:rFonts w:ascii="Times New Roman" w:hAnsi="Times New Roman" w:eastAsia="宋体"/>
                 <w:sz w:val="21"/>
               </w:rPr>
-              <w:t>无</w:t>
+              <w:t>修复版回归测试通过；Transformers 版本问题不计入缺陷</w:t>
             </w:r>
           </w:p>
         </w:tc>
@@ -7765,8 +6806,8 @@
         </w:trPr>
         <w:tc>
           <w:tcPr>
-            <w:tcW w:w="1662" w:type="dxa"/>
-            <w:gridSpan w:val="2"/>
+            <w:tcW w:w="7676" w:type="dxa"/>
+            <w:gridSpan w:val="11"/>
             <w:tcBorders>
               <w:top w:val="single" w:color="000000" w:sz="4" w:space="0"/>
               <w:left w:val="single" w:color="000000" w:sz="4" w:space="0"/>
@@ -7791,33 +6832,10 @@
             </w:pPr>
             <w:r>
               <w:rPr>
-                <w:bCs/>
-                <w:sz w:val="18"/>
-                <w:szCs w:val="18"/>
-                <w:lang w:val="en-US" w:eastAsia="en-US"/>
-              </w:rPr>
-              <w:t>相关缺陷</w:t>
-            </w:r>
-          </w:p>
-        </w:tc>
-        <w:tc>
-          <w:tcPr>
-            <w:tcW w:w="6014" w:type="dxa"/>
-            <w:gridSpan w:val="9"/>
-            <w:tcBorders>
-              <w:top w:val="single" w:color="000000" w:sz="4" w:space="0"/>
-              <w:bottom w:val="single" w:color="000000" w:sz="4" w:space="0"/>
-              <w:right w:val="single" w:color="000000" w:sz="4" w:space="0"/>
-            </w:tcBorders>
-            <w:vAlign w:val="center"/>
-          </w:tcPr>
-          <w:p>
-            <w:r>
-              <w:rPr>
-                <w:rFonts w:ascii="Times New Roman" w:hAnsi="Times New Roman" w:eastAsia="宋体"/>
-                <w:sz w:val="21"/>
-              </w:rPr>
-              <w:t>无</w:t>
+                <w:rFonts w:ascii="Times New Roman" w:hAnsi="Times New Roman" w:eastAsia="宋体"/>
+                <w:sz w:val="21"/>
+              </w:rPr>
+              <w:t>解决</w:t>
             </w:r>
           </w:p>
         </w:tc>
@@ -7867,28 +6885,86 @@
                 <w:szCs w:val="18"/>
                 <w:lang w:val="en-US" w:eastAsia="en-US"/>
               </w:rPr>
-              <w:t>注释</w:t>
-            </w:r>
-          </w:p>
-        </w:tc>
-        <w:tc>
-          <w:tcPr>
-            <w:tcW w:w="6014" w:type="dxa"/>
-            <w:gridSpan w:val="9"/>
-            <w:tcBorders>
-              <w:top w:val="single" w:color="000000" w:sz="4" w:space="0"/>
-              <w:bottom w:val="single" w:color="000000" w:sz="4" w:space="0"/>
-              <w:right w:val="single" w:color="000000" w:sz="4" w:space="0"/>
-            </w:tcBorders>
-            <w:vAlign w:val="center"/>
-          </w:tcPr>
-          <w:p>
-            <w:r>
-              <w:rPr>
-                <w:rFonts w:ascii="Times New Roman" w:hAnsi="Times New Roman" w:eastAsia="宋体"/>
-                <w:sz w:val="21"/>
-              </w:rPr>
-              <w:t>修复版回归测试通过；Transformers 版本问题不计入缺陷</w:t>
+              <w:t>解决者</w:t>
+            </w:r>
+          </w:p>
+        </w:tc>
+        <w:tc>
+          <w:tcPr>
+            <w:tcW w:w="2004" w:type="dxa"/>
+            <w:gridSpan w:val="3"/>
+            <w:tcBorders>
+              <w:top w:val="single" w:color="000000" w:sz="4" w:space="0"/>
+              <w:bottom w:val="single" w:color="000000" w:sz="4" w:space="0"/>
+              <w:right w:val="single" w:color="000000" w:sz="4" w:space="0"/>
+            </w:tcBorders>
+            <w:vAlign w:val="center"/>
+          </w:tcPr>
+          <w:p>
+            <w:r>
+              <w:rPr>
+                <w:rFonts w:hint="eastAsia" w:eastAsia="宋体"/>
+                <w:sz w:val="21"/>
+                <w:lang w:val="en-US" w:eastAsia="zh-CN"/>
+              </w:rPr>
+              <w:t>汪嘉楠</w:t>
+            </w:r>
+          </w:p>
+        </w:tc>
+        <w:tc>
+          <w:tcPr>
+            <w:tcW w:w="2005" w:type="dxa"/>
+            <w:gridSpan w:val="3"/>
+            <w:tcBorders>
+              <w:top w:val="single" w:color="000000" w:sz="4" w:space="0"/>
+              <w:bottom w:val="single" w:color="000000" w:sz="4" w:space="0"/>
+              <w:right w:val="single" w:color="000000" w:sz="4" w:space="0"/>
+            </w:tcBorders>
+            <w:shd w:val="clear" w:color="auto" w:fill="D9D9D9"/>
+            <w:vAlign w:val="center"/>
+          </w:tcPr>
+          <w:p>
+            <w:pPr>
+              <w:tabs>
+                <w:tab w:val="right" w:leader="dot" w:pos="8296"/>
+              </w:tabs>
+              <w:spacing w:before="120" w:after="120"/>
+              <w:rPr>
+                <w:bCs/>
+                <w:sz w:val="18"/>
+                <w:szCs w:val="18"/>
+                <w:lang w:val="en-US" w:eastAsia="en-US"/>
+              </w:rPr>
+            </w:pPr>
+            <w:r>
+              <w:rPr>
+                <w:bCs/>
+                <w:sz w:val="18"/>
+                <w:szCs w:val="18"/>
+                <w:lang w:val="en-US" w:eastAsia="en-US"/>
+              </w:rPr>
+              <w:t>解决日期</w:t>
+            </w:r>
+          </w:p>
+        </w:tc>
+        <w:tc>
+          <w:tcPr>
+            <w:tcW w:w="2005" w:type="dxa"/>
+            <w:gridSpan w:val="3"/>
+            <w:tcBorders>
+              <w:top w:val="single" w:color="000000" w:sz="4" w:space="0"/>
+              <w:bottom w:val="single" w:color="000000" w:sz="4" w:space="0"/>
+              <w:right w:val="single" w:color="000000" w:sz="4" w:space="0"/>
+            </w:tcBorders>
+            <w:vAlign w:val="center"/>
+          </w:tcPr>
+          <w:p>
+            <w:r>
+              <w:rPr>
+                <w:rFonts w:ascii="Times New Roman" w:hAnsi="Times New Roman" w:eastAsia="宋体"/>
+                <w:sz w:val="21"/>
+              </w:rPr>
+              <w:t>2026-09-13</w:t>
             </w:r>
           </w:p>
         </w:tc>
@@ -7907,8 +6983,8 @@
         </w:trPr>
         <w:tc>
           <w:tcPr>
-            <w:tcW w:w="7676" w:type="dxa"/>
-            <w:gridSpan w:val="11"/>
+            <w:tcW w:w="1662" w:type="dxa"/>
+            <w:gridSpan w:val="2"/>
             <w:tcBorders>
               <w:top w:val="single" w:color="000000" w:sz="4" w:space="0"/>
               <w:left w:val="single" w:color="000000" w:sz="4" w:space="0"/>
@@ -7933,10 +7009,90 @@
             </w:pPr>
             <w:r>
               <w:rPr>
-                <w:rFonts w:ascii="Times New Roman" w:hAnsi="Times New Roman" w:eastAsia="宋体"/>
-                <w:sz w:val="21"/>
-              </w:rPr>
-              <w:t>解决</w:t>
+                <w:bCs/>
+                <w:sz w:val="18"/>
+                <w:szCs w:val="18"/>
+                <w:lang w:val="en-US" w:eastAsia="en-US"/>
+              </w:rPr>
+              <w:t>解决build</w:t>
+            </w:r>
+          </w:p>
+        </w:tc>
+        <w:tc>
+          <w:tcPr>
+            <w:tcW w:w="2004" w:type="dxa"/>
+            <w:gridSpan w:val="3"/>
+            <w:tcBorders>
+              <w:top w:val="single" w:color="000000" w:sz="4" w:space="0"/>
+              <w:bottom w:val="single" w:color="000000" w:sz="4" w:space="0"/>
+              <w:right w:val="single" w:color="000000" w:sz="4" w:space="0"/>
+            </w:tcBorders>
+            <w:vAlign w:val="center"/>
+          </w:tcPr>
+          <w:p>
+            <w:r>
+              <w:rPr>
+                <w:rFonts w:ascii="Times New Roman" w:hAnsi="Times New Roman" w:eastAsia="宋体"/>
+                <w:sz w:val="21"/>
+              </w:rPr>
+              <w:t>fixed</w:t>
+            </w:r>
+          </w:p>
+        </w:tc>
+        <w:tc>
+          <w:tcPr>
+            <w:tcW w:w="2005" w:type="dxa"/>
+            <w:gridSpan w:val="3"/>
+            <w:tcBorders>
+              <w:top w:val="single" w:color="000000" w:sz="4" w:space="0"/>
+              <w:bottom w:val="single" w:color="000000" w:sz="4" w:space="0"/>
+              <w:right w:val="single" w:color="000000" w:sz="4" w:space="0"/>
+            </w:tcBorders>
+            <w:shd w:val="clear" w:color="auto" w:fill="D9D9D9"/>
+            <w:vAlign w:val="center"/>
+          </w:tcPr>
+          <w:p>
+            <w:pPr>
+              <w:tabs>
+                <w:tab w:val="right" w:leader="dot" w:pos="8296"/>
+              </w:tabs>
+              <w:spacing w:before="120" w:after="120"/>
+              <w:rPr>
+                <w:bCs/>
+                <w:sz w:val="18"/>
+                <w:szCs w:val="18"/>
+                <w:lang w:val="en-US" w:eastAsia="en-US"/>
+              </w:rPr>
+            </w:pPr>
+            <w:r>
+              <w:rPr>
+                <w:bCs/>
+                <w:sz w:val="18"/>
+                <w:szCs w:val="18"/>
+                <w:lang w:val="en-US" w:eastAsia="en-US"/>
+              </w:rPr>
+              <w:t>解决方案</w:t>
+            </w:r>
+          </w:p>
+        </w:tc>
+        <w:tc>
+          <w:tcPr>
+            <w:tcW w:w="2005" w:type="dxa"/>
+            <w:gridSpan w:val="3"/>
+            <w:tcBorders>
+              <w:top w:val="single" w:color="000000" w:sz="4" w:space="0"/>
+              <w:bottom w:val="single" w:color="000000" w:sz="4" w:space="0"/>
+              <w:right w:val="single" w:color="000000" w:sz="4" w:space="0"/>
+            </w:tcBorders>
+            <w:vAlign w:val="center"/>
+          </w:tcPr>
+          <w:p>
+            <w:r>
+              <w:rPr>
+                <w:rFonts w:ascii="Times New Roman" w:hAnsi="Times New Roman" w:eastAsia="宋体"/>
+                <w:sz w:val="21"/>
+              </w:rPr>
+              <w:t>修正 get_kv_pair() 的缓存层存在性判断。</w:t>
             </w:r>
           </w:p>
         </w:tc>
@@ -7986,85 +7142,28 @@
                 <w:szCs w:val="18"/>
                 <w:lang w:val="en-US" w:eastAsia="en-US"/>
               </w:rPr>
-              <w:t>解决者</w:t>
-            </w:r>
-          </w:p>
-        </w:tc>
-        <w:tc>
-          <w:tcPr>
-            <w:tcW w:w="2004" w:type="dxa"/>
-            <w:gridSpan w:val="3"/>
-            <w:tcBorders>
-              <w:top w:val="single" w:color="000000" w:sz="4" w:space="0"/>
-              <w:bottom w:val="single" w:color="000000" w:sz="4" w:space="0"/>
-              <w:right w:val="single" w:color="000000" w:sz="4" w:space="0"/>
-            </w:tcBorders>
-            <w:vAlign w:val="center"/>
-          </w:tcPr>
-          <w:p>
-            <w:r>
-              <w:rPr>
-                <w:rFonts w:ascii="Times New Roman" w:hAnsi="Times New Roman" w:eastAsia="宋体"/>
-                <w:sz w:val="21"/>
-              </w:rPr>
-              <w:t>成员A</w:t>
-            </w:r>
-          </w:p>
-        </w:tc>
-        <w:tc>
-          <w:tcPr>
-            <w:tcW w:w="2005" w:type="dxa"/>
-            <w:gridSpan w:val="3"/>
-            <w:tcBorders>
-              <w:top w:val="single" w:color="000000" w:sz="4" w:space="0"/>
-              <w:bottom w:val="single" w:color="000000" w:sz="4" w:space="0"/>
-              <w:right w:val="single" w:color="000000" w:sz="4" w:space="0"/>
-            </w:tcBorders>
-            <w:shd w:val="clear" w:color="auto" w:fill="D9D9D9"/>
-            <w:vAlign w:val="center"/>
-          </w:tcPr>
-          <w:p>
-            <w:pPr>
-              <w:tabs>
-                <w:tab w:val="right" w:leader="dot" w:pos="8296"/>
-              </w:tabs>
-              <w:spacing w:before="120" w:after="120"/>
-              <w:rPr>
-                <w:bCs/>
-                <w:sz w:val="18"/>
-                <w:szCs w:val="18"/>
-                <w:lang w:val="en-US" w:eastAsia="en-US"/>
-              </w:rPr>
-            </w:pPr>
-            <w:r>
-              <w:rPr>
-                <w:bCs/>
-                <w:sz w:val="18"/>
-                <w:szCs w:val="18"/>
-                <w:lang w:val="en-US" w:eastAsia="en-US"/>
-              </w:rPr>
-              <w:t>解决日期</w:t>
-            </w:r>
-          </w:p>
-        </w:tc>
-        <w:tc>
-          <w:tcPr>
-            <w:tcW w:w="2005" w:type="dxa"/>
-            <w:gridSpan w:val="3"/>
-            <w:tcBorders>
-              <w:top w:val="single" w:color="000000" w:sz="4" w:space="0"/>
-              <w:bottom w:val="single" w:color="000000" w:sz="4" w:space="0"/>
-              <w:right w:val="single" w:color="000000" w:sz="4" w:space="0"/>
-            </w:tcBorders>
-            <w:vAlign w:val="center"/>
-          </w:tcPr>
-          <w:p>
-            <w:r>
-              <w:rPr>
-                <w:rFonts w:ascii="Times New Roman" w:hAnsi="Times New Roman" w:eastAsia="宋体"/>
-                <w:sz w:val="21"/>
-              </w:rPr>
-              <w:t>2026-09-13</w:t>
+              <w:t>解决详细描述</w:t>
+            </w:r>
+          </w:p>
+        </w:tc>
+        <w:tc>
+          <w:tcPr>
+            <w:tcW w:w="6014" w:type="dxa"/>
+            <w:gridSpan w:val="9"/>
+            <w:tcBorders>
+              <w:top w:val="single" w:color="000000" w:sz="4" w:space="0"/>
+              <w:bottom w:val="single" w:color="000000" w:sz="4" w:space="0"/>
+              <w:right w:val="single" w:color="000000" w:sz="4" w:space="0"/>
+            </w:tcBorders>
+            <w:vAlign w:val="center"/>
+          </w:tcPr>
+          <w:p>
+            <w:r>
+              <w:rPr>
+                <w:rFonts w:ascii="Times New Roman" w:hAnsi="Times New Roman" w:eastAsia="宋体"/>
+                <w:sz w:val="21"/>
+              </w:rPr>
+              <w:t>已运行 cache 基础回归测试 9 条，全部通过。</w:t>
             </w:r>
           </w:p>
         </w:tc>
@@ -8114,137 +7213,7 @@
                 <w:szCs w:val="18"/>
                 <w:lang w:val="en-US" w:eastAsia="en-US"/>
               </w:rPr>
-              <w:t>解决build</w:t>
-            </w:r>
-          </w:p>
-        </w:tc>
-        <w:tc>
-          <w:tcPr>
-            <w:tcW w:w="2004" w:type="dxa"/>
-            <w:gridSpan w:val="3"/>
-            <w:tcBorders>
-              <w:top w:val="single" w:color="000000" w:sz="4" w:space="0"/>
-              <w:bottom w:val="single" w:color="000000" w:sz="4" w:space="0"/>
-              <w:right w:val="single" w:color="000000" w:sz="4" w:space="0"/>
-            </w:tcBorders>
-            <w:vAlign w:val="center"/>
-          </w:tcPr>
-          <w:p>
-            <w:r>
-              <w:rPr>
-                <w:rFonts w:ascii="Times New Roman" w:hAnsi="Times New Roman" w:eastAsia="宋体"/>
-                <w:sz w:val="21"/>
-              </w:rPr>
-              <w:t>fixed</w:t>
-            </w:r>
-          </w:p>
-        </w:tc>
-        <w:tc>
-          <w:tcPr>
-            <w:tcW w:w="2005" w:type="dxa"/>
-            <w:gridSpan w:val="3"/>
-            <w:tcBorders>
-              <w:top w:val="single" w:color="000000" w:sz="4" w:space="0"/>
-              <w:bottom w:val="single" w:color="000000" w:sz="4" w:space="0"/>
-              <w:right w:val="single" w:color="000000" w:sz="4" w:space="0"/>
-            </w:tcBorders>
-            <w:shd w:val="clear" w:color="auto" w:fill="D9D9D9"/>
-            <w:vAlign w:val="center"/>
-          </w:tcPr>
-          <w:p>
-            <w:pPr>
-              <w:tabs>
-                <w:tab w:val="right" w:leader="dot" w:pos="8296"/>
-              </w:tabs>
-              <w:spacing w:before="120" w:after="120"/>
-              <w:rPr>
-                <w:bCs/>
-                <w:sz w:val="18"/>
-                <w:szCs w:val="18"/>
-                <w:lang w:val="en-US" w:eastAsia="en-US"/>
-              </w:rPr>
-            </w:pPr>
-            <w:r>
-              <w:rPr>
-                <w:bCs/>
-                <w:sz w:val="18"/>
-                <w:szCs w:val="18"/>
-                <w:lang w:val="en-US" w:eastAsia="en-US"/>
-              </w:rPr>
-              <w:t>解决方案</w:t>
-            </w:r>
-          </w:p>
-        </w:tc>
-        <w:tc>
-          <w:tcPr>
-            <w:tcW w:w="2005" w:type="dxa"/>
-            <w:gridSpan w:val="3"/>
-            <w:tcBorders>
-              <w:top w:val="single" w:color="000000" w:sz="4" w:space="0"/>
-              <w:bottom w:val="single" w:color="000000" w:sz="4" w:space="0"/>
-              <w:right w:val="single" w:color="000000" w:sz="4" w:space="0"/>
-            </w:tcBorders>
-            <w:vAlign w:val="center"/>
-          </w:tcPr>
-          <w:p>
-            <w:r>
-              <w:rPr>
-                <w:rFonts w:ascii="Times New Roman" w:hAnsi="Times New Roman" w:eastAsia="宋体"/>
-                <w:sz w:val="21"/>
-              </w:rPr>
-              <w:t>修正 get_kv_pair() 的缓存层存在性判断。</w:t>
-            </w:r>
-            <w:bookmarkStart w:id="15" w:name="_GoBack"/>
-            <w:bookmarkEnd w:id="15"/>
-          </w:p>
-        </w:tc>
-      </w:tr>
-      <w:tr>
-        <w:tblPrEx>
-          <w:tblCellMar>
-            <w:top w:w="0" w:type="dxa"/>
-            <w:left w:w="108" w:type="dxa"/>
-            <w:bottom w:w="0" w:type="dxa"/>
-            <w:right w:w="108" w:type="dxa"/>
-          </w:tblCellMar>
-        </w:tblPrEx>
-        <w:trPr>
-          <w:jc w:val="center"/>
-        </w:trPr>
-        <w:tc>
-          <w:tcPr>
-            <w:tcW w:w="1662" w:type="dxa"/>
-            <w:gridSpan w:val="2"/>
-            <w:tcBorders>
-              <w:top w:val="single" w:color="000000" w:sz="4" w:space="0"/>
-              <w:left w:val="single" w:color="000000" w:sz="4" w:space="0"/>
-              <w:bottom w:val="single" w:color="000000" w:sz="4" w:space="0"/>
-              <w:right w:val="single" w:color="000000" w:sz="4" w:space="0"/>
-            </w:tcBorders>
-            <w:shd w:val="clear" w:color="auto" w:fill="CCCCCC"/>
-            <w:vAlign w:val="center"/>
-          </w:tcPr>
-          <w:p>
-            <w:pPr>
-              <w:tabs>
-                <w:tab w:val="right" w:leader="dot" w:pos="8296"/>
-              </w:tabs>
-              <w:spacing w:before="120" w:after="120"/>
-              <w:rPr>
-                <w:bCs/>
-                <w:sz w:val="18"/>
-                <w:szCs w:val="18"/>
-                <w:lang w:val="en-US" w:eastAsia="en-US"/>
-              </w:rPr>
-            </w:pPr>
-            <w:r>
-              <w:rPr>
-                <w:bCs/>
-                <w:sz w:val="18"/>
-                <w:szCs w:val="18"/>
-                <w:lang w:val="en-US" w:eastAsia="en-US"/>
-              </w:rPr>
-              <w:t>解决详细描述</w:t>
+              <w:t>关闭者</w:t>
             </w:r>
           </w:p>
         </w:tc>
@@ -8262,81 +7231,11 @@
           <w:p>
             <w:r>
               <w:rPr>
-                <w:rFonts w:ascii="Times New Roman" w:hAnsi="Times New Roman" w:eastAsia="宋体"/>
-                <w:sz w:val="21"/>
-              </w:rPr>
-              <w:t>已运行 cache 基础回归测试 9 条，全部通过。</w:t>
-            </w:r>
-          </w:p>
-        </w:tc>
-      </w:tr>
-      <w:tr>
-        <w:tblPrEx>
-          <w:tblCellMar>
-            <w:top w:w="0" w:type="dxa"/>
-            <w:left w:w="108" w:type="dxa"/>
-            <w:bottom w:w="0" w:type="dxa"/>
-            <w:right w:w="108" w:type="dxa"/>
-          </w:tblCellMar>
-        </w:tblPrEx>
-        <w:trPr>
-          <w:jc w:val="center"/>
-        </w:trPr>
-        <w:tc>
-          <w:tcPr>
-            <w:tcW w:w="1662" w:type="dxa"/>
-            <w:gridSpan w:val="2"/>
-            <w:tcBorders>
-              <w:top w:val="single" w:color="000000" w:sz="4" w:space="0"/>
-              <w:left w:val="single" w:color="000000" w:sz="4" w:space="0"/>
-              <w:bottom w:val="single" w:color="000000" w:sz="4" w:space="0"/>
-              <w:right w:val="single" w:color="000000" w:sz="4" w:space="0"/>
-            </w:tcBorders>
-            <w:shd w:val="clear" w:color="auto" w:fill="CCCCCC"/>
-            <w:vAlign w:val="center"/>
-          </w:tcPr>
-          <w:p>
-            <w:pPr>
-              <w:tabs>
-                <w:tab w:val="right" w:leader="dot" w:pos="8296"/>
-              </w:tabs>
-              <w:spacing w:before="120" w:after="120"/>
-              <w:rPr>
-                <w:bCs/>
-                <w:sz w:val="18"/>
-                <w:szCs w:val="18"/>
-                <w:lang w:val="en-US" w:eastAsia="en-US"/>
-              </w:rPr>
-            </w:pPr>
-            <w:r>
-              <w:rPr>
-                <w:bCs/>
-                <w:sz w:val="18"/>
-                <w:szCs w:val="18"/>
-                <w:lang w:val="en-US" w:eastAsia="en-US"/>
-              </w:rPr>
-              <w:t>关闭者</w:t>
-            </w:r>
-          </w:p>
-        </w:tc>
-        <w:tc>
-          <w:tcPr>
-            <w:tcW w:w="6014" w:type="dxa"/>
-            <w:gridSpan w:val="9"/>
-            <w:tcBorders>
-              <w:top w:val="single" w:color="000000" w:sz="4" w:space="0"/>
-              <w:bottom w:val="single" w:color="000000" w:sz="4" w:space="0"/>
-              <w:right w:val="single" w:color="000000" w:sz="4" w:space="0"/>
-            </w:tcBorders>
-            <w:vAlign w:val="center"/>
-          </w:tcPr>
-          <w:p>
-            <w:r>
-              <w:rPr>
-                <w:rFonts w:ascii="Times New Roman" w:hAnsi="Times New Roman" w:eastAsia="宋体"/>
-                <w:sz w:val="21"/>
-              </w:rPr>
-              <w:t>成员A</w:t>
+                <w:rFonts w:hint="eastAsia" w:eastAsia="宋体"/>
+                <w:sz w:val="21"/>
+                <w:lang w:val="en-US" w:eastAsia="zh-CN"/>
+              </w:rPr>
+              <w:t>汪嘉楠</w:t>
             </w:r>
           </w:p>
         </w:tc>
@@ -8348,36 +7247,120 @@
         <w:spacing w:line="360" w:lineRule="auto"/>
         <w:ind w:left="0" w:firstLine="0"/>
       </w:pPr>
-      <w:bookmarkStart w:id="14" w:name="__RefHeading___Toc21701981"/>
-      <w:bookmarkEnd w:id="14"/>
+      <w:bookmarkStart w:id="15" w:name="_Toc16071"/>
       <w:r>
         <w:t>3.5结果分析和结论</w:t>
+      </w:r>
+      <w:bookmarkEnd w:id="15"/>
+    </w:p>
+    <w:p>
+      <w:pPr>
+        <w:pStyle w:val="13"/>
+        <w:keepNext w:val="0"/>
+        <w:keepLines w:val="0"/>
+        <w:widowControl/>
+        <w:suppressLineNumbers w:val="0"/>
+        <w:ind w:firstLine="420" w:firstLineChars="0"/>
+      </w:pPr>
+      <w:r>
+        <w:rPr>
+          <w:rFonts w:hint="eastAsia" w:ascii="宋体" w:hAnsi="宋体" w:eastAsia="宋体" w:cs="宋体"/>
+          <w:sz w:val="24"/>
+          <w:szCs w:val="24"/>
+        </w:rPr>
+        <w:t>本次模块一共发现 3 个缺陷。其中，</w:t>
+      </w:r>
+      <w:r>
+        <w:rPr>
+          <w:rStyle w:val="19"/>
+          <w:rFonts w:hint="eastAsia" w:ascii="宋体" w:hAnsi="宋体" w:eastAsia="宋体" w:cs="宋体"/>
+          <w:sz w:val="24"/>
+          <w:szCs w:val="24"/>
+        </w:rPr>
+        <w:t>auto_eval.py</w:t>
+      </w:r>
+      <w:r>
+        <w:rPr>
+          <w:rFonts w:hint="eastAsia" w:ascii="宋体" w:hAnsi="宋体" w:eastAsia="宋体" w:cs="宋体"/>
+          <w:sz w:val="24"/>
+          <w:szCs w:val="24"/>
+        </w:rPr>
+        <w:t xml:space="preserve"> 有 2 个中等严重程度缺陷，占 66.7%，主要集中在 </w:t>
+      </w:r>
+      <w:r>
+        <w:rPr>
+          <w:rStyle w:val="19"/>
+          <w:rFonts w:hint="eastAsia" w:ascii="宋体" w:hAnsi="宋体" w:eastAsia="宋体" w:cs="宋体"/>
+          <w:sz w:val="24"/>
+          <w:szCs w:val="24"/>
+        </w:rPr>
+        <w:t>split_list()</w:t>
+      </w:r>
+      <w:r>
+        <w:rPr>
+          <w:rFonts w:hint="eastAsia" w:ascii="宋体" w:hAnsi="宋体" w:eastAsia="宋体" w:cs="宋体"/>
+          <w:sz w:val="24"/>
+          <w:szCs w:val="24"/>
+        </w:rPr>
+        <w:t xml:space="preserve"> 的空列表处理和非法参数校验；</w:t>
+      </w:r>
+      <w:r>
+        <w:rPr>
+          <w:rStyle w:val="19"/>
+          <w:rFonts w:hint="eastAsia" w:ascii="宋体" w:hAnsi="宋体" w:eastAsia="宋体" w:cs="宋体"/>
+          <w:sz w:val="24"/>
+          <w:szCs w:val="24"/>
+        </w:rPr>
+        <w:t>cache.py</w:t>
+      </w:r>
+      <w:r>
+        <w:rPr>
+          <w:rFonts w:hint="eastAsia" w:ascii="宋体" w:hAnsi="宋体" w:eastAsia="宋体" w:cs="宋体"/>
+          <w:sz w:val="24"/>
+          <w:szCs w:val="24"/>
+        </w:rPr>
+        <w:t xml:space="preserve"> 有 1 个高严重程度缺陷，占 33.3%，主要表现为 </w:t>
+      </w:r>
+      <w:r>
+        <w:rPr>
+          <w:rStyle w:val="19"/>
+          <w:rFonts w:hint="eastAsia" w:ascii="宋体" w:hAnsi="宋体" w:eastAsia="宋体" w:cs="宋体"/>
+          <w:sz w:val="24"/>
+          <w:szCs w:val="24"/>
+        </w:rPr>
+        <w:t>get_kv_pair()</w:t>
+      </w:r>
+      <w:r>
+        <w:rPr>
+          <w:rFonts w:hint="eastAsia" w:ascii="宋体" w:hAnsi="宋体" w:eastAsia="宋体" w:cs="宋体"/>
+          <w:sz w:val="24"/>
+          <w:szCs w:val="24"/>
+        </w:rPr>
+        <w:t xml:space="preserve"> 无法读取已写入的 KV 缓存。</w:t>
       </w:r>
     </w:p>
     <w:p>
       <w:pPr>
-        <w:spacing w:line="360" w:lineRule="auto"/>
-        <w:ind w:firstLine="420" w:firstLineChars="200"/>
+        <w:pStyle w:val="13"/>
+        <w:keepNext w:val="0"/>
+        <w:keepLines w:val="0"/>
+        <w:widowControl/>
+        <w:suppressLineNumbers w:val="0"/>
+        <w:ind w:firstLine="420" w:firstLineChars="0"/>
+        <w:jc w:val="left"/>
         <w:rPr>
-          <w:rFonts w:hint="eastAsia"/>
-          <w:color w:val="0000FF"/>
+          <w:rFonts w:hint="eastAsia" w:ascii="宋体" w:hAnsi="宋体" w:eastAsia="宋体" w:cs="宋体"/>
+          <w:sz w:val="24"/>
+          <w:szCs w:val="24"/>
         </w:rPr>
       </w:pPr>
       <w:r>
-        <w:t>测试用例清单共 25 条：auto_eval.py 16 条、cache.py 基础部分 9 条，修复版回归测试全部通过。</w:t>
-      </w:r>
-    </w:p>
-    <w:p>
-      <w:pPr>
-        <w:spacing w:line="360" w:lineRule="auto"/>
-        <w:ind w:firstLine="420" w:firstLineChars="200"/>
         <w:rPr>
-          <w:rFonts w:hint="eastAsia"/>
-          <w:color w:val="0000FF"/>
+          <w:rFonts w:hint="eastAsia" w:ascii="宋体" w:hAnsi="宋体" w:eastAsia="宋体" w:cs="宋体"/>
+          <w:sz w:val="24"/>
+          <w:szCs w:val="24"/>
         </w:rPr>
-      </w:pPr>
-      <w:r>
-        <w:t>模块一共发现 3 个代码缺陷，现已全部修复并完成回归验证。</w:t>
+        <w:t>原始代码测试通过 22 条、不通过 3 条，因此原始代码测试未通过。完成修复后，重新执行 25 条回归测试，auto_eval.py 的 16 条用例和 cache.py 的 9 条用例全部通过，修复版测试通过。</w:t>
       </w:r>
     </w:p>
     <w:p>
@@ -9010,7 +7993,7 @@
   <w:docDefaults>
     <w:rPrDefault>
       <w:rPr>
-        <w:rFonts w:ascii="Liberation Serif" w:hAnsi="Liberation Serif" w:eastAsia="Noto Serif CJK SC" w:cs="Lohit Devanagari"/>
+        <w:rFonts w:ascii="Times New Roman" w:hAnsi="Times New Roman" w:eastAsia="宋体" w:cs="Times New Roman"/>
       </w:rPr>
     </w:rPrDefault>
     <w:pPrDefault/>
@@ -9047,8 +8030,8 @@
     <w:lsdException w:unhideWhenUsed="0" w:uiPriority="0" w:semiHidden="0" w:name="Normal Indent"/>
     <w:lsdException w:unhideWhenUsed="0" w:uiPriority="0" w:semiHidden="0" w:name="footnote text"/>
     <w:lsdException w:unhideWhenUsed="0" w:uiPriority="0" w:semiHidden="0" w:name="annotation text"/>
-    <w:lsdException w:unhideWhenUsed="0" w:uiPriority="0" w:semiHidden="0" w:name="header"/>
-    <w:lsdException w:unhideWhenUsed="0" w:uiPriority="0" w:semiHidden="0" w:name="footer"/>
+    <w:lsdException w:qFormat="1" w:unhideWhenUsed="0" w:uiPriority="0" w:semiHidden="0" w:name="header"/>
+    <w:lsdException w:qFormat="1" w:unhideWhenUsed="0" w:uiPriority="0" w:semiHidden="0" w:name="footer"/>
     <w:lsdException w:unhideWhenUsed="0" w:uiPriority="0" w:semiHidden="0" w:name="index heading"/>
     <w:lsdException w:qFormat="1" w:unhideWhenUsed="0" w:uiPriority="0" w:semiHidden="0" w:name="caption"/>
     <w:lsdException w:unhideWhenUsed="0" w:uiPriority="0" w:semiHidden="0" w:name="table of figures"/>
@@ -9078,10 +8061,10 @@
     <w:lsdException w:unhideWhenUsed="0" w:uiPriority="0" w:semiHidden="0" w:name="List Number 3"/>
     <w:lsdException w:unhideWhenUsed="0" w:uiPriority="0" w:semiHidden="0" w:name="List Number 4"/>
     <w:lsdException w:unhideWhenUsed="0" w:uiPriority="0" w:semiHidden="0" w:name="List Number 5"/>
-    <w:lsdException w:qFormat="1" w:unhideWhenUsed="0" w:uiPriority="0" w:semiHidden="0" w:name="Title"/>
+    <w:lsdException w:qFormat="1" w:unhideWhenUsed="0" w:uiPriority="10" w:semiHidden="0" w:name="Title"/>
     <w:lsdException w:unhideWhenUsed="0" w:uiPriority="0" w:semiHidden="0" w:name="Closing"/>
     <w:lsdException w:unhideWhenUsed="0" w:uiPriority="0" w:semiHidden="0" w:name="Signature"/>
-    <w:lsdException w:unhideWhenUsed="0" w:uiPriority="0" w:name="Default Paragraph Font"/>
+    <w:lsdException w:qFormat="1" w:unhideWhenUsed="0" w:uiPriority="0" w:name="Default Paragraph Font"/>
     <w:lsdException w:qFormat="1" w:unhideWhenUsed="0" w:uiPriority="0" w:semiHidden="0" w:name="Body Text"/>
     <w:lsdException w:unhideWhenUsed="0" w:uiPriority="0" w:semiHidden="0" w:name="Body Text Indent"/>
     <w:lsdException w:unhideWhenUsed="0" w:uiPriority="0" w:semiHidden="0" w:name="List Continue"/>
@@ -9119,7 +8102,7 @@
     <w:lsdException w:unhideWhenUsed="0" w:uiPriority="0" w:semiHidden="0" w:name="HTML Sample"/>
     <w:lsdException w:unhideWhenUsed="0" w:uiPriority="0" w:semiHidden="0" w:name="HTML Typewriter"/>
     <w:lsdException w:unhideWhenUsed="0" w:uiPriority="0" w:semiHidden="0" w:name="HTML Variable"/>
-    <w:lsdException w:uiPriority="99" w:name="Normal Table"/>
+    <w:lsdException w:qFormat="1" w:uiPriority="99" w:name="Normal Table"/>
     <w:lsdException w:unhideWhenUsed="0" w:uiPriority="0" w:semiHidden="0" w:name="annotation subject"/>
     <w:lsdException w:unhideWhenUsed="0" w:uiPriority="0" w:semiHidden="0" w:name="Table Simple 1"/>
     <w:lsdException w:unhideWhenUsed="0" w:uiPriority="0" w:semiHidden="0" w:name="Table Simple 2"/>
@@ -9355,15 +8338,17 @@
       <w:szCs w:val="32"/>
     </w:rPr>
   </w:style>
-  <w:style w:type="character" w:default="1" w:styleId="15">
+  <w:style w:type="character" w:default="1" w:styleId="17">
     <w:name w:val="Default Paragraph Font"/>
     <w:semiHidden/>
+    <w:qFormat/>
     <w:uiPriority w:val="0"/>
   </w:style>
-  <w:style w:type="table" w:default="1" w:styleId="13">
+  <w:style w:type="table" w:default="1" w:styleId="15">
     <w:name w:val="Normal Table"/>
     <w:semiHidden/>
     <w:unhideWhenUsed/>
+    <w:qFormat/>
     <w:uiPriority w:val="99"/>
     <w:tblPr>
       <w:tblCellMar>
@@ -9413,6 +8398,7 @@
   <w:style w:type="paragraph" w:styleId="8">
     <w:name w:val="footer"/>
     <w:basedOn w:val="1"/>
+    <w:qFormat/>
     <w:uiPriority w:val="0"/>
     <w:pPr>
       <w:tabs>
@@ -9430,6 +8416,7 @@
   <w:style w:type="paragraph" w:styleId="9">
     <w:name w:val="header"/>
     <w:basedOn w:val="1"/>
+    <w:qFormat/>
     <w:uiPriority w:val="0"/>
     <w:pPr>
       <w:pBdr>
@@ -9486,9 +8473,43 @@
       <w:ind w:left="420" w:right="0" w:firstLine="0"/>
     </w:pPr>
   </w:style>
-  <w:style w:type="table" w:styleId="14">
+  <w:style w:type="paragraph" w:styleId="13">
+    <w:name w:val="Normal (Web)"/>
+    <w:basedOn w:val="1"/>
+    <w:uiPriority w:val="0"/>
+    <w:pPr>
+      <w:spacing w:before="0" w:beforeAutospacing="1" w:after="0" w:afterAutospacing="1"/>
+      <w:ind w:left="0" w:right="0"/>
+      <w:jc w:val="left"/>
+    </w:pPr>
+    <w:rPr>
+      <w:kern w:val="0"/>
+      <w:sz w:val="24"/>
+      <w:lang w:val="en-US" w:eastAsia="zh-CN" w:bidi="ar"/>
+    </w:rPr>
+  </w:style>
+  <w:style w:type="paragraph" w:styleId="14">
+    <w:name w:val="Title"/>
+    <w:basedOn w:val="1"/>
+    <w:next w:val="1"/>
+    <w:qFormat/>
+    <w:uiPriority w:val="10"/>
+    <w:pPr>
+      <w:spacing w:after="300" w:line="240" w:lineRule="auto"/>
+      <w:contextualSpacing/>
+    </w:pPr>
+    <w:rPr>
+      <w:rFonts w:asciiTheme="majorHAnsi" w:hAnsiTheme="majorHAnsi" w:eastAsiaTheme="majorEastAsia" w:cstheme="majorBidi"/>
+      <w:color w:val="000000"/>
+      <w:spacing w:val="5"/>
+      <w:kern w:val="28"/>
+      <w:sz w:val="52"/>
+      <w:szCs w:val="52"/>
+    </w:rPr>
+  </w:style>
+  <w:style w:type="table" w:styleId="16">
     <w:name w:val="Table Grid"/>
-    <w:basedOn w:val="13"/>
+    <w:basedOn w:val="15"/>
     <w:qFormat/>
     <w:uiPriority w:val="59"/>
     <w:pPr>
@@ -9511,7 +8532,7 @@
       </w:tblCellMar>
     </w:tblPr>
   </w:style>
-  <w:style w:type="character" w:styleId="16">
+  <w:style w:type="character" w:styleId="18">
     <w:name w:val="Hyperlink"/>
     <w:qFormat/>
     <w:uiPriority w:val="0"/>
@@ -9520,32 +8541,41 @@
       <w:u w:val="single"/>
     </w:rPr>
   </w:style>
-  <w:style w:type="character" w:customStyle="1" w:styleId="17">
+  <w:style w:type="character" w:styleId="19">
+    <w:name w:val="HTML Code"/>
+    <w:basedOn w:val="17"/>
+    <w:uiPriority w:val="0"/>
+    <w:rPr>
+      <w:rFonts w:ascii="Courier New" w:hAnsi="Courier New"/>
+      <w:sz w:val="20"/>
+    </w:rPr>
+  </w:style>
+  <w:style w:type="character" w:customStyle="1" w:styleId="20">
     <w:name w:val="WW8Num1z0"/>
     <w:qFormat/>
     <w:uiPriority w:val="0"/>
   </w:style>
-  <w:style w:type="character" w:customStyle="1" w:styleId="18">
+  <w:style w:type="character" w:customStyle="1" w:styleId="21">
     <w:name w:val="WW8Num2z0"/>
     <w:qFormat/>
     <w:uiPriority w:val="0"/>
   </w:style>
-  <w:style w:type="character" w:customStyle="1" w:styleId="19">
+  <w:style w:type="character" w:customStyle="1" w:styleId="22">
     <w:name w:val="WW8Num3z0"/>
     <w:qFormat/>
     <w:uiPriority w:val="0"/>
   </w:style>
-  <w:style w:type="character" w:customStyle="1" w:styleId="20">
+  <w:style w:type="character" w:customStyle="1" w:styleId="23">
     <w:name w:val="WW8Num4z0"/>
     <w:qFormat/>
     <w:uiPriority w:val="0"/>
   </w:style>
-  <w:style w:type="character" w:customStyle="1" w:styleId="21">
+  <w:style w:type="character" w:customStyle="1" w:styleId="24">
     <w:name w:val="WW8Num5z0"/>
     <w:qFormat/>
     <w:uiPriority w:val="0"/>
   </w:style>
-  <w:style w:type="character" w:customStyle="1" w:styleId="22">
+  <w:style w:type="character" w:customStyle="1" w:styleId="25">
     <w:name w:val="WW8Num6z0"/>
     <w:qFormat/>
     <w:uiPriority w:val="0"/>
@@ -9553,17 +8583,17 @@
       <w:rFonts w:ascii="Wingdings" w:hAnsi="Wingdings" w:cs="Wingdings"/>
     </w:rPr>
   </w:style>
-  <w:style w:type="character" w:customStyle="1" w:styleId="23">
+  <w:style w:type="character" w:customStyle="1" w:styleId="26">
     <w:name w:val="WW8Num7z0"/>
     <w:qFormat/>
     <w:uiPriority w:val="0"/>
   </w:style>
-  <w:style w:type="character" w:customStyle="1" w:styleId="24">
+  <w:style w:type="character" w:customStyle="1" w:styleId="27">
     <w:name w:val="WW8Num8z0"/>
     <w:qFormat/>
     <w:uiPriority w:val="0"/>
   </w:style>
-  <w:style w:type="character" w:customStyle="1" w:styleId="25">
+  <w:style w:type="character" w:customStyle="1" w:styleId="28">
     <w:name w:val="WW8Num9z0"/>
     <w:qFormat/>
     <w:uiPriority w:val="0"/>
@@ -9571,32 +8601,32 @@
       <w:rFonts w:ascii="Wingdings" w:hAnsi="Wingdings" w:cs="Wingdings"/>
     </w:rPr>
   </w:style>
-  <w:style w:type="character" w:customStyle="1" w:styleId="26">
+  <w:style w:type="character" w:customStyle="1" w:styleId="29">
     <w:name w:val="WW8Num10z0"/>
     <w:qFormat/>
     <w:uiPriority w:val="0"/>
   </w:style>
-  <w:style w:type="character" w:customStyle="1" w:styleId="27">
+  <w:style w:type="character" w:customStyle="1" w:styleId="30">
     <w:name w:val="WW8Num11z0"/>
     <w:qFormat/>
     <w:uiPriority w:val="0"/>
   </w:style>
-  <w:style w:type="character" w:customStyle="1" w:styleId="28">
+  <w:style w:type="character" w:customStyle="1" w:styleId="31">
     <w:name w:val="WW8Num12z0"/>
     <w:qFormat/>
     <w:uiPriority w:val="0"/>
   </w:style>
-  <w:style w:type="character" w:customStyle="1" w:styleId="29">
+  <w:style w:type="character" w:customStyle="1" w:styleId="32">
     <w:name w:val="WW8Num13z0"/>
     <w:qFormat/>
     <w:uiPriority w:val="0"/>
   </w:style>
-  <w:style w:type="character" w:customStyle="1" w:styleId="30">
+  <w:style w:type="character" w:customStyle="1" w:styleId="33">
     <w:name w:val="WW8Num14z0"/>
     <w:qFormat/>
     <w:uiPriority w:val="0"/>
   </w:style>
-  <w:style w:type="character" w:customStyle="1" w:styleId="31">
+  <w:style w:type="character" w:customStyle="1" w:styleId="34">
     <w:name w:val="WW8Num15z0"/>
     <w:qFormat/>
     <w:uiPriority w:val="0"/>
@@ -9604,47 +8634,47 @@
       <w:rFonts w:ascii="Wingdings" w:hAnsi="Wingdings" w:cs="Wingdings"/>
     </w:rPr>
   </w:style>
-  <w:style w:type="character" w:customStyle="1" w:styleId="32">
+  <w:style w:type="character" w:customStyle="1" w:styleId="35">
     <w:name w:val="WW8Num16z0"/>
     <w:qFormat/>
     <w:uiPriority w:val="0"/>
   </w:style>
-  <w:style w:type="character" w:customStyle="1" w:styleId="33">
+  <w:style w:type="character" w:customStyle="1" w:styleId="36">
     <w:name w:val="WW8Num17z0"/>
     <w:qFormat/>
     <w:uiPriority w:val="0"/>
   </w:style>
-  <w:style w:type="character" w:customStyle="1" w:styleId="34">
+  <w:style w:type="character" w:customStyle="1" w:styleId="37">
     <w:name w:val="WW8Num18z0"/>
     <w:qFormat/>
     <w:uiPriority w:val="0"/>
   </w:style>
-  <w:style w:type="character" w:customStyle="1" w:styleId="35">
+  <w:style w:type="character" w:customStyle="1" w:styleId="38">
     <w:name w:val="WW8Num19z0"/>
     <w:qFormat/>
     <w:uiPriority w:val="0"/>
   </w:style>
-  <w:style w:type="character" w:customStyle="1" w:styleId="36">
+  <w:style w:type="character" w:customStyle="1" w:styleId="39">
     <w:name w:val="WW8Num20z0"/>
     <w:qFormat/>
     <w:uiPriority w:val="0"/>
   </w:style>
-  <w:style w:type="character" w:customStyle="1" w:styleId="37">
+  <w:style w:type="character" w:customStyle="1" w:styleId="40">
     <w:name w:val="WW8Num21z0"/>
     <w:qFormat/>
     <w:uiPriority w:val="0"/>
   </w:style>
-  <w:style w:type="character" w:customStyle="1" w:styleId="38">
+  <w:style w:type="character" w:customStyle="1" w:styleId="41">
     <w:name w:val="WW8Num22z0"/>
     <w:qFormat/>
     <w:uiPriority w:val="0"/>
   </w:style>
-  <w:style w:type="character" w:customStyle="1" w:styleId="39">
+  <w:style w:type="character" w:customStyle="1" w:styleId="42">
     <w:name w:val="WW8Num23z0"/>
     <w:qFormat/>
     <w:uiPriority w:val="0"/>
   </w:style>
-  <w:style w:type="character" w:customStyle="1" w:styleId="40">
+  <w:style w:type="character" w:customStyle="1" w:styleId="43">
     <w:name w:val="WW8Num24z0"/>
     <w:qFormat/>
     <w:uiPriority w:val="0"/>
@@ -9652,7 +8682,7 @@
       <w:rFonts w:ascii="Wingdings" w:hAnsi="Wingdings" w:cs="Wingdings"/>
     </w:rPr>
   </w:style>
-  <w:style w:type="character" w:customStyle="1" w:styleId="41">
+  <w:style w:type="character" w:customStyle="1" w:styleId="44">
     <w:name w:val="WW8Num25z0"/>
     <w:qFormat/>
     <w:uiPriority w:val="0"/>
@@ -9660,7 +8690,7 @@
       <w:rFonts w:ascii="Wingdings" w:hAnsi="Wingdings" w:cs="Wingdings"/>
     </w:rPr>
   </w:style>
-  <w:style w:type="character" w:customStyle="1" w:styleId="42">
+  <w:style w:type="character" w:customStyle="1" w:styleId="45">
     <w:name w:val="WW8Num26z0"/>
     <w:qFormat/>
     <w:uiPriority w:val="0"/>
@@ -9668,27 +8698,27 @@
       <w:rFonts w:ascii="Wingdings" w:hAnsi="Wingdings" w:cs="Wingdings"/>
     </w:rPr>
   </w:style>
-  <w:style w:type="character" w:customStyle="1" w:styleId="43">
+  <w:style w:type="character" w:customStyle="1" w:styleId="46">
     <w:name w:val="WW8Num27z0"/>
     <w:qFormat/>
     <w:uiPriority w:val="0"/>
   </w:style>
-  <w:style w:type="character" w:customStyle="1" w:styleId="44">
+  <w:style w:type="character" w:customStyle="1" w:styleId="47">
     <w:name w:val="WW8Num28z0"/>
     <w:qFormat/>
     <w:uiPriority w:val="0"/>
   </w:style>
-  <w:style w:type="character" w:customStyle="1" w:styleId="45">
+  <w:style w:type="character" w:customStyle="1" w:styleId="48">
     <w:name w:val="WW8Num29z0"/>
     <w:qFormat/>
     <w:uiPriority w:val="0"/>
   </w:style>
-  <w:style w:type="character" w:customStyle="1" w:styleId="46">
+  <w:style w:type="character" w:customStyle="1" w:styleId="49">
     <w:name w:val="WW8Num30z0"/>
     <w:qFormat/>
     <w:uiPriority w:val="0"/>
   </w:style>
-  <w:style w:type="character" w:customStyle="1" w:styleId="47">
+  <w:style w:type="character" w:customStyle="1" w:styleId="50">
     <w:name w:val="WW8Num31z0"/>
     <w:qFormat/>
     <w:uiPriority w:val="0"/>
@@ -9696,12 +8726,12 @@
       <w:rFonts w:ascii="Wingdings" w:hAnsi="Wingdings" w:cs="Wingdings"/>
     </w:rPr>
   </w:style>
-  <w:style w:type="character" w:customStyle="1" w:styleId="48">
+  <w:style w:type="character" w:customStyle="1" w:styleId="51">
     <w:name w:val="WW8Num32z0"/>
     <w:qFormat/>
     <w:uiPriority w:val="0"/>
   </w:style>
-  <w:style w:type="character" w:customStyle="1" w:styleId="49">
+  <w:style w:type="character" w:customStyle="1" w:styleId="52">
     <w:name w:val="WW8Num33z0"/>
     <w:qFormat/>
     <w:uiPriority w:val="0"/>
@@ -9709,42 +8739,42 @@
       <w:rFonts w:ascii="Wingdings" w:hAnsi="Wingdings" w:cs="Wingdings"/>
     </w:rPr>
   </w:style>
-  <w:style w:type="character" w:customStyle="1" w:styleId="50">
+  <w:style w:type="character" w:customStyle="1" w:styleId="53">
     <w:name w:val="WW8Num34z0"/>
     <w:qFormat/>
     <w:uiPriority w:val="0"/>
   </w:style>
-  <w:style w:type="character" w:customStyle="1" w:styleId="51">
+  <w:style w:type="character" w:customStyle="1" w:styleId="54">
     <w:name w:val="WW8Num35z0"/>
     <w:qFormat/>
     <w:uiPriority w:val="0"/>
   </w:style>
-  <w:style w:type="character" w:customStyle="1" w:styleId="52">
+  <w:style w:type="character" w:customStyle="1" w:styleId="55">
     <w:name w:val="WW8Num36z0"/>
     <w:qFormat/>
     <w:uiPriority w:val="0"/>
   </w:style>
-  <w:style w:type="character" w:customStyle="1" w:styleId="53">
+  <w:style w:type="character" w:customStyle="1" w:styleId="56">
     <w:name w:val="WW8Num37z0"/>
     <w:qFormat/>
     <w:uiPriority w:val="0"/>
   </w:style>
-  <w:style w:type="character" w:customStyle="1" w:styleId="54">
+  <w:style w:type="character" w:customStyle="1" w:styleId="57">
     <w:name w:val="WW8Num38z0"/>
     <w:qFormat/>
     <w:uiPriority w:val="0"/>
   </w:style>
-  <w:style w:type="character" w:customStyle="1" w:styleId="55">
+  <w:style w:type="character" w:customStyle="1" w:styleId="58">
     <w:name w:val="WW8Num39z0"/>
     <w:qFormat/>
     <w:uiPriority w:val="0"/>
   </w:style>
-  <w:style w:type="character" w:customStyle="1" w:styleId="56">
+  <w:style w:type="character" w:customStyle="1" w:styleId="59">
     <w:name w:val="WW8Num40z0"/>
     <w:qFormat/>
     <w:uiPriority w:val="0"/>
   </w:style>
-  <w:style w:type="character" w:customStyle="1" w:styleId="57">
+  <w:style w:type="character" w:customStyle="1" w:styleId="60">
     <w:name w:val="WW8Num41z0"/>
     <w:qFormat/>
     <w:uiPriority w:val="0"/>
@@ -9752,22 +8782,22 @@
       <w:rFonts w:ascii="Wingdings" w:hAnsi="Wingdings" w:cs="Wingdings"/>
     </w:rPr>
   </w:style>
-  <w:style w:type="character" w:customStyle="1" w:styleId="58">
+  <w:style w:type="character" w:customStyle="1" w:styleId="61">
     <w:name w:val="WW8Num42z0"/>
     <w:qFormat/>
     <w:uiPriority w:val="0"/>
   </w:style>
-  <w:style w:type="character" w:customStyle="1" w:styleId="59">
+  <w:style w:type="character" w:customStyle="1" w:styleId="62">
     <w:name w:val="WW8Num43z0"/>
     <w:qFormat/>
     <w:uiPriority w:val="0"/>
   </w:style>
-  <w:style w:type="character" w:customStyle="1" w:styleId="60">
+  <w:style w:type="character" w:customStyle="1" w:styleId="63">
     <w:name w:val="默认段落字体1"/>
     <w:qFormat/>
     <w:uiPriority w:val="0"/>
   </w:style>
-  <w:style w:type="character" w:customStyle="1" w:styleId="61">
+  <w:style w:type="character" w:customStyle="1" w:styleId="64">
     <w:name w:val="页眉 Char"/>
     <w:qFormat/>
     <w:uiPriority w:val="0"/>
@@ -9777,7 +8807,7 @@
       <w:szCs w:val="18"/>
     </w:rPr>
   </w:style>
-  <w:style w:type="character" w:customStyle="1" w:styleId="62">
+  <w:style w:type="character" w:customStyle="1" w:styleId="65">
     <w:name w:val="页脚 Char"/>
     <w:qFormat/>
     <w:uiPriority w:val="0"/>
@@ -9787,12 +8817,12 @@
       <w:szCs w:val="18"/>
     </w:rPr>
   </w:style>
-  <w:style w:type="character" w:customStyle="1" w:styleId="63">
+  <w:style w:type="character" w:customStyle="1" w:styleId="66">
     <w:name w:val="Index Link"/>
     <w:qFormat/>
     <w:uiPriority w:val="0"/>
   </w:style>
-  <w:style w:type="paragraph" w:customStyle="1" w:styleId="64">
+  <w:style w:type="paragraph" w:customStyle="1" w:styleId="67">
     <w:name w:val="Heading"/>
     <w:basedOn w:val="1"/>
     <w:next w:val="6"/>
@@ -9808,7 +8838,7 @@
       <w:szCs w:val="28"/>
     </w:rPr>
   </w:style>
-  <w:style w:type="paragraph" w:customStyle="1" w:styleId="65">
+  <w:style w:type="paragraph" w:customStyle="1" w:styleId="68">
     <w:name w:val="Index"/>
     <w:basedOn w:val="1"/>
     <w:qFormat/>
@@ -9820,7 +8850,7 @@
       <w:rFonts w:cs="Lohit Devanagari"/>
     </w:rPr>
   </w:style>
-  <w:style w:type="paragraph" w:customStyle="1" w:styleId="66">
+  <w:style w:type="paragraph" w:customStyle="1" w:styleId="69">
     <w:name w:val="文档结构图1"/>
     <w:basedOn w:val="1"/>
     <w:qFormat/>
@@ -9829,7 +8859,7 @@
       <w:shd w:val="clear" w:fill="000080"/>
     </w:pPr>
   </w:style>
-  <w:style w:type="paragraph" w:customStyle="1" w:styleId="67">
+  <w:style w:type="paragraph" w:customStyle="1" w:styleId="70">
     <w:name w:val="表格首行"/>
     <w:basedOn w:val="1"/>
     <w:qFormat/>
@@ -9845,7 +8875,7 @@
       <w:sz w:val="24"/>
     </w:rPr>
   </w:style>
-  <w:style w:type="paragraph" w:customStyle="1" w:styleId="68">
+  <w:style w:type="paragraph" w:customStyle="1" w:styleId="71">
     <w:name w:val="批注框文本1"/>
     <w:basedOn w:val="1"/>
     <w:qFormat/>
@@ -9855,7 +8885,7 @@
       <w:szCs w:val="18"/>
     </w:rPr>
   </w:style>
-  <w:style w:type="paragraph" w:customStyle="1" w:styleId="69">
+  <w:style w:type="paragraph" w:customStyle="1" w:styleId="72">
     <w:name w:val="Header and Footer"/>
     <w:basedOn w:val="1"/>
     <w:qFormat/>
@@ -9868,7 +8898,7 @@
       </w:tabs>
     </w:pPr>
   </w:style>
-  <w:style w:type="paragraph" w:customStyle="1" w:styleId="70">
+  <w:style w:type="paragraph" w:customStyle="1" w:styleId="73">
     <w:name w:val="Table Contents"/>
     <w:basedOn w:val="1"/>
     <w:qFormat/>
@@ -9878,9 +8908,9 @@
       <w:suppressLineNumbers/>
     </w:pPr>
   </w:style>
-  <w:style w:type="paragraph" w:customStyle="1" w:styleId="71">
+  <w:style w:type="paragraph" w:customStyle="1" w:styleId="74">
     <w:name w:val="Table Heading"/>
-    <w:basedOn w:val="70"/>
+    <w:basedOn w:val="73"/>
     <w:qFormat/>
     <w:uiPriority w:val="0"/>
     <w:pPr>

--- a/模块一缺陷报告.docx
+++ b/模块一缺陷报告.docx
@@ -194,7 +194,7 @@
           </w:tcPr>
           <w:p>
             <w:pPr>
-              <w:pStyle w:val="70"/>
+              <w:pStyle w:val="71"/>
               <w:rPr>
                 <w:sz w:val="21"/>
                 <w:szCs w:val="21"/>
@@ -223,7 +223,7 @@
           </w:tcPr>
           <w:p>
             <w:pPr>
-              <w:pStyle w:val="70"/>
+              <w:pStyle w:val="71"/>
               <w:rPr>
                 <w:sz w:val="21"/>
                 <w:szCs w:val="21"/>
@@ -252,7 +252,7 @@
           </w:tcPr>
           <w:p>
             <w:pPr>
-              <w:pStyle w:val="70"/>
+              <w:pStyle w:val="71"/>
               <w:rPr>
                 <w:sz w:val="21"/>
                 <w:szCs w:val="21"/>
@@ -281,7 +281,7 @@
           </w:tcPr>
           <w:p>
             <w:pPr>
-              <w:pStyle w:val="70"/>
+              <w:pStyle w:val="71"/>
               <w:rPr>
                 <w:sz w:val="21"/>
                 <w:szCs w:val="21"/>
@@ -719,14 +719,14 @@
           </w:r>
           <w:r>
             <w:rPr>
-              <w:rStyle w:val="66"/>
+              <w:rStyle w:val="67"/>
               <w:b w:val="0"/>
             </w:rPr>
             <w:instrText xml:space="preserve"> TOC \o "1-3" \h \z </w:instrText>
           </w:r>
           <w:r>
             <w:rPr>
-              <w:rStyle w:val="66"/>
+              <w:rStyle w:val="67"/>
               <w:b w:val="0"/>
             </w:rPr>
             <w:fldChar w:fldCharType="separate"/>
@@ -1689,7 +1689,7 @@
           </w:pPr>
           <w:r>
             <w:rPr>
-              <w:rStyle w:val="66"/>
+              <w:rStyle w:val="67"/>
               <w:lang w:val="en-US" w:eastAsia="en-US"/>
             </w:rPr>
             <w:fldChar w:fldCharType="end"/>
@@ -1727,6 +1727,8 @@
           <w:docGrid w:type="lines" w:linePitch="312" w:charSpace="0"/>
         </w:sectPr>
       </w:pPr>
+      <w:bookmarkStart w:id="16" w:name="_GoBack"/>
+      <w:bookmarkEnd w:id="16"/>
     </w:p>
     <w:p>
       <w:pPr>
@@ -1755,46 +1757,72 @@
     <w:p>
       <w:pPr>
         <w:spacing w:line="360" w:lineRule="auto"/>
-        <w:ind w:right="0" w:firstLine="420"/>
+        <w:ind w:firstLine="480" w:firstLineChars="200"/>
+        <w:rPr>
+          <w:rFonts w:hint="eastAsia"/>
+          <w:sz w:val="24"/>
+          <w:szCs w:val="24"/>
+        </w:rPr>
       </w:pPr>
+      <w:bookmarkStart w:id="2" w:name="_Toc5803"/>
       <w:r>
-        <w:t>本文档记录模块一测试中发现的代码缺陷，给出缺陷复现步骤、实际结果、预期结果、影响范围和修复建议。</w:t>
+        <w:rPr>
+          <w:rFonts w:hint="eastAsia"/>
+          <w:sz w:val="24"/>
+          <w:szCs w:val="24"/>
+        </w:rPr>
+        <w:t>本文记录在 MMSep 项目 auto_eval.py 评估流程和 cache.py 缓存管理模块测试中确认的三项缺陷。每项缺陷均保留修复前失败现象、触发条件、修复方案和修复后回归结果，供项目组复核和后续维护。</w:t>
       </w:r>
     </w:p>
     <w:p>
       <w:pPr>
-        <w:numPr>
-          <w:ilvl w:val="0"/>
-          <w:numId w:val="2"/>
-        </w:numPr>
         <w:spacing w:line="360" w:lineRule="auto"/>
+        <w:ind w:firstLine="480" w:firstLineChars="200"/>
+        <w:rPr>
+          <w:rFonts w:hint="eastAsia"/>
+          <w:sz w:val="24"/>
+          <w:szCs w:val="24"/>
+        </w:rPr>
       </w:pPr>
       <w:r>
-        <w:t>预期读者：项目组成员和软件测试课程教师。</w:t>
+        <w:rPr>
+          <w:rFonts w:hint="eastAsia"/>
+          <w:sz w:val="24"/>
+          <w:szCs w:val="24"/>
+        </w:rPr>
+        <w:t>测试负责人：汪嘉楠</w:t>
       </w:r>
-    </w:p>
-    <w:p>
-      <w:pPr>
-        <w:numPr>
-          <w:ilvl w:val="0"/>
-          <w:numId w:val="2"/>
-        </w:numPr>
-        <w:spacing w:line="360" w:lineRule="auto"/>
-      </w:pPr>
       <w:r>
-        <w:t>测试负责人：成员A。</w:t>
+        <w:rPr>
+          <w:rFonts w:hint="eastAsia"/>
+          <w:sz w:val="24"/>
+          <w:szCs w:val="24"/>
+        </w:rPr>
+        <w:br w:type="textWrapping"/>
       </w:r>
-    </w:p>
-    <w:p>
-      <w:pPr>
-        <w:numPr>
-          <w:ilvl w:val="0"/>
-          <w:numId w:val="2"/>
-        </w:numPr>
-        <w:spacing w:line="360" w:lineRule="auto"/>
-      </w:pPr>
       <w:r>
-        <w:t>开发人员：根据缺陷报告修复问题。</w:t>
+        <w:rPr>
+          <w:rFonts w:hint="eastAsia"/>
+          <w:sz w:val="24"/>
+          <w:szCs w:val="24"/>
+        </w:rPr>
+        <w:t>开发人员：根据缺陷报告定位并修复代码问题。</w:t>
+      </w:r>
+      <w:r>
+        <w:rPr>
+          <w:rFonts w:hint="eastAsia"/>
+          <w:sz w:val="24"/>
+          <w:szCs w:val="24"/>
+        </w:rPr>
+        <w:br w:type="textWrapping"/>
+      </w:r>
+      <w:r>
+        <w:rPr>
+          <w:rFonts w:hint="eastAsia"/>
+          <w:sz w:val="24"/>
+          <w:szCs w:val="24"/>
+        </w:rPr>
+        <w:t>预期读者：项目组成员、测试人员和开发人员。</w:t>
       </w:r>
     </w:p>
     <w:p>
@@ -1803,7 +1831,6 @@
         <w:spacing w:line="360" w:lineRule="auto"/>
         <w:ind w:left="0" w:firstLine="0"/>
       </w:pPr>
-      <w:bookmarkStart w:id="2" w:name="_Toc5803"/>
       <w:r>
         <w:t>1.2背景</w:t>
       </w:r>
@@ -1812,65 +1839,35 @@
     <w:p>
       <w:pPr>
         <w:spacing w:line="360" w:lineRule="auto"/>
-        <w:ind w:right="0" w:firstLine="420"/>
+        <w:ind w:firstLine="480" w:firstLineChars="200"/>
+        <w:rPr>
+          <w:sz w:val="24"/>
+          <w:szCs w:val="24"/>
+        </w:rPr>
       </w:pPr>
       <w:r>
-        <w:t>项目名称：MMSep；测试对象：auto_eval.py 和 cache.py 基础功能。</w:t>
+        <w:rPr>
+          <w:sz w:val="24"/>
+          <w:szCs w:val="24"/>
+        </w:rPr>
+        <w:t>MMSep 模块一包含评估数据处理和模型缓存管理两部分功能。auto_eval.py 负责数据分块、JSONL 文件读取、Prompt 构造和评分解析；cache.py 负责 KV 缓存的初始化、写入、追加和读取。</w:t>
       </w:r>
     </w:p>
     <w:p>
       <w:pPr>
         <w:spacing w:line="360" w:lineRule="auto"/>
-        <w:ind w:right="0" w:firstLine="420"/>
+        <w:ind w:firstLine="480" w:firstLineChars="200"/>
+        <w:rPr>
+          <w:sz w:val="24"/>
+          <w:szCs w:val="24"/>
+        </w:rPr>
       </w:pPr>
       <w:r>
-        <w:t>被测软件功能：数据分块、JSONL 读取、Prompt 构造、评分解析、KV 写入、缓存追加和 KV 读取。</w:t>
-      </w:r>
-    </w:p>
-    <w:p>
-      <w:pPr>
-        <w:spacing w:line="360" w:lineRule="auto"/>
-        <w:ind w:right="0" w:firstLine="420"/>
-      </w:pPr>
-      <w:r>
-        <w:t>测试范围：auto_eval.py 的 16 条用例和 cache.py 基础部分的 9 条用例。</w:t>
-      </w:r>
-    </w:p>
-    <w:p>
-      <w:pPr>
-        <w:spacing w:line="360" w:lineRule="auto"/>
-        <w:ind w:right="0" w:firstLine="420"/>
-      </w:pPr>
-      <w:r>
-        <w:t>测试人员：</w:t>
-      </w:r>
-      <w:r>
         <w:rPr>
-          <w:rFonts w:hint="eastAsia"/>
-          <w:lang w:val="en-US" w:eastAsia="zh-CN"/>
+          <w:sz w:val="24"/>
+          <w:szCs w:val="24"/>
         </w:rPr>
-        <w:t>汪嘉楠</w:t>
-      </w:r>
-      <w:r>
-        <w:t>。</w:t>
-      </w:r>
-    </w:p>
-    <w:p>
-      <w:pPr>
-        <w:spacing w:line="360" w:lineRule="auto"/>
-        <w:ind w:right="0" w:firstLine="420"/>
-      </w:pPr>
-      <w:r>
-        <w:t>用户：软件测试课程教师和项目组成员。</w:t>
-      </w:r>
-    </w:p>
-    <w:p>
-      <w:pPr>
-        <w:spacing w:line="360" w:lineRule="auto"/>
-        <w:ind w:right="0" w:firstLine="420"/>
-      </w:pPr>
-      <w:r>
-        <w:t>测试方法：等价类划分法、边界值分析法、场景法和错误推测法。</w:t>
+        <w:t>本次测试重点验证两个模块在正常输入、边界输入和异常输入下的处理结果，并通过修复前后的对比测试确认缺陷是否已经解决。</w:t>
       </w:r>
     </w:p>
     <w:p>
@@ -1884,6 +1881,137 @@
         <w:t>1.3定义</w:t>
       </w:r>
       <w:bookmarkEnd w:id="3"/>
+    </w:p>
+    <w:p>
+      <w:pPr>
+        <w:spacing w:line="360" w:lineRule="auto"/>
+        <w:ind w:firstLine="480" w:firstLineChars="200"/>
+        <w:rPr>
+          <w:sz w:val="24"/>
+          <w:szCs w:val="24"/>
+        </w:rPr>
+      </w:pPr>
+      <w:r>
+        <w:rPr>
+          <w:sz w:val="24"/>
+          <w:szCs w:val="24"/>
+        </w:rPr>
+        <w:t>·</w:t>
+      </w:r>
+      <w:r>
+        <w:rPr>
+          <w:rFonts w:hint="eastAsia"/>
+          <w:sz w:val="24"/>
+          <w:szCs w:val="24"/>
+        </w:rPr>
+        <w:t xml:space="preserve">  </w:t>
+      </w:r>
+      <w:r>
+        <w:rPr>
+          <w:sz w:val="24"/>
+          <w:szCs w:val="24"/>
+        </w:rPr>
+        <w:t>回归测试：缺陷修复后重新执行相关测试，确认修复有效且未引入新的问题。</w:t>
+      </w:r>
+    </w:p>
+    <w:p>
+      <w:pPr>
+        <w:spacing w:line="360" w:lineRule="auto"/>
+        <w:ind w:firstLine="480" w:firstLineChars="200"/>
+        <w:rPr>
+          <w:sz w:val="24"/>
+          <w:szCs w:val="24"/>
+        </w:rPr>
+      </w:pPr>
+      <w:r>
+        <w:rPr>
+          <w:rFonts w:hint="default"/>
+          <w:sz w:val="24"/>
+          <w:szCs w:val="24"/>
+        </w:rPr>
+        <w:t>·</w:t>
+      </w:r>
+      <w:r>
+        <w:rPr>
+          <w:rFonts w:hint="eastAsia"/>
+          <w:sz w:val="24"/>
+          <w:szCs w:val="24"/>
+        </w:rPr>
+        <w:t xml:space="preserve">  </w:t>
+      </w:r>
+      <w:r>
+        <w:rPr>
+          <w:sz w:val="24"/>
+          <w:szCs w:val="24"/>
+        </w:rPr>
+        <w:t>Mock：用于模拟外部接口或模型服务的测试替身，避免依赖真实网络服务。</w:t>
+      </w:r>
+    </w:p>
+    <w:p>
+      <w:pPr>
+        <w:spacing w:line="360" w:lineRule="auto"/>
+        <w:ind w:firstLine="480" w:firstLineChars="200"/>
+        <w:rPr>
+          <w:sz w:val="24"/>
+          <w:szCs w:val="24"/>
+        </w:rPr>
+      </w:pPr>
+      <w:r>
+        <w:rPr>
+          <w:rFonts w:hint="default"/>
+          <w:sz w:val="24"/>
+          <w:szCs w:val="24"/>
+        </w:rPr>
+        <w:t>·</w:t>
+      </w:r>
+      <w:r>
+        <w:rPr>
+          <w:rFonts w:hint="eastAsia"/>
+          <w:sz w:val="24"/>
+          <w:szCs w:val="24"/>
+        </w:rPr>
+        <w:t xml:space="preserve">  </w:t>
+      </w:r>
+      <w:r>
+        <w:rPr>
+          <w:sz w:val="24"/>
+          <w:szCs w:val="24"/>
+        </w:rPr>
+        <w:t>JSONL：一种按行存储 JSON 对象的数据格式，本项目用于保存测试问答数据。</w:t>
+      </w:r>
+    </w:p>
+    <w:p>
+      <w:pPr>
+        <w:spacing w:line="360" w:lineRule="auto"/>
+        <w:ind w:firstLine="480" w:firstLineChars="200"/>
+        <w:rPr>
+          <w:sz w:val="24"/>
+          <w:szCs w:val="24"/>
+        </w:rPr>
+      </w:pPr>
+      <w:r>
+        <w:rPr>
+          <w:rFonts w:hint="default"/>
+          <w:sz w:val="24"/>
+          <w:szCs w:val="24"/>
+        </w:rPr>
+        <w:t>·</w:t>
+      </w:r>
+      <w:r>
+        <w:rPr>
+          <w:rFonts w:hint="eastAsia"/>
+          <w:sz w:val="24"/>
+          <w:szCs w:val="24"/>
+        </w:rPr>
+        <w:t xml:space="preserve">  </w:t>
+      </w:r>
+      <w:r>
+        <w:rPr>
+          <w:sz w:val="24"/>
+          <w:szCs w:val="24"/>
+        </w:rPr>
+        <w:t>KV Cache：模型推理过程中保存 key/value 数据的缓存，用于减少重复计算。</w:t>
+      </w:r>
     </w:p>
     <w:p>
       <w:pPr>
@@ -1911,9 +2039,18 @@
     </w:p>
     <w:p>
       <w:pPr>
-        <w:spacing w:before="0" w:after="80" w:line="300" w:lineRule="auto"/>
+        <w:spacing w:line="360" w:lineRule="auto"/>
+        <w:ind w:firstLine="480" w:firstLineChars="200"/>
+        <w:rPr>
+          <w:sz w:val="24"/>
+          <w:szCs w:val="24"/>
+        </w:rPr>
       </w:pPr>
       <w:r>
+        <w:rPr>
+          <w:sz w:val="24"/>
+          <w:szCs w:val="24"/>
+        </w:rPr>
         <w:t>Windows 计算机，使用 CPU 执行测试；测试使用小型张量，不加载完整语言模型。</w:t>
       </w:r>
     </w:p>
@@ -1964,12 +2101,6 @@
             <w:insideH w:val="single" w:color="auto" w:sz="4" w:space="0"/>
             <w:insideV w:val="single" w:color="auto" w:sz="4" w:space="0"/>
           </w:tblBorders>
-          <w:tblCellMar>
-            <w:top w:w="0" w:type="dxa"/>
-            <w:left w:w="108" w:type="dxa"/>
-            <w:bottom w:w="0" w:type="dxa"/>
-            <w:right w:w="108" w:type="dxa"/>
-          </w:tblCellMar>
         </w:tblPrEx>
         <w:trPr>
           <w:trHeight w:val="495" w:hRule="atLeast"/>
@@ -2416,13 +2547,25 @@
     <w:p>
       <w:pPr>
         <w:spacing w:line="360" w:lineRule="auto"/>
-        <w:ind w:right="0" w:firstLine="420"/>
+        <w:ind w:firstLine="480" w:firstLineChars="200"/>
         <w:rPr>
-          <w:color w:val="0000FF"/>
+          <w:sz w:val="24"/>
+          <w:szCs w:val="24"/>
         </w:rPr>
       </w:pPr>
       <w:r>
-        <w:t>auto_eval.py 和 cache.py 基础功能。测试代码分别为 test_auto_eval.py 和 test_cache_basic.py。</w:t>
+        <w:rPr>
+          <w:sz w:val="24"/>
+          <w:szCs w:val="24"/>
+        </w:rPr>
+        <w:t>a</w:t>
+      </w:r>
+      <w:r>
+        <w:rPr>
+          <w:sz w:val="24"/>
+          <w:szCs w:val="24"/>
+        </w:rPr>
+        <w:t>uto_eval.py 和 cache.py 基础功能。测试代码分别为 test_auto_eval.py 和 test_cache_basic.py。</w:t>
       </w:r>
     </w:p>
     <w:p>
@@ -2440,12 +2583,18 @@
     <w:p>
       <w:pPr>
         <w:spacing w:line="360" w:lineRule="auto"/>
-        <w:ind w:firstLine="420" w:firstLineChars="200"/>
+        <w:ind w:firstLine="480" w:firstLineChars="200"/>
         <w:rPr>
           <w:rFonts w:hint="eastAsia"/>
+          <w:sz w:val="24"/>
+          <w:szCs w:val="24"/>
         </w:rPr>
       </w:pPr>
       <w:r>
+        <w:rPr>
+          <w:sz w:val="24"/>
+          <w:szCs w:val="24"/>
+        </w:rPr>
         <w:t>使用 pytest 执行正常输入、边界输入和异常输入测试。auto_eval.py 使用 Mock API，cache.py 使用两层缓存和小型 CPU 张量。</w:t>
       </w:r>
     </w:p>
@@ -2464,13 +2613,19 @@
     <w:p>
       <w:pPr>
         <w:spacing w:line="360" w:lineRule="auto"/>
-        <w:ind w:firstLine="420" w:firstLineChars="200"/>
+        <w:ind w:firstLine="480" w:firstLineChars="200"/>
         <w:rPr>
           <w:rFonts w:hint="eastAsia"/>
           <w:color w:val="0000FF"/>
+          <w:sz w:val="24"/>
+          <w:szCs w:val="24"/>
         </w:rPr>
       </w:pPr>
       <w:r>
+        <w:rPr>
+          <w:sz w:val="24"/>
+          <w:szCs w:val="24"/>
+        </w:rPr>
         <w:t>（1）激活 mmsep-test 环境；（2）执行两个测试文件；（3）记录异常和源代码位置；（4）将结果填写到测试用例清单；（5）使用修复版本进行回归验证。</w:t>
       </w:r>
     </w:p>
@@ -2549,6 +2704,14 @@
         <w:gridCol w:w="1030"/>
       </w:tblGrid>
       <w:tr>
+        <w:tblPrEx>
+          <w:tblCellMar>
+            <w:top w:w="0" w:type="dxa"/>
+            <w:left w:w="108" w:type="dxa"/>
+            <w:bottom w:w="0" w:type="dxa"/>
+            <w:right w:w="108" w:type="dxa"/>
+          </w:tblCellMar>
+        </w:tblPrEx>
         <w:trPr>
           <w:jc w:val="center"/>
         </w:trPr>
@@ -5735,6 +5898,14 @@
         <w:gridCol w:w="1030"/>
       </w:tblGrid>
       <w:tr>
+        <w:tblPrEx>
+          <w:tblCellMar>
+            <w:top w:w="0" w:type="dxa"/>
+            <w:left w:w="108" w:type="dxa"/>
+            <w:bottom w:w="0" w:type="dxa"/>
+            <w:right w:w="108" w:type="dxa"/>
+          </w:tblCellMar>
+        </w:tblPrEx>
         <w:trPr>
           <w:jc w:val="center"/>
         </w:trPr>
@@ -7255,108 +7426,35 @@
     </w:p>
     <w:p>
       <w:pPr>
-        <w:pStyle w:val="13"/>
-        <w:keepNext w:val="0"/>
-        <w:keepLines w:val="0"/>
-        <w:widowControl/>
-        <w:suppressLineNumbers w:val="0"/>
-        <w:ind w:firstLine="420" w:firstLineChars="0"/>
-      </w:pPr>
-      <w:r>
+        <w:spacing w:line="360" w:lineRule="auto"/>
+        <w:ind w:firstLine="480" w:firstLineChars="200"/>
         <w:rPr>
-          <w:rFonts w:hint="eastAsia" w:ascii="宋体" w:hAnsi="宋体" w:eastAsia="宋体" w:cs="宋体"/>
-          <w:sz w:val="24"/>
-          <w:szCs w:val="24"/>
-        </w:rPr>
-        <w:t>本次模块一共发现 3 个缺陷。其中，</w:t>
-      </w:r>
-      <w:r>
-        <w:rPr>
-          <w:rStyle w:val="19"/>
-          <w:rFonts w:hint="eastAsia" w:ascii="宋体" w:hAnsi="宋体" w:eastAsia="宋体" w:cs="宋体"/>
-          <w:sz w:val="24"/>
-          <w:szCs w:val="24"/>
-        </w:rPr>
-        <w:t>auto_eval.py</w:t>
-      </w:r>
-      <w:r>
-        <w:rPr>
-          <w:rFonts w:hint="eastAsia" w:ascii="宋体" w:hAnsi="宋体" w:eastAsia="宋体" w:cs="宋体"/>
-          <w:sz w:val="24"/>
-          <w:szCs w:val="24"/>
-        </w:rPr>
-        <w:t xml:space="preserve"> 有 2 个中等严重程度缺陷，占 66.7%，主要集中在 </w:t>
-      </w:r>
-      <w:r>
-        <w:rPr>
-          <w:rStyle w:val="19"/>
-          <w:rFonts w:hint="eastAsia" w:ascii="宋体" w:hAnsi="宋体" w:eastAsia="宋体" w:cs="宋体"/>
-          <w:sz w:val="24"/>
-          <w:szCs w:val="24"/>
-        </w:rPr>
-        <w:t>split_list()</w:t>
-      </w:r>
-      <w:r>
-        <w:rPr>
-          <w:rFonts w:hint="eastAsia" w:ascii="宋体" w:hAnsi="宋体" w:eastAsia="宋体" w:cs="宋体"/>
-          <w:sz w:val="24"/>
-          <w:szCs w:val="24"/>
-        </w:rPr>
-        <w:t xml:space="preserve"> 的空列表处理和非法参数校验；</w:t>
-      </w:r>
-      <w:r>
-        <w:rPr>
-          <w:rStyle w:val="19"/>
-          <w:rFonts w:hint="eastAsia" w:ascii="宋体" w:hAnsi="宋体" w:eastAsia="宋体" w:cs="宋体"/>
-          <w:sz w:val="24"/>
-          <w:szCs w:val="24"/>
-        </w:rPr>
-        <w:t>cache.py</w:t>
-      </w:r>
-      <w:r>
-        <w:rPr>
-          <w:rFonts w:hint="eastAsia" w:ascii="宋体" w:hAnsi="宋体" w:eastAsia="宋体" w:cs="宋体"/>
-          <w:sz w:val="24"/>
-          <w:szCs w:val="24"/>
-        </w:rPr>
-        <w:t xml:space="preserve"> 有 1 个高严重程度缺陷，占 33.3%，主要表现为 </w:t>
-      </w:r>
-      <w:r>
-        <w:rPr>
-          <w:rStyle w:val="19"/>
-          <w:rFonts w:hint="eastAsia" w:ascii="宋体" w:hAnsi="宋体" w:eastAsia="宋体" w:cs="宋体"/>
-          <w:sz w:val="24"/>
-          <w:szCs w:val="24"/>
-        </w:rPr>
-        <w:t>get_kv_pair()</w:t>
-      </w:r>
-      <w:r>
-        <w:rPr>
-          <w:rFonts w:hint="eastAsia" w:ascii="宋体" w:hAnsi="宋体" w:eastAsia="宋体" w:cs="宋体"/>
-          <w:sz w:val="24"/>
-          <w:szCs w:val="24"/>
-        </w:rPr>
-        <w:t xml:space="preserve"> 无法读取已写入的 KV 缓存。</w:t>
-      </w:r>
-    </w:p>
-    <w:p>
-      <w:pPr>
-        <w:pStyle w:val="13"/>
-        <w:keepNext w:val="0"/>
-        <w:keepLines w:val="0"/>
-        <w:widowControl/>
-        <w:suppressLineNumbers w:val="0"/>
-        <w:ind w:firstLine="420" w:firstLineChars="0"/>
-        <w:jc w:val="left"/>
-        <w:rPr>
-          <w:rFonts w:hint="eastAsia" w:ascii="宋体" w:hAnsi="宋体" w:eastAsia="宋体" w:cs="宋体"/>
           <w:sz w:val="24"/>
           <w:szCs w:val="24"/>
         </w:rPr>
       </w:pPr>
       <w:r>
         <w:rPr>
-          <w:rFonts w:hint="eastAsia" w:ascii="宋体" w:hAnsi="宋体" w:eastAsia="宋体" w:cs="宋体"/>
+          <w:rFonts w:hint="eastAsia"/>
+          <w:sz w:val="24"/>
+          <w:szCs w:val="24"/>
+        </w:rPr>
+        <w:t>本次模块一共发现 3 个缺陷。其中，auto_eval.py 有 2 个中等严重程度缺陷，占 66.7%，主要集中在 split_list() 的空列表处理和非法参数校验；cache.py 有 1 个高严重程度缺陷，占 33.3%，主要表现为 get_kv_pair() 无法读取已写入的 KV 缓存。</w:t>
+      </w:r>
+    </w:p>
+    <w:p>
+      <w:pPr>
+        <w:spacing w:line="360" w:lineRule="auto"/>
+        <w:ind w:firstLine="480" w:firstLineChars="200"/>
+        <w:rPr>
+          <w:rFonts w:hint="eastAsia"/>
+          <w:sz w:val="24"/>
+          <w:szCs w:val="24"/>
+        </w:rPr>
+      </w:pPr>
+      <w:r>
+        <w:rPr>
+          <w:rFonts w:hint="eastAsia"/>
           <w:sz w:val="24"/>
           <w:szCs w:val="24"/>
         </w:rPr>
@@ -7835,26 +7933,6 @@
 <file path=word/numbering.xml><?xml version="1.0" encoding="utf-8"?>
 <w:numbering xmlns:wpc="http://schemas.microsoft.com/office/word/2010/wordprocessingCanvas" xmlns:mc="http://schemas.openxmlformats.org/markup-compatibility/2006" xmlns:o="urn:schemas-microsoft-com:office:office" xmlns:r="http://schemas.openxmlformats.org/officeDocument/2006/relationships" xmlns:m="http://schemas.openxmlformats.org/officeDocument/2006/math" xmlns:v="urn:schemas-microsoft-com:vml" xmlns:wp14="http://schemas.microsoft.com/office/word/2010/wordprocessingDrawing" xmlns:wp="http://schemas.openxmlformats.org/drawingml/2006/wordprocessingDrawing" xmlns:w10="urn:schemas-microsoft-com:office:word" xmlns:w="http://schemas.openxmlformats.org/wordprocessingml/2006/main" xmlns:w14="http://schemas.microsoft.com/office/word/2010/wordml" xmlns:wpg="http://schemas.microsoft.com/office/word/2010/wordprocessingGroup" xmlns:wpi="http://schemas.microsoft.com/office/word/2010/wordprocessingInk" xmlns:wne="http://schemas.microsoft.com/office/word/2006/wordml" xmlns:wps="http://schemas.microsoft.com/office/word/2010/wordprocessingShape" xmlns:wpsCustomData="http://www.wps.cn/officeDocument/2013/wpsCustomData" mc:Ignorable="w14 wp14">
   <w:abstractNum w:abstractNumId="0">
-    <w:nsid w:val="EBC5810D"/>
-    <w:multiLevelType w:val="singleLevel"/>
-    <w:tmpl w:val="EBC5810D"/>
-    <w:lvl w:ilvl="0" w:tentative="0">
-      <w:start w:val="1"/>
-      <w:numFmt w:val="bullet"/>
-      <w:lvlText w:val=""/>
-      <w:lvlJc w:val="left"/>
-      <w:pPr>
-        <w:tabs>
-          <w:tab w:val="left" w:pos="840"/>
-        </w:tabs>
-        <w:ind w:left="840" w:hanging="420"/>
-      </w:pPr>
-      <w:rPr>
-        <w:rFonts w:hint="default" w:ascii="Wingdings" w:hAnsi="Wingdings" w:cs="Wingdings"/>
-      </w:rPr>
-    </w:lvl>
-  </w:abstractNum>
-  <w:abstractNum w:abstractNumId="1">
     <w:nsid w:val="0053208E"/>
     <w:multiLevelType w:val="multilevel"/>
     <w:tmpl w:val="0053208E"/>
@@ -7980,9 +8058,6 @@
     </w:lvl>
   </w:abstractNum>
   <w:num w:numId="1">
-    <w:abstractNumId w:val="1"/>
-  </w:num>
-  <w:num w:numId="2">
     <w:abstractNumId w:val="0"/>
   </w:num>
 </w:numbering>
@@ -8533,6 +8608,15 @@
     </w:tblPr>
   </w:style>
   <w:style w:type="character" w:styleId="18">
+    <w:name w:val="Strong"/>
+    <w:basedOn w:val="17"/>
+    <w:qFormat/>
+    <w:uiPriority w:val="0"/>
+    <w:rPr>
+      <w:b/>
+    </w:rPr>
+  </w:style>
+  <w:style w:type="character" w:styleId="19">
     <w:name w:val="Hyperlink"/>
     <w:qFormat/>
     <w:uiPriority w:val="0"/>
@@ -8541,7 +8625,7 @@
       <w:u w:val="single"/>
     </w:rPr>
   </w:style>
-  <w:style w:type="character" w:styleId="19">
+  <w:style w:type="character" w:styleId="20">
     <w:name w:val="HTML Code"/>
     <w:basedOn w:val="17"/>
     <w:uiPriority w:val="0"/>
@@ -8550,32 +8634,32 @@
       <w:sz w:val="20"/>
     </w:rPr>
   </w:style>
-  <w:style w:type="character" w:customStyle="1" w:styleId="20">
+  <w:style w:type="character" w:customStyle="1" w:styleId="21">
     <w:name w:val="WW8Num1z0"/>
     <w:qFormat/>
     <w:uiPriority w:val="0"/>
   </w:style>
-  <w:style w:type="character" w:customStyle="1" w:styleId="21">
+  <w:style w:type="character" w:customStyle="1" w:styleId="22">
     <w:name w:val="WW8Num2z0"/>
     <w:qFormat/>
     <w:uiPriority w:val="0"/>
   </w:style>
-  <w:style w:type="character" w:customStyle="1" w:styleId="22">
+  <w:style w:type="character" w:customStyle="1" w:styleId="23">
     <w:name w:val="WW8Num3z0"/>
     <w:qFormat/>
     <w:uiPriority w:val="0"/>
   </w:style>
-  <w:style w:type="character" w:customStyle="1" w:styleId="23">
+  <w:style w:type="character" w:customStyle="1" w:styleId="24">
     <w:name w:val="WW8Num4z0"/>
     <w:qFormat/>
     <w:uiPriority w:val="0"/>
   </w:style>
-  <w:style w:type="character" w:customStyle="1" w:styleId="24">
+  <w:style w:type="character" w:customStyle="1" w:styleId="25">
     <w:name w:val="WW8Num5z0"/>
     <w:qFormat/>
     <w:uiPriority w:val="0"/>
   </w:style>
-  <w:style w:type="character" w:customStyle="1" w:styleId="25">
+  <w:style w:type="character" w:customStyle="1" w:styleId="26">
     <w:name w:val="WW8Num6z0"/>
     <w:qFormat/>
     <w:uiPriority w:val="0"/>
@@ -8583,17 +8667,17 @@
       <w:rFonts w:ascii="Wingdings" w:hAnsi="Wingdings" w:cs="Wingdings"/>
     </w:rPr>
   </w:style>
-  <w:style w:type="character" w:customStyle="1" w:styleId="26">
+  <w:style w:type="character" w:customStyle="1" w:styleId="27">
     <w:name w:val="WW8Num7z0"/>
     <w:qFormat/>
     <w:uiPriority w:val="0"/>
   </w:style>
-  <w:style w:type="character" w:customStyle="1" w:styleId="27">
+  <w:style w:type="character" w:customStyle="1" w:styleId="28">
     <w:name w:val="WW8Num8z0"/>
     <w:qFormat/>
     <w:uiPriority w:val="0"/>
   </w:style>
-  <w:style w:type="character" w:customStyle="1" w:styleId="28">
+  <w:style w:type="character" w:customStyle="1" w:styleId="29">
     <w:name w:val="WW8Num9z0"/>
     <w:qFormat/>
     <w:uiPriority w:val="0"/>
@@ -8601,32 +8685,32 @@
       <w:rFonts w:ascii="Wingdings" w:hAnsi="Wingdings" w:cs="Wingdings"/>
     </w:rPr>
   </w:style>
-  <w:style w:type="character" w:customStyle="1" w:styleId="29">
+  <w:style w:type="character" w:customStyle="1" w:styleId="30">
     <w:name w:val="WW8Num10z0"/>
     <w:qFormat/>
     <w:uiPriority w:val="0"/>
   </w:style>
-  <w:style w:type="character" w:customStyle="1" w:styleId="30">
+  <w:style w:type="character" w:customStyle="1" w:styleId="31">
     <w:name w:val="WW8Num11z0"/>
     <w:qFormat/>
     <w:uiPriority w:val="0"/>
   </w:style>
-  <w:style w:type="character" w:customStyle="1" w:styleId="31">
+  <w:style w:type="character" w:customStyle="1" w:styleId="32">
     <w:name w:val="WW8Num12z0"/>
     <w:qFormat/>
     <w:uiPriority w:val="0"/>
   </w:style>
-  <w:style w:type="character" w:customStyle="1" w:styleId="32">
+  <w:style w:type="character" w:customStyle="1" w:styleId="33">
     <w:name w:val="WW8Num13z0"/>
     <w:qFormat/>
     <w:uiPriority w:val="0"/>
   </w:style>
-  <w:style w:type="character" w:customStyle="1" w:styleId="33">
+  <w:style w:type="character" w:customStyle="1" w:styleId="34">
     <w:name w:val="WW8Num14z0"/>
     <w:qFormat/>
     <w:uiPriority w:val="0"/>
   </w:style>
-  <w:style w:type="character" w:customStyle="1" w:styleId="34">
+  <w:style w:type="character" w:customStyle="1" w:styleId="35">
     <w:name w:val="WW8Num15z0"/>
     <w:qFormat/>
     <w:uiPriority w:val="0"/>
@@ -8634,47 +8718,47 @@
       <w:rFonts w:ascii="Wingdings" w:hAnsi="Wingdings" w:cs="Wingdings"/>
     </w:rPr>
   </w:style>
-  <w:style w:type="character" w:customStyle="1" w:styleId="35">
+  <w:style w:type="character" w:customStyle="1" w:styleId="36">
     <w:name w:val="WW8Num16z0"/>
     <w:qFormat/>
     <w:uiPriority w:val="0"/>
   </w:style>
-  <w:style w:type="character" w:customStyle="1" w:styleId="36">
+  <w:style w:type="character" w:customStyle="1" w:styleId="37">
     <w:name w:val="WW8Num17z0"/>
     <w:qFormat/>
     <w:uiPriority w:val="0"/>
   </w:style>
-  <w:style w:type="character" w:customStyle="1" w:styleId="37">
+  <w:style w:type="character" w:customStyle="1" w:styleId="38">
     <w:name w:val="WW8Num18z0"/>
     <w:qFormat/>
     <w:uiPriority w:val="0"/>
   </w:style>
-  <w:style w:type="character" w:customStyle="1" w:styleId="38">
+  <w:style w:type="character" w:customStyle="1" w:styleId="39">
     <w:name w:val="WW8Num19z0"/>
     <w:qFormat/>
     <w:uiPriority w:val="0"/>
   </w:style>
-  <w:style w:type="character" w:customStyle="1" w:styleId="39">
+  <w:style w:type="character" w:customStyle="1" w:styleId="40">
     <w:name w:val="WW8Num20z0"/>
     <w:qFormat/>
     <w:uiPriority w:val="0"/>
   </w:style>
-  <w:style w:type="character" w:customStyle="1" w:styleId="40">
+  <w:style w:type="character" w:customStyle="1" w:styleId="41">
     <w:name w:val="WW8Num21z0"/>
     <w:qFormat/>
     <w:uiPriority w:val="0"/>
   </w:style>
-  <w:style w:type="character" w:customStyle="1" w:styleId="41">
+  <w:style w:type="character" w:customStyle="1" w:styleId="42">
     <w:name w:val="WW8Num22z0"/>
     <w:qFormat/>
     <w:uiPriority w:val="0"/>
   </w:style>
-  <w:style w:type="character" w:customStyle="1" w:styleId="42">
+  <w:style w:type="character" w:customStyle="1" w:styleId="43">
     <w:name w:val="WW8Num23z0"/>
     <w:qFormat/>
     <w:uiPriority w:val="0"/>
   </w:style>
-  <w:style w:type="character" w:customStyle="1" w:styleId="43">
+  <w:style w:type="character" w:customStyle="1" w:styleId="44">
     <w:name w:val="WW8Num24z0"/>
     <w:qFormat/>
     <w:uiPriority w:val="0"/>
@@ -8682,7 +8766,7 @@
       <w:rFonts w:ascii="Wingdings" w:hAnsi="Wingdings" w:cs="Wingdings"/>
     </w:rPr>
   </w:style>
-  <w:style w:type="character" w:customStyle="1" w:styleId="44">
+  <w:style w:type="character" w:customStyle="1" w:styleId="45">
     <w:name w:val="WW8Num25z0"/>
     <w:qFormat/>
     <w:uiPriority w:val="0"/>
@@ -8690,7 +8774,7 @@
       <w:rFonts w:ascii="Wingdings" w:hAnsi="Wingdings" w:cs="Wingdings"/>
     </w:rPr>
   </w:style>
-  <w:style w:type="character" w:customStyle="1" w:styleId="45">
+  <w:style w:type="character" w:customStyle="1" w:styleId="46">
     <w:name w:val="WW8Num26z0"/>
     <w:qFormat/>
     <w:uiPriority w:val="0"/>
@@ -8698,27 +8782,27 @@
       <w:rFonts w:ascii="Wingdings" w:hAnsi="Wingdings" w:cs="Wingdings"/>
     </w:rPr>
   </w:style>
-  <w:style w:type="character" w:customStyle="1" w:styleId="46">
+  <w:style w:type="character" w:customStyle="1" w:styleId="47">
     <w:name w:val="WW8Num27z0"/>
     <w:qFormat/>
     <w:uiPriority w:val="0"/>
   </w:style>
-  <w:style w:type="character" w:customStyle="1" w:styleId="47">
+  <w:style w:type="character" w:customStyle="1" w:styleId="48">
     <w:name w:val="WW8Num28z0"/>
     <w:qFormat/>
     <w:uiPriority w:val="0"/>
   </w:style>
-  <w:style w:type="character" w:customStyle="1" w:styleId="48">
+  <w:style w:type="character" w:customStyle="1" w:styleId="49">
     <w:name w:val="WW8Num29z0"/>
     <w:qFormat/>
     <w:uiPriority w:val="0"/>
   </w:style>
-  <w:style w:type="character" w:customStyle="1" w:styleId="49">
+  <w:style w:type="character" w:customStyle="1" w:styleId="50">
     <w:name w:val="WW8Num30z0"/>
     <w:qFormat/>
     <w:uiPriority w:val="0"/>
   </w:style>
-  <w:style w:type="character" w:customStyle="1" w:styleId="50">
+  <w:style w:type="character" w:customStyle="1" w:styleId="51">
     <w:name w:val="WW8Num31z0"/>
     <w:qFormat/>
     <w:uiPriority w:val="0"/>
@@ -8726,12 +8810,12 @@
       <w:rFonts w:ascii="Wingdings" w:hAnsi="Wingdings" w:cs="Wingdings"/>
     </w:rPr>
   </w:style>
-  <w:style w:type="character" w:customStyle="1" w:styleId="51">
+  <w:style w:type="character" w:customStyle="1" w:styleId="52">
     <w:name w:val="WW8Num32z0"/>
     <w:qFormat/>
     <w:uiPriority w:val="0"/>
   </w:style>
-  <w:style w:type="character" w:customStyle="1" w:styleId="52">
+  <w:style w:type="character" w:customStyle="1" w:styleId="53">
     <w:name w:val="WW8Num33z0"/>
     <w:qFormat/>
     <w:uiPriority w:val="0"/>
@@ -8739,42 +8823,42 @@
       <w:rFonts w:ascii="Wingdings" w:hAnsi="Wingdings" w:cs="Wingdings"/>
     </w:rPr>
   </w:style>
-  <w:style w:type="character" w:customStyle="1" w:styleId="53">
+  <w:style w:type="character" w:customStyle="1" w:styleId="54">
     <w:name w:val="WW8Num34z0"/>
     <w:qFormat/>
     <w:uiPriority w:val="0"/>
   </w:style>
-  <w:style w:type="character" w:customStyle="1" w:styleId="54">
+  <w:style w:type="character" w:customStyle="1" w:styleId="55">
     <w:name w:val="WW8Num35z0"/>
     <w:qFormat/>
     <w:uiPriority w:val="0"/>
   </w:style>
-  <w:style w:type="character" w:customStyle="1" w:styleId="55">
+  <w:style w:type="character" w:customStyle="1" w:styleId="56">
     <w:name w:val="WW8Num36z0"/>
     <w:qFormat/>
     <w:uiPriority w:val="0"/>
   </w:style>
-  <w:style w:type="character" w:customStyle="1" w:styleId="56">
+  <w:style w:type="character" w:customStyle="1" w:styleId="57">
     <w:name w:val="WW8Num37z0"/>
     <w:qFormat/>
     <w:uiPriority w:val="0"/>
   </w:style>
-  <w:style w:type="character" w:customStyle="1" w:styleId="57">
+  <w:style w:type="character" w:customStyle="1" w:styleId="58">
     <w:name w:val="WW8Num38z0"/>
     <w:qFormat/>
     <w:uiPriority w:val="0"/>
   </w:style>
-  <w:style w:type="character" w:customStyle="1" w:styleId="58">
+  <w:style w:type="character" w:customStyle="1" w:styleId="59">
     <w:name w:val="WW8Num39z0"/>
     <w:qFormat/>
     <w:uiPriority w:val="0"/>
   </w:style>
-  <w:style w:type="character" w:customStyle="1" w:styleId="59">
+  <w:style w:type="character" w:customStyle="1" w:styleId="60">
     <w:name w:val="WW8Num40z0"/>
     <w:qFormat/>
     <w:uiPriority w:val="0"/>
   </w:style>
-  <w:style w:type="character" w:customStyle="1" w:styleId="60">
+  <w:style w:type="character" w:customStyle="1" w:styleId="61">
     <w:name w:val="WW8Num41z0"/>
     <w:qFormat/>
     <w:uiPriority w:val="0"/>
@@ -8782,22 +8866,22 @@
       <w:rFonts w:ascii="Wingdings" w:hAnsi="Wingdings" w:cs="Wingdings"/>
     </w:rPr>
   </w:style>
-  <w:style w:type="character" w:customStyle="1" w:styleId="61">
+  <w:style w:type="character" w:customStyle="1" w:styleId="62">
     <w:name w:val="WW8Num42z0"/>
     <w:qFormat/>
     <w:uiPriority w:val="0"/>
   </w:style>
-  <w:style w:type="character" w:customStyle="1" w:styleId="62">
+  <w:style w:type="character" w:customStyle="1" w:styleId="63">
     <w:name w:val="WW8Num43z0"/>
     <w:qFormat/>
     <w:uiPriority w:val="0"/>
   </w:style>
-  <w:style w:type="character" w:customStyle="1" w:styleId="63">
+  <w:style w:type="character" w:customStyle="1" w:styleId="64">
     <w:name w:val="默认段落字体1"/>
     <w:qFormat/>
     <w:uiPriority w:val="0"/>
   </w:style>
-  <w:style w:type="character" w:customStyle="1" w:styleId="64">
+  <w:style w:type="character" w:customStyle="1" w:styleId="65">
     <w:name w:val="页眉 Char"/>
     <w:qFormat/>
     <w:uiPriority w:val="0"/>
@@ -8807,7 +8891,7 @@
       <w:szCs w:val="18"/>
     </w:rPr>
   </w:style>
-  <w:style w:type="character" w:customStyle="1" w:styleId="65">
+  <w:style w:type="character" w:customStyle="1" w:styleId="66">
     <w:name w:val="页脚 Char"/>
     <w:qFormat/>
     <w:uiPriority w:val="0"/>
@@ -8817,12 +8901,12 @@
       <w:szCs w:val="18"/>
     </w:rPr>
   </w:style>
-  <w:style w:type="character" w:customStyle="1" w:styleId="66">
+  <w:style w:type="character" w:customStyle="1" w:styleId="67">
     <w:name w:val="Index Link"/>
     <w:qFormat/>
     <w:uiPriority w:val="0"/>
   </w:style>
-  <w:style w:type="paragraph" w:customStyle="1" w:styleId="67">
+  <w:style w:type="paragraph" w:customStyle="1" w:styleId="68">
     <w:name w:val="Heading"/>
     <w:basedOn w:val="1"/>
     <w:next w:val="6"/>
@@ -8838,7 +8922,7 @@
       <w:szCs w:val="28"/>
     </w:rPr>
   </w:style>
-  <w:style w:type="paragraph" w:customStyle="1" w:styleId="68">
+  <w:style w:type="paragraph" w:customStyle="1" w:styleId="69">
     <w:name w:val="Index"/>
     <w:basedOn w:val="1"/>
     <w:qFormat/>
@@ -8850,7 +8934,7 @@
       <w:rFonts w:cs="Lohit Devanagari"/>
     </w:rPr>
   </w:style>
-  <w:style w:type="paragraph" w:customStyle="1" w:styleId="69">
+  <w:style w:type="paragraph" w:customStyle="1" w:styleId="70">
     <w:name w:val="文档结构图1"/>
     <w:basedOn w:val="1"/>
     <w:qFormat/>
@@ -8859,7 +8943,7 @@
       <w:shd w:val="clear" w:fill="000080"/>
     </w:pPr>
   </w:style>
-  <w:style w:type="paragraph" w:customStyle="1" w:styleId="70">
+  <w:style w:type="paragraph" w:customStyle="1" w:styleId="71">
     <w:name w:val="表格首行"/>
     <w:basedOn w:val="1"/>
     <w:qFormat/>
@@ -8875,7 +8959,7 @@
       <w:sz w:val="24"/>
     </w:rPr>
   </w:style>
-  <w:style w:type="paragraph" w:customStyle="1" w:styleId="71">
+  <w:style w:type="paragraph" w:customStyle="1" w:styleId="72">
     <w:name w:val="批注框文本1"/>
     <w:basedOn w:val="1"/>
     <w:qFormat/>
@@ -8885,7 +8969,7 @@
       <w:szCs w:val="18"/>
     </w:rPr>
   </w:style>
-  <w:style w:type="paragraph" w:customStyle="1" w:styleId="72">
+  <w:style w:type="paragraph" w:customStyle="1" w:styleId="73">
     <w:name w:val="Header and Footer"/>
     <w:basedOn w:val="1"/>
     <w:qFormat/>
@@ -8898,7 +8982,7 @@
       </w:tabs>
     </w:pPr>
   </w:style>
-  <w:style w:type="paragraph" w:customStyle="1" w:styleId="73">
+  <w:style w:type="paragraph" w:customStyle="1" w:styleId="74">
     <w:name w:val="Table Contents"/>
     <w:basedOn w:val="1"/>
     <w:qFormat/>
@@ -8908,9 +8992,9 @@
       <w:suppressLineNumbers/>
     </w:pPr>
   </w:style>
-  <w:style w:type="paragraph" w:customStyle="1" w:styleId="74">
+  <w:style w:type="paragraph" w:customStyle="1" w:styleId="75">
     <w:name w:val="Table Heading"/>
-    <w:basedOn w:val="73"/>
+    <w:basedOn w:val="74"/>
     <w:qFormat/>
     <w:uiPriority w:val="0"/>
     <w:pPr>
